--- a/output/无限宇航/无限宇航融资参考案例.docx
+++ b/output/无限宇航/无限宇航融资参考案例.docx
@@ -36,7 +36,7 @@
           <w:rFonts w:hint="eastAsia"/>
           <w:b w:val="0"/>
         </w:rPr>
-        <w:t>未来宇航与无限宇航同处轨道转移飞行器整机赛道，是国内产品发布进度最快的同业之一。经营主体为北京未来宇航空间科技研究院有限公司，成立于2017年7月，法定代表人牛旼，注册地北京市海淀区。</w:t>
+        <w:t>未来宇航是国内空间飞行器整机研制企业，主营业务为轨道转移飞行器及在轨服务飞行器的研发、制造与运营，经营主体为北京未来宇航空间科技研究院有限公司。2026年4月，公司发布FX锋行系列空间飞行器，覆盖300公斤至4000公斤级多任务平台，可执行多星精确组网部署、空间目标观测、空间碎片清除等任务，锋行一号计划于2026年下半年首飞。公司在北京、雄安、海南、西安、上海、南京、绵阳、深圳、武汉设有十家子公司，其中雄安空间飞行器总装集成测试工厂计划2026年投产，同步启用太空4S店，规划年产60台飞行器。</w:t>
       </w:r>
     </w:p>
     <w:p>
@@ -48,34 +48,7 @@
           <w:rFonts w:hint="eastAsia"/>
           <w:b w:val="0"/>
         </w:rPr>
-        <w:t>产品方面，公司于2026年4月28日发布FX锋行系列空间飞行器，覆盖300公斤至4000公斤级多任务平台，可执行多星精确组网部署、空间目标观测、空间碎片清除等任务。锋行一号计划于2026年下半年首飞。</w:t>
-      </w:r>
-    </w:p>
-    <w:p>
-      <w:pPr>
-        <w:pStyle w:val="005"/>
-      </w:pPr>
-      <w:r>
-        <w:rPr>
-          <w:rFonts w:hint="eastAsia"/>
-          <w:b w:val="0"/>
-        </w:rPr>
-        <w:t>经营状况方面，公司注册资本361.6699万元，实缴322.9195万元，2025年报参保人数20人。公司控股10家子公司，分布于北京、雄安、海南、西安、上海、南京、绵阳、深圳、武汉。其中河北雄安未来宇航科技有限公司对应雄安空间飞行器总装集成测试工厂，该工厂计划2026年投产，同步启用太空4S店，规划年产60台飞行器。</w:t>
-      </w:r>
-    </w:p>
-    <w:p>
-      <w:pPr>
-        <w:pStyle w:val="a4"/>
-        <w:keepNext/>
-        <w:jc w:val="center"/>
-      </w:pPr>
-      <w:r>
-        <w:rPr>
-          <w:rFonts w:hint="eastAsia"/>
-          <w:b/>
-          <w:sz w:val="21"/>
-        </w:rPr>
-        <w:t>表1  未来宇航融资情况</w:t>
+        <w:t>未来宇航系无限宇航同行业公司，产品形态与技术路线最为接近，其融资节奏及融资估值具有一定参考意义，具体情况如下：</w:t>
       </w:r>
     </w:p>
     <w:tbl>
@@ -105,7 +78,7 @@
         </w:trPr>
         <w:tc>
           <w:tcPr>
-            <w:tcW w:w="500" w:type="pct"/>
+            <w:tcW w:w="850" w:type="pct"/>
             <w:tcBorders>
               <w:top w:val="single" w:sz="12" w:space="0" w:color="010000"/>
               <w:bottom w:val="single" w:sz="4" w:space="0" w:color="010000"/>
@@ -123,13 +96,13 @@
                 <w:b/>
                 <w:sz w:val="21"/>
               </w:rPr>
-              <w:t>轮次</w:t>
-            </w:r>
-          </w:p>
-        </w:tc>
-        <w:tc>
-          <w:tcPr>
-            <w:tcW w:w="1100" w:type="pct"/>
+              <w:t>时间</w:t>
+            </w:r>
+          </w:p>
+        </w:tc>
+        <w:tc>
+          <w:tcPr>
+            <w:tcW w:w="800" w:type="pct"/>
             <w:tcBorders>
               <w:top w:val="single" w:sz="12" w:space="0" w:color="010000"/>
               <w:bottom w:val="single" w:sz="4" w:space="0" w:color="010000"/>
@@ -147,13 +120,13 @@
                 <w:b/>
                 <w:sz w:val="21"/>
               </w:rPr>
-              <w:t>时间</w:t>
-            </w:r>
-          </w:p>
-        </w:tc>
-        <w:tc>
-          <w:tcPr>
-            <w:tcW w:w="1000" w:type="pct"/>
+              <w:t>投前估值</w:t>
+            </w:r>
+          </w:p>
+        </w:tc>
+        <w:tc>
+          <w:tcPr>
+            <w:tcW w:w="850" w:type="pct"/>
             <w:tcBorders>
               <w:top w:val="single" w:sz="12" w:space="0" w:color="010000"/>
               <w:bottom w:val="single" w:sz="4" w:space="0" w:color="010000"/>
@@ -171,13 +144,13 @@
                 <w:b/>
                 <w:sz w:val="21"/>
               </w:rPr>
-              <w:t>融资金额</w:t>
-            </w:r>
-          </w:p>
-        </w:tc>
-        <w:tc>
-          <w:tcPr>
-            <w:tcW w:w="2400" w:type="pct"/>
+              <w:t>本次融资金额</w:t>
+            </w:r>
+          </w:p>
+        </w:tc>
+        <w:tc>
+          <w:tcPr>
+            <w:tcW w:w="2500" w:type="pct"/>
             <w:tcBorders>
               <w:top w:val="single" w:sz="12" w:space="0" w:color="010000"/>
               <w:bottom w:val="single" w:sz="4" w:space="0" w:color="010000"/>
@@ -195,7 +168,7 @@
                 <w:b/>
                 <w:sz w:val="21"/>
               </w:rPr>
-              <w:t>投资方</w:t>
+              <w:t>主要投资方</w:t>
             </w:r>
           </w:p>
         </w:tc>
@@ -206,7 +179,7 @@
         </w:trPr>
         <w:tc>
           <w:tcPr>
-            <w:tcW w:w="500" w:type="pct"/>
+            <w:tcW w:w="850" w:type="pct"/>
             <w:tcBorders>
               <w:bottom w:val="single" w:sz="12" w:space="0" w:color="010000"/>
             </w:tcBorders>
@@ -223,13 +196,13 @@
                 <w:b w:val="0"/>
                 <w:sz w:val="21"/>
               </w:rPr>
-              <w:t>A+轮</w:t>
-            </w:r>
-          </w:p>
-        </w:tc>
-        <w:tc>
-          <w:tcPr>
-            <w:tcW w:w="1100" w:type="pct"/>
+              <w:t>2026年A+轮</w:t>
+            </w:r>
+          </w:p>
+        </w:tc>
+        <w:tc>
+          <w:tcPr>
+            <w:tcW w:w="800" w:type="pct"/>
             <w:tcBorders>
               <w:bottom w:val="single" w:sz="12" w:space="0" w:color="010000"/>
             </w:tcBorders>
@@ -246,13 +219,13 @@
                 <w:b w:val="0"/>
                 <w:sz w:val="21"/>
               </w:rPr>
-              <w:t>2026年（工商登记2026年6月）</w:t>
-            </w:r>
-          </w:p>
-        </w:tc>
-        <w:tc>
-          <w:tcPr>
-            <w:tcW w:w="1000" w:type="pct"/>
+              <w:t>约9.2亿元</w:t>
+            </w:r>
+          </w:p>
+        </w:tc>
+        <w:tc>
+          <w:tcPr>
+            <w:tcW w:w="850" w:type="pct"/>
             <w:tcBorders>
               <w:bottom w:val="single" w:sz="12" w:space="0" w:color="010000"/>
             </w:tcBorders>
@@ -269,13 +242,13 @@
                 <w:b w:val="0"/>
                 <w:sz w:val="21"/>
               </w:rPr>
-              <w:t>约8200万元（测算）</w:t>
-            </w:r>
-          </w:p>
-        </w:tc>
-        <w:tc>
-          <w:tcPr>
-            <w:tcW w:w="2400" w:type="pct"/>
+              <w:t>约8200万元</w:t>
+            </w:r>
+          </w:p>
+        </w:tc>
+        <w:tc>
+          <w:tcPr>
+            <w:tcW w:w="2500" w:type="pct"/>
             <w:tcBorders>
               <w:bottom w:val="single" w:sz="12" w:space="0" w:color="010000"/>
             </w:tcBorders>
@@ -300,16 +273,14 @@
     </w:tbl>
     <w:p>
       <w:pPr>
-        <w:pStyle w:val="a4"/>
-        <w:jc w:val="center"/>
+        <w:pStyle w:val="005"/>
       </w:pPr>
       <w:r>
         <w:rPr>
           <w:rFonts w:hint="eastAsia"/>
           <w:b w:val="0"/>
-          <w:sz w:val="11"/>
         </w:rPr>
-        <w:t>资料来源：企查查企业信用报告专业版、公开报道</w:t>
+        <w:t>公司于2026年4月产品发布会期间披露，A+轮融资估值约10亿元。以工商登记的本轮新进股东合计持股8.2142%测算，本次融资金额约8200万元，对应投前估值约9.2亿元。</w:t>
       </w:r>
     </w:p>
     <w:p>
@@ -321,22 +292,7 @@
           <w:rFonts w:hint="eastAsia"/>
           <w:b w:val="0"/>
         </w:rPr>
-        <w:t>企查查未收录未来宇航的融资事件。2026年4月产品发布会期间，媒体报道公司A+轮融资即将完成，估值约10亿元。以工商登记的新进股东合计持股8.2142%与该估值测算，本轮融资金额约8200万元。该估值取自媒体报道，未经公司确认。</w:t>
-      </w:r>
-    </w:p>
-    <w:p>
-      <w:pPr>
-        <w:pStyle w:val="a4"/>
-        <w:keepNext/>
-        <w:jc w:val="center"/>
-      </w:pPr>
-      <w:r>
-        <w:rPr>
-          <w:rFonts w:hint="eastAsia"/>
-          <w:b/>
-          <w:sz w:val="21"/>
-        </w:rPr>
-        <w:t>表2  未来宇航注册资本变更情况</w:t>
+        <w:t>公司注册资本变更情况如下：</w:t>
       </w:r>
     </w:p>
     <w:p>
@@ -397,13 +353,13 @@
                 <w:b/>
                 <w:sz w:val="21"/>
               </w:rPr>
-              <w:t>变更日期</w:t>
-            </w:r>
-          </w:p>
-        </w:tc>
-        <w:tc>
-          <w:tcPr>
-            <w:tcW w:w="1000" w:type="pct"/>
+              <w:t>时间</w:t>
+            </w:r>
+          </w:p>
+        </w:tc>
+        <w:tc>
+          <w:tcPr>
+            <w:tcW w:w="1050" w:type="pct"/>
             <w:tcBorders>
               <w:top w:val="single" w:sz="12" w:space="0" w:color="010000"/>
               <w:bottom w:val="single" w:sz="4" w:space="0" w:color="010000"/>
@@ -427,7 +383,7 @@
         </w:tc>
         <w:tc>
           <w:tcPr>
-            <w:tcW w:w="2250" w:type="pct"/>
+            <w:tcW w:w="2200" w:type="pct"/>
             <w:tcBorders>
               <w:top w:val="single" w:sz="12" w:space="0" w:color="010000"/>
               <w:bottom w:val="single" w:sz="4" w:space="0" w:color="010000"/>
@@ -494,13 +450,13 @@
                 <w:b w:val="0"/>
                 <w:sz w:val="21"/>
               </w:rPr>
-              <w:t>2021-10-19</w:t>
-            </w:r>
-          </w:p>
-        </w:tc>
-        <w:tc>
-          <w:tcPr>
-            <w:tcW w:w="1000" w:type="pct"/>
+              <w:t>2021年10月</w:t>
+            </w:r>
+          </w:p>
+        </w:tc>
+        <w:tc>
+          <w:tcPr>
+            <w:tcW w:w="1050" w:type="pct"/>
             <w:vAlign w:val="center"/>
           </w:tcPr>
           <w:p>
@@ -520,7 +476,7 @@
         </w:tc>
         <w:tc>
           <w:tcPr>
-            <w:tcW w:w="2250" w:type="pct"/>
+            <w:tcW w:w="2200" w:type="pct"/>
             <w:vAlign w:val="center"/>
           </w:tcPr>
           <w:p>
@@ -579,13 +535,13 @@
                 <w:b w:val="0"/>
                 <w:sz w:val="21"/>
               </w:rPr>
-              <w:t>2022-05-07</w:t>
-            </w:r>
-          </w:p>
-        </w:tc>
-        <w:tc>
-          <w:tcPr>
-            <w:tcW w:w="1000" w:type="pct"/>
+              <w:t>2022年5月</w:t>
+            </w:r>
+          </w:p>
+        </w:tc>
+        <w:tc>
+          <w:tcPr>
+            <w:tcW w:w="1050" w:type="pct"/>
             <w:vAlign w:val="center"/>
           </w:tcPr>
           <w:p>
@@ -605,7 +561,7 @@
         </w:tc>
         <w:tc>
           <w:tcPr>
-            <w:tcW w:w="2250" w:type="pct"/>
+            <w:tcW w:w="2200" w:type="pct"/>
             <w:vAlign w:val="center"/>
           </w:tcPr>
           <w:p>
@@ -619,7 +575,7 @@
                 <w:b w:val="0"/>
                 <w:sz w:val="21"/>
               </w:rPr>
-              <w:t>—</w:t>
+              <w:t>原股东增资</w:t>
             </w:r>
           </w:p>
         </w:tc>
@@ -664,13 +620,13 @@
                 <w:b w:val="0"/>
                 <w:sz w:val="21"/>
               </w:rPr>
-              <w:t>2023-10-31</w:t>
-            </w:r>
-          </w:p>
-        </w:tc>
-        <w:tc>
-          <w:tcPr>
-            <w:tcW w:w="1000" w:type="pct"/>
+              <w:t>2023年10月</w:t>
+            </w:r>
+          </w:p>
+        </w:tc>
+        <w:tc>
+          <w:tcPr>
+            <w:tcW w:w="1050" w:type="pct"/>
             <w:vAlign w:val="center"/>
           </w:tcPr>
           <w:p>
@@ -690,7 +646,7 @@
         </w:tc>
         <w:tc>
           <w:tcPr>
-            <w:tcW w:w="2250" w:type="pct"/>
+            <w:tcW w:w="2200" w:type="pct"/>
             <w:vAlign w:val="center"/>
           </w:tcPr>
           <w:p>
@@ -704,7 +660,7 @@
                 <w:b w:val="0"/>
                 <w:sz w:val="21"/>
               </w:rPr>
-              <w:t>—</w:t>
+              <w:t>原股东增资</w:t>
             </w:r>
           </w:p>
         </w:tc>
@@ -749,13 +705,13 @@
                 <w:b w:val="0"/>
                 <w:sz w:val="21"/>
               </w:rPr>
-              <w:t>2024-07-18</w:t>
-            </w:r>
-          </w:p>
-        </w:tc>
-        <w:tc>
-          <w:tcPr>
-            <w:tcW w:w="1000" w:type="pct"/>
+              <w:t>2024年7月</w:t>
+            </w:r>
+          </w:p>
+        </w:tc>
+        <w:tc>
+          <w:tcPr>
+            <w:tcW w:w="1050" w:type="pct"/>
             <w:vAlign w:val="center"/>
           </w:tcPr>
           <w:p>
@@ -775,7 +731,7 @@
         </w:tc>
         <w:tc>
           <w:tcPr>
-            <w:tcW w:w="2250" w:type="pct"/>
+            <w:tcW w:w="2200" w:type="pct"/>
             <w:vAlign w:val="center"/>
           </w:tcPr>
           <w:p>
@@ -789,7 +745,7 @@
                 <w:b w:val="0"/>
                 <w:sz w:val="21"/>
               </w:rPr>
-              <w:t>—</w:t>
+              <w:t>原股东增资</w:t>
             </w:r>
           </w:p>
         </w:tc>
@@ -834,13 +790,13 @@
                 <w:b w:val="0"/>
                 <w:sz w:val="21"/>
               </w:rPr>
-              <w:t>2026-06-03</w:t>
-            </w:r>
-          </w:p>
-        </w:tc>
-        <w:tc>
-          <w:tcPr>
-            <w:tcW w:w="1000" w:type="pct"/>
+              <w:t>2026年6月</w:t>
+            </w:r>
+          </w:p>
+        </w:tc>
+        <w:tc>
+          <w:tcPr>
+            <w:tcW w:w="1050" w:type="pct"/>
             <w:vAlign w:val="center"/>
           </w:tcPr>
           <w:p>
@@ -860,7 +816,7 @@
         </w:tc>
         <w:tc>
           <w:tcPr>
-            <w:tcW w:w="2250" w:type="pct"/>
+            <w:tcW w:w="2200" w:type="pct"/>
             <w:vAlign w:val="center"/>
           </w:tcPr>
           <w:p>
@@ -922,13 +878,13 @@
                 <w:b w:val="0"/>
                 <w:sz w:val="21"/>
               </w:rPr>
-              <w:t>2026-08-13</w:t>
-            </w:r>
-          </w:p>
-        </w:tc>
-        <w:tc>
-          <w:tcPr>
-            <w:tcW w:w="1000" w:type="pct"/>
+              <w:t>2026年8月</w:t>
+            </w:r>
+          </w:p>
+        </w:tc>
+        <w:tc>
+          <w:tcPr>
+            <w:tcW w:w="1050" w:type="pct"/>
             <w:tcBorders>
               <w:bottom w:val="single" w:sz="12" w:space="0" w:color="010000"/>
             </w:tcBorders>
@@ -951,7 +907,7 @@
         </w:tc>
         <w:tc>
           <w:tcPr>
-            <w:tcW w:w="2250" w:type="pct"/>
+            <w:tcW w:w="2200" w:type="pct"/>
             <w:tcBorders>
               <w:bottom w:val="single" w:sz="12" w:space="0" w:color="010000"/>
             </w:tcBorders>
@@ -997,20 +953,6 @@
         </w:tc>
       </w:tr>
     </w:tbl>
-    <w:p>
-      <w:pPr>
-        <w:pStyle w:val="a4"/>
-        <w:jc w:val="center"/>
-      </w:pPr>
-      <w:r>
-        <w:rPr>
-          <w:rFonts w:hint="eastAsia"/>
-          <w:b w:val="0"/>
-          <w:sz w:val="11"/>
-        </w:rPr>
-        <w:t>资料来源：企查查企业信用报告专业版</w:t>
-      </w:r>
-    </w:p>
     <w:p>
       <w:pPr>
         <w:pStyle w:val="004"/>
@@ -1032,7 +974,7 @@
           <w:rFonts w:hint="eastAsia"/>
           <w:b w:val="0"/>
         </w:rPr>
-        <w:t>国宇星辰与无限宇航同属空间在轨服务赛道，业务重心在在轨服务而非异轨部署运输。经营主体为国宇星辰（上海）航天科技有限公司，成立于2022年4月，曾用名国宇星辰（山东）航天科技有限公司，法定代表人张龙，注册地上海市松江区。</w:t>
+        <w:t>国宇星辰是国内专注空间在轨服务的商业航天企业，核心业务围绕卫星全生命周期展开，覆盖在轨验证、在轨延寿、在轨清理三大板块，经营主体为国宇星辰（上海）航天科技有限公司。产品方面，公司构建了覆盖微纳、中型、大型轨道飞行器的产品矩阵，自主研发空间组合动力系统，以解决单一动力系统在比冲、功耗、可靠性方面的平衡问题。自研星迹源一号于2025年5月完成入轨验证。</w:t>
       </w:r>
     </w:p>
     <w:p>
@@ -1044,34 +986,7 @@
           <w:rFonts w:hint="eastAsia"/>
           <w:b w:val="0"/>
         </w:rPr>
-        <w:t>产品方面，公司核心业务覆盖在轨验证、在轨延寿、在轨清理三个板块，构建微纳、中型、大型轨道飞行器产品矩阵，自主研发空间组合动力系统。自研星迹源一号于2025年5月完成入轨验证。</w:t>
-      </w:r>
-    </w:p>
-    <w:p>
-      <w:pPr>
-        <w:pStyle w:val="005"/>
-      </w:pPr>
-      <w:r>
-        <w:rPr>
-          <w:rFonts w:hint="eastAsia"/>
-          <w:b w:val="0"/>
-        </w:rPr>
-        <w:t>经营状况方面，公司注册资本451.5714万元，实缴265.5714万元，2025年报参保人数为0人，企查查标注企业规模为微型。</w:t>
-      </w:r>
-    </w:p>
-    <w:p>
-      <w:pPr>
-        <w:pStyle w:val="a4"/>
-        <w:keepNext/>
-        <w:jc w:val="center"/>
-      </w:pPr>
-      <w:r>
-        <w:rPr>
-          <w:rFonts w:hint="eastAsia"/>
-          <w:b/>
-          <w:sz w:val="21"/>
-        </w:rPr>
-        <w:t>表3  国宇星辰融资情况</w:t>
+        <w:t>国宇星辰系无限宇航同行业公司，其融资节奏及融资估值具有一定参考意义，具体情况如下：</w:t>
       </w:r>
     </w:p>
     <w:tbl>
@@ -1101,7 +1016,7 @@
         </w:trPr>
         <w:tc>
           <w:tcPr>
-            <w:tcW w:w="600" w:type="pct"/>
+            <w:tcW w:w="850" w:type="pct"/>
             <w:tcBorders>
               <w:top w:val="single" w:sz="12" w:space="0" w:color="010000"/>
               <w:bottom w:val="single" w:sz="4" w:space="0" w:color="010000"/>
@@ -1119,7 +1034,7 @@
                 <w:b/>
                 <w:sz w:val="21"/>
               </w:rPr>
-              <w:t>轮次</w:t>
+              <w:t>时间</w:t>
             </w:r>
           </w:p>
         </w:tc>
@@ -1143,13 +1058,13 @@
                 <w:b/>
                 <w:sz w:val="21"/>
               </w:rPr>
-              <w:t>时间</w:t>
-            </w:r>
-          </w:p>
-        </w:tc>
-        <w:tc>
-          <w:tcPr>
-            <w:tcW w:w="800" w:type="pct"/>
+              <w:t>投前估值</w:t>
+            </w:r>
+          </w:p>
+        </w:tc>
+        <w:tc>
+          <w:tcPr>
+            <w:tcW w:w="850" w:type="pct"/>
             <w:tcBorders>
               <w:top w:val="single" w:sz="12" w:space="0" w:color="010000"/>
               <w:bottom w:val="single" w:sz="4" w:space="0" w:color="010000"/>
@@ -1167,13 +1082,13 @@
                 <w:b/>
                 <w:sz w:val="21"/>
               </w:rPr>
-              <w:t>融资金额</w:t>
-            </w:r>
-          </w:p>
-        </w:tc>
-        <w:tc>
-          <w:tcPr>
-            <w:tcW w:w="2800" w:type="pct"/>
+              <w:t>本次融资金额</w:t>
+            </w:r>
+          </w:p>
+        </w:tc>
+        <w:tc>
+          <w:tcPr>
+            <w:tcW w:w="2500" w:type="pct"/>
             <w:tcBorders>
               <w:top w:val="single" w:sz="12" w:space="0" w:color="010000"/>
               <w:bottom w:val="single" w:sz="4" w:space="0" w:color="010000"/>
@@ -1191,7 +1106,7 @@
                 <w:b/>
                 <w:sz w:val="21"/>
               </w:rPr>
-              <w:t>投资方</w:t>
+              <w:t>主要投资方</w:t>
             </w:r>
           </w:p>
         </w:tc>
@@ -1202,21 +1117,21 @@
         </w:trPr>
         <w:tc>
           <w:tcPr>
-            <w:tcW w:w="600" w:type="pct"/>
-            <w:vAlign w:val="center"/>
-          </w:tcPr>
-          <w:p>
-            <w:pPr>
-              <w:keepNext/>
-              <w:jc w:val="center"/>
-            </w:pPr>
-            <w:r>
-              <w:rPr>
-                <w:rFonts w:hint="eastAsia"/>
-                <w:b w:val="0"/>
-                <w:sz w:val="21"/>
-              </w:rPr>
-              <w:t>天使轮</w:t>
+            <w:tcW w:w="850" w:type="pct"/>
+            <w:vAlign w:val="center"/>
+          </w:tcPr>
+          <w:p>
+            <w:pPr>
+              <w:keepNext/>
+              <w:jc w:val="center"/>
+            </w:pPr>
+            <w:r>
+              <w:rPr>
+                <w:rFonts w:hint="eastAsia"/>
+                <w:b w:val="0"/>
+                <w:sz w:val="21"/>
+              </w:rPr>
+              <w:t>2022年10月天使轮</w:t>
             </w:r>
           </w:p>
         </w:tc>
@@ -1236,33 +1151,33 @@
                 <w:b w:val="0"/>
                 <w:sz w:val="21"/>
               </w:rPr>
-              <w:t>2022-10-28</w:t>
-            </w:r>
-          </w:p>
-        </w:tc>
-        <w:tc>
-          <w:tcPr>
-            <w:tcW w:w="800" w:type="pct"/>
-            <w:vAlign w:val="center"/>
-          </w:tcPr>
-          <w:p>
-            <w:pPr>
-              <w:keepNext/>
-              <w:jc w:val="center"/>
-            </w:pPr>
-            <w:r>
-              <w:rPr>
-                <w:rFonts w:hint="eastAsia"/>
-                <w:b w:val="0"/>
-                <w:sz w:val="21"/>
-              </w:rPr>
               <w:t>未披露</w:t>
             </w:r>
           </w:p>
         </w:tc>
         <w:tc>
           <w:tcPr>
-            <w:tcW w:w="2800" w:type="pct"/>
+            <w:tcW w:w="850" w:type="pct"/>
+            <w:vAlign w:val="center"/>
+          </w:tcPr>
+          <w:p>
+            <w:pPr>
+              <w:keepNext/>
+              <w:jc w:val="center"/>
+            </w:pPr>
+            <w:r>
+              <w:rPr>
+                <w:rFonts w:hint="eastAsia"/>
+                <w:b w:val="0"/>
+                <w:sz w:val="21"/>
+              </w:rPr>
+              <w:t>未披露</w:t>
+            </w:r>
+          </w:p>
+        </w:tc>
+        <w:tc>
+          <w:tcPr>
+            <w:tcW w:w="2500" w:type="pct"/>
             <w:vAlign w:val="center"/>
           </w:tcPr>
           <w:p>
@@ -1287,21 +1202,21 @@
         </w:trPr>
         <w:tc>
           <w:tcPr>
-            <w:tcW w:w="600" w:type="pct"/>
-            <w:vAlign w:val="center"/>
-          </w:tcPr>
-          <w:p>
-            <w:pPr>
-              <w:keepNext/>
-              <w:jc w:val="center"/>
-            </w:pPr>
-            <w:r>
-              <w:rPr>
-                <w:rFonts w:hint="eastAsia"/>
-                <w:b w:val="0"/>
-                <w:sz w:val="21"/>
-              </w:rPr>
-              <w:t>Pre-A轮</w:t>
+            <w:tcW w:w="850" w:type="pct"/>
+            <w:vAlign w:val="center"/>
+          </w:tcPr>
+          <w:p>
+            <w:pPr>
+              <w:keepNext/>
+              <w:jc w:val="center"/>
+            </w:pPr>
+            <w:r>
+              <w:rPr>
+                <w:rFonts w:hint="eastAsia"/>
+                <w:b w:val="0"/>
+                <w:sz w:val="21"/>
+              </w:rPr>
+              <w:t>2025年2月Pre-A轮</w:t>
             </w:r>
           </w:p>
         </w:tc>
@@ -1321,33 +1236,33 @@
                 <w:b w:val="0"/>
                 <w:sz w:val="21"/>
               </w:rPr>
-              <w:t>2025-02-28</w:t>
-            </w:r>
-          </w:p>
-        </w:tc>
-        <w:tc>
-          <w:tcPr>
-            <w:tcW w:w="800" w:type="pct"/>
-            <w:vAlign w:val="center"/>
-          </w:tcPr>
-          <w:p>
-            <w:pPr>
-              <w:keepNext/>
-              <w:jc w:val="center"/>
-            </w:pPr>
-            <w:r>
-              <w:rPr>
-                <w:rFonts w:hint="eastAsia"/>
-                <w:b w:val="0"/>
-                <w:sz w:val="21"/>
-              </w:rPr>
               <w:t>未披露</w:t>
             </w:r>
           </w:p>
         </w:tc>
         <w:tc>
           <w:tcPr>
-            <w:tcW w:w="2800" w:type="pct"/>
+            <w:tcW w:w="850" w:type="pct"/>
+            <w:vAlign w:val="center"/>
+          </w:tcPr>
+          <w:p>
+            <w:pPr>
+              <w:keepNext/>
+              <w:jc w:val="center"/>
+            </w:pPr>
+            <w:r>
+              <w:rPr>
+                <w:rFonts w:hint="eastAsia"/>
+                <w:b w:val="0"/>
+                <w:sz w:val="21"/>
+              </w:rPr>
+              <w:t>未披露</w:t>
+            </w:r>
+          </w:p>
+        </w:tc>
+        <w:tc>
+          <w:tcPr>
+            <w:tcW w:w="2500" w:type="pct"/>
             <w:vAlign w:val="center"/>
           </w:tcPr>
           <w:p>
@@ -1372,7 +1287,7 @@
         </w:trPr>
         <w:tc>
           <w:tcPr>
-            <w:tcW w:w="600" w:type="pct"/>
+            <w:tcW w:w="850" w:type="pct"/>
             <w:tcBorders>
               <w:bottom w:val="single" w:sz="12" w:space="0" w:color="010000"/>
             </w:tcBorders>
@@ -1389,7 +1304,7 @@
                 <w:b w:val="0"/>
                 <w:sz w:val="21"/>
               </w:rPr>
-              <w:t>Pre-A+轮</w:t>
+              <w:t>2025年8月Pre-A+轮</w:t>
             </w:r>
           </w:p>
         </w:tc>
@@ -1412,13 +1327,13 @@
                 <w:b w:val="0"/>
                 <w:sz w:val="21"/>
               </w:rPr>
-              <w:t>2025-08-20</w:t>
-            </w:r>
-          </w:p>
-        </w:tc>
-        <w:tc>
-          <w:tcPr>
-            <w:tcW w:w="800" w:type="pct"/>
+              <w:t>约3.3亿至5.6亿元</w:t>
+            </w:r>
+          </w:p>
+        </w:tc>
+        <w:tc>
+          <w:tcPr>
+            <w:tcW w:w="850" w:type="pct"/>
             <w:tcBorders>
               <w:bottom w:val="single" w:sz="12" w:space="0" w:color="010000"/>
             </w:tcBorders>
@@ -1441,7 +1356,7 @@
         </w:tc>
         <w:tc>
           <w:tcPr>
-            <w:tcW w:w="2800" w:type="pct"/>
+            <w:tcW w:w="2500" w:type="pct"/>
             <w:tcBorders>
               <w:bottom w:val="single" w:sz="12" w:space="0" w:color="010000"/>
             </w:tcBorders>
@@ -1466,16 +1381,14 @@
     </w:tbl>
     <w:p>
       <w:pPr>
-        <w:pStyle w:val="a4"/>
-        <w:jc w:val="center"/>
+        <w:pStyle w:val="005"/>
       </w:pPr>
       <w:r>
         <w:rPr>
           <w:rFonts w:hint="eastAsia"/>
           <w:b w:val="0"/>
-          <w:sz w:val="11"/>
         </w:rPr>
-        <w:t>资料来源：企查查企业信用报告专业版</w:t>
+        <w:t>公司累计融资三轮，当前轮次为Pre-A+轮。以该轮新进股东合计持股8.2569%测算，若本次融资金额为3000万元，对应投前估值约3.3亿元；若为5000万元，对应投前估值约5.6亿元。</w:t>
       </w:r>
     </w:p>
     <w:p>
@@ -1487,22 +1400,7 @@
           <w:rFonts w:hint="eastAsia"/>
           <w:b w:val="0"/>
         </w:rPr>
-        <w:t>公司累计融资3次，当前轮次为Pre-A+轮。以该轮新进股东持股8.2569%测算，若融资金额为3000万元，对应投后估值约3.6亿元；若为5000万元，对应投后估值约6.1亿元。天使轮与Pre-A轮金额未披露，无法测算。</w:t>
-      </w:r>
-    </w:p>
-    <w:p>
-      <w:pPr>
-        <w:pStyle w:val="a4"/>
-        <w:keepNext/>
-        <w:jc w:val="center"/>
-      </w:pPr>
-      <w:r>
-        <w:rPr>
-          <w:rFonts w:hint="eastAsia"/>
-          <w:b/>
-          <w:sz w:val="21"/>
-        </w:rPr>
-        <w:t>表4  国宇星辰注册资本变更情况</w:t>
+        <w:t>公司注册资本变更情况如下：</w:t>
       </w:r>
     </w:p>
     <w:p>
@@ -1563,13 +1461,13 @@
                 <w:b/>
                 <w:sz w:val="21"/>
               </w:rPr>
-              <w:t>变更日期</w:t>
-            </w:r>
-          </w:p>
-        </w:tc>
-        <w:tc>
-          <w:tcPr>
-            <w:tcW w:w="1000" w:type="pct"/>
+              <w:t>时间</w:t>
+            </w:r>
+          </w:p>
+        </w:tc>
+        <w:tc>
+          <w:tcPr>
+            <w:tcW w:w="1050" w:type="pct"/>
             <w:tcBorders>
               <w:top w:val="single" w:sz="12" w:space="0" w:color="010000"/>
               <w:bottom w:val="single" w:sz="4" w:space="0" w:color="010000"/>
@@ -1593,7 +1491,7 @@
         </w:tc>
         <w:tc>
           <w:tcPr>
-            <w:tcW w:w="2250" w:type="pct"/>
+            <w:tcW w:w="2200" w:type="pct"/>
             <w:tcBorders>
               <w:top w:val="single" w:sz="12" w:space="0" w:color="010000"/>
               <w:bottom w:val="single" w:sz="4" w:space="0" w:color="010000"/>
@@ -1660,13 +1558,13 @@
                 <w:b w:val="0"/>
                 <w:sz w:val="21"/>
               </w:rPr>
-              <w:t>2022-10-28</w:t>
-            </w:r>
-          </w:p>
-        </w:tc>
-        <w:tc>
-          <w:tcPr>
-            <w:tcW w:w="1000" w:type="pct"/>
+              <w:t>2022年10月</w:t>
+            </w:r>
+          </w:p>
+        </w:tc>
+        <w:tc>
+          <w:tcPr>
+            <w:tcW w:w="1050" w:type="pct"/>
             <w:vAlign w:val="center"/>
           </w:tcPr>
           <w:p>
@@ -1686,7 +1584,7 @@
         </w:tc>
         <w:tc>
           <w:tcPr>
-            <w:tcW w:w="2250" w:type="pct"/>
+            <w:tcW w:w="2200" w:type="pct"/>
             <w:vAlign w:val="center"/>
           </w:tcPr>
           <w:p>
@@ -1745,13 +1643,13 @@
                 <w:b w:val="0"/>
                 <w:sz w:val="21"/>
               </w:rPr>
-              <w:t>2025-02-28</w:t>
-            </w:r>
-          </w:p>
-        </w:tc>
-        <w:tc>
-          <w:tcPr>
-            <w:tcW w:w="1000" w:type="pct"/>
+              <w:t>2025年2月</w:t>
+            </w:r>
+          </w:p>
+        </w:tc>
+        <w:tc>
+          <w:tcPr>
+            <w:tcW w:w="1050" w:type="pct"/>
             <w:vAlign w:val="center"/>
           </w:tcPr>
           <w:p>
@@ -1771,7 +1669,7 @@
         </w:tc>
         <w:tc>
           <w:tcPr>
-            <w:tcW w:w="2250" w:type="pct"/>
+            <w:tcW w:w="2200" w:type="pct"/>
             <w:vAlign w:val="center"/>
           </w:tcPr>
           <w:p>
@@ -1833,13 +1731,13 @@
                 <w:b w:val="0"/>
                 <w:sz w:val="21"/>
               </w:rPr>
-              <w:t>2025-08-20</w:t>
-            </w:r>
-          </w:p>
-        </w:tc>
-        <w:tc>
-          <w:tcPr>
-            <w:tcW w:w="1000" w:type="pct"/>
+              <w:t>2025年8月</w:t>
+            </w:r>
+          </w:p>
+        </w:tc>
+        <w:tc>
+          <w:tcPr>
+            <w:tcW w:w="1050" w:type="pct"/>
             <w:tcBorders>
               <w:bottom w:val="single" w:sz="12" w:space="0" w:color="010000"/>
             </w:tcBorders>
@@ -1862,7 +1760,7 @@
         </w:tc>
         <w:tc>
           <w:tcPr>
-            <w:tcW w:w="2250" w:type="pct"/>
+            <w:tcW w:w="2200" w:type="pct"/>
             <w:tcBorders>
               <w:bottom w:val="single" w:sz="12" w:space="0" w:color="010000"/>
             </w:tcBorders>
@@ -1908,20 +1806,6 @@
         </w:tc>
       </w:tr>
     </w:tbl>
-    <w:p>
-      <w:pPr>
-        <w:pStyle w:val="a4"/>
-        <w:jc w:val="center"/>
-      </w:pPr>
-      <w:r>
-        <w:rPr>
-          <w:rFonts w:hint="eastAsia"/>
-          <w:b w:val="0"/>
-          <w:sz w:val="11"/>
-        </w:rPr>
-        <w:t>资料来源：企查查企业信用报告专业版</w:t>
-      </w:r>
-    </w:p>
     <w:p>
       <w:pPr>
         <w:pStyle w:val="005"/>
@@ -1931,7 +1815,7 @@
           <w:rFonts w:hint="eastAsia"/>
           <w:b w:val="0"/>
         </w:rPr>
-        <w:t>三轮增资的新进股东认缴出资额与当期注册资本增加额完全一致，不存在增资与老股转让并行的情形，持股比例可直接用于估值测算。</w:t>
+        <w:t>三轮增资的新进股东认缴出资额与当期注册资本增加额一致，持股比例可直接用于估值测算。</w:t>
       </w:r>
     </w:p>
     <w:p>
@@ -1955,7 +1839,7 @@
           <w:rFonts w:hint="eastAsia"/>
           <w:b w:val="0"/>
         </w:rPr>
-        <w:t>三垣航天与无限宇航同属空间在轨服务赛道，切入点为在轨操作与碎片清理。经营主体为苏州三垣航天科技有限公司，成立于2022年6月，法定代表人赵磊，注册地江苏省苏州市太仓市。公司第一大股东为北京航天驭星科技股份有限公司，持股51.4539%，三垣航天为其控股子公司，与其余同业的独立创业公司属性不同。</w:t>
+        <w:t>三垣航天是航天航空服务提供商，以空间操作技术研发、空间操作相关装备研制、空间在轨服务业务运营为核心业务，应用场景覆盖空间碎片清理、航天器在轨延寿与加注、在轨维修，经营主体为苏州三垣航天科技有限公司。公司首发技术验证星星西垣0号于2026年3月入轨，为国内首颗由商业公司研制的柔性机械臂在轨操作卫星，在轨完成程控模拟加注、遥操作模拟加注、视觉伺服模拟加注等操作验证。公司控股股东为北京航天驭星科技股份有限公司，持股51.4539%。</w:t>
       </w:r>
     </w:p>
     <w:p>
@@ -1967,34 +1851,7 @@
           <w:rFonts w:hint="eastAsia"/>
           <w:b w:val="0"/>
         </w:rPr>
-        <w:t>产品方面，公司以空间操作技术研发、空间操作装备研制、空间在轨服务运营为核心业务，应用场景包括空间碎片清理、航天器在轨延寿与加注、在轨维修。首发技术验证星命名为星西垣0号，于2026年3月入轨，为国内首颗由商业公司研制的柔性机械臂在轨操作卫星，在轨完成程控模拟加注、遥操作模拟加注、视觉伺服模拟加注等操作验证。</w:t>
-      </w:r>
-    </w:p>
-    <w:p>
-      <w:pPr>
-        <w:pStyle w:val="005"/>
-      </w:pPr>
-      <w:r>
-        <w:rPr>
-          <w:rFonts w:hint="eastAsia"/>
-          <w:b w:val="0"/>
-        </w:rPr>
-        <w:t>经营状况方面，公司注册资本1871.506万元，2025年报参保人数19人，分支机构参保2人。</w:t>
-      </w:r>
-    </w:p>
-    <w:p>
-      <w:pPr>
-        <w:pStyle w:val="a4"/>
-        <w:keepNext/>
-        <w:jc w:val="center"/>
-      </w:pPr>
-      <w:r>
-        <w:rPr>
-          <w:rFonts w:hint="eastAsia"/>
-          <w:b/>
-          <w:sz w:val="21"/>
-        </w:rPr>
-        <w:t>表5  三垣航天融资情况</w:t>
+        <w:t>三垣航天系无限宇航同行业公司，其融资节奏及融资估值具有一定参考意义，具体情况如下：</w:t>
       </w:r>
     </w:p>
     <w:tbl>
@@ -2024,7 +1881,7 @@
         </w:trPr>
         <w:tc>
           <w:tcPr>
-            <w:tcW w:w="600" w:type="pct"/>
+            <w:tcW w:w="850" w:type="pct"/>
             <w:tcBorders>
               <w:top w:val="single" w:sz="12" w:space="0" w:color="010000"/>
               <w:bottom w:val="single" w:sz="4" w:space="0" w:color="010000"/>
@@ -2042,7 +1899,7 @@
                 <w:b/>
                 <w:sz w:val="21"/>
               </w:rPr>
-              <w:t>轮次</w:t>
+              <w:t>时间</w:t>
             </w:r>
           </w:p>
         </w:tc>
@@ -2066,13 +1923,13 @@
                 <w:b/>
                 <w:sz w:val="21"/>
               </w:rPr>
-              <w:t>时间</w:t>
-            </w:r>
-          </w:p>
-        </w:tc>
-        <w:tc>
-          <w:tcPr>
-            <w:tcW w:w="800" w:type="pct"/>
+              <w:t>投前估值</w:t>
+            </w:r>
+          </w:p>
+        </w:tc>
+        <w:tc>
+          <w:tcPr>
+            <w:tcW w:w="850" w:type="pct"/>
             <w:tcBorders>
               <w:top w:val="single" w:sz="12" w:space="0" w:color="010000"/>
               <w:bottom w:val="single" w:sz="4" w:space="0" w:color="010000"/>
@@ -2090,13 +1947,13 @@
                 <w:b/>
                 <w:sz w:val="21"/>
               </w:rPr>
-              <w:t>融资金额</w:t>
-            </w:r>
-          </w:p>
-        </w:tc>
-        <w:tc>
-          <w:tcPr>
-            <w:tcW w:w="2800" w:type="pct"/>
+              <w:t>本次融资金额</w:t>
+            </w:r>
+          </w:p>
+        </w:tc>
+        <w:tc>
+          <w:tcPr>
+            <w:tcW w:w="2500" w:type="pct"/>
             <w:tcBorders>
               <w:top w:val="single" w:sz="12" w:space="0" w:color="010000"/>
               <w:bottom w:val="single" w:sz="4" w:space="0" w:color="010000"/>
@@ -2114,7 +1971,7 @@
                 <w:b/>
                 <w:sz w:val="21"/>
               </w:rPr>
-              <w:t>投资方</w:t>
+              <w:t>主要投资方</w:t>
             </w:r>
           </w:p>
         </w:tc>
@@ -2125,21 +1982,21 @@
         </w:trPr>
         <w:tc>
           <w:tcPr>
-            <w:tcW w:w="600" w:type="pct"/>
-            <w:vAlign w:val="center"/>
-          </w:tcPr>
-          <w:p>
-            <w:pPr>
-              <w:keepNext/>
-              <w:jc w:val="center"/>
-            </w:pPr>
-            <w:r>
-              <w:rPr>
-                <w:rFonts w:hint="eastAsia"/>
-                <w:b w:val="0"/>
-                <w:sz w:val="21"/>
-              </w:rPr>
-              <w:t>天使轮</w:t>
+            <w:tcW w:w="850" w:type="pct"/>
+            <w:vAlign w:val="center"/>
+          </w:tcPr>
+          <w:p>
+            <w:pPr>
+              <w:keepNext/>
+              <w:jc w:val="center"/>
+            </w:pPr>
+            <w:r>
+              <w:rPr>
+                <w:rFonts w:hint="eastAsia"/>
+                <w:b w:val="0"/>
+                <w:sz w:val="21"/>
+              </w:rPr>
+              <w:t>2022年11月天使轮</w:t>
             </w:r>
           </w:p>
         </w:tc>
@@ -2159,13 +2016,13 @@
                 <w:b w:val="0"/>
                 <w:sz w:val="21"/>
               </w:rPr>
-              <w:t>2022-11-01</w:t>
-            </w:r>
-          </w:p>
-        </w:tc>
-        <w:tc>
-          <w:tcPr>
-            <w:tcW w:w="800" w:type="pct"/>
+              <w:t>未披露</w:t>
+            </w:r>
+          </w:p>
+        </w:tc>
+        <w:tc>
+          <w:tcPr>
+            <w:tcW w:w="850" w:type="pct"/>
             <w:vAlign w:val="center"/>
           </w:tcPr>
           <w:p>
@@ -2185,7 +2042,7 @@
         </w:tc>
         <w:tc>
           <w:tcPr>
-            <w:tcW w:w="2800" w:type="pct"/>
+            <w:tcW w:w="2500" w:type="pct"/>
             <w:vAlign w:val="center"/>
           </w:tcPr>
           <w:p>
@@ -2210,21 +2067,21 @@
         </w:trPr>
         <w:tc>
           <w:tcPr>
-            <w:tcW w:w="600" w:type="pct"/>
-            <w:vAlign w:val="center"/>
-          </w:tcPr>
-          <w:p>
-            <w:pPr>
-              <w:keepNext/>
-              <w:jc w:val="center"/>
-            </w:pPr>
-            <w:r>
-              <w:rPr>
-                <w:rFonts w:hint="eastAsia"/>
-                <w:b w:val="0"/>
-                <w:sz w:val="21"/>
-              </w:rPr>
-              <w:t>Pre-A轮</w:t>
+            <w:tcW w:w="850" w:type="pct"/>
+            <w:vAlign w:val="center"/>
+          </w:tcPr>
+          <w:p>
+            <w:pPr>
+              <w:keepNext/>
+              <w:jc w:val="center"/>
+            </w:pPr>
+            <w:r>
+              <w:rPr>
+                <w:rFonts w:hint="eastAsia"/>
+                <w:b w:val="0"/>
+                <w:sz w:val="21"/>
+              </w:rPr>
+              <w:t>2024年3月Pre-A轮</w:t>
             </w:r>
           </w:p>
         </w:tc>
@@ -2244,13 +2101,13 @@
                 <w:b w:val="0"/>
                 <w:sz w:val="21"/>
               </w:rPr>
-              <w:t>2024-03-04</w:t>
-            </w:r>
-          </w:p>
-        </w:tc>
-        <w:tc>
-          <w:tcPr>
-            <w:tcW w:w="800" w:type="pct"/>
+              <w:t>未披露</w:t>
+            </w:r>
+          </w:p>
+        </w:tc>
+        <w:tc>
+          <w:tcPr>
+            <w:tcW w:w="850" w:type="pct"/>
             <w:vAlign w:val="center"/>
           </w:tcPr>
           <w:p>
@@ -2270,7 +2127,7 @@
         </w:tc>
         <w:tc>
           <w:tcPr>
-            <w:tcW w:w="2800" w:type="pct"/>
+            <w:tcW w:w="2500" w:type="pct"/>
             <w:vAlign w:val="center"/>
           </w:tcPr>
           <w:p>
@@ -2295,7 +2152,7 @@
         </w:trPr>
         <w:tc>
           <w:tcPr>
-            <w:tcW w:w="600" w:type="pct"/>
+            <w:tcW w:w="850" w:type="pct"/>
             <w:tcBorders>
               <w:bottom w:val="single" w:sz="12" w:space="0" w:color="010000"/>
             </w:tcBorders>
@@ -2312,7 +2169,7 @@
                 <w:b w:val="0"/>
                 <w:sz w:val="21"/>
               </w:rPr>
-              <w:t>Pre-A+轮</w:t>
+              <w:t>2024年9月Pre-A+轮</w:t>
             </w:r>
           </w:p>
         </w:tc>
@@ -2335,13 +2192,13 @@
                 <w:b w:val="0"/>
                 <w:sz w:val="21"/>
               </w:rPr>
-              <w:t>2024-09-10</w:t>
-            </w:r>
-          </w:p>
-        </w:tc>
-        <w:tc>
-          <w:tcPr>
-            <w:tcW w:w="800" w:type="pct"/>
+              <w:t>约8.7亿至14.5亿元</w:t>
+            </w:r>
+          </w:p>
+        </w:tc>
+        <w:tc>
+          <w:tcPr>
+            <w:tcW w:w="850" w:type="pct"/>
             <w:tcBorders>
               <w:bottom w:val="single" w:sz="12" w:space="0" w:color="010000"/>
             </w:tcBorders>
@@ -2364,7 +2221,7 @@
         </w:tc>
         <w:tc>
           <w:tcPr>
-            <w:tcW w:w="2800" w:type="pct"/>
+            <w:tcW w:w="2500" w:type="pct"/>
             <w:tcBorders>
               <w:bottom w:val="single" w:sz="12" w:space="0" w:color="010000"/>
             </w:tcBorders>
@@ -2389,16 +2246,14 @@
     </w:tbl>
     <w:p>
       <w:pPr>
-        <w:pStyle w:val="a4"/>
-        <w:jc w:val="center"/>
+        <w:pStyle w:val="005"/>
       </w:pPr>
       <w:r>
         <w:rPr>
           <w:rFonts w:hint="eastAsia"/>
           <w:b w:val="0"/>
-          <w:sz w:val="11"/>
         </w:rPr>
-        <w:t>资料来源：企查查企业信用报告专业版</w:t>
+        <w:t>公司累计融资三轮，当前轮次为Pre-A+轮。以该轮新进股东合计持股3.3333%测算，若本次融资金额为3000万元，对应投前估值约8.7亿元；若为5000万元，对应投前估值约14.5亿元。该轮持股比例较低，测算结果对融资金额高度敏感。</w:t>
       </w:r>
     </w:p>
     <w:p>
@@ -2410,22 +2265,7 @@
           <w:rFonts w:hint="eastAsia"/>
           <w:b w:val="0"/>
         </w:rPr>
-        <w:t>公司累计融资3次，当前轮次为Pre-A+轮，三轮金额均披露为数千万元。以Pre-A+轮新进股东持股3.3333%测算，若融资金额为3000万元，对应投后估值约9亿元；若为5000万元，对应投后估值约15亿元。该轮持股比例较低，测算结果对金额高度敏感，区间较宽。</w:t>
-      </w:r>
-    </w:p>
-    <w:p>
-      <w:pPr>
-        <w:pStyle w:val="a4"/>
-        <w:keepNext/>
-        <w:jc w:val="center"/>
-      </w:pPr>
-      <w:r>
-        <w:rPr>
-          <w:rFonts w:hint="eastAsia"/>
-          <w:b/>
-          <w:sz w:val="21"/>
-        </w:rPr>
-        <w:t>表6  三垣航天注册资本变更情况</w:t>
+        <w:t>公司注册资本变更情况如下：</w:t>
       </w:r>
     </w:p>
     <w:p>
@@ -2486,13 +2326,13 @@
                 <w:b/>
                 <w:sz w:val="21"/>
               </w:rPr>
-              <w:t>变更日期</w:t>
-            </w:r>
-          </w:p>
-        </w:tc>
-        <w:tc>
-          <w:tcPr>
-            <w:tcW w:w="1100" w:type="pct"/>
+              <w:t>时间</w:t>
+            </w:r>
+          </w:p>
+        </w:tc>
+        <w:tc>
+          <w:tcPr>
+            <w:tcW w:w="1050" w:type="pct"/>
             <w:tcBorders>
               <w:top w:val="single" w:sz="12" w:space="0" w:color="010000"/>
               <w:bottom w:val="single" w:sz="4" w:space="0" w:color="010000"/>
@@ -2516,7 +2356,7 @@
         </w:tc>
         <w:tc>
           <w:tcPr>
-            <w:tcW w:w="2150" w:type="pct"/>
+            <w:tcW w:w="2200" w:type="pct"/>
             <w:tcBorders>
               <w:top w:val="single" w:sz="12" w:space="0" w:color="010000"/>
               <w:bottom w:val="single" w:sz="4" w:space="0" w:color="010000"/>
@@ -2583,13 +2423,13 @@
                 <w:b w:val="0"/>
                 <w:sz w:val="21"/>
               </w:rPr>
-              <w:t>2023-02-08</w:t>
-            </w:r>
-          </w:p>
-        </w:tc>
-        <w:tc>
-          <w:tcPr>
-            <w:tcW w:w="1100" w:type="pct"/>
+              <w:t>2023年2月</w:t>
+            </w:r>
+          </w:p>
+        </w:tc>
+        <w:tc>
+          <w:tcPr>
+            <w:tcW w:w="1050" w:type="pct"/>
             <w:vAlign w:val="center"/>
           </w:tcPr>
           <w:p>
@@ -2609,7 +2449,7 @@
         </w:tc>
         <w:tc>
           <w:tcPr>
-            <w:tcW w:w="2150" w:type="pct"/>
+            <w:tcW w:w="2200" w:type="pct"/>
             <w:vAlign w:val="center"/>
           </w:tcPr>
           <w:p>
@@ -2668,13 +2508,13 @@
                 <w:b w:val="0"/>
                 <w:sz w:val="21"/>
               </w:rPr>
-              <w:t>2024-06-21</w:t>
-            </w:r>
-          </w:p>
-        </w:tc>
-        <w:tc>
-          <w:tcPr>
-            <w:tcW w:w="1100" w:type="pct"/>
+              <w:t>2024年6月</w:t>
+            </w:r>
+          </w:p>
+        </w:tc>
+        <w:tc>
+          <w:tcPr>
+            <w:tcW w:w="1050" w:type="pct"/>
             <w:vAlign w:val="center"/>
           </w:tcPr>
           <w:p>
@@ -2694,7 +2534,7 @@
         </w:tc>
         <w:tc>
           <w:tcPr>
-            <w:tcW w:w="2150" w:type="pct"/>
+            <w:tcW w:w="2200" w:type="pct"/>
             <w:vAlign w:val="center"/>
           </w:tcPr>
           <w:p>
@@ -2756,13 +2596,13 @@
                 <w:b w:val="0"/>
                 <w:sz w:val="21"/>
               </w:rPr>
-              <w:t>2024-10-14</w:t>
-            </w:r>
-          </w:p>
-        </w:tc>
-        <w:tc>
-          <w:tcPr>
-            <w:tcW w:w="1100" w:type="pct"/>
+              <w:t>2024年10月</w:t>
+            </w:r>
+          </w:p>
+        </w:tc>
+        <w:tc>
+          <w:tcPr>
+            <w:tcW w:w="1050" w:type="pct"/>
             <w:tcBorders>
               <w:bottom w:val="single" w:sz="12" w:space="0" w:color="010000"/>
             </w:tcBorders>
@@ -2785,7 +2625,7 @@
         </w:tc>
         <w:tc>
           <w:tcPr>
-            <w:tcW w:w="2150" w:type="pct"/>
+            <w:tcW w:w="2200" w:type="pct"/>
             <w:tcBorders>
               <w:bottom w:val="single" w:sz="12" w:space="0" w:color="010000"/>
             </w:tcBorders>
@@ -2831,20 +2671,6 @@
         </w:tc>
       </w:tr>
     </w:tbl>
-    <w:p>
-      <w:pPr>
-        <w:pStyle w:val="a4"/>
-        <w:jc w:val="center"/>
-      </w:pPr>
-      <w:r>
-        <w:rPr>
-          <w:rFonts w:hint="eastAsia"/>
-          <w:b w:val="0"/>
-          <w:sz w:val="11"/>
-        </w:rPr>
-        <w:t>资料来源：企查查企业信用报告专业版</w:t>
-      </w:r>
-    </w:p>
     <w:p>
       <w:pPr>
         <w:pStyle w:val="005"/>
@@ -2854,7 +2680,7 @@
           <w:rFonts w:hint="eastAsia"/>
           <w:b w:val="0"/>
         </w:rPr>
-        <w:t>天使轮与Pre-A轮的新进股东认缴出资额高于当期注册资本增加额，两轮存在增资与老股受让并行的情形，表中持股比例取自工商登记的持股变动记录，与注册资本增加额不构成直接对应。Pre-A+轮新进股东认缴出资额与当期注册资本增加额一致。</w:t>
+        <w:t>天使轮与Pre-A轮的新进股东认缴出资额高于当期注册资本增加额，两轮为增资与老股受让并行，表中持股比例取自工商登记的持股变动记录。Pre-A+轮新进股东认缴出资额与当期注册资本增加额一致。</w:t>
       </w:r>
     </w:p>
     <w:p>
@@ -2878,7 +2704,7 @@
           <w:rFonts w:hint="eastAsia"/>
           <w:b w:val="0"/>
         </w:rPr>
-        <w:t>遨天科技位于无限宇航的上游相邻环节。公司以卫星动力系统起家，业务规划延伸至空间在轨服务，与无限宇航的整机路线不完全重合。经营主体为遨天科技（北京）有限公司，成立于2018年6月，法定代表人王红霞，注册地北京市海淀区。</w:t>
+        <w:t>遨天科技是体系级空间在轨服务宇航公司，核心产品和服务涵盖卫星动力系统的研发、生产和销售，以及空间碎片监测和空间轨道服务，经营主体为遨天科技（北京）有限公司。公司于2025年11月中标中国星网网络系统研究院有限公司、中国星网易联供应链有限公司的低轨星座卫星电推进仿真系统项目，2024年10月中标无锡市梁天溪引航天工业有限公司LX630星座系统项目。公司注册资本4251.0383万元并已全额实缴，2025年报参保人数128人，人员规模在国内同业中居首。</w:t>
       </w:r>
     </w:p>
     <w:p>
@@ -2890,34 +2716,7 @@
           <w:rFonts w:hint="eastAsia"/>
           <w:b w:val="0"/>
         </w:rPr>
-        <w:t>产品方面，公司核心产品和服务涵盖卫星动力系统的研发生产销售、空间碎片监测及空间轨道服务。公开招投标记录显示，公司于2025年11月中标中国星网网络系统研究院有限公司、中国星网易联供应链有限公司的低轨星座卫星电推进仿真系统项目，2024年10月中标无锡市梁天溪引航天工业有限公司LX630星座系统项目，2023年9月中标武汉大学卫星电推进设备项目，中标金额14.52万元。</w:t>
-      </w:r>
-    </w:p>
-    <w:p>
-      <w:pPr>
-        <w:pStyle w:val="005"/>
-      </w:pPr>
-      <w:r>
-        <w:rPr>
-          <w:rFonts w:hint="eastAsia"/>
-          <w:b w:val="0"/>
-        </w:rPr>
-        <w:t>经营状况方面，公司注册资本4251.0383万元并已全额实缴，2025年报参保人数128人，企查查标注企业规模为中型，是本材料所列国内同业中人员规模最大的一家。公司共有29名股东。</w:t>
-      </w:r>
-    </w:p>
-    <w:p>
-      <w:pPr>
-        <w:pStyle w:val="a4"/>
-        <w:keepNext/>
-        <w:jc w:val="center"/>
-      </w:pPr>
-      <w:r>
-        <w:rPr>
-          <w:rFonts w:hint="eastAsia"/>
-          <w:b/>
-          <w:sz w:val="21"/>
-        </w:rPr>
-        <w:t>表7  遨天科技融资情况</w:t>
+        <w:t>遨天科技系无限宇航上游同行业公司，累计完成十一轮融资，当前轮次为B+轮，为国内同业中轮次最靠后的一家，其融资节奏具有一定参考意义，具体情况如下：</w:t>
       </w:r>
     </w:p>
     <w:tbl>
@@ -2947,7 +2746,7 @@
         </w:trPr>
         <w:tc>
           <w:tcPr>
-            <w:tcW w:w="500" w:type="pct"/>
+            <w:tcW w:w="850" w:type="pct"/>
             <w:tcBorders>
               <w:top w:val="single" w:sz="12" w:space="0" w:color="010000"/>
               <w:bottom w:val="single" w:sz="4" w:space="0" w:color="010000"/>
@@ -2965,13 +2764,13 @@
                 <w:b/>
                 <w:sz w:val="21"/>
               </w:rPr>
-              <w:t>轮次</w:t>
-            </w:r>
-          </w:p>
-        </w:tc>
-        <w:tc>
-          <w:tcPr>
-            <w:tcW w:w="1200" w:type="pct"/>
+              <w:t>时间</w:t>
+            </w:r>
+          </w:p>
+        </w:tc>
+        <w:tc>
+          <w:tcPr>
+            <w:tcW w:w="800" w:type="pct"/>
             <w:tcBorders>
               <w:top w:val="single" w:sz="12" w:space="0" w:color="010000"/>
               <w:bottom w:val="single" w:sz="4" w:space="0" w:color="010000"/>
@@ -2989,13 +2788,13 @@
                 <w:b/>
                 <w:sz w:val="21"/>
               </w:rPr>
-              <w:t>时间</w:t>
-            </w:r>
-          </w:p>
-        </w:tc>
-        <w:tc>
-          <w:tcPr>
-            <w:tcW w:w="700" w:type="pct"/>
+              <w:t>投前估值</w:t>
+            </w:r>
+          </w:p>
+        </w:tc>
+        <w:tc>
+          <w:tcPr>
+            <w:tcW w:w="850" w:type="pct"/>
             <w:tcBorders>
               <w:top w:val="single" w:sz="12" w:space="0" w:color="010000"/>
               <w:bottom w:val="single" w:sz="4" w:space="0" w:color="010000"/>
@@ -3013,13 +2812,13 @@
                 <w:b/>
                 <w:sz w:val="21"/>
               </w:rPr>
-              <w:t>融资金额</w:t>
-            </w:r>
-          </w:p>
-        </w:tc>
-        <w:tc>
-          <w:tcPr>
-            <w:tcW w:w="2600" w:type="pct"/>
+              <w:t>本次融资金额</w:t>
+            </w:r>
+          </w:p>
+        </w:tc>
+        <w:tc>
+          <w:tcPr>
+            <w:tcW w:w="2500" w:type="pct"/>
             <w:tcBorders>
               <w:top w:val="single" w:sz="12" w:space="0" w:color="010000"/>
               <w:bottom w:val="single" w:sz="4" w:space="0" w:color="010000"/>
@@ -3037,7 +2836,7 @@
                 <w:b/>
                 <w:sz w:val="21"/>
               </w:rPr>
-              <w:t>投资方</w:t>
+              <w:t>主要投资方</w:t>
             </w:r>
           </w:p>
         </w:tc>
@@ -3048,47 +2847,27 @@
         </w:trPr>
         <w:tc>
           <w:tcPr>
-            <w:tcW w:w="500" w:type="pct"/>
-            <w:vAlign w:val="center"/>
-          </w:tcPr>
-          <w:p>
-            <w:pPr>
-              <w:keepNext/>
-              <w:jc w:val="center"/>
-            </w:pPr>
-            <w:r>
-              <w:rPr>
-                <w:rFonts w:hint="eastAsia"/>
-                <w:b w:val="0"/>
-                <w:sz w:val="21"/>
-              </w:rPr>
-              <w:t>A轮</w:t>
-            </w:r>
-          </w:p>
-        </w:tc>
-        <w:tc>
-          <w:tcPr>
-            <w:tcW w:w="1200" w:type="pct"/>
-            <w:vAlign w:val="center"/>
-          </w:tcPr>
-          <w:p>
-            <w:pPr>
-              <w:keepNext/>
-              <w:jc w:val="center"/>
-            </w:pPr>
-            <w:r>
-              <w:rPr>
-                <w:rFonts w:hint="eastAsia"/>
-                <w:b w:val="0"/>
-                <w:sz w:val="21"/>
-              </w:rPr>
-              <w:t>2019-09-05至2020-12-30</w:t>
-            </w:r>
-          </w:p>
-        </w:tc>
-        <w:tc>
-          <w:tcPr>
-            <w:tcW w:w="700" w:type="pct"/>
+            <w:tcW w:w="850" w:type="pct"/>
+            <w:vAlign w:val="center"/>
+          </w:tcPr>
+          <w:p>
+            <w:pPr>
+              <w:keepNext/>
+              <w:jc w:val="center"/>
+            </w:pPr>
+            <w:r>
+              <w:rPr>
+                <w:rFonts w:hint="eastAsia"/>
+                <w:b w:val="0"/>
+                <w:sz w:val="21"/>
+              </w:rPr>
+              <w:t>2019年9月至2020年12月A轮</w:t>
+            </w:r>
+          </w:p>
+        </w:tc>
+        <w:tc>
+          <w:tcPr>
+            <w:tcW w:w="800" w:type="pct"/>
             <w:vAlign w:val="center"/>
           </w:tcPr>
           <w:p>
@@ -3108,7 +2887,27 @@
         </w:tc>
         <w:tc>
           <w:tcPr>
-            <w:tcW w:w="2600" w:type="pct"/>
+            <w:tcW w:w="850" w:type="pct"/>
+            <w:vAlign w:val="center"/>
+          </w:tcPr>
+          <w:p>
+            <w:pPr>
+              <w:keepNext/>
+              <w:jc w:val="center"/>
+            </w:pPr>
+            <w:r>
+              <w:rPr>
+                <w:rFonts w:hint="eastAsia"/>
+                <w:b w:val="0"/>
+                <w:sz w:val="21"/>
+              </w:rPr>
+              <w:t>未披露</w:t>
+            </w:r>
+          </w:p>
+        </w:tc>
+        <w:tc>
+          <w:tcPr>
+            <w:tcW w:w="2500" w:type="pct"/>
             <w:vAlign w:val="center"/>
           </w:tcPr>
           <w:p>
@@ -3122,7 +2921,7 @@
                 <w:b w:val="0"/>
                 <w:sz w:val="21"/>
               </w:rPr>
-              <w:t>中关村发展启航基金、经纬创投、巢生资本等</w:t>
+              <w:t>中关村发展启航基金、经纬创投、巢生资本</w:t>
             </w:r>
           </w:p>
         </w:tc>
@@ -3133,47 +2932,27 @@
         </w:trPr>
         <w:tc>
           <w:tcPr>
-            <w:tcW w:w="500" w:type="pct"/>
-            <w:vAlign w:val="center"/>
-          </w:tcPr>
-          <w:p>
-            <w:pPr>
-              <w:keepNext/>
-              <w:jc w:val="center"/>
-            </w:pPr>
-            <w:r>
-              <w:rPr>
-                <w:rFonts w:hint="eastAsia"/>
-                <w:b w:val="0"/>
-                <w:sz w:val="21"/>
-              </w:rPr>
-              <w:t>A+轮</w:t>
-            </w:r>
-          </w:p>
-        </w:tc>
-        <w:tc>
-          <w:tcPr>
-            <w:tcW w:w="1200" w:type="pct"/>
-            <w:vAlign w:val="center"/>
-          </w:tcPr>
-          <w:p>
-            <w:pPr>
-              <w:keepNext/>
-              <w:jc w:val="center"/>
-            </w:pPr>
-            <w:r>
-              <w:rPr>
-                <w:rFonts w:hint="eastAsia"/>
-                <w:b w:val="0"/>
-                <w:sz w:val="21"/>
-              </w:rPr>
-              <w:t>2021-12-01至2021-12-24</w:t>
-            </w:r>
-          </w:p>
-        </w:tc>
-        <w:tc>
-          <w:tcPr>
-            <w:tcW w:w="700" w:type="pct"/>
+            <w:tcW w:w="850" w:type="pct"/>
+            <w:vAlign w:val="center"/>
+          </w:tcPr>
+          <w:p>
+            <w:pPr>
+              <w:keepNext/>
+              <w:jc w:val="center"/>
+            </w:pPr>
+            <w:r>
+              <w:rPr>
+                <w:rFonts w:hint="eastAsia"/>
+                <w:b w:val="0"/>
+                <w:sz w:val="21"/>
+              </w:rPr>
+              <w:t>2021年12月A+轮</w:t>
+            </w:r>
+          </w:p>
+        </w:tc>
+        <w:tc>
+          <w:tcPr>
+            <w:tcW w:w="800" w:type="pct"/>
             <w:vAlign w:val="center"/>
           </w:tcPr>
           <w:p>
@@ -3193,7 +2972,27 @@
         </w:tc>
         <w:tc>
           <w:tcPr>
-            <w:tcW w:w="2600" w:type="pct"/>
+            <w:tcW w:w="850" w:type="pct"/>
+            <w:vAlign w:val="center"/>
+          </w:tcPr>
+          <w:p>
+            <w:pPr>
+              <w:keepNext/>
+              <w:jc w:val="center"/>
+            </w:pPr>
+            <w:r>
+              <w:rPr>
+                <w:rFonts w:hint="eastAsia"/>
+                <w:b w:val="0"/>
+                <w:sz w:val="21"/>
+              </w:rPr>
+              <w:t>未披露</w:t>
+            </w:r>
+          </w:p>
+        </w:tc>
+        <w:tc>
+          <w:tcPr>
+            <w:tcW w:w="2500" w:type="pct"/>
             <w:vAlign w:val="center"/>
           </w:tcPr>
           <w:p>
@@ -3218,47 +3017,27 @@
         </w:trPr>
         <w:tc>
           <w:tcPr>
-            <w:tcW w:w="500" w:type="pct"/>
-            <w:vAlign w:val="center"/>
-          </w:tcPr>
-          <w:p>
-            <w:pPr>
-              <w:keepNext/>
-              <w:jc w:val="center"/>
-            </w:pPr>
-            <w:r>
-              <w:rPr>
-                <w:rFonts w:hint="eastAsia"/>
-                <w:b w:val="0"/>
-                <w:sz w:val="21"/>
-              </w:rPr>
-              <w:t>B轮</w:t>
-            </w:r>
-          </w:p>
-        </w:tc>
-        <w:tc>
-          <w:tcPr>
-            <w:tcW w:w="1200" w:type="pct"/>
-            <w:vAlign w:val="center"/>
-          </w:tcPr>
-          <w:p>
-            <w:pPr>
-              <w:keepNext/>
-              <w:jc w:val="center"/>
-            </w:pPr>
-            <w:r>
-              <w:rPr>
-                <w:rFonts w:hint="eastAsia"/>
-                <w:b w:val="0"/>
-                <w:sz w:val="21"/>
-              </w:rPr>
-              <w:t>2023-06-07至2024-02-04</w:t>
-            </w:r>
-          </w:p>
-        </w:tc>
-        <w:tc>
-          <w:tcPr>
-            <w:tcW w:w="700" w:type="pct"/>
+            <w:tcW w:w="850" w:type="pct"/>
+            <w:vAlign w:val="center"/>
+          </w:tcPr>
+          <w:p>
+            <w:pPr>
+              <w:keepNext/>
+              <w:jc w:val="center"/>
+            </w:pPr>
+            <w:r>
+              <w:rPr>
+                <w:rFonts w:hint="eastAsia"/>
+                <w:b w:val="0"/>
+                <w:sz w:val="21"/>
+              </w:rPr>
+              <w:t>2023年6月至2024年2月B轮</w:t>
+            </w:r>
+          </w:p>
+        </w:tc>
+        <w:tc>
+          <w:tcPr>
+            <w:tcW w:w="800" w:type="pct"/>
             <w:vAlign w:val="center"/>
           </w:tcPr>
           <w:p>
@@ -3278,7 +3057,27 @@
         </w:tc>
         <w:tc>
           <w:tcPr>
-            <w:tcW w:w="2600" w:type="pct"/>
+            <w:tcW w:w="850" w:type="pct"/>
+            <w:vAlign w:val="center"/>
+          </w:tcPr>
+          <w:p>
+            <w:pPr>
+              <w:keepNext/>
+              <w:jc w:val="center"/>
+            </w:pPr>
+            <w:r>
+              <w:rPr>
+                <w:rFonts w:hint="eastAsia"/>
+                <w:b w:val="0"/>
+                <w:sz w:val="21"/>
+              </w:rPr>
+              <w:t>未披露</w:t>
+            </w:r>
+          </w:p>
+        </w:tc>
+        <w:tc>
+          <w:tcPr>
+            <w:tcW w:w="2500" w:type="pct"/>
             <w:vAlign w:val="center"/>
           </w:tcPr>
           <w:p>
@@ -3292,7 +3091,7 @@
                 <w:b w:val="0"/>
                 <w:sz w:val="21"/>
               </w:rPr>
-              <w:t>明恒产投、深圳向日葵投资、新经济创投、成都高投、国开科创等</w:t>
+              <w:t>明恒产投、深圳向日葵投资、新经济创投、成都高投、国开科创</w:t>
             </w:r>
           </w:p>
         </w:tc>
@@ -3303,7 +3102,7 @@
         </w:trPr>
         <w:tc>
           <w:tcPr>
-            <w:tcW w:w="500" w:type="pct"/>
+            <w:tcW w:w="850" w:type="pct"/>
             <w:tcBorders>
               <w:bottom w:val="single" w:sz="12" w:space="0" w:color="010000"/>
             </w:tcBorders>
@@ -3320,13 +3119,13 @@
                 <w:b w:val="0"/>
                 <w:sz w:val="21"/>
               </w:rPr>
-              <w:t>B+轮</w:t>
-            </w:r>
-          </w:p>
-        </w:tc>
-        <w:tc>
-          <w:tcPr>
-            <w:tcW w:w="1200" w:type="pct"/>
+              <w:t>2025年4月至2025年11月B+轮</w:t>
+            </w:r>
+          </w:p>
+        </w:tc>
+        <w:tc>
+          <w:tcPr>
+            <w:tcW w:w="800" w:type="pct"/>
             <w:tcBorders>
               <w:bottom w:val="single" w:sz="12" w:space="0" w:color="010000"/>
             </w:tcBorders>
@@ -3343,13 +3142,13 @@
                 <w:b w:val="0"/>
                 <w:sz w:val="21"/>
               </w:rPr>
-              <w:t>2025-04-11至2025-11-21</w:t>
-            </w:r>
-          </w:p>
-        </w:tc>
-        <w:tc>
-          <w:tcPr>
-            <w:tcW w:w="700" w:type="pct"/>
+              <w:t>未披露</w:t>
+            </w:r>
+          </w:p>
+        </w:tc>
+        <w:tc>
+          <w:tcPr>
+            <w:tcW w:w="850" w:type="pct"/>
             <w:tcBorders>
               <w:bottom w:val="single" w:sz="12" w:space="0" w:color="010000"/>
             </w:tcBorders>
@@ -3372,7 +3171,7 @@
         </w:tc>
         <w:tc>
           <w:tcPr>
-            <w:tcW w:w="2600" w:type="pct"/>
+            <w:tcW w:w="2500" w:type="pct"/>
             <w:tcBorders>
               <w:bottom w:val="single" w:sz="12" w:space="0" w:color="010000"/>
             </w:tcBorders>
@@ -3389,7 +3188,7 @@
                 <w:b w:val="0"/>
                 <w:sz w:val="21"/>
               </w:rPr>
-              <w:t>英房资本、科晟基金、顺禧基金、北科中发展启航基金、复琢投资等</w:t>
+              <w:t>英房资本、科晟基金、顺禧基金、北科中发展启航基金、复琢投资</w:t>
             </w:r>
           </w:p>
         </w:tc>
@@ -3397,16 +3196,14 @@
     </w:tbl>
     <w:p>
       <w:pPr>
-        <w:pStyle w:val="a4"/>
-        <w:jc w:val="center"/>
+        <w:pStyle w:val="005"/>
       </w:pPr>
       <w:r>
         <w:rPr>
           <w:rFonts w:hint="eastAsia"/>
           <w:b w:val="0"/>
-          <w:sz w:val="11"/>
         </w:rPr>
-        <w:t>资料来源：企查查企业信用报告专业版</w:t>
+        <w:t>公司各轮融资金额及估值均未披露。</w:t>
       </w:r>
     </w:p>
     <w:p>
@@ -3418,22 +3215,7 @@
           <w:rFonts w:hint="eastAsia"/>
           <w:b w:val="0"/>
         </w:rPr>
-        <w:t>公司累计融资11轮，当前轮次为B+轮，为本材料所列国内同业中轮次最靠后的一家。11轮融资金额全部未披露，无法测算估值。</w:t>
-      </w:r>
-    </w:p>
-    <w:p>
-      <w:pPr>
-        <w:pStyle w:val="a4"/>
-        <w:keepNext/>
-        <w:jc w:val="center"/>
-      </w:pPr>
-      <w:r>
-        <w:rPr>
-          <w:rFonts w:hint="eastAsia"/>
-          <w:b/>
-          <w:sz w:val="21"/>
-        </w:rPr>
-        <w:t>表8  遨天科技注册资本变更情况</w:t>
+        <w:t>公司注册资本变更情况如下：</w:t>
       </w:r>
     </w:p>
     <w:p>
@@ -3494,13 +3276,13 @@
                 <w:b/>
                 <w:sz w:val="21"/>
               </w:rPr>
-              <w:t>变更日期</w:t>
-            </w:r>
-          </w:p>
-        </w:tc>
-        <w:tc>
-          <w:tcPr>
-            <w:tcW w:w="1100" w:type="pct"/>
+              <w:t>时间</w:t>
+            </w:r>
+          </w:p>
+        </w:tc>
+        <w:tc>
+          <w:tcPr>
+            <w:tcW w:w="1050" w:type="pct"/>
             <w:tcBorders>
               <w:top w:val="single" w:sz="12" w:space="0" w:color="010000"/>
               <w:bottom w:val="single" w:sz="4" w:space="0" w:color="010000"/>
@@ -3524,7 +3306,7 @@
         </w:tc>
         <w:tc>
           <w:tcPr>
-            <w:tcW w:w="2150" w:type="pct"/>
+            <w:tcW w:w="2200" w:type="pct"/>
             <w:tcBorders>
               <w:top w:val="single" w:sz="12" w:space="0" w:color="010000"/>
               <w:bottom w:val="single" w:sz="4" w:space="0" w:color="010000"/>
@@ -3591,13 +3373,13 @@
                 <w:b w:val="0"/>
                 <w:sz w:val="21"/>
               </w:rPr>
-              <w:t>2023-10-27</w:t>
-            </w:r>
-          </w:p>
-        </w:tc>
-        <w:tc>
-          <w:tcPr>
-            <w:tcW w:w="1100" w:type="pct"/>
+              <w:t>2023年10月</w:t>
+            </w:r>
+          </w:p>
+        </w:tc>
+        <w:tc>
+          <w:tcPr>
+            <w:tcW w:w="1050" w:type="pct"/>
             <w:vAlign w:val="center"/>
           </w:tcPr>
           <w:p>
@@ -3617,7 +3399,7 @@
         </w:tc>
         <w:tc>
           <w:tcPr>
-            <w:tcW w:w="2150" w:type="pct"/>
+            <w:tcW w:w="2200" w:type="pct"/>
             <w:vAlign w:val="center"/>
           </w:tcPr>
           <w:p>
@@ -3676,13 +3458,13 @@
                 <w:b w:val="0"/>
                 <w:sz w:val="21"/>
               </w:rPr>
-              <w:t>2024-02-04</w:t>
-            </w:r>
-          </w:p>
-        </w:tc>
-        <w:tc>
-          <w:tcPr>
-            <w:tcW w:w="1100" w:type="pct"/>
+              <w:t>2024年2月</w:t>
+            </w:r>
+          </w:p>
+        </w:tc>
+        <w:tc>
+          <w:tcPr>
+            <w:tcW w:w="1050" w:type="pct"/>
             <w:vAlign w:val="center"/>
           </w:tcPr>
           <w:p>
@@ -3702,7 +3484,7 @@
         </w:tc>
         <w:tc>
           <w:tcPr>
-            <w:tcW w:w="2150" w:type="pct"/>
+            <w:tcW w:w="2200" w:type="pct"/>
             <w:vAlign w:val="center"/>
           </w:tcPr>
           <w:p>
@@ -3761,13 +3543,13 @@
                 <w:b w:val="0"/>
                 <w:sz w:val="21"/>
               </w:rPr>
-              <w:t>2025-04-11</w:t>
-            </w:r>
-          </w:p>
-        </w:tc>
-        <w:tc>
-          <w:tcPr>
-            <w:tcW w:w="1100" w:type="pct"/>
+              <w:t>2025年4月</w:t>
+            </w:r>
+          </w:p>
+        </w:tc>
+        <w:tc>
+          <w:tcPr>
+            <w:tcW w:w="1050" w:type="pct"/>
             <w:vAlign w:val="center"/>
           </w:tcPr>
           <w:p>
@@ -3787,7 +3569,7 @@
         </w:tc>
         <w:tc>
           <w:tcPr>
-            <w:tcW w:w="2150" w:type="pct"/>
+            <w:tcW w:w="2200" w:type="pct"/>
             <w:vAlign w:val="center"/>
           </w:tcPr>
           <w:p>
@@ -3846,13 +3628,13 @@
                 <w:b w:val="0"/>
                 <w:sz w:val="21"/>
               </w:rPr>
-              <w:t>2025-06-11</w:t>
-            </w:r>
-          </w:p>
-        </w:tc>
-        <w:tc>
-          <w:tcPr>
-            <w:tcW w:w="1100" w:type="pct"/>
+              <w:t>2025年6月</w:t>
+            </w:r>
+          </w:p>
+        </w:tc>
+        <w:tc>
+          <w:tcPr>
+            <w:tcW w:w="1050" w:type="pct"/>
             <w:vAlign w:val="center"/>
           </w:tcPr>
           <w:p>
@@ -3872,7 +3654,7 @@
         </w:tc>
         <w:tc>
           <w:tcPr>
-            <w:tcW w:w="2150" w:type="pct"/>
+            <w:tcW w:w="2200" w:type="pct"/>
             <w:vAlign w:val="center"/>
           </w:tcPr>
           <w:p>
@@ -3886,7 +3668,7 @@
                 <w:b w:val="0"/>
                 <w:sz w:val="21"/>
               </w:rPr>
-              <w:t>未记录</w:t>
+              <w:t>原股东增资</w:t>
             </w:r>
           </w:p>
         </w:tc>
@@ -3934,13 +3716,13 @@
                 <w:b w:val="0"/>
                 <w:sz w:val="21"/>
               </w:rPr>
-              <w:t>2025-11-21</w:t>
-            </w:r>
-          </w:p>
-        </w:tc>
-        <w:tc>
-          <w:tcPr>
-            <w:tcW w:w="1100" w:type="pct"/>
+              <w:t>2025年11月</w:t>
+            </w:r>
+          </w:p>
+        </w:tc>
+        <w:tc>
+          <w:tcPr>
+            <w:tcW w:w="1050" w:type="pct"/>
             <w:tcBorders>
               <w:bottom w:val="single" w:sz="12" w:space="0" w:color="010000"/>
             </w:tcBorders>
@@ -3963,7 +3745,7 @@
         </w:tc>
         <w:tc>
           <w:tcPr>
-            <w:tcW w:w="2150" w:type="pct"/>
+            <w:tcW w:w="2200" w:type="pct"/>
             <w:tcBorders>
               <w:bottom w:val="single" w:sz="12" w:space="0" w:color="010000"/>
             </w:tcBorders>
@@ -3980,7 +3762,7 @@
                 <w:b w:val="0"/>
                 <w:sz w:val="21"/>
               </w:rPr>
-              <w:t>北科中发展启航基金、复琢投资（受让老股）</w:t>
+              <w:t>北科中发展启航基金、复琢投资受让老股</w:t>
             </w:r>
           </w:p>
         </w:tc>
@@ -4009,20 +3791,6 @@
         </w:tc>
       </w:tr>
     </w:tbl>
-    <w:p>
-      <w:pPr>
-        <w:pStyle w:val="a4"/>
-        <w:jc w:val="center"/>
-      </w:pPr>
-      <w:r>
-        <w:rPr>
-          <w:rFonts w:hint="eastAsia"/>
-          <w:b w:val="0"/>
-          <w:sz w:val="11"/>
-        </w:rPr>
-        <w:t>资料来源：企查查企业信用报告专业版</w:t>
-      </w:r>
-    </w:p>
     <w:p>
       <w:pPr>
         <w:pStyle w:val="005"/>
@@ -4032,7 +3800,7 @@
           <w:rFonts w:hint="eastAsia"/>
           <w:b w:val="0"/>
         </w:rPr>
-        <w:t>2023年10月27日注册资本由185.6651万元增至3567.5675万元，增幅约18倍，属资本公积转增。该时点前后每单位注册资本对应的权益不可比，估值测算仅适用于转增之后的轮次。2025年4月11日一轮的新进股东认缴出资额合计高于当期注册资本增加额，存在增资与老股受让并行的情形。2025年11月21日一轮注册资本未发生变动，为老股转让。</w:t>
+        <w:t>2023年10月注册资本由185.6651万元增至3567.5675万元，增幅约十八倍，属资本公积转增。该时点前后每单位注册资本对应的权益不可比，估值测算仅适用于转增之后的轮次。2025年4月一轮的新进股东认缴出资额合计高于当期注册资本增加额，为增资与老股受让并行；2025年11月一轮注册资本未发生变动，为老股转让。</w:t>
       </w:r>
     </w:p>
     <w:p>
@@ -4056,7 +3824,7 @@
           <w:rFonts w:hint="eastAsia"/>
           <w:b w:val="0"/>
         </w:rPr>
-        <w:t>鸿擎科技与遨天科技同处无限宇航的上游相邻环节，主营空间动力系统。公司同时具有客户属性：其关联的鸿鹄星座，是国内OTV市场规模测算所依据的三大星座之一。经营主体为北京蓝箭鸿擎科技有限公司，成立于2017年11月，曾用名上海蓝箭鸿擎科技有限公司、上海意想网络科技有限公司，法定代表人万军，注册地北京经济技术开发区。蓝箭航天空间科技股份有限公司持股14.9551%。</w:t>
+        <w:t>鸿擎科技是空间动力解决方案供应商，主要面向低轨互联网、物联网星座，满足小卫星轨道提升、在轨位置保持、离轨等多种任务的动力需求，经营主体为北京蓝箭鸿擎科技有限公司。蓝箭航天空间科技股份有限公司持有公司14.9551%股权。公司关联的鸿鹄星座为国内三大低轨星座之一，鸿擎科技对无限宇航兼具同业与潜在客户双重属性。公司注册资本4680.6916万元，实缴3848.079万元，2025年报参保人数61人。</w:t>
       </w:r>
     </w:p>
     <w:p>
@@ -4068,34 +3836,7 @@
           <w:rFonts w:hint="eastAsia"/>
           <w:b w:val="0"/>
         </w:rPr>
-        <w:t>产品方面，公司为空间动力解决方案供应商，面向低轨互联网、物联网星座，满足小卫星轨道提升、在轨位置保持、离轨等多种任务的动力需求。</w:t>
-      </w:r>
-    </w:p>
-    <w:p>
-      <w:pPr>
-        <w:pStyle w:val="005"/>
-      </w:pPr>
-      <w:r>
-        <w:rPr>
-          <w:rFonts w:hint="eastAsia"/>
-          <w:b w:val="0"/>
-        </w:rPr>
-        <w:t>经营状况方面，公司注册资本4680.6916万元，实缴3848.079万元，2025年报参保人数61人，分支机构参保9人。公司共有31名股东。</w:t>
-      </w:r>
-    </w:p>
-    <w:p>
-      <w:pPr>
-        <w:pStyle w:val="a4"/>
-        <w:keepNext/>
-        <w:jc w:val="center"/>
-      </w:pPr>
-      <w:r>
-        <w:rPr>
-          <w:rFonts w:hint="eastAsia"/>
-          <w:b/>
-          <w:sz w:val="21"/>
-        </w:rPr>
-        <w:t>表9  鸿擎科技融资情况</w:t>
+        <w:t>鸿擎科技系无限宇航上游同行业公司，累计完成十二轮融资，单轮及累计融资规模在国内同业中居首，其融资节奏及融资估值具有一定参考意义，具体情况如下：</w:t>
       </w:r>
     </w:p>
     <w:tbl>
@@ -4125,7 +3866,7 @@
         </w:trPr>
         <w:tc>
           <w:tcPr>
-            <w:tcW w:w="500" w:type="pct"/>
+            <w:tcW w:w="850" w:type="pct"/>
             <w:tcBorders>
               <w:top w:val="single" w:sz="12" w:space="0" w:color="010000"/>
               <w:bottom w:val="single" w:sz="4" w:space="0" w:color="010000"/>
@@ -4143,13 +3884,13 @@
                 <w:b/>
                 <w:sz w:val="21"/>
               </w:rPr>
-              <w:t>轮次</w:t>
-            </w:r>
-          </w:p>
-        </w:tc>
-        <w:tc>
-          <w:tcPr>
-            <w:tcW w:w="1000" w:type="pct"/>
+              <w:t>时间</w:t>
+            </w:r>
+          </w:p>
+        </w:tc>
+        <w:tc>
+          <w:tcPr>
+            <w:tcW w:w="800" w:type="pct"/>
             <w:tcBorders>
               <w:top w:val="single" w:sz="12" w:space="0" w:color="010000"/>
               <w:bottom w:val="single" w:sz="4" w:space="0" w:color="010000"/>
@@ -4167,13 +3908,13 @@
                 <w:b/>
                 <w:sz w:val="21"/>
               </w:rPr>
-              <w:t>时间</w:t>
-            </w:r>
-          </w:p>
-        </w:tc>
-        <w:tc>
-          <w:tcPr>
-            <w:tcW w:w="700" w:type="pct"/>
+              <w:t>投前估值</w:t>
+            </w:r>
+          </w:p>
+        </w:tc>
+        <w:tc>
+          <w:tcPr>
+            <w:tcW w:w="850" w:type="pct"/>
             <w:tcBorders>
               <w:top w:val="single" w:sz="12" w:space="0" w:color="010000"/>
               <w:bottom w:val="single" w:sz="4" w:space="0" w:color="010000"/>
@@ -4191,13 +3932,13 @@
                 <w:b/>
                 <w:sz w:val="21"/>
               </w:rPr>
-              <w:t>融资金额</w:t>
-            </w:r>
-          </w:p>
-        </w:tc>
-        <w:tc>
-          <w:tcPr>
-            <w:tcW w:w="2800" w:type="pct"/>
+              <w:t>本次融资金额</w:t>
+            </w:r>
+          </w:p>
+        </w:tc>
+        <w:tc>
+          <w:tcPr>
+            <w:tcW w:w="2500" w:type="pct"/>
             <w:tcBorders>
               <w:top w:val="single" w:sz="12" w:space="0" w:color="010000"/>
               <w:bottom w:val="single" w:sz="4" w:space="0" w:color="010000"/>
@@ -4215,7 +3956,7 @@
                 <w:b/>
                 <w:sz w:val="21"/>
               </w:rPr>
-              <w:t>投资方</w:t>
+              <w:t>主要投资方</w:t>
             </w:r>
           </w:p>
         </w:tc>
@@ -4226,47 +3967,27 @@
         </w:trPr>
         <w:tc>
           <w:tcPr>
-            <w:tcW w:w="500" w:type="pct"/>
-            <w:vAlign w:val="center"/>
-          </w:tcPr>
-          <w:p>
-            <w:pPr>
-              <w:keepNext/>
-              <w:jc w:val="center"/>
-            </w:pPr>
-            <w:r>
-              <w:rPr>
-                <w:rFonts w:hint="eastAsia"/>
-                <w:b w:val="0"/>
-                <w:sz w:val="21"/>
-              </w:rPr>
-              <w:t>A轮</w:t>
-            </w:r>
-          </w:p>
-        </w:tc>
-        <w:tc>
-          <w:tcPr>
-            <w:tcW w:w="1000" w:type="pct"/>
-            <w:vAlign w:val="center"/>
-          </w:tcPr>
-          <w:p>
-            <w:pPr>
-              <w:keepNext/>
-              <w:jc w:val="center"/>
-            </w:pPr>
-            <w:r>
-              <w:rPr>
-                <w:rFonts w:hint="eastAsia"/>
-                <w:b w:val="0"/>
-                <w:sz w:val="21"/>
-              </w:rPr>
-              <w:t>2022-08-19至2023-10-11</w:t>
-            </w:r>
-          </w:p>
-        </w:tc>
-        <w:tc>
-          <w:tcPr>
-            <w:tcW w:w="700" w:type="pct"/>
+            <w:tcW w:w="850" w:type="pct"/>
+            <w:vAlign w:val="center"/>
+          </w:tcPr>
+          <w:p>
+            <w:pPr>
+              <w:keepNext/>
+              <w:jc w:val="center"/>
+            </w:pPr>
+            <w:r>
+              <w:rPr>
+                <w:rFonts w:hint="eastAsia"/>
+                <w:b w:val="0"/>
+                <w:sz w:val="21"/>
+              </w:rPr>
+              <w:t>2022年8月至2023年10月A轮</w:t>
+            </w:r>
+          </w:p>
+        </w:tc>
+        <w:tc>
+          <w:tcPr>
+            <w:tcW w:w="800" w:type="pct"/>
             <w:vAlign w:val="center"/>
           </w:tcPr>
           <w:p>
@@ -4286,7 +4007,27 @@
         </w:tc>
         <w:tc>
           <w:tcPr>
-            <w:tcW w:w="2800" w:type="pct"/>
+            <w:tcW w:w="850" w:type="pct"/>
+            <w:vAlign w:val="center"/>
+          </w:tcPr>
+          <w:p>
+            <w:pPr>
+              <w:keepNext/>
+              <w:jc w:val="center"/>
+            </w:pPr>
+            <w:r>
+              <w:rPr>
+                <w:rFonts w:hint="eastAsia"/>
+                <w:b w:val="0"/>
+                <w:sz w:val="21"/>
+              </w:rPr>
+              <w:t>未披露</w:t>
+            </w:r>
+          </w:p>
+        </w:tc>
+        <w:tc>
+          <w:tcPr>
+            <w:tcW w:w="2500" w:type="pct"/>
             <w:vAlign w:val="center"/>
           </w:tcPr>
           <w:p>
@@ -4300,7 +4041,7 @@
                 <w:b w:val="0"/>
                 <w:sz w:val="21"/>
               </w:rPr>
-              <w:t>陕西金控资本、华成智讯、基石资本等</w:t>
+              <w:t>陕西金控资本、华成智讯、基石资本</w:t>
             </w:r>
           </w:p>
         </w:tc>
@@ -4311,47 +4052,47 @@
         </w:trPr>
         <w:tc>
           <w:tcPr>
-            <w:tcW w:w="500" w:type="pct"/>
-            <w:vAlign w:val="center"/>
-          </w:tcPr>
-          <w:p>
-            <w:pPr>
-              <w:keepNext/>
-              <w:jc w:val="center"/>
-            </w:pPr>
-            <w:r>
-              <w:rPr>
-                <w:rFonts w:hint="eastAsia"/>
-                <w:b w:val="0"/>
-                <w:sz w:val="21"/>
-              </w:rPr>
-              <w:t>A+轮</w:t>
-            </w:r>
-          </w:p>
-        </w:tc>
-        <w:tc>
-          <w:tcPr>
-            <w:tcW w:w="1000" w:type="pct"/>
-            <w:vAlign w:val="center"/>
-          </w:tcPr>
-          <w:p>
-            <w:pPr>
-              <w:keepNext/>
-              <w:jc w:val="center"/>
-            </w:pPr>
-            <w:r>
-              <w:rPr>
-                <w:rFonts w:hint="eastAsia"/>
-                <w:b w:val="0"/>
-                <w:sz w:val="21"/>
-              </w:rPr>
-              <w:t>2024-12-26</w:t>
-            </w:r>
-          </w:p>
-        </w:tc>
-        <w:tc>
-          <w:tcPr>
-            <w:tcW w:w="700" w:type="pct"/>
+            <w:tcW w:w="850" w:type="pct"/>
+            <w:vAlign w:val="center"/>
+          </w:tcPr>
+          <w:p>
+            <w:pPr>
+              <w:keepNext/>
+              <w:jc w:val="center"/>
+            </w:pPr>
+            <w:r>
+              <w:rPr>
+                <w:rFonts w:hint="eastAsia"/>
+                <w:b w:val="0"/>
+                <w:sz w:val="21"/>
+              </w:rPr>
+              <w:t>2024年12月A+轮</w:t>
+            </w:r>
+          </w:p>
+        </w:tc>
+        <w:tc>
+          <w:tcPr>
+            <w:tcW w:w="800" w:type="pct"/>
+            <w:vAlign w:val="center"/>
+          </w:tcPr>
+          <w:p>
+            <w:pPr>
+              <w:keepNext/>
+              <w:jc w:val="center"/>
+            </w:pPr>
+            <w:r>
+              <w:rPr>
+                <w:rFonts w:hint="eastAsia"/>
+                <w:b w:val="0"/>
+                <w:sz w:val="21"/>
+              </w:rPr>
+              <w:t>未披露</w:t>
+            </w:r>
+          </w:p>
+        </w:tc>
+        <w:tc>
+          <w:tcPr>
+            <w:tcW w:w="850" w:type="pct"/>
             <w:vAlign w:val="center"/>
           </w:tcPr>
           <w:p>
@@ -4371,7 +4112,7 @@
         </w:tc>
         <w:tc>
           <w:tcPr>
-            <w:tcW w:w="2800" w:type="pct"/>
+            <w:tcW w:w="2500" w:type="pct"/>
             <w:vAlign w:val="center"/>
           </w:tcPr>
           <w:p>
@@ -4396,47 +4137,47 @@
         </w:trPr>
         <w:tc>
           <w:tcPr>
-            <w:tcW w:w="500" w:type="pct"/>
-            <w:vAlign w:val="center"/>
-          </w:tcPr>
-          <w:p>
-            <w:pPr>
-              <w:keepNext/>
-              <w:jc w:val="center"/>
-            </w:pPr>
-            <w:r>
-              <w:rPr>
-                <w:rFonts w:hint="eastAsia"/>
-                <w:b w:val="0"/>
-                <w:sz w:val="21"/>
-              </w:rPr>
-              <w:t>A+轮</w:t>
-            </w:r>
-          </w:p>
-        </w:tc>
-        <w:tc>
-          <w:tcPr>
-            <w:tcW w:w="1000" w:type="pct"/>
-            <w:vAlign w:val="center"/>
-          </w:tcPr>
-          <w:p>
-            <w:pPr>
-              <w:keepNext/>
-              <w:jc w:val="center"/>
-            </w:pPr>
-            <w:r>
-              <w:rPr>
-                <w:rFonts w:hint="eastAsia"/>
-                <w:b w:val="0"/>
-                <w:sz w:val="21"/>
-              </w:rPr>
-              <w:t>2025-01-23</w:t>
-            </w:r>
-          </w:p>
-        </w:tc>
-        <w:tc>
-          <w:tcPr>
-            <w:tcW w:w="700" w:type="pct"/>
+            <w:tcW w:w="850" w:type="pct"/>
+            <w:vAlign w:val="center"/>
+          </w:tcPr>
+          <w:p>
+            <w:pPr>
+              <w:keepNext/>
+              <w:jc w:val="center"/>
+            </w:pPr>
+            <w:r>
+              <w:rPr>
+                <w:rFonts w:hint="eastAsia"/>
+                <w:b w:val="0"/>
+                <w:sz w:val="21"/>
+              </w:rPr>
+              <w:t>2025年1月A+轮</w:t>
+            </w:r>
+          </w:p>
+        </w:tc>
+        <w:tc>
+          <w:tcPr>
+            <w:tcW w:w="800" w:type="pct"/>
+            <w:vAlign w:val="center"/>
+          </w:tcPr>
+          <w:p>
+            <w:pPr>
+              <w:keepNext/>
+              <w:jc w:val="center"/>
+            </w:pPr>
+            <w:r>
+              <w:rPr>
+                <w:rFonts w:hint="eastAsia"/>
+                <w:b w:val="0"/>
+                <w:sz w:val="21"/>
+              </w:rPr>
+              <w:t>未披露</w:t>
+            </w:r>
+          </w:p>
+        </w:tc>
+        <w:tc>
+          <w:tcPr>
+            <w:tcW w:w="850" w:type="pct"/>
             <w:vAlign w:val="center"/>
           </w:tcPr>
           <w:p>
@@ -4456,7 +4197,7 @@
         </w:tc>
         <w:tc>
           <w:tcPr>
-            <w:tcW w:w="2800" w:type="pct"/>
+            <w:tcW w:w="2500" w:type="pct"/>
             <w:vAlign w:val="center"/>
           </w:tcPr>
           <w:p>
@@ -4481,47 +4222,47 @@
         </w:trPr>
         <w:tc>
           <w:tcPr>
-            <w:tcW w:w="500" w:type="pct"/>
-            <w:vAlign w:val="center"/>
-          </w:tcPr>
-          <w:p>
-            <w:pPr>
-              <w:keepNext/>
-              <w:jc w:val="center"/>
-            </w:pPr>
-            <w:r>
-              <w:rPr>
-                <w:rFonts w:hint="eastAsia"/>
-                <w:b w:val="0"/>
-                <w:sz w:val="21"/>
-              </w:rPr>
-              <w:t>A+轮</w:t>
-            </w:r>
-          </w:p>
-        </w:tc>
-        <w:tc>
-          <w:tcPr>
-            <w:tcW w:w="1000" w:type="pct"/>
-            <w:vAlign w:val="center"/>
-          </w:tcPr>
-          <w:p>
-            <w:pPr>
-              <w:keepNext/>
-              <w:jc w:val="center"/>
-            </w:pPr>
-            <w:r>
-              <w:rPr>
-                <w:rFonts w:hint="eastAsia"/>
-                <w:b w:val="0"/>
-                <w:sz w:val="21"/>
-              </w:rPr>
-              <w:t>2025-02-11</w:t>
-            </w:r>
-          </w:p>
-        </w:tc>
-        <w:tc>
-          <w:tcPr>
-            <w:tcW w:w="700" w:type="pct"/>
+            <w:tcW w:w="850" w:type="pct"/>
+            <w:vAlign w:val="center"/>
+          </w:tcPr>
+          <w:p>
+            <w:pPr>
+              <w:keepNext/>
+              <w:jc w:val="center"/>
+            </w:pPr>
+            <w:r>
+              <w:rPr>
+                <w:rFonts w:hint="eastAsia"/>
+                <w:b w:val="0"/>
+                <w:sz w:val="21"/>
+              </w:rPr>
+              <w:t>2025年2月A+轮</w:t>
+            </w:r>
+          </w:p>
+        </w:tc>
+        <w:tc>
+          <w:tcPr>
+            <w:tcW w:w="800" w:type="pct"/>
+            <w:vAlign w:val="center"/>
+          </w:tcPr>
+          <w:p>
+            <w:pPr>
+              <w:keepNext/>
+              <w:jc w:val="center"/>
+            </w:pPr>
+            <w:r>
+              <w:rPr>
+                <w:rFonts w:hint="eastAsia"/>
+                <w:b w:val="0"/>
+                <w:sz w:val="21"/>
+              </w:rPr>
+              <w:t>约20.7亿元</w:t>
+            </w:r>
+          </w:p>
+        </w:tc>
+        <w:tc>
+          <w:tcPr>
+            <w:tcW w:w="850" w:type="pct"/>
             <w:vAlign w:val="center"/>
           </w:tcPr>
           <w:p>
@@ -4541,7 +4282,7 @@
         </w:tc>
         <w:tc>
           <w:tcPr>
-            <w:tcW w:w="2800" w:type="pct"/>
+            <w:tcW w:w="2500" w:type="pct"/>
             <w:vAlign w:val="center"/>
           </w:tcPr>
           <w:p>
@@ -4566,47 +4307,27 @@
         </w:trPr>
         <w:tc>
           <w:tcPr>
-            <w:tcW w:w="500" w:type="pct"/>
-            <w:vAlign w:val="center"/>
-          </w:tcPr>
-          <w:p>
-            <w:pPr>
-              <w:keepNext/>
-              <w:jc w:val="center"/>
-            </w:pPr>
-            <w:r>
-              <w:rPr>
-                <w:rFonts w:hint="eastAsia"/>
-                <w:b w:val="0"/>
-                <w:sz w:val="21"/>
-              </w:rPr>
-              <w:t>A+轮</w:t>
-            </w:r>
-          </w:p>
-        </w:tc>
-        <w:tc>
-          <w:tcPr>
-            <w:tcW w:w="1000" w:type="pct"/>
-            <w:vAlign w:val="center"/>
-          </w:tcPr>
-          <w:p>
-            <w:pPr>
-              <w:keepNext/>
-              <w:jc w:val="center"/>
-            </w:pPr>
-            <w:r>
-              <w:rPr>
-                <w:rFonts w:hint="eastAsia"/>
-                <w:b w:val="0"/>
-                <w:sz w:val="21"/>
-              </w:rPr>
-              <w:t>2025-07-25</w:t>
-            </w:r>
-          </w:p>
-        </w:tc>
-        <w:tc>
-          <w:tcPr>
-            <w:tcW w:w="700" w:type="pct"/>
+            <w:tcW w:w="850" w:type="pct"/>
+            <w:vAlign w:val="center"/>
+          </w:tcPr>
+          <w:p>
+            <w:pPr>
+              <w:keepNext/>
+              <w:jc w:val="center"/>
+            </w:pPr>
+            <w:r>
+              <w:rPr>
+                <w:rFonts w:hint="eastAsia"/>
+                <w:b w:val="0"/>
+                <w:sz w:val="21"/>
+              </w:rPr>
+              <w:t>2025年7月A+轮</w:t>
+            </w:r>
+          </w:p>
+        </w:tc>
+        <w:tc>
+          <w:tcPr>
+            <w:tcW w:w="800" w:type="pct"/>
             <w:vAlign w:val="center"/>
           </w:tcPr>
           <w:p>
@@ -4626,7 +4347,27 @@
         </w:tc>
         <w:tc>
           <w:tcPr>
-            <w:tcW w:w="2800" w:type="pct"/>
+            <w:tcW w:w="850" w:type="pct"/>
+            <w:vAlign w:val="center"/>
+          </w:tcPr>
+          <w:p>
+            <w:pPr>
+              <w:keepNext/>
+              <w:jc w:val="center"/>
+            </w:pPr>
+            <w:r>
+              <w:rPr>
+                <w:rFonts w:hint="eastAsia"/>
+                <w:b w:val="0"/>
+                <w:sz w:val="21"/>
+              </w:rPr>
+              <w:t>未披露</w:t>
+            </w:r>
+          </w:p>
+        </w:tc>
+        <w:tc>
+          <w:tcPr>
+            <w:tcW w:w="2500" w:type="pct"/>
             <w:vAlign w:val="center"/>
           </w:tcPr>
           <w:p>
@@ -4651,47 +4392,27 @@
         </w:trPr>
         <w:tc>
           <w:tcPr>
-            <w:tcW w:w="500" w:type="pct"/>
-            <w:vAlign w:val="center"/>
-          </w:tcPr>
-          <w:p>
-            <w:pPr>
-              <w:keepNext/>
-              <w:jc w:val="center"/>
-            </w:pPr>
-            <w:r>
-              <w:rPr>
-                <w:rFonts w:hint="eastAsia"/>
-                <w:b w:val="0"/>
-                <w:sz w:val="21"/>
-              </w:rPr>
-              <w:t>A+轮</w:t>
-            </w:r>
-          </w:p>
-        </w:tc>
-        <w:tc>
-          <w:tcPr>
-            <w:tcW w:w="1000" w:type="pct"/>
-            <w:vAlign w:val="center"/>
-          </w:tcPr>
-          <w:p>
-            <w:pPr>
-              <w:keepNext/>
-              <w:jc w:val="center"/>
-            </w:pPr>
-            <w:r>
-              <w:rPr>
-                <w:rFonts w:hint="eastAsia"/>
-                <w:b w:val="0"/>
-                <w:sz w:val="21"/>
-              </w:rPr>
-              <w:t>2025-12-29</w:t>
-            </w:r>
-          </w:p>
-        </w:tc>
-        <w:tc>
-          <w:tcPr>
-            <w:tcW w:w="700" w:type="pct"/>
+            <w:tcW w:w="850" w:type="pct"/>
+            <w:vAlign w:val="center"/>
+          </w:tcPr>
+          <w:p>
+            <w:pPr>
+              <w:keepNext/>
+              <w:jc w:val="center"/>
+            </w:pPr>
+            <w:r>
+              <w:rPr>
+                <w:rFonts w:hint="eastAsia"/>
+                <w:b w:val="0"/>
+                <w:sz w:val="21"/>
+              </w:rPr>
+              <w:t>2025年12月A+轮</w:t>
+            </w:r>
+          </w:p>
+        </w:tc>
+        <w:tc>
+          <w:tcPr>
+            <w:tcW w:w="800" w:type="pct"/>
             <w:vAlign w:val="center"/>
           </w:tcPr>
           <w:p>
@@ -4711,7 +4432,27 @@
         </w:tc>
         <w:tc>
           <w:tcPr>
-            <w:tcW w:w="2800" w:type="pct"/>
+            <w:tcW w:w="850" w:type="pct"/>
+            <w:vAlign w:val="center"/>
+          </w:tcPr>
+          <w:p>
+            <w:pPr>
+              <w:keepNext/>
+              <w:jc w:val="center"/>
+            </w:pPr>
+            <w:r>
+              <w:rPr>
+                <w:rFonts w:hint="eastAsia"/>
+                <w:b w:val="0"/>
+                <w:sz w:val="21"/>
+              </w:rPr>
+              <w:t>未披露</w:t>
+            </w:r>
+          </w:p>
+        </w:tc>
+        <w:tc>
+          <w:tcPr>
+            <w:tcW w:w="2500" w:type="pct"/>
             <w:vAlign w:val="center"/>
           </w:tcPr>
           <w:p>
@@ -4736,7 +4477,7 @@
         </w:trPr>
         <w:tc>
           <w:tcPr>
-            <w:tcW w:w="500" w:type="pct"/>
+            <w:tcW w:w="850" w:type="pct"/>
             <w:tcBorders>
               <w:bottom w:val="single" w:sz="12" w:space="0" w:color="010000"/>
             </w:tcBorders>
@@ -4753,13 +4494,13 @@
                 <w:b w:val="0"/>
                 <w:sz w:val="21"/>
               </w:rPr>
-              <w:t>Pre-B轮</w:t>
-            </w:r>
-          </w:p>
-        </w:tc>
-        <w:tc>
-          <w:tcPr>
-            <w:tcW w:w="1000" w:type="pct"/>
+              <w:t>2026年7月Pre-B轮</w:t>
+            </w:r>
+          </w:p>
+        </w:tc>
+        <w:tc>
+          <w:tcPr>
+            <w:tcW w:w="800" w:type="pct"/>
             <w:tcBorders>
               <w:bottom w:val="single" w:sz="12" w:space="0" w:color="010000"/>
             </w:tcBorders>
@@ -4776,13 +4517,13 @@
                 <w:b w:val="0"/>
                 <w:sz w:val="21"/>
               </w:rPr>
-              <w:t>2026-07-02</w:t>
-            </w:r>
-          </w:p>
-        </w:tc>
-        <w:tc>
-          <w:tcPr>
-            <w:tcW w:w="700" w:type="pct"/>
+              <w:t>约60.1亿元</w:t>
+            </w:r>
+          </w:p>
+        </w:tc>
+        <w:tc>
+          <w:tcPr>
+            <w:tcW w:w="850" w:type="pct"/>
             <w:tcBorders>
               <w:bottom w:val="single" w:sz="12" w:space="0" w:color="010000"/>
             </w:tcBorders>
@@ -4805,7 +4546,7 @@
         </w:tc>
         <w:tc>
           <w:tcPr>
-            <w:tcW w:w="2800" w:type="pct"/>
+            <w:tcW w:w="2500" w:type="pct"/>
             <w:tcBorders>
               <w:bottom w:val="single" w:sz="12" w:space="0" w:color="010000"/>
             </w:tcBorders>
@@ -4830,16 +4571,14 @@
     </w:tbl>
     <w:p>
       <w:pPr>
-        <w:pStyle w:val="a4"/>
-        <w:jc w:val="center"/>
+        <w:pStyle w:val="005"/>
       </w:pPr>
       <w:r>
         <w:rPr>
           <w:rFonts w:hint="eastAsia"/>
           <w:b w:val="0"/>
-          <w:sz w:val="11"/>
         </w:rPr>
-        <w:t>资料来源：企查查企业信用报告专业版</w:t>
+        <w:t>公司有两个轮次可测算估值。2025年2月一轮，雄安科技创新成长股权投资基金认缴出资额137.4925万元，与当期注册资本增加额一致，占增资后注册资本4.5977%，按本次融资金额约1亿元测算，对应投前估值约20.7亿元。2026年7月Pre-B轮新进股东合计持股17.7883%，按本次融资金额13亿元测算，对应投前估值约60.1亿元。</w:t>
       </w:r>
     </w:p>
     <w:p>
@@ -4851,34 +4590,7 @@
           <w:rFonts w:hint="eastAsia"/>
           <w:b w:val="0"/>
         </w:rPr>
-        <w:t>公司累计融资12轮，当前轮次为Pre-B轮，单轮融资金额和累计融资金额均为本材料所列国内同业中最高。</w:t>
-      </w:r>
-    </w:p>
-    <w:p>
-      <w:pPr>
-        <w:pStyle w:val="005"/>
-      </w:pPr>
-      <w:r>
-        <w:rPr>
-          <w:rFonts w:hint="eastAsia"/>
-          <w:b w:val="0"/>
-        </w:rPr>
-        <w:t>估值方面有两个可测算的时点。2025年2月11日一轮，雄安科技创新成长股权投资基金认缴出资额137.4925万元，与当期注册资本增加额完全一致，占增资后注册资本4.5977%，按融资额约1亿元测算，对应投后估值约21.7亿元。2026年7月Pre-B轮新进股东合计持股17.7883%，按融资额13亿元测算，对应投后估值约73亿元。</w:t>
-      </w:r>
-    </w:p>
-    <w:p>
-      <w:pPr>
-        <w:pStyle w:val="a4"/>
-        <w:keepNext/>
-        <w:jc w:val="center"/>
-      </w:pPr>
-      <w:r>
-        <w:rPr>
-          <w:rFonts w:hint="eastAsia"/>
-          <w:b/>
-          <w:sz w:val="21"/>
-        </w:rPr>
-        <w:t>表10  鸿擎科技注册资本变更情况</w:t>
+        <w:t>公司注册资本变更情况如下：</w:t>
       </w:r>
     </w:p>
     <w:p>
@@ -4939,13 +4651,13 @@
                 <w:b/>
                 <w:sz w:val="21"/>
               </w:rPr>
-              <w:t>变更日期</w:t>
-            </w:r>
-          </w:p>
-        </w:tc>
-        <w:tc>
-          <w:tcPr>
-            <w:tcW w:w="1100" w:type="pct"/>
+              <w:t>时间</w:t>
+            </w:r>
+          </w:p>
+        </w:tc>
+        <w:tc>
+          <w:tcPr>
+            <w:tcW w:w="1050" w:type="pct"/>
             <w:tcBorders>
               <w:top w:val="single" w:sz="12" w:space="0" w:color="010000"/>
               <w:bottom w:val="single" w:sz="4" w:space="0" w:color="010000"/>
@@ -4969,7 +4681,7 @@
         </w:tc>
         <w:tc>
           <w:tcPr>
-            <w:tcW w:w="2150" w:type="pct"/>
+            <w:tcW w:w="2200" w:type="pct"/>
             <w:tcBorders>
               <w:top w:val="single" w:sz="12" w:space="0" w:color="010000"/>
               <w:bottom w:val="single" w:sz="4" w:space="0" w:color="010000"/>
@@ -5036,13 +4748,13 @@
                 <w:b w:val="0"/>
                 <w:sz w:val="21"/>
               </w:rPr>
-              <w:t>2021-11-15</w:t>
-            </w:r>
-          </w:p>
-        </w:tc>
-        <w:tc>
-          <w:tcPr>
-            <w:tcW w:w="1100" w:type="pct"/>
+              <w:t>2021年11月</w:t>
+            </w:r>
+          </w:p>
+        </w:tc>
+        <w:tc>
+          <w:tcPr>
+            <w:tcW w:w="1050" w:type="pct"/>
             <w:vAlign w:val="center"/>
           </w:tcPr>
           <w:p>
@@ -5062,7 +4774,7 @@
         </w:tc>
         <w:tc>
           <w:tcPr>
-            <w:tcW w:w="2150" w:type="pct"/>
+            <w:tcW w:w="2200" w:type="pct"/>
             <w:vAlign w:val="center"/>
           </w:tcPr>
           <w:p>
@@ -5121,13 +4833,13 @@
                 <w:b w:val="0"/>
                 <w:sz w:val="21"/>
               </w:rPr>
-              <w:t>2022-03-04</w:t>
-            </w:r>
-          </w:p>
-        </w:tc>
-        <w:tc>
-          <w:tcPr>
-            <w:tcW w:w="1100" w:type="pct"/>
+              <w:t>2022年3月</w:t>
+            </w:r>
+          </w:p>
+        </w:tc>
+        <w:tc>
+          <w:tcPr>
+            <w:tcW w:w="1050" w:type="pct"/>
             <w:vAlign w:val="center"/>
           </w:tcPr>
           <w:p>
@@ -5147,7 +4859,7 @@
         </w:tc>
         <w:tc>
           <w:tcPr>
-            <w:tcW w:w="2150" w:type="pct"/>
+            <w:tcW w:w="2200" w:type="pct"/>
             <w:vAlign w:val="center"/>
           </w:tcPr>
           <w:p>
@@ -5161,7 +4873,7 @@
                 <w:b w:val="0"/>
                 <w:sz w:val="21"/>
               </w:rPr>
-              <w:t>—</w:t>
+              <w:t>原股东增资</w:t>
             </w:r>
           </w:p>
         </w:tc>
@@ -5206,13 +4918,13 @@
                 <w:b w:val="0"/>
                 <w:sz w:val="21"/>
               </w:rPr>
-              <w:t>2022-08-19</w:t>
-            </w:r>
-          </w:p>
-        </w:tc>
-        <w:tc>
-          <w:tcPr>
-            <w:tcW w:w="1100" w:type="pct"/>
+              <w:t>2022年8月</w:t>
+            </w:r>
+          </w:p>
+        </w:tc>
+        <w:tc>
+          <w:tcPr>
+            <w:tcW w:w="1050" w:type="pct"/>
             <w:vAlign w:val="center"/>
           </w:tcPr>
           <w:p>
@@ -5232,7 +4944,7 @@
         </w:tc>
         <w:tc>
           <w:tcPr>
-            <w:tcW w:w="2150" w:type="pct"/>
+            <w:tcW w:w="2200" w:type="pct"/>
             <w:vAlign w:val="center"/>
           </w:tcPr>
           <w:p>
@@ -5291,13 +5003,13 @@
                 <w:b w:val="0"/>
                 <w:sz w:val="21"/>
               </w:rPr>
-              <w:t>2023-10-11</w:t>
-            </w:r>
-          </w:p>
-        </w:tc>
-        <w:tc>
-          <w:tcPr>
-            <w:tcW w:w="1100" w:type="pct"/>
+              <w:t>2023年10月</w:t>
+            </w:r>
+          </w:p>
+        </w:tc>
+        <w:tc>
+          <w:tcPr>
+            <w:tcW w:w="1050" w:type="pct"/>
             <w:vAlign w:val="center"/>
           </w:tcPr>
           <w:p>
@@ -5317,7 +5029,7 @@
         </w:tc>
         <w:tc>
           <w:tcPr>
-            <w:tcW w:w="2150" w:type="pct"/>
+            <w:tcW w:w="2200" w:type="pct"/>
             <w:vAlign w:val="center"/>
           </w:tcPr>
           <w:p>
@@ -5376,13 +5088,13 @@
                 <w:b w:val="0"/>
                 <w:sz w:val="21"/>
               </w:rPr>
-              <w:t>2024-05-11</w:t>
-            </w:r>
-          </w:p>
-        </w:tc>
-        <w:tc>
-          <w:tcPr>
-            <w:tcW w:w="1100" w:type="pct"/>
+              <w:t>2024年5月</w:t>
+            </w:r>
+          </w:p>
+        </w:tc>
+        <w:tc>
+          <w:tcPr>
+            <w:tcW w:w="1050" w:type="pct"/>
             <w:vAlign w:val="center"/>
           </w:tcPr>
           <w:p>
@@ -5402,7 +5114,7 @@
         </w:tc>
         <w:tc>
           <w:tcPr>
-            <w:tcW w:w="2150" w:type="pct"/>
+            <w:tcW w:w="2200" w:type="pct"/>
             <w:vAlign w:val="center"/>
           </w:tcPr>
           <w:p>
@@ -5461,13 +5173,13 @@
                 <w:b w:val="0"/>
                 <w:sz w:val="21"/>
               </w:rPr>
-              <w:t>2025-01-16</w:t>
-            </w:r>
-          </w:p>
-        </w:tc>
-        <w:tc>
-          <w:tcPr>
-            <w:tcW w:w="1100" w:type="pct"/>
+              <w:t>2025年1月</w:t>
+            </w:r>
+          </w:p>
+        </w:tc>
+        <w:tc>
+          <w:tcPr>
+            <w:tcW w:w="1050" w:type="pct"/>
             <w:vAlign w:val="center"/>
           </w:tcPr>
           <w:p>
@@ -5487,7 +5199,7 @@
         </w:tc>
         <w:tc>
           <w:tcPr>
-            <w:tcW w:w="2150" w:type="pct"/>
+            <w:tcW w:w="2200" w:type="pct"/>
             <w:vAlign w:val="center"/>
           </w:tcPr>
           <w:p>
@@ -5546,13 +5258,13 @@
                 <w:b w:val="0"/>
                 <w:sz w:val="21"/>
               </w:rPr>
-              <w:t>2025-02-12</w:t>
-            </w:r>
-          </w:p>
-        </w:tc>
-        <w:tc>
-          <w:tcPr>
-            <w:tcW w:w="1100" w:type="pct"/>
+              <w:t>2025年2月</w:t>
+            </w:r>
+          </w:p>
+        </w:tc>
+        <w:tc>
+          <w:tcPr>
+            <w:tcW w:w="1050" w:type="pct"/>
             <w:vAlign w:val="center"/>
           </w:tcPr>
           <w:p>
@@ -5572,7 +5284,7 @@
         </w:tc>
         <w:tc>
           <w:tcPr>
-            <w:tcW w:w="2150" w:type="pct"/>
+            <w:tcW w:w="2200" w:type="pct"/>
             <w:vAlign w:val="center"/>
           </w:tcPr>
           <w:p>
@@ -5631,13 +5343,13 @@
                 <w:b w:val="0"/>
                 <w:sz w:val="21"/>
               </w:rPr>
-              <w:t>2025-02-28</w:t>
-            </w:r>
-          </w:p>
-        </w:tc>
-        <w:tc>
-          <w:tcPr>
-            <w:tcW w:w="1100" w:type="pct"/>
+              <w:t>2025年2月</w:t>
+            </w:r>
+          </w:p>
+        </w:tc>
+        <w:tc>
+          <w:tcPr>
+            <w:tcW w:w="1050" w:type="pct"/>
             <w:vAlign w:val="center"/>
           </w:tcPr>
           <w:p>
@@ -5657,7 +5369,7 @@
         </w:tc>
         <w:tc>
           <w:tcPr>
-            <w:tcW w:w="2150" w:type="pct"/>
+            <w:tcW w:w="2200" w:type="pct"/>
             <w:vAlign w:val="center"/>
           </w:tcPr>
           <w:p>
@@ -5716,13 +5428,13 @@
                 <w:b w:val="0"/>
                 <w:sz w:val="21"/>
               </w:rPr>
-              <w:t>2025-08-07</w:t>
-            </w:r>
-          </w:p>
-        </w:tc>
-        <w:tc>
-          <w:tcPr>
-            <w:tcW w:w="1100" w:type="pct"/>
+              <w:t>2025年8月</w:t>
+            </w:r>
+          </w:p>
+        </w:tc>
+        <w:tc>
+          <w:tcPr>
+            <w:tcW w:w="1050" w:type="pct"/>
             <w:vAlign w:val="center"/>
           </w:tcPr>
           <w:p>
@@ -5742,7 +5454,7 @@
         </w:tc>
         <w:tc>
           <w:tcPr>
-            <w:tcW w:w="2150" w:type="pct"/>
+            <w:tcW w:w="2200" w:type="pct"/>
             <w:vAlign w:val="center"/>
           </w:tcPr>
           <w:p>
@@ -5801,13 +5513,13 @@
                 <w:b w:val="0"/>
                 <w:sz w:val="21"/>
               </w:rPr>
-              <w:t>2025-12-29</w:t>
-            </w:r>
-          </w:p>
-        </w:tc>
-        <w:tc>
-          <w:tcPr>
-            <w:tcW w:w="1100" w:type="pct"/>
+              <w:t>2025年12月</w:t>
+            </w:r>
+          </w:p>
+        </w:tc>
+        <w:tc>
+          <w:tcPr>
+            <w:tcW w:w="1050" w:type="pct"/>
             <w:vAlign w:val="center"/>
           </w:tcPr>
           <w:p>
@@ -5827,7 +5539,7 @@
         </w:tc>
         <w:tc>
           <w:tcPr>
-            <w:tcW w:w="2150" w:type="pct"/>
+            <w:tcW w:w="2200" w:type="pct"/>
             <w:vAlign w:val="center"/>
           </w:tcPr>
           <w:p>
@@ -5889,13 +5601,13 @@
                 <w:b w:val="0"/>
                 <w:sz w:val="21"/>
               </w:rPr>
-              <w:t>2026-06-26</w:t>
-            </w:r>
-          </w:p>
-        </w:tc>
-        <w:tc>
-          <w:tcPr>
-            <w:tcW w:w="1100" w:type="pct"/>
+              <w:t>2026年6月</w:t>
+            </w:r>
+          </w:p>
+        </w:tc>
+        <w:tc>
+          <w:tcPr>
+            <w:tcW w:w="1050" w:type="pct"/>
             <w:tcBorders>
               <w:bottom w:val="single" w:sz="12" w:space="0" w:color="010000"/>
             </w:tcBorders>
@@ -5918,7 +5630,7 @@
         </w:tc>
         <w:tc>
           <w:tcPr>
-            <w:tcW w:w="2150" w:type="pct"/>
+            <w:tcW w:w="2200" w:type="pct"/>
             <w:tcBorders>
               <w:bottom w:val="single" w:sz="12" w:space="0" w:color="010000"/>
             </w:tcBorders>
@@ -5964,20 +5676,6 @@
         </w:tc>
       </w:tr>
     </w:tbl>
-    <w:p>
-      <w:pPr>
-        <w:pStyle w:val="a4"/>
-        <w:jc w:val="center"/>
-      </w:pPr>
-      <w:r>
-        <w:rPr>
-          <w:rFonts w:hint="eastAsia"/>
-          <w:b w:val="0"/>
-          <w:sz w:val="11"/>
-        </w:rPr>
-        <w:t>资料来源：企查查企业信用报告专业版</w:t>
-      </w:r>
-    </w:p>
     <w:p>
       <w:pPr>
         <w:pStyle w:val="005"/>
@@ -5987,7 +5685,7 @@
           <w:rFonts w:hint="eastAsia"/>
           <w:b w:val="0"/>
         </w:rPr>
-        <w:t>公司部分轮次同时存在增资与老股转让。例如北京市先进制造和智能装备产业投资基金认缴出资额343.7314万元，高于其进入当期的注册资本增加额317.9515万元，差额部分为受让老股。仅以注册资本增加额测算会低估该轮估值，2025年1月23日与2025年2月11日两轮测算结果的倒挂即源于此。通宇通讯（002792.SZ）为上市公司，2024年12月投资、2026年2月转让退出均应履行公告义务，可据其公告核对交易对价与持股比例。</w:t>
+        <w:t>公司部分轮次为增资与老股转让并行。北京市先进制造和智能装备产业投资基金认缴出资额343.7314万元，高于其进入当期的注册资本增加额317.9515万元，差额部分为受让老股，仅以注册资本增加额测算会低估该轮估值。通宇通讯（002792.SZ）为上市公司，其2024年12月投资及2026年2月转让退出均应履行公告义务，可据其公告核对交易对价与持股比例。</w:t>
       </w:r>
     </w:p>
     <w:p>
@@ -6011,7 +5709,7 @@
           <w:rFonts w:hint="eastAsia"/>
           <w:b w:val="0"/>
         </w:rPr>
-        <w:t>往返九霄为公开资料所列国内三家OTV整机公司之一，另两家为无限宇航与未来宇航。公司以发动机自主研发为切入点，OTV整机尚在研发中，进度落后于前两家。</w:t>
+        <w:t>往返九霄是国内轨道转移飞行器研制企业，以空间发动机自主研发为切入点，整机产品处于研制阶段。北京往返九霄航空航天科技有限公司为苏州往返九霄航空航天科技有限公司的全资子公司，融资在苏州主体层面进行。公司拥有专利20项、软件著作权10项，公开招聘岗位集中于火箭发动机推力室设计、发动机阀门设计、发动机系统设计与火箭发动机工艺设计。</w:t>
       </w:r>
     </w:p>
     <w:p>
@@ -6023,34 +5721,7 @@
           <w:rFonts w:hint="eastAsia"/>
           <w:b w:val="0"/>
         </w:rPr>
-        <w:t>经营主体方面，北京往返九霄航空航天科技有限公司成立于2024年8月，注册资本500万元并已全额实缴，唯一股东为苏州往返九霄航空航天科技有限公司，持股100%。该主体为全资子公司，无独立融资记录，融资发生在苏州母公司层面。</w:t>
-      </w:r>
-    </w:p>
-    <w:p>
-      <w:pPr>
-        <w:pStyle w:val="005"/>
-      </w:pPr>
-      <w:r>
-        <w:rPr>
-          <w:rFonts w:hint="eastAsia"/>
-          <w:b w:val="0"/>
-        </w:rPr>
-        <w:t>经营状况方面，公司2025年报参保人数6人，分支机构参保12人，拥有专利20项、软件著作权10项。公开招聘记录共41条，岗位集中于火箭发动机推力室设计、发动机阀门设计、发动机系统设计、火箭发动机工艺设计，未见飞行器总体设计、导航制导与控制等整机岗位。</w:t>
-      </w:r>
-    </w:p>
-    <w:p>
-      <w:pPr>
-        <w:pStyle w:val="a4"/>
-        <w:keepNext/>
-        <w:jc w:val="center"/>
-      </w:pPr>
-      <w:r>
-        <w:rPr>
-          <w:rFonts w:hint="eastAsia"/>
-          <w:b/>
-          <w:sz w:val="21"/>
-        </w:rPr>
-        <w:t>表11  往返九霄基本情况</w:t>
+        <w:t>往返九霄系无限宇航同行业公司，与无限宇航、未来宇航同为国内三家轨道转移飞行器整机企业，其经营主体基本情况如下：</w:t>
       </w:r>
     </w:p>
     <w:tbl>
@@ -6078,7 +5749,7 @@
         </w:trPr>
         <w:tc>
           <w:tcPr>
-            <w:tcW w:w="1200" w:type="pct"/>
+            <w:tcW w:w="1300" w:type="pct"/>
             <w:tcBorders>
               <w:top w:val="single" w:sz="12" w:space="0" w:color="010000"/>
               <w:bottom w:val="single" w:sz="4" w:space="0" w:color="010000"/>
@@ -6102,7 +5773,7 @@
         </w:tc>
         <w:tc>
           <w:tcPr>
-            <w:tcW w:w="3800" w:type="pct"/>
+            <w:tcW w:w="3700" w:type="pct"/>
             <w:tcBorders>
               <w:top w:val="single" w:sz="12" w:space="0" w:color="010000"/>
               <w:bottom w:val="single" w:sz="4" w:space="0" w:color="010000"/>
@@ -6131,7 +5802,7 @@
         </w:trPr>
         <w:tc>
           <w:tcPr>
-            <w:tcW w:w="1200" w:type="pct"/>
+            <w:tcW w:w="1300" w:type="pct"/>
             <w:vAlign w:val="center"/>
           </w:tcPr>
           <w:p>
@@ -6151,7 +5822,7 @@
         </w:tc>
         <w:tc>
           <w:tcPr>
-            <w:tcW w:w="3800" w:type="pct"/>
+            <w:tcW w:w="3700" w:type="pct"/>
             <w:vAlign w:val="center"/>
           </w:tcPr>
           <w:p>
@@ -6165,7 +5836,7 @@
                 <w:b w:val="0"/>
                 <w:sz w:val="21"/>
               </w:rPr>
-              <w:t>2024-08-19</w:t>
+              <w:t>2024年8月</w:t>
             </w:r>
           </w:p>
         </w:tc>
@@ -6176,7 +5847,7 @@
         </w:trPr>
         <w:tc>
           <w:tcPr>
-            <w:tcW w:w="1200" w:type="pct"/>
+            <w:tcW w:w="1300" w:type="pct"/>
             <w:vAlign w:val="center"/>
           </w:tcPr>
           <w:p>
@@ -6196,7 +5867,7 @@
         </w:tc>
         <w:tc>
           <w:tcPr>
-            <w:tcW w:w="3800" w:type="pct"/>
+            <w:tcW w:w="3700" w:type="pct"/>
             <w:vAlign w:val="center"/>
           </w:tcPr>
           <w:p>
@@ -6221,7 +5892,7 @@
         </w:trPr>
         <w:tc>
           <w:tcPr>
-            <w:tcW w:w="1200" w:type="pct"/>
+            <w:tcW w:w="1300" w:type="pct"/>
             <w:vAlign w:val="center"/>
           </w:tcPr>
           <w:p>
@@ -6241,7 +5912,7 @@
         </w:tc>
         <w:tc>
           <w:tcPr>
-            <w:tcW w:w="3800" w:type="pct"/>
+            <w:tcW w:w="3700" w:type="pct"/>
             <w:vAlign w:val="center"/>
           </w:tcPr>
           <w:p>
@@ -6255,7 +5926,7 @@
                 <w:b w:val="0"/>
                 <w:sz w:val="21"/>
               </w:rPr>
-              <w:t>苏州往返九霄航空航天科技有限公司，持股100%</w:t>
+              <w:t>苏州往返九霄航空航天科技有限公司持股100%</w:t>
             </w:r>
           </w:p>
         </w:tc>
@@ -6266,7 +5937,7 @@
         </w:trPr>
         <w:tc>
           <w:tcPr>
-            <w:tcW w:w="1200" w:type="pct"/>
+            <w:tcW w:w="1300" w:type="pct"/>
             <w:vAlign w:val="center"/>
           </w:tcPr>
           <w:p>
@@ -6286,7 +5957,7 @@
         </w:tc>
         <w:tc>
           <w:tcPr>
-            <w:tcW w:w="3800" w:type="pct"/>
+            <w:tcW w:w="3700" w:type="pct"/>
             <w:vAlign w:val="center"/>
           </w:tcPr>
           <w:p>
@@ -6300,7 +5971,7 @@
                 <w:b w:val="0"/>
                 <w:sz w:val="21"/>
               </w:rPr>
-              <w:t>6人（分支机构12人）</w:t>
+              <w:t>6人，分支机构12人</w:t>
             </w:r>
           </w:p>
         </w:tc>
@@ -6311,52 +5982,7 @@
         </w:trPr>
         <w:tc>
           <w:tcPr>
-            <w:tcW w:w="1200" w:type="pct"/>
-            <w:vAlign w:val="center"/>
-          </w:tcPr>
-          <w:p>
-            <w:pPr>
-              <w:keepNext/>
-              <w:jc w:val="center"/>
-            </w:pPr>
-            <w:r>
-              <w:rPr>
-                <w:rFonts w:hint="eastAsia"/>
-                <w:b w:val="0"/>
-                <w:sz w:val="21"/>
-              </w:rPr>
-              <w:t>融资情况</w:t>
-            </w:r>
-          </w:p>
-        </w:tc>
-        <w:tc>
-          <w:tcPr>
-            <w:tcW w:w="3800" w:type="pct"/>
-            <w:vAlign w:val="center"/>
-          </w:tcPr>
-          <w:p>
-            <w:pPr>
-              <w:keepNext/>
-              <w:jc w:val="left"/>
-            </w:pPr>
-            <w:r>
-              <w:rPr>
-                <w:rFonts w:hint="eastAsia"/>
-                <w:b w:val="0"/>
-                <w:sz w:val="21"/>
-              </w:rPr>
-              <w:t>该主体无融资记录</w:t>
-            </w:r>
-          </w:p>
-        </w:tc>
-      </w:tr>
-      <w:tr>
-        <w:trPr>
-          <w:cantSplit/>
-        </w:trPr>
-        <w:tc>
-          <w:tcPr>
-            <w:tcW w:w="1200" w:type="pct"/>
+            <w:tcW w:w="1300" w:type="pct"/>
             <w:tcBorders>
               <w:bottom w:val="single" w:sz="12" w:space="0" w:color="010000"/>
             </w:tcBorders>
@@ -6379,7 +6005,7 @@
         </w:tc>
         <w:tc>
           <w:tcPr>
-            <w:tcW w:w="3800" w:type="pct"/>
+            <w:tcW w:w="3700" w:type="pct"/>
             <w:tcBorders>
               <w:bottom w:val="single" w:sz="12" w:space="0" w:color="010000"/>
             </w:tcBorders>
@@ -6402,20 +6028,6 @@
         </w:tc>
       </w:tr>
     </w:tbl>
-    <w:p>
-      <w:pPr>
-        <w:pStyle w:val="a4"/>
-        <w:jc w:val="center"/>
-      </w:pPr>
-      <w:r>
-        <w:rPr>
-          <w:rFonts w:hint="eastAsia"/>
-          <w:b w:val="0"/>
-          <w:sz w:val="11"/>
-        </w:rPr>
-        <w:t>资料来源：企查查企业信用报告专业版</w:t>
-      </w:r>
-    </w:p>
     <w:p>
       <w:pPr>
         <w:pStyle w:val="004"/>
@@ -6437,7 +6049,7 @@
           <w:rFonts w:hint="eastAsia"/>
           <w:b w:val="0"/>
         </w:rPr>
-        <w:t>Momentus与无限宇航的产品形态最为接近，均为轨道转移飞行器整机，且已完成多次在轨任务，其经营数据可用于观察该商业模式的收入实现情况。公司成立于2017年，主要产品为Vigoride系列轨道转移飞行器，2021年8月通过特殊目的收购公司方式在纳斯达克上市，证券代码MNTS。</w:t>
+        <w:t>Momentus Inc.是美国轨道转移飞行器研制与运营企业，主营业务为Vigoride系列轨道转移飞行器的研发、制造及在轨运输服务，2021年8月通过特殊目的收购公司方式在纳斯达克上市，证券代码MNTS。公司现阶段收入主要来自美国国防高级研究计划局NOM4D、BRIDGES项目及太空发展局HALO项目的工程服务。2023年度308.9万美元收入中，170万美元来自Vigoride 5与Vigoride 6的客户履约。</w:t>
       </w:r>
     </w:p>
     <w:p>
@@ -6449,288 +6061,7 @@
           <w:rFonts w:hint="eastAsia"/>
           <w:b w:val="0"/>
         </w:rPr>
-        <w:t>经营状况方面，年报载明2025年度与2024年度收入主要来自美国国防高级研究计划局的NOM4D、BRIDGES项目及太空发展局HALO项目的工程服务。2025年度111.0万美元收入中，90万美元为工程服务收入，20万美元为客户合同到期后没收的定金。2023年度308.9万美元收入中，170万美元来自Vigoride 5与Vigoride 6的客户履约，30万美元为太空发展局工程服务。</w:t>
-      </w:r>
-    </w:p>
-    <w:p>
-      <w:pPr>
-        <w:pStyle w:val="a4"/>
-        <w:keepNext/>
-        <w:jc w:val="center"/>
-      </w:pPr>
-      <w:r>
-        <w:rPr>
-          <w:rFonts w:hint="eastAsia"/>
-          <w:b/>
-          <w:sz w:val="21"/>
-        </w:rPr>
-        <w:t>表12  Momentus融资与资本市场情况</w:t>
-      </w:r>
-    </w:p>
-    <w:tbl>
-      <w:tblPr>
-        <w:tblW w:w="5000" w:type="pct"/>
-        <w:jc w:val="center"/>
-        <w:tblBorders>
-          <w:top w:val="single" w:sz="12" w:space="0" w:color="010000"/>
-          <w:left w:val="single" w:sz="12" w:space="0" w:color="010000"/>
-          <w:bottom w:val="single" w:sz="12" w:space="0" w:color="010000"/>
-          <w:right w:val="single" w:sz="12" w:space="0" w:color="010000"/>
-          <w:insideH w:val="single" w:sz="4" w:space="0" w:color="010000"/>
-          <w:insideV w:val="single" w:sz="4" w:space="0" w:color="010000"/>
-        </w:tblBorders>
-        <w:tblLook w:val="04A0" w:firstRow="1" w:lastRow="0" w:firstColumn="1" w:lastColumn="0" w:noHBand="0" w:noVBand="1"/>
-      </w:tblPr>
-      <w:tblGrid>
-        <w:gridCol w:w="2769"/>
-        <w:gridCol w:w="2769"/>
-        <w:gridCol w:w="2769"/>
-      </w:tblGrid>
-      <w:tr>
-        <w:trPr>
-          <w:cantSplit/>
-          <w:tblHeader/>
-        </w:trPr>
-        <w:tc>
-          <w:tcPr>
-            <w:tcW w:w="800" w:type="pct"/>
-            <w:tcBorders>
-              <w:top w:val="single" w:sz="12" w:space="0" w:color="010000"/>
-              <w:bottom w:val="single" w:sz="4" w:space="0" w:color="010000"/>
-            </w:tcBorders>
-            <w:vAlign w:val="center"/>
-          </w:tcPr>
-          <w:p>
-            <w:pPr>
-              <w:keepNext/>
-              <w:jc w:val="center"/>
-            </w:pPr>
-            <w:r>
-              <w:rPr>
-                <w:rFonts w:hint="eastAsia"/>
-                <w:b/>
-                <w:sz w:val="21"/>
-              </w:rPr>
-              <w:t>时间</w:t>
-            </w:r>
-          </w:p>
-        </w:tc>
-        <w:tc>
-          <w:tcPr>
-            <w:tcW w:w="2700" w:type="pct"/>
-            <w:tcBorders>
-              <w:top w:val="single" w:sz="12" w:space="0" w:color="010000"/>
-              <w:bottom w:val="single" w:sz="4" w:space="0" w:color="010000"/>
-            </w:tcBorders>
-            <w:vAlign w:val="center"/>
-          </w:tcPr>
-          <w:p>
-            <w:pPr>
-              <w:keepNext/>
-              <w:jc w:val="center"/>
-            </w:pPr>
-            <w:r>
-              <w:rPr>
-                <w:rFonts w:hint="eastAsia"/>
-                <w:b/>
-                <w:sz w:val="21"/>
-              </w:rPr>
-              <w:t>事项</w:t>
-            </w:r>
-          </w:p>
-        </w:tc>
-        <w:tc>
-          <w:tcPr>
-            <w:tcW w:w="1500" w:type="pct"/>
-            <w:tcBorders>
-              <w:top w:val="single" w:sz="12" w:space="0" w:color="010000"/>
-              <w:bottom w:val="single" w:sz="4" w:space="0" w:color="010000"/>
-            </w:tcBorders>
-            <w:vAlign w:val="center"/>
-          </w:tcPr>
-          <w:p>
-            <w:pPr>
-              <w:keepNext/>
-              <w:jc w:val="center"/>
-            </w:pPr>
-            <w:r>
-              <w:rPr>
-                <w:rFonts w:hint="eastAsia"/>
-                <w:b/>
-                <w:sz w:val="21"/>
-              </w:rPr>
-              <w:t>金额</w:t>
-            </w:r>
-          </w:p>
-        </w:tc>
-      </w:tr>
-      <w:tr>
-        <w:trPr>
-          <w:cantSplit/>
-        </w:trPr>
-        <w:tc>
-          <w:tcPr>
-            <w:tcW w:w="800" w:type="pct"/>
-            <w:vAlign w:val="center"/>
-          </w:tcPr>
-          <w:p>
-            <w:pPr>
-              <w:keepNext/>
-              <w:jc w:val="center"/>
-            </w:pPr>
-            <w:r>
-              <w:rPr>
-                <w:rFonts w:hint="eastAsia"/>
-                <w:b w:val="0"/>
-                <w:sz w:val="21"/>
-              </w:rPr>
-              <w:t>2021年8月</w:t>
-            </w:r>
-          </w:p>
-        </w:tc>
-        <w:tc>
-          <w:tcPr>
-            <w:tcW w:w="2700" w:type="pct"/>
-            <w:vAlign w:val="center"/>
-          </w:tcPr>
-          <w:p>
-            <w:pPr>
-              <w:keepNext/>
-              <w:jc w:val="left"/>
-            </w:pPr>
-            <w:r>
-              <w:rPr>
-                <w:rFonts w:hint="eastAsia"/>
-                <w:b w:val="0"/>
-                <w:sz w:val="21"/>
-              </w:rPr>
-              <w:t>与Stable Road Acquisition Corp完成SPAC合并，在纳斯达克上市</w:t>
-            </w:r>
-          </w:p>
-        </w:tc>
-        <w:tc>
-          <w:tcPr>
-            <w:tcW w:w="1500" w:type="pct"/>
-            <w:vAlign w:val="center"/>
-          </w:tcPr>
-          <w:p>
-            <w:pPr>
-              <w:keepNext/>
-              <w:jc w:val="left"/>
-            </w:pPr>
-            <w:r>
-              <w:rPr>
-                <w:rFonts w:hint="eastAsia"/>
-                <w:b w:val="0"/>
-                <w:sz w:val="21"/>
-              </w:rPr>
-              <w:t>—</w:t>
-            </w:r>
-          </w:p>
-        </w:tc>
-      </w:tr>
-      <w:tr>
-        <w:trPr>
-          <w:cantSplit/>
-        </w:trPr>
-        <w:tc>
-          <w:tcPr>
-            <w:tcW w:w="800" w:type="pct"/>
-            <w:tcBorders>
-              <w:bottom w:val="single" w:sz="12" w:space="0" w:color="010000"/>
-            </w:tcBorders>
-            <w:vAlign w:val="center"/>
-          </w:tcPr>
-          <w:p>
-            <w:pPr>
-              <w:keepNext/>
-              <w:jc w:val="center"/>
-            </w:pPr>
-            <w:r>
-              <w:rPr>
-                <w:rFonts w:hint="eastAsia"/>
-                <w:b w:val="0"/>
-                <w:sz w:val="21"/>
-              </w:rPr>
-              <w:t>2025年9月</w:t>
-            </w:r>
-          </w:p>
-        </w:tc>
-        <w:tc>
-          <w:tcPr>
-            <w:tcW w:w="2700" w:type="pct"/>
-            <w:tcBorders>
-              <w:bottom w:val="single" w:sz="12" w:space="0" w:color="010000"/>
-            </w:tcBorders>
-            <w:vAlign w:val="center"/>
-          </w:tcPr>
-          <w:p>
-            <w:pPr>
-              <w:keepNext/>
-              <w:jc w:val="left"/>
-            </w:pPr>
-            <w:r>
-              <w:rPr>
-                <w:rFonts w:hint="eastAsia"/>
-                <w:b w:val="0"/>
-                <w:sz w:val="21"/>
-              </w:rPr>
-              <w:t>发行次级担保可转换债券，年利率8%，转股价19.92美元/股</w:t>
-            </w:r>
-          </w:p>
-        </w:tc>
-        <w:tc>
-          <w:tcPr>
-            <w:tcW w:w="1500" w:type="pct"/>
-            <w:tcBorders>
-              <w:bottom w:val="single" w:sz="12" w:space="0" w:color="010000"/>
-            </w:tcBorders>
-            <w:vAlign w:val="center"/>
-          </w:tcPr>
-          <w:p>
-            <w:pPr>
-              <w:keepNext/>
-              <w:jc w:val="left"/>
-            </w:pPr>
-            <w:r>
-              <w:rPr>
-                <w:rFonts w:hint="eastAsia"/>
-                <w:b w:val="0"/>
-                <w:sz w:val="21"/>
-              </w:rPr>
-              <w:t>本金160万美元，实际取得约150万美元</w:t>
-            </w:r>
-          </w:p>
-        </w:tc>
-      </w:tr>
-    </w:tbl>
-    <w:p>
-      <w:pPr>
-        <w:pStyle w:val="a4"/>
-        <w:jc w:val="center"/>
-      </w:pPr>
-      <w:r>
-        <w:rPr>
-          <w:rFonts w:hint="eastAsia"/>
-          <w:b w:val="0"/>
-          <w:sz w:val="11"/>
-        </w:rPr>
-        <w:t>资料来源：Momentus Inc. Form 10-K</w:t>
-      </w:r>
-    </w:p>
-    <w:p>
-      <w:pPr>
-        <w:pStyle w:val="a4"/>
-        <w:keepNext/>
-        <w:jc w:val="center"/>
-      </w:pPr>
-      <w:r>
-        <w:rPr>
-          <w:rFonts w:hint="eastAsia"/>
-          <w:b/>
-          <w:sz w:val="21"/>
-        </w:rPr>
-        <w:t>表13  Momentus财务数据</w:t>
+        <w:t>Momentus系无限宇航同行业公司，为全球范围内产品形态最为接近且已上市的企业，其财务数据具有一定参考意义，2022年至2025年财务数据如下：</w:t>
       </w:r>
     </w:p>
     <w:p>
@@ -7331,16 +6662,14 @@
     </w:tbl>
     <w:p>
       <w:pPr>
-        <w:pStyle w:val="a4"/>
-        <w:jc w:val="center"/>
+        <w:pStyle w:val="005"/>
       </w:pPr>
       <w:r>
         <w:rPr>
           <w:rFonts w:hint="eastAsia"/>
           <w:b w:val="0"/>
-          <w:sz w:val="11"/>
         </w:rPr>
-        <w:t>资料来源：Momentus Inc. Form 10-K（FY2025、FY2023），经审计合并利润表</w:t>
+        <w:t>公司2022年至2025年累计净亏损2.30亿美元。研发费用由2022年的4172.1万美元降至2025年的919.0万美元，降幅78%；销售及管理费用同期由4982.7万美元降至1917.3万美元。营业收入2023年见顶后连续两年下滑。</w:t>
       </w:r>
     </w:p>
     <w:p>
@@ -7352,9 +6681,246 @@
           <w:rFonts w:hint="eastAsia"/>
           <w:b w:val="0"/>
         </w:rPr>
-        <w:t>公司2022年至2025年累计净亏损2.30亿美元。研发费用由2022年的4172.1万美元降至2025年的919.0万美元，降幅78%；销售及管理费用同期由4982.7万美元降至1917.3万美元。营业收入2023年见顶后连续两年下滑。</w:t>
+        <w:t>公司融资及资本市场情况如下：</w:t>
       </w:r>
     </w:p>
+    <w:tbl>
+      <w:tblPr>
+        <w:tblW w:w="5000" w:type="pct"/>
+        <w:jc w:val="center"/>
+        <w:tblBorders>
+          <w:top w:val="single" w:sz="12" w:space="0" w:color="010000"/>
+          <w:left w:val="single" w:sz="12" w:space="0" w:color="010000"/>
+          <w:bottom w:val="single" w:sz="12" w:space="0" w:color="010000"/>
+          <w:right w:val="single" w:sz="12" w:space="0" w:color="010000"/>
+          <w:insideH w:val="single" w:sz="4" w:space="0" w:color="010000"/>
+          <w:insideV w:val="single" w:sz="4" w:space="0" w:color="010000"/>
+        </w:tblBorders>
+        <w:tblLook w:val="04A0" w:firstRow="1" w:lastRow="0" w:firstColumn="1" w:lastColumn="0" w:noHBand="0" w:noVBand="1"/>
+      </w:tblPr>
+      <w:tblGrid>
+        <w:gridCol w:w="2769"/>
+        <w:gridCol w:w="2769"/>
+        <w:gridCol w:w="2769"/>
+      </w:tblGrid>
+      <w:tr>
+        <w:trPr>
+          <w:cantSplit/>
+          <w:tblHeader/>
+        </w:trPr>
+        <w:tc>
+          <w:tcPr>
+            <w:tcW w:w="800" w:type="pct"/>
+            <w:tcBorders>
+              <w:top w:val="single" w:sz="12" w:space="0" w:color="010000"/>
+              <w:bottom w:val="single" w:sz="4" w:space="0" w:color="010000"/>
+            </w:tcBorders>
+            <w:vAlign w:val="center"/>
+          </w:tcPr>
+          <w:p>
+            <w:pPr>
+              <w:keepNext/>
+              <w:jc w:val="center"/>
+            </w:pPr>
+            <w:r>
+              <w:rPr>
+                <w:rFonts w:hint="eastAsia"/>
+                <w:b/>
+                <w:sz w:val="21"/>
+              </w:rPr>
+              <w:t>时间</w:t>
+            </w:r>
+          </w:p>
+        </w:tc>
+        <w:tc>
+          <w:tcPr>
+            <w:tcW w:w="2700" w:type="pct"/>
+            <w:tcBorders>
+              <w:top w:val="single" w:sz="12" w:space="0" w:color="010000"/>
+              <w:bottom w:val="single" w:sz="4" w:space="0" w:color="010000"/>
+            </w:tcBorders>
+            <w:vAlign w:val="center"/>
+          </w:tcPr>
+          <w:p>
+            <w:pPr>
+              <w:keepNext/>
+              <w:jc w:val="center"/>
+            </w:pPr>
+            <w:r>
+              <w:rPr>
+                <w:rFonts w:hint="eastAsia"/>
+                <w:b/>
+                <w:sz w:val="21"/>
+              </w:rPr>
+              <w:t>事项</w:t>
+            </w:r>
+          </w:p>
+        </w:tc>
+        <w:tc>
+          <w:tcPr>
+            <w:tcW w:w="1500" w:type="pct"/>
+            <w:tcBorders>
+              <w:top w:val="single" w:sz="12" w:space="0" w:color="010000"/>
+              <w:bottom w:val="single" w:sz="4" w:space="0" w:color="010000"/>
+            </w:tcBorders>
+            <w:vAlign w:val="center"/>
+          </w:tcPr>
+          <w:p>
+            <w:pPr>
+              <w:keepNext/>
+              <w:jc w:val="center"/>
+            </w:pPr>
+            <w:r>
+              <w:rPr>
+                <w:rFonts w:hint="eastAsia"/>
+                <w:b/>
+                <w:sz w:val="21"/>
+              </w:rPr>
+              <w:t>金额</w:t>
+            </w:r>
+          </w:p>
+        </w:tc>
+      </w:tr>
+      <w:tr>
+        <w:trPr>
+          <w:cantSplit/>
+        </w:trPr>
+        <w:tc>
+          <w:tcPr>
+            <w:tcW w:w="800" w:type="pct"/>
+            <w:vAlign w:val="center"/>
+          </w:tcPr>
+          <w:p>
+            <w:pPr>
+              <w:keepNext/>
+              <w:jc w:val="center"/>
+            </w:pPr>
+            <w:r>
+              <w:rPr>
+                <w:rFonts w:hint="eastAsia"/>
+                <w:b w:val="0"/>
+                <w:sz w:val="21"/>
+              </w:rPr>
+              <w:t>2021年8月</w:t>
+            </w:r>
+          </w:p>
+        </w:tc>
+        <w:tc>
+          <w:tcPr>
+            <w:tcW w:w="2700" w:type="pct"/>
+            <w:vAlign w:val="center"/>
+          </w:tcPr>
+          <w:p>
+            <w:pPr>
+              <w:keepNext/>
+              <w:jc w:val="left"/>
+            </w:pPr>
+            <w:r>
+              <w:rPr>
+                <w:rFonts w:hint="eastAsia"/>
+                <w:b w:val="0"/>
+                <w:sz w:val="21"/>
+              </w:rPr>
+              <w:t>与Stable Road Acquisition Corp完成SPAC合并，在纳斯达克上市</w:t>
+            </w:r>
+          </w:p>
+        </w:tc>
+        <w:tc>
+          <w:tcPr>
+            <w:tcW w:w="1500" w:type="pct"/>
+            <w:vAlign w:val="center"/>
+          </w:tcPr>
+          <w:p>
+            <w:pPr>
+              <w:keepNext/>
+              <w:jc w:val="left"/>
+            </w:pPr>
+            <w:r>
+              <w:rPr>
+                <w:rFonts w:hint="eastAsia"/>
+                <w:b w:val="0"/>
+                <w:sz w:val="21"/>
+              </w:rPr>
+              <w:t>未披露</w:t>
+            </w:r>
+          </w:p>
+        </w:tc>
+      </w:tr>
+      <w:tr>
+        <w:trPr>
+          <w:cantSplit/>
+        </w:trPr>
+        <w:tc>
+          <w:tcPr>
+            <w:tcW w:w="800" w:type="pct"/>
+            <w:tcBorders>
+              <w:bottom w:val="single" w:sz="12" w:space="0" w:color="010000"/>
+            </w:tcBorders>
+            <w:vAlign w:val="center"/>
+          </w:tcPr>
+          <w:p>
+            <w:pPr>
+              <w:keepNext/>
+              <w:jc w:val="center"/>
+            </w:pPr>
+            <w:r>
+              <w:rPr>
+                <w:rFonts w:hint="eastAsia"/>
+                <w:b w:val="0"/>
+                <w:sz w:val="21"/>
+              </w:rPr>
+              <w:t>2025年9月</w:t>
+            </w:r>
+          </w:p>
+        </w:tc>
+        <w:tc>
+          <w:tcPr>
+            <w:tcW w:w="2700" w:type="pct"/>
+            <w:tcBorders>
+              <w:bottom w:val="single" w:sz="12" w:space="0" w:color="010000"/>
+            </w:tcBorders>
+            <w:vAlign w:val="center"/>
+          </w:tcPr>
+          <w:p>
+            <w:pPr>
+              <w:keepNext/>
+              <w:jc w:val="left"/>
+            </w:pPr>
+            <w:r>
+              <w:rPr>
+                <w:rFonts w:hint="eastAsia"/>
+                <w:b w:val="0"/>
+                <w:sz w:val="21"/>
+              </w:rPr>
+              <w:t>发行次级担保可转换债券，年利率8%，转股价19.92美元/股</w:t>
+            </w:r>
+          </w:p>
+        </w:tc>
+        <w:tc>
+          <w:tcPr>
+            <w:tcW w:w="1500" w:type="pct"/>
+            <w:tcBorders>
+              <w:bottom w:val="single" w:sz="12" w:space="0" w:color="010000"/>
+            </w:tcBorders>
+            <w:vAlign w:val="center"/>
+          </w:tcPr>
+          <w:p>
+            <w:pPr>
+              <w:keepNext/>
+              <w:jc w:val="left"/>
+            </w:pPr>
+            <w:r>
+              <w:rPr>
+                <w:rFonts w:hint="eastAsia"/>
+                <w:b w:val="0"/>
+                <w:sz w:val="21"/>
+              </w:rPr>
+              <w:t>本金160万美元，实际取得约150万美元</w:t>
+            </w:r>
+          </w:p>
+        </w:tc>
+      </w:tr>
+    </w:tbl>
     <w:p>
       <w:pPr>
         <w:pStyle w:val="004"/>
@@ -7376,7 +6942,7 @@
           <w:rFonts w:hint="eastAsia"/>
           <w:b w:val="0"/>
         </w:rPr>
-        <w:t>Astroscale与无限宇航规划的在轨维修、加注、碎片清理三条延伸业务对应，是该方向上唯一的上市公司，其收入结构可用于观察这三条业务的付费主体。公司成立于2013年，以空间碎片清理起家，业务延伸至在轨延寿与在轨加注，2024年6月在东京证券交易所成长市场上市，证券代码186A。公司会计年度为每年5月1日至次年4月30日。</w:t>
+        <w:t>Astroscale Holdings Inc.是日本空间在轨服务企业，以空间碎片清理起家，业务延伸至在轨延寿与在轨加注，2024年6月在东京证券交易所成长市场上市，证券代码186A。公司与日本宇宙航空研究开发机构、英国航天局、美国太空军签署总额上亿美元合同，其中美国太空军在轨加注合同金额2550万美元。2026年1月，公司与法国Exotrail建立战略合作，同年4月签订卫星离轨任务开发合同。公司会计年度为每年5月1日至次年4月30日。</w:t>
       </w:r>
     </w:p>
     <w:p>
@@ -7388,310 +6954,7 @@
           <w:rFonts w:hint="eastAsia"/>
           <w:b w:val="0"/>
         </w:rPr>
-        <w:t>经营状况方面，公司与日本宇宙航空研究开发机构、英国航天局、美国太空军签署总额上亿美元合同，其中美国太空军在轨加注合同金额2550万美元。2026年1月，公司与法国Exotrail建立战略合作，同年4月签订卫星离轨任务开发合同。</w:t>
-      </w:r>
-    </w:p>
-    <w:p>
-      <w:pPr>
-        <w:pStyle w:val="a4"/>
-        <w:keepNext/>
-        <w:jc w:val="center"/>
-      </w:pPr>
-      <w:r>
-        <w:rPr>
-          <w:rFonts w:hint="eastAsia"/>
-          <w:b/>
-          <w:sz w:val="21"/>
-        </w:rPr>
-        <w:t>表14  Astroscale融资与资本市场情况</w:t>
-      </w:r>
-    </w:p>
-    <w:tbl>
-      <w:tblPr>
-        <w:tblW w:w="5000" w:type="pct"/>
-        <w:jc w:val="center"/>
-        <w:tblBorders>
-          <w:top w:val="single" w:sz="12" w:space="0" w:color="010000"/>
-          <w:left w:val="single" w:sz="12" w:space="0" w:color="010000"/>
-          <w:bottom w:val="single" w:sz="12" w:space="0" w:color="010000"/>
-          <w:right w:val="single" w:sz="12" w:space="0" w:color="010000"/>
-          <w:insideH w:val="single" w:sz="4" w:space="0" w:color="010000"/>
-          <w:insideV w:val="single" w:sz="4" w:space="0" w:color="010000"/>
-        </w:tblBorders>
-        <w:tblLook w:val="04A0" w:firstRow="1" w:lastRow="0" w:firstColumn="1" w:lastColumn="0" w:noHBand="0" w:noVBand="1"/>
-      </w:tblPr>
-      <w:tblGrid>
-        <w:gridCol w:w="4153"/>
-        <w:gridCol w:w="4153"/>
-      </w:tblGrid>
-      <w:tr>
-        <w:trPr>
-          <w:cantSplit/>
-          <w:tblHeader/>
-        </w:trPr>
-        <w:tc>
-          <w:tcPr>
-            <w:tcW w:w="1100" w:type="pct"/>
-            <w:tcBorders>
-              <w:top w:val="single" w:sz="12" w:space="0" w:color="010000"/>
-              <w:bottom w:val="single" w:sz="4" w:space="0" w:color="010000"/>
-            </w:tcBorders>
-            <w:vAlign w:val="center"/>
-          </w:tcPr>
-          <w:p>
-            <w:pPr>
-              <w:keepNext/>
-              <w:jc w:val="center"/>
-            </w:pPr>
-            <w:r>
-              <w:rPr>
-                <w:rFonts w:hint="eastAsia"/>
-                <w:b/>
-                <w:sz w:val="21"/>
-              </w:rPr>
-              <w:t>时间</w:t>
-            </w:r>
-          </w:p>
-        </w:tc>
-        <w:tc>
-          <w:tcPr>
-            <w:tcW w:w="3900" w:type="pct"/>
-            <w:tcBorders>
-              <w:top w:val="single" w:sz="12" w:space="0" w:color="010000"/>
-              <w:bottom w:val="single" w:sz="4" w:space="0" w:color="010000"/>
-            </w:tcBorders>
-            <w:vAlign w:val="center"/>
-          </w:tcPr>
-          <w:p>
-            <w:pPr>
-              <w:keepNext/>
-              <w:jc w:val="center"/>
-            </w:pPr>
-            <w:r>
-              <w:rPr>
-                <w:rFonts w:hint="eastAsia"/>
-                <w:b/>
-                <w:sz w:val="21"/>
-              </w:rPr>
-              <w:t>事项</w:t>
-            </w:r>
-          </w:p>
-        </w:tc>
-      </w:tr>
-      <w:tr>
-        <w:trPr>
-          <w:cantSplit/>
-        </w:trPr>
-        <w:tc>
-          <w:tcPr>
-            <w:tcW w:w="1100" w:type="pct"/>
-            <w:vAlign w:val="center"/>
-          </w:tcPr>
-          <w:p>
-            <w:pPr>
-              <w:keepNext/>
-              <w:jc w:val="center"/>
-            </w:pPr>
-            <w:r>
-              <w:rPr>
-                <w:rFonts w:hint="eastAsia"/>
-                <w:b w:val="0"/>
-                <w:sz w:val="21"/>
-              </w:rPr>
-              <w:t>上市前</w:t>
-            </w:r>
-          </w:p>
-        </w:tc>
-        <w:tc>
-          <w:tcPr>
-            <w:tcW w:w="3900" w:type="pct"/>
-            <w:vAlign w:val="center"/>
-          </w:tcPr>
-          <w:p>
-            <w:pPr>
-              <w:keepNext/>
-              <w:jc w:val="left"/>
-            </w:pPr>
-            <w:r>
-              <w:rPr>
-                <w:rFonts w:hint="eastAsia"/>
-                <w:b w:val="0"/>
-                <w:sz w:val="21"/>
-              </w:rPr>
-              <w:t>完成A种至G种优先股多轮融资</w:t>
-            </w:r>
-          </w:p>
-        </w:tc>
-      </w:tr>
-      <w:tr>
-        <w:trPr>
-          <w:cantSplit/>
-        </w:trPr>
-        <w:tc>
-          <w:tcPr>
-            <w:tcW w:w="1100" w:type="pct"/>
-            <w:vAlign w:val="center"/>
-          </w:tcPr>
-          <w:p>
-            <w:pPr>
-              <w:keepNext/>
-              <w:jc w:val="center"/>
-            </w:pPr>
-            <w:r>
-              <w:rPr>
-                <w:rFonts w:hint="eastAsia"/>
-                <w:b w:val="0"/>
-                <w:sz w:val="21"/>
-              </w:rPr>
-              <w:t>2024年6月</w:t>
-            </w:r>
-          </w:p>
-        </w:tc>
-        <w:tc>
-          <w:tcPr>
-            <w:tcW w:w="3900" w:type="pct"/>
-            <w:vAlign w:val="center"/>
-          </w:tcPr>
-          <w:p>
-            <w:pPr>
-              <w:keepNext/>
-              <w:jc w:val="left"/>
-            </w:pPr>
-            <w:r>
-              <w:rPr>
-                <w:rFonts w:hint="eastAsia"/>
-                <w:b w:val="0"/>
-                <w:sz w:val="21"/>
-              </w:rPr>
-              <w:t>在东京证券交易所成长市场上市，公开发行募集资金</w:t>
-            </w:r>
-          </w:p>
-        </w:tc>
-      </w:tr>
-      <w:tr>
-        <w:trPr>
-          <w:cantSplit/>
-        </w:trPr>
-        <w:tc>
-          <w:tcPr>
-            <w:tcW w:w="1100" w:type="pct"/>
-            <w:vAlign w:val="center"/>
-          </w:tcPr>
-          <w:p>
-            <w:pPr>
-              <w:keepNext/>
-              <w:jc w:val="center"/>
-            </w:pPr>
-            <w:r>
-              <w:rPr>
-                <w:rFonts w:hint="eastAsia"/>
-                <w:b w:val="0"/>
-                <w:sz w:val="21"/>
-              </w:rPr>
-              <w:t>2025年5月</w:t>
-            </w:r>
-          </w:p>
-        </w:tc>
-        <w:tc>
-          <w:tcPr>
-            <w:tcW w:w="3900" w:type="pct"/>
-            <w:vAlign w:val="center"/>
-          </w:tcPr>
-          <w:p>
-            <w:pPr>
-              <w:keepNext/>
-              <w:jc w:val="left"/>
-            </w:pPr>
-            <w:r>
-              <w:rPr>
-                <w:rFonts w:hint="eastAsia"/>
-                <w:b w:val="0"/>
-                <w:sz w:val="21"/>
-              </w:rPr>
-              <w:t>实施海外公开发行</w:t>
-            </w:r>
-          </w:p>
-        </w:tc>
-      </w:tr>
-      <w:tr>
-        <w:trPr>
-          <w:cantSplit/>
-        </w:trPr>
-        <w:tc>
-          <w:tcPr>
-            <w:tcW w:w="1100" w:type="pct"/>
-            <w:tcBorders>
-              <w:bottom w:val="single" w:sz="12" w:space="0" w:color="010000"/>
-            </w:tcBorders>
-            <w:vAlign w:val="center"/>
-          </w:tcPr>
-          <w:p>
-            <w:pPr>
-              <w:keepNext/>
-              <w:jc w:val="center"/>
-            </w:pPr>
-            <w:r>
-              <w:rPr>
-                <w:rFonts w:hint="eastAsia"/>
-                <w:b w:val="0"/>
-                <w:sz w:val="21"/>
-              </w:rPr>
-              <w:t>2026年5月</w:t>
-            </w:r>
-          </w:p>
-        </w:tc>
-        <w:tc>
-          <w:tcPr>
-            <w:tcW w:w="3900" w:type="pct"/>
-            <w:tcBorders>
-              <w:bottom w:val="single" w:sz="12" w:space="0" w:color="010000"/>
-            </w:tcBorders>
-            <w:vAlign w:val="center"/>
-          </w:tcPr>
-          <w:p>
-            <w:pPr>
-              <w:keepNext/>
-              <w:jc w:val="left"/>
-            </w:pPr>
-            <w:r>
-              <w:rPr>
-                <w:rFonts w:hint="eastAsia"/>
-                <w:b w:val="0"/>
-                <w:sz w:val="21"/>
-              </w:rPr>
-              <w:t>实施海外一般募集及第三方配售</w:t>
-            </w:r>
-          </w:p>
-        </w:tc>
-      </w:tr>
-    </w:tbl>
-    <w:p>
-      <w:pPr>
-        <w:pStyle w:val="a4"/>
-        <w:jc w:val="center"/>
-      </w:pPr>
-      <w:r>
-        <w:rPr>
-          <w:rFonts w:hint="eastAsia"/>
-          <w:b w:val="0"/>
-          <w:sz w:val="11"/>
-        </w:rPr>
-        <w:t>资料来源：Astroscale Holdings Inc. 有価証券報告書</w:t>
-      </w:r>
-    </w:p>
-    <w:p>
-      <w:pPr>
-        <w:pStyle w:val="a4"/>
-        <w:keepNext/>
-        <w:jc w:val="center"/>
-      </w:pPr>
-      <w:r>
-        <w:rPr>
-          <w:rFonts w:hint="eastAsia"/>
-          <w:b/>
-          <w:sz w:val="21"/>
-        </w:rPr>
-        <w:t>表15  Astroscale财务数据</w:t>
+        <w:t>Astroscale系无限宇航同行业公司，与无限宇航规划的在轨维修、在轨加注、碎片清理三条业务方向对应，其财务数据具有一定参考意义，最近四个会计年度财务数据如下：</w:t>
       </w:r>
     </w:p>
     <w:p>
@@ -8292,16 +7555,14 @@
     </w:tbl>
     <w:p>
       <w:pPr>
-        <w:pStyle w:val="a4"/>
-        <w:jc w:val="center"/>
+        <w:pStyle w:val="005"/>
       </w:pPr>
       <w:r>
         <w:rPr>
           <w:rFonts w:hint="eastAsia"/>
           <w:b w:val="0"/>
-          <w:sz w:val="11"/>
         </w:rPr>
-        <w:t>资料来源：Astroscale Holdings Inc. 有価証券報告書（第八期、第六期），国际财务报告准则合并数据</w:t>
+        <w:t>最新会计年度营业收入59.41亿日元，同比增长141.8%；归母净亏损71.15亿日元，较上一年度的215.52亿日元大幅收窄。四个年度中研发费用均高于营业收入，倍数区间为1.3倍至4.4倍。公司自2026年4月期起将延寿服务卫星首发星LEXI-P的开发费用资本化，计入费用的研发额较上一年度下降，为会计处理变化。2026年4月期研发费用75.34亿日元中，68.93亿日元为政府补助金项目的开发费用。</w:t>
       </w:r>
     </w:p>
     <w:p>
@@ -8313,21 +7574,268 @@
           <w:rFonts w:hint="eastAsia"/>
           <w:b w:val="0"/>
         </w:rPr>
-        <w:t>最新会计年度营业收入59.41亿日元，同比增长141.8%；归母净亏损71.15亿日元，较上一年度的215.52亿日元大幅收窄。四个年度中，研发费用均高于营业收入，倍数区间为1.3倍至4.4倍。</w:t>
+        <w:t>公司融资及资本市场情况如下：</w:t>
       </w:r>
     </w:p>
-    <w:p>
-      <w:pPr>
-        <w:pStyle w:val="005"/>
-      </w:pPr>
-      <w:r>
-        <w:rPr>
-          <w:rFonts w:hint="eastAsia"/>
-          <w:b w:val="0"/>
-        </w:rPr>
-        <w:t>研发费用口径需注意两点。其一，公司自2026年4月期起将延寿服务卫星首发星LEXI-P的开发费用资本化，计入费用的研发额较上一年度下降，为会计处理变化。其二，2026年4月期研发费用75.34亿日元中，68.93亿日元为政府补助金项目的开发费用，2.58亿日元为未接单的先行开发费用，3.83亿日元为其他自主研发费用。</w:t>
-      </w:r>
-    </w:p>
+    <w:tbl>
+      <w:tblPr>
+        <w:tblW w:w="5000" w:type="pct"/>
+        <w:jc w:val="center"/>
+        <w:tblBorders>
+          <w:top w:val="single" w:sz="12" w:space="0" w:color="010000"/>
+          <w:left w:val="single" w:sz="12" w:space="0" w:color="010000"/>
+          <w:bottom w:val="single" w:sz="12" w:space="0" w:color="010000"/>
+          <w:right w:val="single" w:sz="12" w:space="0" w:color="010000"/>
+          <w:insideH w:val="single" w:sz="4" w:space="0" w:color="010000"/>
+          <w:insideV w:val="single" w:sz="4" w:space="0" w:color="010000"/>
+        </w:tblBorders>
+        <w:tblLook w:val="04A0" w:firstRow="1" w:lastRow="0" w:firstColumn="1" w:lastColumn="0" w:noHBand="0" w:noVBand="1"/>
+      </w:tblPr>
+      <w:tblGrid>
+        <w:gridCol w:w="4153"/>
+        <w:gridCol w:w="4153"/>
+      </w:tblGrid>
+      <w:tr>
+        <w:trPr>
+          <w:cantSplit/>
+          <w:tblHeader/>
+        </w:trPr>
+        <w:tc>
+          <w:tcPr>
+            <w:tcW w:w="1100" w:type="pct"/>
+            <w:tcBorders>
+              <w:top w:val="single" w:sz="12" w:space="0" w:color="010000"/>
+              <w:bottom w:val="single" w:sz="4" w:space="0" w:color="010000"/>
+            </w:tcBorders>
+            <w:vAlign w:val="center"/>
+          </w:tcPr>
+          <w:p>
+            <w:pPr>
+              <w:keepNext/>
+              <w:jc w:val="center"/>
+            </w:pPr>
+            <w:r>
+              <w:rPr>
+                <w:rFonts w:hint="eastAsia"/>
+                <w:b/>
+                <w:sz w:val="21"/>
+              </w:rPr>
+              <w:t>时间</w:t>
+            </w:r>
+          </w:p>
+        </w:tc>
+        <w:tc>
+          <w:tcPr>
+            <w:tcW w:w="3900" w:type="pct"/>
+            <w:tcBorders>
+              <w:top w:val="single" w:sz="12" w:space="0" w:color="010000"/>
+              <w:bottom w:val="single" w:sz="4" w:space="0" w:color="010000"/>
+            </w:tcBorders>
+            <w:vAlign w:val="center"/>
+          </w:tcPr>
+          <w:p>
+            <w:pPr>
+              <w:keepNext/>
+              <w:jc w:val="center"/>
+            </w:pPr>
+            <w:r>
+              <w:rPr>
+                <w:rFonts w:hint="eastAsia"/>
+                <w:b/>
+                <w:sz w:val="21"/>
+              </w:rPr>
+              <w:t>事项</w:t>
+            </w:r>
+          </w:p>
+        </w:tc>
+      </w:tr>
+      <w:tr>
+        <w:trPr>
+          <w:cantSplit/>
+        </w:trPr>
+        <w:tc>
+          <w:tcPr>
+            <w:tcW w:w="1100" w:type="pct"/>
+            <w:vAlign w:val="center"/>
+          </w:tcPr>
+          <w:p>
+            <w:pPr>
+              <w:keepNext/>
+              <w:jc w:val="center"/>
+            </w:pPr>
+            <w:r>
+              <w:rPr>
+                <w:rFonts w:hint="eastAsia"/>
+                <w:b w:val="0"/>
+                <w:sz w:val="21"/>
+              </w:rPr>
+              <w:t>上市前</w:t>
+            </w:r>
+          </w:p>
+        </w:tc>
+        <w:tc>
+          <w:tcPr>
+            <w:tcW w:w="3900" w:type="pct"/>
+            <w:vAlign w:val="center"/>
+          </w:tcPr>
+          <w:p>
+            <w:pPr>
+              <w:keepNext/>
+              <w:jc w:val="left"/>
+            </w:pPr>
+            <w:r>
+              <w:rPr>
+                <w:rFonts w:hint="eastAsia"/>
+                <w:b w:val="0"/>
+                <w:sz w:val="21"/>
+              </w:rPr>
+              <w:t>完成A种至G种优先股多轮融资</w:t>
+            </w:r>
+          </w:p>
+        </w:tc>
+      </w:tr>
+      <w:tr>
+        <w:trPr>
+          <w:cantSplit/>
+        </w:trPr>
+        <w:tc>
+          <w:tcPr>
+            <w:tcW w:w="1100" w:type="pct"/>
+            <w:vAlign w:val="center"/>
+          </w:tcPr>
+          <w:p>
+            <w:pPr>
+              <w:keepNext/>
+              <w:jc w:val="center"/>
+            </w:pPr>
+            <w:r>
+              <w:rPr>
+                <w:rFonts w:hint="eastAsia"/>
+                <w:b w:val="0"/>
+                <w:sz w:val="21"/>
+              </w:rPr>
+              <w:t>2024年6月</w:t>
+            </w:r>
+          </w:p>
+        </w:tc>
+        <w:tc>
+          <w:tcPr>
+            <w:tcW w:w="3900" w:type="pct"/>
+            <w:vAlign w:val="center"/>
+          </w:tcPr>
+          <w:p>
+            <w:pPr>
+              <w:keepNext/>
+              <w:jc w:val="left"/>
+            </w:pPr>
+            <w:r>
+              <w:rPr>
+                <w:rFonts w:hint="eastAsia"/>
+                <w:b w:val="0"/>
+                <w:sz w:val="21"/>
+              </w:rPr>
+              <w:t>在东京证券交易所成长市场上市，公开发行募集资金</w:t>
+            </w:r>
+          </w:p>
+        </w:tc>
+      </w:tr>
+      <w:tr>
+        <w:trPr>
+          <w:cantSplit/>
+        </w:trPr>
+        <w:tc>
+          <w:tcPr>
+            <w:tcW w:w="1100" w:type="pct"/>
+            <w:vAlign w:val="center"/>
+          </w:tcPr>
+          <w:p>
+            <w:pPr>
+              <w:keepNext/>
+              <w:jc w:val="center"/>
+            </w:pPr>
+            <w:r>
+              <w:rPr>
+                <w:rFonts w:hint="eastAsia"/>
+                <w:b w:val="0"/>
+                <w:sz w:val="21"/>
+              </w:rPr>
+              <w:t>2025年5月</w:t>
+            </w:r>
+          </w:p>
+        </w:tc>
+        <w:tc>
+          <w:tcPr>
+            <w:tcW w:w="3900" w:type="pct"/>
+            <w:vAlign w:val="center"/>
+          </w:tcPr>
+          <w:p>
+            <w:pPr>
+              <w:keepNext/>
+              <w:jc w:val="left"/>
+            </w:pPr>
+            <w:r>
+              <w:rPr>
+                <w:rFonts w:hint="eastAsia"/>
+                <w:b w:val="0"/>
+                <w:sz w:val="21"/>
+              </w:rPr>
+              <w:t>实施海外公开发行</w:t>
+            </w:r>
+          </w:p>
+        </w:tc>
+      </w:tr>
+      <w:tr>
+        <w:trPr>
+          <w:cantSplit/>
+        </w:trPr>
+        <w:tc>
+          <w:tcPr>
+            <w:tcW w:w="1100" w:type="pct"/>
+            <w:tcBorders>
+              <w:bottom w:val="single" w:sz="12" w:space="0" w:color="010000"/>
+            </w:tcBorders>
+            <w:vAlign w:val="center"/>
+          </w:tcPr>
+          <w:p>
+            <w:pPr>
+              <w:keepNext/>
+              <w:jc w:val="center"/>
+            </w:pPr>
+            <w:r>
+              <w:rPr>
+                <w:rFonts w:hint="eastAsia"/>
+                <w:b w:val="0"/>
+                <w:sz w:val="21"/>
+              </w:rPr>
+              <w:t>2026年5月</w:t>
+            </w:r>
+          </w:p>
+        </w:tc>
+        <w:tc>
+          <w:tcPr>
+            <w:tcW w:w="3900" w:type="pct"/>
+            <w:tcBorders>
+              <w:bottom w:val="single" w:sz="12" w:space="0" w:color="010000"/>
+            </w:tcBorders>
+            <w:vAlign w:val="center"/>
+          </w:tcPr>
+          <w:p>
+            <w:pPr>
+              <w:keepNext/>
+              <w:jc w:val="left"/>
+            </w:pPr>
+            <w:r>
+              <w:rPr>
+                <w:rFonts w:hint="eastAsia"/>
+                <w:b w:val="0"/>
+                <w:sz w:val="21"/>
+              </w:rPr>
+              <w:t>实施海外一般募集及第三方配售</w:t>
+            </w:r>
+          </w:p>
+        </w:tc>
+      </w:tr>
+    </w:tbl>
     <w:p>
       <w:pPr>
         <w:pStyle w:val="004"/>
@@ -8349,7 +7857,7 @@
           <w:rFonts w:hint="eastAsia"/>
           <w:b w:val="0"/>
         </w:rPr>
-        <w:t>D-Orbit的业务模式与无限宇航的太空巴士一致，均为批量采购火箭拼车席位后提供在轨分发服务，是该模式下全球任务次数最多、收入规模最大的公司。</w:t>
+        <w:t>D-Orbit是意大利太空物流企业，核心产品ION飞行器采用模块化、可堆叠设计，提供发射入轨与在轨分发一站式服务，按部署卫星数量与轨道位置收费，深度绑定SpaceX的Transporter拼车任务。截至2026年4月，公司已执行22次轨道运输任务，累计部署141颗卫星、79台托管载荷，营业收入由2020年的123万美元增至2024年的1963万美元，年复合增长率99.9%。公司披露其服务可使卫星发射成本降低约40%，从发射到在轨运行的时间缩短85%。2025年，公司与意大利Planetek集团合并。</w:t>
       </w:r>
     </w:p>
     <w:p>
@@ -8361,22 +7869,7 @@
           <w:rFonts w:hint="eastAsia"/>
           <w:b w:val="0"/>
         </w:rPr>
-        <w:t>产品方面，核心产品ION飞行器采用模块化、可堆叠设计，可适配不同火箭载荷接口和卫星类型，深度绑定SpaceX的Transporter拼车任务。经营状况方面，截至2026年4月，公司已执行22次轨道运输任务，累计部署141颗卫星、79台托管载荷。公司披露其服务可使卫星发射成本降低约40%，从发射到在轨运行的时间缩短85%。2025年，公司与意大利Planetek集团合并。</w:t>
-      </w:r>
-    </w:p>
-    <w:p>
-      <w:pPr>
-        <w:pStyle w:val="a4"/>
-        <w:keepNext/>
-        <w:jc w:val="center"/>
-      </w:pPr>
-      <w:r>
-        <w:rPr>
-          <w:rFonts w:hint="eastAsia"/>
-          <w:b/>
-          <w:sz w:val="21"/>
-        </w:rPr>
-        <w:t>表16  D-Orbit融资情况</w:t>
+        <w:t>D-Orbit系无限宇航同行业公司，商业模式与无限宇航太空巴士一致，为该模式下全球任务次数最多、收入规模最大的企业，其融资节奏具有一定参考意义，具体情况如下：</w:t>
       </w:r>
     </w:p>
     <w:tbl>
@@ -8406,7 +7899,7 @@
         </w:trPr>
         <w:tc>
           <w:tcPr>
-            <w:tcW w:w="600" w:type="pct"/>
+            <w:tcW w:w="800" w:type="pct"/>
             <w:tcBorders>
               <w:top w:val="single" w:sz="12" w:space="0" w:color="010000"/>
               <w:bottom w:val="single" w:sz="4" w:space="0" w:color="010000"/>
@@ -8424,13 +7917,13 @@
                 <w:b/>
                 <w:sz w:val="21"/>
               </w:rPr>
-              <w:t>轮次</w:t>
-            </w:r>
-          </w:p>
-        </w:tc>
-        <w:tc>
-          <w:tcPr>
-            <w:tcW w:w="700" w:type="pct"/>
+              <w:t>时间</w:t>
+            </w:r>
+          </w:p>
+        </w:tc>
+        <w:tc>
+          <w:tcPr>
+            <w:tcW w:w="600" w:type="pct"/>
             <w:tcBorders>
               <w:top w:val="single" w:sz="12" w:space="0" w:color="010000"/>
               <w:bottom w:val="single" w:sz="4" w:space="0" w:color="010000"/>
@@ -8448,13 +7941,13 @@
                 <w:b/>
                 <w:sz w:val="21"/>
               </w:rPr>
-              <w:t>时间</w:t>
-            </w:r>
-          </w:p>
-        </w:tc>
-        <w:tc>
-          <w:tcPr>
-            <w:tcW w:w="2400" w:type="pct"/>
+              <w:t>投前估值</w:t>
+            </w:r>
+          </w:p>
+        </w:tc>
+        <w:tc>
+          <w:tcPr>
+            <w:tcW w:w="2200" w:type="pct"/>
             <w:tcBorders>
               <w:top w:val="single" w:sz="12" w:space="0" w:color="010000"/>
               <w:bottom w:val="single" w:sz="4" w:space="0" w:color="010000"/>
@@ -8472,13 +7965,13 @@
                 <w:b/>
                 <w:sz w:val="21"/>
               </w:rPr>
-              <w:t>融资金额</w:t>
-            </w:r>
-          </w:p>
-        </w:tc>
-        <w:tc>
-          <w:tcPr>
-            <w:tcW w:w="1300" w:type="pct"/>
+              <w:t>本次融资金额</w:t>
+            </w:r>
+          </w:p>
+        </w:tc>
+        <w:tc>
+          <w:tcPr>
+            <w:tcW w:w="1400" w:type="pct"/>
             <w:tcBorders>
               <w:top w:val="single" w:sz="12" w:space="0" w:color="010000"/>
               <w:bottom w:val="single" w:sz="4" w:space="0" w:color="010000"/>
@@ -8496,7 +7989,7 @@
                 <w:b/>
                 <w:sz w:val="21"/>
               </w:rPr>
-              <w:t>投资方</w:t>
+              <w:t>主要投资方</w:t>
             </w:r>
           </w:p>
         </w:tc>
@@ -8507,6 +8000,26 @@
         </w:trPr>
         <w:tc>
           <w:tcPr>
+            <w:tcW w:w="800" w:type="pct"/>
+            <w:vAlign w:val="center"/>
+          </w:tcPr>
+          <w:p>
+            <w:pPr>
+              <w:keepNext/>
+              <w:jc w:val="center"/>
+            </w:pPr>
+            <w:r>
+              <w:rPr>
+                <w:rFonts w:hint="eastAsia"/>
+                <w:b w:val="0"/>
+                <w:sz w:val="21"/>
+              </w:rPr>
+              <w:t>2024年C轮</w:t>
+            </w:r>
+          </w:p>
+        </w:tc>
+        <w:tc>
+          <w:tcPr>
             <w:tcW w:w="600" w:type="pct"/>
             <w:vAlign w:val="center"/>
           </w:tcPr>
@@ -8521,33 +8034,13 @@
                 <w:b w:val="0"/>
                 <w:sz w:val="21"/>
               </w:rPr>
-              <w:t>C轮</w:t>
-            </w:r>
-          </w:p>
-        </w:tc>
-        <w:tc>
-          <w:tcPr>
-            <w:tcW w:w="700" w:type="pct"/>
-            <w:vAlign w:val="center"/>
-          </w:tcPr>
-          <w:p>
-            <w:pPr>
-              <w:keepNext/>
-              <w:jc w:val="center"/>
-            </w:pPr>
-            <w:r>
-              <w:rPr>
-                <w:rFonts w:hint="eastAsia"/>
-                <w:b w:val="0"/>
-                <w:sz w:val="21"/>
-              </w:rPr>
-              <w:t>2024年</w:t>
-            </w:r>
-          </w:p>
-        </w:tc>
-        <w:tc>
-          <w:tcPr>
-            <w:tcW w:w="2400" w:type="pct"/>
+              <w:t>未披露</w:t>
+            </w:r>
+          </w:p>
+        </w:tc>
+        <w:tc>
+          <w:tcPr>
+            <w:tcW w:w="2200" w:type="pct"/>
             <w:vAlign w:val="center"/>
           </w:tcPr>
           <w:p>
@@ -8567,7 +8060,7 @@
         </w:tc>
         <w:tc>
           <w:tcPr>
-            <w:tcW w:w="1300" w:type="pct"/>
+            <w:tcW w:w="1400" w:type="pct"/>
             <w:vAlign w:val="center"/>
           </w:tcPr>
           <w:p>
@@ -8592,6 +8085,29 @@
         </w:trPr>
         <w:tc>
           <w:tcPr>
+            <w:tcW w:w="800" w:type="pct"/>
+            <w:tcBorders>
+              <w:bottom w:val="single" w:sz="12" w:space="0" w:color="010000"/>
+            </w:tcBorders>
+            <w:vAlign w:val="center"/>
+          </w:tcPr>
+          <w:p>
+            <w:pPr>
+              <w:keepNext/>
+              <w:jc w:val="center"/>
+            </w:pPr>
+            <w:r>
+              <w:rPr>
+                <w:rFonts w:hint="eastAsia"/>
+                <w:b w:val="0"/>
+                <w:sz w:val="21"/>
+              </w:rPr>
+              <w:t>2026年1月D轮首笔</w:t>
+            </w:r>
+          </w:p>
+        </w:tc>
+        <w:tc>
+          <w:tcPr>
             <w:tcW w:w="600" w:type="pct"/>
             <w:tcBorders>
               <w:bottom w:val="single" w:sz="12" w:space="0" w:color="010000"/>
@@ -8609,13 +8125,13 @@
                 <w:b w:val="0"/>
                 <w:sz w:val="21"/>
               </w:rPr>
-              <w:t>D轮首笔</w:t>
-            </w:r>
-          </w:p>
-        </w:tc>
-        <w:tc>
-          <w:tcPr>
-            <w:tcW w:w="700" w:type="pct"/>
+              <w:t>未披露</w:t>
+            </w:r>
+          </w:p>
+        </w:tc>
+        <w:tc>
+          <w:tcPr>
+            <w:tcW w:w="2200" w:type="pct"/>
             <w:tcBorders>
               <w:bottom w:val="single" w:sz="12" w:space="0" w:color="010000"/>
             </w:tcBorders>
@@ -8624,29 +8140,6 @@
           <w:p>
             <w:pPr>
               <w:keepNext/>
-              <w:jc w:val="center"/>
-            </w:pPr>
-            <w:r>
-              <w:rPr>
-                <w:rFonts w:hint="eastAsia"/>
-                <w:b w:val="0"/>
-                <w:sz w:val="21"/>
-              </w:rPr>
-              <w:t>2026年1月</w:t>
-            </w:r>
-          </w:p>
-        </w:tc>
-        <w:tc>
-          <w:tcPr>
-            <w:tcW w:w="2400" w:type="pct"/>
-            <w:tcBorders>
-              <w:bottom w:val="single" w:sz="12" w:space="0" w:color="010000"/>
-            </w:tcBorders>
-            <w:vAlign w:val="center"/>
-          </w:tcPr>
-          <w:p>
-            <w:pPr>
-              <w:keepNext/>
               <w:jc w:val="left"/>
             </w:pPr>
             <w:r>
@@ -8655,13 +8148,13 @@
                 <w:b w:val="0"/>
                 <w:sz w:val="21"/>
               </w:rPr>
-              <w:t>1.28亿美元（其中5300万美元为新增融资，7500万美元为受让老股）</w:t>
-            </w:r>
-          </w:p>
-        </w:tc>
-        <w:tc>
-          <w:tcPr>
-            <w:tcW w:w="1300" w:type="pct"/>
+              <w:t>1.28亿美元，其中5300万美元为新增融资、7500万美元为受让老股</w:t>
+            </w:r>
+          </w:p>
+        </w:tc>
+        <w:tc>
+          <w:tcPr>
+            <w:tcW w:w="1400" w:type="pct"/>
             <w:tcBorders>
               <w:bottom w:val="single" w:sz="12" w:space="0" w:color="010000"/>
             </w:tcBorders>
@@ -8686,16 +8179,26 @@
     </w:tbl>
     <w:p>
       <w:pPr>
-        <w:pStyle w:val="a4"/>
-        <w:jc w:val="center"/>
+        <w:pStyle w:val="005"/>
       </w:pPr>
       <w:r>
         <w:rPr>
           <w:rFonts w:hint="eastAsia"/>
           <w:b w:val="0"/>
-          <w:sz w:val="11"/>
         </w:rPr>
-        <w:t>资料来源：公开报道</w:t>
+        <w:t>公司累计融资金额存在三个来源口径：公司资料口径为3.3亿美元，PitchBook口径为4.08亿美元，CB Insights口径为3.0984亿美元。三者统计范围与截止时点不同，此处并列列示，未作合并或取平均。</w:t>
+      </w:r>
+    </w:p>
+    <w:p>
+      <w:pPr>
+        <w:pStyle w:val="004"/>
+      </w:pPr>
+      <w:r>
+        <w:rPr>
+          <w:rFonts w:hint="eastAsia"/>
+          <w:b/>
+        </w:rPr>
+        <w:t>10、Impulse Space（同行业公司，美国，未上市）</w:t>
       </w:r>
     </w:p>
     <w:p>
@@ -8707,22 +8210,239 @@
           <w:rFonts w:hint="eastAsia"/>
           <w:b w:val="0"/>
         </w:rPr>
-        <w:t>累计融资金额各来源口径不一致：公司资料口径为3.3亿美元，PitchBook口径为4.08亿美元，CB Insights口径为3.0984亿美元。三者统计范围与截止时点不同，此处并列列示，未作合并或取平均。</w:t>
+        <w:t>Impulse Space是美国轨道转移飞行器研制企业，由SpaceX创始成员汤姆·穆勒创立，主攻大推力化学推进路线。其Helios飞行器为高能上面级与轨道转移飞行器的融合产品，可在24小时之内将多个载荷从近地轨道送至地球静止轨道。公司于2023年首飞，截至2025年11月完成三次飞行任务，订单规模2亿美元。</w:t>
       </w:r>
     </w:p>
     <w:p>
       <w:pPr>
-        <w:pStyle w:val="a4"/>
-        <w:keepNext/>
+        <w:pStyle w:val="005"/>
+      </w:pPr>
+      <w:r>
+        <w:rPr>
+          <w:rFonts w:hint="eastAsia"/>
+          <w:b w:val="0"/>
+        </w:rPr>
+        <w:t>Impulse Space系无限宇航同行业公司，技术路线与无限宇航一致，均以化学推进为主，其融资估值具有一定参考意义，具体情况如下：</w:t>
+      </w:r>
+    </w:p>
+    <w:tbl>
+      <w:tblPr>
+        <w:tblW w:w="5000" w:type="pct"/>
         <w:jc w:val="center"/>
+        <w:tblBorders>
+          <w:top w:val="single" w:sz="12" w:space="0" w:color="010000"/>
+          <w:left w:val="single" w:sz="12" w:space="0" w:color="010000"/>
+          <w:bottom w:val="single" w:sz="12" w:space="0" w:color="010000"/>
+          <w:right w:val="single" w:sz="12" w:space="0" w:color="010000"/>
+          <w:insideH w:val="single" w:sz="4" w:space="0" w:color="010000"/>
+          <w:insideV w:val="single" w:sz="4" w:space="0" w:color="010000"/>
+        </w:tblBorders>
+        <w:tblLook w:val="04A0" w:firstRow="1" w:lastRow="0" w:firstColumn="1" w:lastColumn="0" w:noHBand="0" w:noVBand="1"/>
+      </w:tblPr>
+      <w:tblGrid>
+        <w:gridCol w:w="2769"/>
+        <w:gridCol w:w="2769"/>
+        <w:gridCol w:w="2769"/>
+      </w:tblGrid>
+      <w:tr>
+        <w:trPr>
+          <w:cantSplit/>
+          <w:tblHeader/>
+        </w:trPr>
+        <w:tc>
+          <w:tcPr>
+            <w:tcW w:w="1700" w:type="pct"/>
+            <w:tcBorders>
+              <w:top w:val="single" w:sz="12" w:space="0" w:color="010000"/>
+              <w:bottom w:val="single" w:sz="4" w:space="0" w:color="010000"/>
+            </w:tcBorders>
+            <w:vAlign w:val="center"/>
+          </w:tcPr>
+          <w:p>
+            <w:pPr>
+              <w:keepNext/>
+              <w:jc w:val="center"/>
+            </w:pPr>
+            <w:r>
+              <w:rPr>
+                <w:rFonts w:hint="eastAsia"/>
+                <w:b/>
+                <w:sz w:val="21"/>
+              </w:rPr>
+              <w:t>时间</w:t>
+            </w:r>
+          </w:p>
+        </w:tc>
+        <w:tc>
+          <w:tcPr>
+            <w:tcW w:w="1650" w:type="pct"/>
+            <w:tcBorders>
+              <w:top w:val="single" w:sz="12" w:space="0" w:color="010000"/>
+              <w:bottom w:val="single" w:sz="4" w:space="0" w:color="010000"/>
+            </w:tcBorders>
+            <w:vAlign w:val="center"/>
+          </w:tcPr>
+          <w:p>
+            <w:pPr>
+              <w:keepNext/>
+              <w:jc w:val="center"/>
+            </w:pPr>
+            <w:r>
+              <w:rPr>
+                <w:rFonts w:hint="eastAsia"/>
+                <w:b/>
+                <w:sz w:val="21"/>
+              </w:rPr>
+              <w:t>投前估值</w:t>
+            </w:r>
+          </w:p>
+        </w:tc>
+        <w:tc>
+          <w:tcPr>
+            <w:tcW w:w="1650" w:type="pct"/>
+            <w:tcBorders>
+              <w:top w:val="single" w:sz="12" w:space="0" w:color="010000"/>
+              <w:bottom w:val="single" w:sz="4" w:space="0" w:color="010000"/>
+            </w:tcBorders>
+            <w:vAlign w:val="center"/>
+          </w:tcPr>
+          <w:p>
+            <w:pPr>
+              <w:keepNext/>
+              <w:jc w:val="center"/>
+            </w:pPr>
+            <w:r>
+              <w:rPr>
+                <w:rFonts w:hint="eastAsia"/>
+                <w:b/>
+                <w:sz w:val="21"/>
+              </w:rPr>
+              <w:t>本次融资金额</w:t>
+            </w:r>
+          </w:p>
+        </w:tc>
+      </w:tr>
+      <w:tr>
+        <w:trPr>
+          <w:cantSplit/>
+        </w:trPr>
+        <w:tc>
+          <w:tcPr>
+            <w:tcW w:w="1700" w:type="pct"/>
+            <w:tcBorders>
+              <w:bottom w:val="single" w:sz="12" w:space="0" w:color="010000"/>
+            </w:tcBorders>
+            <w:vAlign w:val="center"/>
+          </w:tcPr>
+          <w:p>
+            <w:pPr>
+              <w:keepNext/>
+              <w:jc w:val="center"/>
+            </w:pPr>
+            <w:r>
+              <w:rPr>
+                <w:rFonts w:hint="eastAsia"/>
+                <w:b w:val="0"/>
+                <w:sz w:val="21"/>
+              </w:rPr>
+              <w:t>2026年D轮</w:t>
+            </w:r>
+          </w:p>
+        </w:tc>
+        <w:tc>
+          <w:tcPr>
+            <w:tcW w:w="1650" w:type="pct"/>
+            <w:tcBorders>
+              <w:bottom w:val="single" w:sz="12" w:space="0" w:color="010000"/>
+            </w:tcBorders>
+            <w:vAlign w:val="center"/>
+          </w:tcPr>
+          <w:p>
+            <w:pPr>
+              <w:keepNext/>
+              <w:jc w:val="center"/>
+            </w:pPr>
+            <w:r>
+              <w:rPr>
+                <w:rFonts w:hint="eastAsia"/>
+                <w:b w:val="0"/>
+                <w:sz w:val="21"/>
+              </w:rPr>
+              <w:t>约37.6亿美元</w:t>
+            </w:r>
+          </w:p>
+        </w:tc>
+        <w:tc>
+          <w:tcPr>
+            <w:tcW w:w="1650" w:type="pct"/>
+            <w:tcBorders>
+              <w:bottom w:val="single" w:sz="12" w:space="0" w:color="010000"/>
+            </w:tcBorders>
+            <w:vAlign w:val="center"/>
+          </w:tcPr>
+          <w:p>
+            <w:pPr>
+              <w:keepNext/>
+              <w:jc w:val="center"/>
+            </w:pPr>
+            <w:r>
+              <w:rPr>
+                <w:rFonts w:hint="eastAsia"/>
+                <w:b w:val="0"/>
+                <w:sz w:val="21"/>
+              </w:rPr>
+              <w:t>5亿美元</w:t>
+            </w:r>
+          </w:p>
+        </w:tc>
+      </w:tr>
+    </w:tbl>
+    <w:p>
+      <w:pPr>
+        <w:pStyle w:val="005"/>
+      </w:pPr>
+      <w:r>
+        <w:rPr>
+          <w:rFonts w:hint="eastAsia"/>
+          <w:b w:val="0"/>
+        </w:rPr>
+        <w:t>公司本轮融资后估值42.6亿美元，扣除本次融资金额5亿美元，对应投前估值约37.6亿美元，为全球轨道转移飞行器企业已披露估值中的最高水平。</w:t>
+      </w:r>
+    </w:p>
+    <w:p>
+      <w:pPr>
+        <w:pStyle w:val="004"/>
       </w:pPr>
       <w:r>
         <w:rPr>
           <w:rFonts w:hint="eastAsia"/>
           <w:b/>
-          <w:sz w:val="21"/>
         </w:rPr>
-        <w:t>表17  D-Orbit经营数据</w:t>
+        <w:t>附：无限宇航融资与注册资本变更情况</w:t>
+      </w:r>
+    </w:p>
+    <w:p>
+      <w:pPr>
+        <w:pStyle w:val="005"/>
+      </w:pPr>
+      <w:r>
+        <w:rPr>
+          <w:rFonts w:hint="eastAsia"/>
+          <w:b w:val="0"/>
+        </w:rPr>
+        <w:t>北京无限宇航科技有限公司工商登记成立日期为2019年3月20日，曾用名北京尚享煦航科技有限公司。2023年3月31日，李健入股并出任法定代表人，公司同日完成名称变更，经营范围变更为火箭发动机研发与制造、火箭控制系统研发、微小卫星生产制造等。公司注册资本739.6027万元，实缴270.672733万元，2025年报参保人数21人。注册地址于2024年12月由北京经济技术开发区变更至北京市海淀区。</w:t>
+      </w:r>
+    </w:p>
+    <w:p>
+      <w:pPr>
+        <w:pStyle w:val="005"/>
+      </w:pPr>
+      <w:r>
+        <w:rPr>
+          <w:rFonts w:hint="eastAsia"/>
+          <w:b w:val="0"/>
+        </w:rPr>
+        <w:t>公司累计融资五次，当前轮次为A轮，具体情况如下：</w:t>
       </w:r>
     </w:p>
     <w:tbl>
@@ -8752,7 +8472,7 @@
         </w:trPr>
         <w:tc>
           <w:tcPr>
-            <w:tcW w:w="1400" w:type="pct"/>
+            <w:tcW w:w="850" w:type="pct"/>
             <w:tcBorders>
               <w:top w:val="single" w:sz="12" w:space="0" w:color="010000"/>
               <w:bottom w:val="single" w:sz="4" w:space="0" w:color="010000"/>
@@ -8770,13 +8490,13 @@
                 <w:b/>
                 <w:sz w:val="21"/>
               </w:rPr>
-              <w:t>项目</w:t>
-            </w:r>
-          </w:p>
-        </w:tc>
-        <w:tc>
-          <w:tcPr>
-            <w:tcW w:w="1300" w:type="pct"/>
+              <w:t>时间</w:t>
+            </w:r>
+          </w:p>
+        </w:tc>
+        <w:tc>
+          <w:tcPr>
+            <w:tcW w:w="800" w:type="pct"/>
             <w:tcBorders>
               <w:top w:val="single" w:sz="12" w:space="0" w:color="010000"/>
               <w:bottom w:val="single" w:sz="4" w:space="0" w:color="010000"/>
@@ -8794,13 +8514,13 @@
                 <w:b/>
                 <w:sz w:val="21"/>
               </w:rPr>
-              <w:t>2024年</w:t>
-            </w:r>
-          </w:p>
-        </w:tc>
-        <w:tc>
-          <w:tcPr>
-            <w:tcW w:w="1200" w:type="pct"/>
+              <w:t>投前估值</w:t>
+            </w:r>
+          </w:p>
+        </w:tc>
+        <w:tc>
+          <w:tcPr>
+            <w:tcW w:w="850" w:type="pct"/>
             <w:tcBorders>
               <w:top w:val="single" w:sz="12" w:space="0" w:color="010000"/>
               <w:bottom w:val="single" w:sz="4" w:space="0" w:color="010000"/>
@@ -8818,13 +8538,13 @@
                 <w:b/>
                 <w:sz w:val="21"/>
               </w:rPr>
-              <w:t>2020年</w:t>
-            </w:r>
-          </w:p>
-        </w:tc>
-        <w:tc>
-          <w:tcPr>
-            <w:tcW w:w="1100" w:type="pct"/>
+              <w:t>本次融资金额</w:t>
+            </w:r>
+          </w:p>
+        </w:tc>
+        <w:tc>
+          <w:tcPr>
+            <w:tcW w:w="2500" w:type="pct"/>
             <w:tcBorders>
               <w:top w:val="single" w:sz="12" w:space="0" w:color="010000"/>
               <w:bottom w:val="single" w:sz="4" w:space="0" w:color="010000"/>
@@ -8842,7 +8562,7 @@
                 <w:b/>
                 <w:sz w:val="21"/>
               </w:rPr>
-              <w:t>年复合增长率</w:t>
+              <w:t>主要投资方</w:t>
             </w:r>
           </w:p>
         </w:tc>
@@ -8853,7 +8573,67 @@
         </w:trPr>
         <w:tc>
           <w:tcPr>
-            <w:tcW w:w="1400" w:type="pct"/>
+            <w:tcW w:w="850" w:type="pct"/>
+            <w:vAlign w:val="center"/>
+          </w:tcPr>
+          <w:p>
+            <w:pPr>
+              <w:keepNext/>
+              <w:jc w:val="center"/>
+            </w:pPr>
+            <w:r>
+              <w:rPr>
+                <w:rFonts w:hint="eastAsia"/>
+                <w:b w:val="0"/>
+                <w:sz w:val="21"/>
+              </w:rPr>
+              <w:t>2024年12月股权转让</w:t>
+            </w:r>
+          </w:p>
+        </w:tc>
+        <w:tc>
+          <w:tcPr>
+            <w:tcW w:w="800" w:type="pct"/>
+            <w:vAlign w:val="center"/>
+          </w:tcPr>
+          <w:p>
+            <w:pPr>
+              <w:keepNext/>
+              <w:jc w:val="center"/>
+            </w:pPr>
+            <w:r>
+              <w:rPr>
+                <w:rFonts w:hint="eastAsia"/>
+                <w:b w:val="0"/>
+                <w:sz w:val="21"/>
+              </w:rPr>
+              <w:t>未披露</w:t>
+            </w:r>
+          </w:p>
+        </w:tc>
+        <w:tc>
+          <w:tcPr>
+            <w:tcW w:w="850" w:type="pct"/>
+            <w:vAlign w:val="center"/>
+          </w:tcPr>
+          <w:p>
+            <w:pPr>
+              <w:keepNext/>
+              <w:jc w:val="center"/>
+            </w:pPr>
+            <w:r>
+              <w:rPr>
+                <w:rFonts w:hint="eastAsia"/>
+                <w:b w:val="0"/>
+                <w:sz w:val="21"/>
+              </w:rPr>
+              <w:t>未披露，交易股权4.76%</w:t>
+            </w:r>
+          </w:p>
+        </w:tc>
+        <w:tc>
+          <w:tcPr>
+            <w:tcW w:w="2500" w:type="pct"/>
             <w:vAlign w:val="center"/>
           </w:tcPr>
           <w:p>
@@ -8867,67 +8647,7 @@
                 <w:b w:val="0"/>
                 <w:sz w:val="21"/>
               </w:rPr>
-              <w:t>营业收入</w:t>
-            </w:r>
-          </w:p>
-        </w:tc>
-        <w:tc>
-          <w:tcPr>
-            <w:tcW w:w="1300" w:type="pct"/>
-            <w:vAlign w:val="center"/>
-          </w:tcPr>
-          <w:p>
-            <w:pPr>
-              <w:keepNext/>
-              <w:jc w:val="center"/>
-            </w:pPr>
-            <w:r>
-              <w:rPr>
-                <w:rFonts w:hint="eastAsia"/>
-                <w:b w:val="0"/>
-                <w:sz w:val="21"/>
-              </w:rPr>
-              <w:t>1963万美元</w:t>
-            </w:r>
-          </w:p>
-        </w:tc>
-        <w:tc>
-          <w:tcPr>
-            <w:tcW w:w="1200" w:type="pct"/>
-            <w:vAlign w:val="center"/>
-          </w:tcPr>
-          <w:p>
-            <w:pPr>
-              <w:keepNext/>
-              <w:jc w:val="center"/>
-            </w:pPr>
-            <w:r>
-              <w:rPr>
-                <w:rFonts w:hint="eastAsia"/>
-                <w:b w:val="0"/>
-                <w:sz w:val="21"/>
-              </w:rPr>
-              <w:t>123万美元</w:t>
-            </w:r>
-          </w:p>
-        </w:tc>
-        <w:tc>
-          <w:tcPr>
-            <w:tcW w:w="1100" w:type="pct"/>
-            <w:vAlign w:val="center"/>
-          </w:tcPr>
-          <w:p>
-            <w:pPr>
-              <w:keepNext/>
-              <w:jc w:val="center"/>
-            </w:pPr>
-            <w:r>
-              <w:rPr>
-                <w:rFonts w:hint="eastAsia"/>
-                <w:b w:val="0"/>
-                <w:sz w:val="21"/>
-              </w:rPr>
-              <w:t>99.9%</w:t>
+              <w:t>广州市溪航科技（溪山天使会）</w:t>
             </w:r>
           </w:p>
         </w:tc>
@@ -8938,7 +8658,67 @@
         </w:trPr>
         <w:tc>
           <w:tcPr>
-            <w:tcW w:w="1400" w:type="pct"/>
+            <w:tcW w:w="850" w:type="pct"/>
+            <w:vAlign w:val="center"/>
+          </w:tcPr>
+          <w:p>
+            <w:pPr>
+              <w:keepNext/>
+              <w:jc w:val="center"/>
+            </w:pPr>
+            <w:r>
+              <w:rPr>
+                <w:rFonts w:hint="eastAsia"/>
+                <w:b w:val="0"/>
+                <w:sz w:val="21"/>
+              </w:rPr>
+              <w:t>2025年3月天使轮</w:t>
+            </w:r>
+          </w:p>
+        </w:tc>
+        <w:tc>
+          <w:tcPr>
+            <w:tcW w:w="800" w:type="pct"/>
+            <w:vAlign w:val="center"/>
+          </w:tcPr>
+          <w:p>
+            <w:pPr>
+              <w:keepNext/>
+              <w:jc w:val="center"/>
+            </w:pPr>
+            <w:r>
+              <w:rPr>
+                <w:rFonts w:hint="eastAsia"/>
+                <w:b w:val="0"/>
+                <w:sz w:val="21"/>
+              </w:rPr>
+              <w:t>约1.8亿至2.9亿元</w:t>
+            </w:r>
+          </w:p>
+        </w:tc>
+        <w:tc>
+          <w:tcPr>
+            <w:tcW w:w="850" w:type="pct"/>
+            <w:vAlign w:val="center"/>
+          </w:tcPr>
+          <w:p>
+            <w:pPr>
+              <w:keepNext/>
+              <w:jc w:val="center"/>
+            </w:pPr>
+            <w:r>
+              <w:rPr>
+                <w:rFonts w:hint="eastAsia"/>
+                <w:b w:val="0"/>
+                <w:sz w:val="21"/>
+              </w:rPr>
+              <w:t>数千万元</w:t>
+            </w:r>
+          </w:p>
+        </w:tc>
+        <w:tc>
+          <w:tcPr>
+            <w:tcW w:w="2500" w:type="pct"/>
             <w:vAlign w:val="center"/>
           </w:tcPr>
           <w:p>
@@ -8952,67 +8732,7 @@
                 <w:b w:val="0"/>
                 <w:sz w:val="21"/>
               </w:rPr>
-              <w:t>累计任务次数</w:t>
-            </w:r>
-          </w:p>
-        </w:tc>
-        <w:tc>
-          <w:tcPr>
-            <w:tcW w:w="1300" w:type="pct"/>
-            <w:vAlign w:val="center"/>
-          </w:tcPr>
-          <w:p>
-            <w:pPr>
-              <w:keepNext/>
-              <w:jc w:val="center"/>
-            </w:pPr>
-            <w:r>
-              <w:rPr>
-                <w:rFonts w:hint="eastAsia"/>
-                <w:b w:val="0"/>
-                <w:sz w:val="21"/>
-              </w:rPr>
-              <w:t>22次（截至2026年4月）</w:t>
-            </w:r>
-          </w:p>
-        </w:tc>
-        <w:tc>
-          <w:tcPr>
-            <w:tcW w:w="1200" w:type="pct"/>
-            <w:vAlign w:val="center"/>
-          </w:tcPr>
-          <w:p>
-            <w:pPr>
-              <w:keepNext/>
-              <w:jc w:val="center"/>
-            </w:pPr>
-            <w:r>
-              <w:rPr>
-                <w:rFonts w:hint="eastAsia"/>
-                <w:b w:val="0"/>
-                <w:sz w:val="21"/>
-              </w:rPr>
-              <w:t>—</w:t>
-            </w:r>
-          </w:p>
-        </w:tc>
-        <w:tc>
-          <w:tcPr>
-            <w:tcW w:w="1100" w:type="pct"/>
-            <w:vAlign w:val="center"/>
-          </w:tcPr>
-          <w:p>
-            <w:pPr>
-              <w:keepNext/>
-              <w:jc w:val="center"/>
-            </w:pPr>
-            <w:r>
-              <w:rPr>
-                <w:rFonts w:hint="eastAsia"/>
-                <w:b w:val="0"/>
-                <w:sz w:val="21"/>
-              </w:rPr>
-              <w:t>—</w:t>
+              <w:t>北京九合深宏（领投）、深圳英诺科技创新</w:t>
             </w:r>
           </w:p>
         </w:tc>
@@ -9023,7 +8743,177 @@
         </w:trPr>
         <w:tc>
           <w:tcPr>
-            <w:tcW w:w="1400" w:type="pct"/>
+            <w:tcW w:w="850" w:type="pct"/>
+            <w:vAlign w:val="center"/>
+          </w:tcPr>
+          <w:p>
+            <w:pPr>
+              <w:keepNext/>
+              <w:jc w:val="center"/>
+            </w:pPr>
+            <w:r>
+              <w:rPr>
+                <w:rFonts w:hint="eastAsia"/>
+                <w:b w:val="0"/>
+                <w:sz w:val="21"/>
+              </w:rPr>
+              <w:t>2025年10月Pre-A轮</w:t>
+            </w:r>
+          </w:p>
+        </w:tc>
+        <w:tc>
+          <w:tcPr>
+            <w:tcW w:w="800" w:type="pct"/>
+            <w:vAlign w:val="center"/>
+          </w:tcPr>
+          <w:p>
+            <w:pPr>
+              <w:keepNext/>
+              <w:jc w:val="center"/>
+            </w:pPr>
+            <w:r>
+              <w:rPr>
+                <w:rFonts w:hint="eastAsia"/>
+                <w:b w:val="0"/>
+                <w:sz w:val="21"/>
+              </w:rPr>
+              <w:t>约1.9亿至3.1亿元</w:t>
+            </w:r>
+          </w:p>
+        </w:tc>
+        <w:tc>
+          <w:tcPr>
+            <w:tcW w:w="850" w:type="pct"/>
+            <w:vAlign w:val="center"/>
+          </w:tcPr>
+          <w:p>
+            <w:pPr>
+              <w:keepNext/>
+              <w:jc w:val="center"/>
+            </w:pPr>
+            <w:r>
+              <w:rPr>
+                <w:rFonts w:hint="eastAsia"/>
+                <w:b w:val="0"/>
+                <w:sz w:val="21"/>
+              </w:rPr>
+              <w:t>数千万元</w:t>
+            </w:r>
+          </w:p>
+        </w:tc>
+        <w:tc>
+          <w:tcPr>
+            <w:tcW w:w="2500" w:type="pct"/>
+            <w:vAlign w:val="center"/>
+          </w:tcPr>
+          <w:p>
+            <w:pPr>
+              <w:keepNext/>
+              <w:jc w:val="left"/>
+            </w:pPr>
+            <w:r>
+              <w:rPr>
+                <w:rFonts w:hint="eastAsia"/>
+                <w:b w:val="0"/>
+                <w:sz w:val="21"/>
+              </w:rPr>
+              <w:t>深圳中小担创投（领投）、深圳红灰十一号、湖州南浔启真、深圳市天使二号、台州守仁共创</w:t>
+            </w:r>
+          </w:p>
+        </w:tc>
+      </w:tr>
+      <w:tr>
+        <w:trPr>
+          <w:cantSplit/>
+        </w:trPr>
+        <w:tc>
+          <w:tcPr>
+            <w:tcW w:w="850" w:type="pct"/>
+            <w:vAlign w:val="center"/>
+          </w:tcPr>
+          <w:p>
+            <w:pPr>
+              <w:keepNext/>
+              <w:jc w:val="center"/>
+            </w:pPr>
+            <w:r>
+              <w:rPr>
+                <w:rFonts w:hint="eastAsia"/>
+                <w:b w:val="0"/>
+                <w:sz w:val="21"/>
+              </w:rPr>
+              <w:t>2026年1月Pre-A轮</w:t>
+            </w:r>
+          </w:p>
+        </w:tc>
+        <w:tc>
+          <w:tcPr>
+            <w:tcW w:w="800" w:type="pct"/>
+            <w:vAlign w:val="center"/>
+          </w:tcPr>
+          <w:p>
+            <w:pPr>
+              <w:keepNext/>
+              <w:jc w:val="center"/>
+            </w:pPr>
+            <w:r>
+              <w:rPr>
+                <w:rFonts w:hint="eastAsia"/>
+                <w:b w:val="0"/>
+                <w:sz w:val="21"/>
+              </w:rPr>
+              <w:t>未披露</w:t>
+            </w:r>
+          </w:p>
+        </w:tc>
+        <w:tc>
+          <w:tcPr>
+            <w:tcW w:w="850" w:type="pct"/>
+            <w:vAlign w:val="center"/>
+          </w:tcPr>
+          <w:p>
+            <w:pPr>
+              <w:keepNext/>
+              <w:jc w:val="center"/>
+            </w:pPr>
+            <w:r>
+              <w:rPr>
+                <w:rFonts w:hint="eastAsia"/>
+                <w:b w:val="0"/>
+                <w:sz w:val="21"/>
+              </w:rPr>
+              <w:t>未披露</w:t>
+            </w:r>
+          </w:p>
+        </w:tc>
+        <w:tc>
+          <w:tcPr>
+            <w:tcW w:w="2500" w:type="pct"/>
+            <w:vAlign w:val="center"/>
+          </w:tcPr>
+          <w:p>
+            <w:pPr>
+              <w:keepNext/>
+              <w:jc w:val="left"/>
+            </w:pPr>
+            <w:r>
+              <w:rPr>
+                <w:rFonts w:hint="eastAsia"/>
+                <w:b w:val="0"/>
+                <w:sz w:val="21"/>
+              </w:rPr>
+              <w:t>固安泽润新兴技术产业投资基金</w:t>
+            </w:r>
+          </w:p>
+        </w:tc>
+      </w:tr>
+      <w:tr>
+        <w:trPr>
+          <w:cantSplit/>
+        </w:trPr>
+        <w:tc>
+          <w:tcPr>
+            <w:tcW w:w="850" w:type="pct"/>
             <w:tcBorders>
               <w:bottom w:val="single" w:sz="12" w:space="0" w:color="010000"/>
             </w:tcBorders>
@@ -9032,6 +8922,75 @@
           <w:p>
             <w:pPr>
               <w:keepNext/>
+              <w:jc w:val="center"/>
+            </w:pPr>
+            <w:r>
+              <w:rPr>
+                <w:rFonts w:hint="eastAsia"/>
+                <w:b w:val="0"/>
+                <w:sz w:val="21"/>
+              </w:rPr>
+              <w:t>2026年8月A轮</w:t>
+            </w:r>
+          </w:p>
+        </w:tc>
+        <w:tc>
+          <w:tcPr>
+            <w:tcW w:w="800" w:type="pct"/>
+            <w:tcBorders>
+              <w:bottom w:val="single" w:sz="12" w:space="0" w:color="010000"/>
+            </w:tcBorders>
+            <w:vAlign w:val="center"/>
+          </w:tcPr>
+          <w:p>
+            <w:pPr>
+              <w:keepNext/>
+              <w:jc w:val="center"/>
+            </w:pPr>
+            <w:r>
+              <w:rPr>
+                <w:rFonts w:hint="eastAsia"/>
+                <w:b w:val="0"/>
+                <w:sz w:val="21"/>
+              </w:rPr>
+              <w:t>未披露</w:t>
+            </w:r>
+          </w:p>
+        </w:tc>
+        <w:tc>
+          <w:tcPr>
+            <w:tcW w:w="850" w:type="pct"/>
+            <w:tcBorders>
+              <w:bottom w:val="single" w:sz="12" w:space="0" w:color="010000"/>
+            </w:tcBorders>
+            <w:vAlign w:val="center"/>
+          </w:tcPr>
+          <w:p>
+            <w:pPr>
+              <w:keepNext/>
+              <w:jc w:val="center"/>
+            </w:pPr>
+            <w:r>
+              <w:rPr>
+                <w:rFonts w:hint="eastAsia"/>
+                <w:b w:val="0"/>
+                <w:sz w:val="21"/>
+              </w:rPr>
+              <w:t>约亿元</w:t>
+            </w:r>
+          </w:p>
+        </w:tc>
+        <w:tc>
+          <w:tcPr>
+            <w:tcW w:w="2500" w:type="pct"/>
+            <w:tcBorders>
+              <w:bottom w:val="single" w:sz="12" w:space="0" w:color="010000"/>
+            </w:tcBorders>
+            <w:vAlign w:val="center"/>
+          </w:tcPr>
+          <w:p>
+            <w:pPr>
+              <w:keepNext/>
               <w:jc w:val="left"/>
             </w:pPr>
             <w:r>
@@ -9040,76 +8999,7 @@
                 <w:b w:val="0"/>
                 <w:sz w:val="21"/>
               </w:rPr>
-              <w:t>累计部署卫星</w:t>
-            </w:r>
-          </w:p>
-        </w:tc>
-        <w:tc>
-          <w:tcPr>
-            <w:tcW w:w="1300" w:type="pct"/>
-            <w:tcBorders>
-              <w:bottom w:val="single" w:sz="12" w:space="0" w:color="010000"/>
-            </w:tcBorders>
-            <w:vAlign w:val="center"/>
-          </w:tcPr>
-          <w:p>
-            <w:pPr>
-              <w:keepNext/>
-              <w:jc w:val="center"/>
-            </w:pPr>
-            <w:r>
-              <w:rPr>
-                <w:rFonts w:hint="eastAsia"/>
-                <w:b w:val="0"/>
-                <w:sz w:val="21"/>
-              </w:rPr>
-              <w:t>141颗（截至2026年4月）</w:t>
-            </w:r>
-          </w:p>
-        </w:tc>
-        <w:tc>
-          <w:tcPr>
-            <w:tcW w:w="1200" w:type="pct"/>
-            <w:tcBorders>
-              <w:bottom w:val="single" w:sz="12" w:space="0" w:color="010000"/>
-            </w:tcBorders>
-            <w:vAlign w:val="center"/>
-          </w:tcPr>
-          <w:p>
-            <w:pPr>
-              <w:keepNext/>
-              <w:jc w:val="center"/>
-            </w:pPr>
-            <w:r>
-              <w:rPr>
-                <w:rFonts w:hint="eastAsia"/>
-                <w:b w:val="0"/>
-                <w:sz w:val="21"/>
-              </w:rPr>
-              <w:t>—</w:t>
-            </w:r>
-          </w:p>
-        </w:tc>
-        <w:tc>
-          <w:tcPr>
-            <w:tcW w:w="1100" w:type="pct"/>
-            <w:tcBorders>
-              <w:bottom w:val="single" w:sz="12" w:space="0" w:color="010000"/>
-            </w:tcBorders>
-            <w:vAlign w:val="center"/>
-          </w:tcPr>
-          <w:p>
-            <w:pPr>
-              <w:keepNext/>
-              <w:jc w:val="center"/>
-            </w:pPr>
-            <w:r>
-              <w:rPr>
-                <w:rFonts w:hint="eastAsia"/>
-                <w:b w:val="0"/>
-                <w:sz w:val="21"/>
-              </w:rPr>
-              <w:t>—</w:t>
+              <w:t>鼎峰科创（领投）、云鼎资本、泰亚投资、深圳担保、松禾资本、台州守仁共创</w:t>
             </w:r>
           </w:p>
         </w:tc>
@@ -9117,28 +9007,14 @@
     </w:tbl>
     <w:p>
       <w:pPr>
-        <w:pStyle w:val="a4"/>
-        <w:jc w:val="center"/>
+        <w:pStyle w:val="005"/>
       </w:pPr>
       <w:r>
         <w:rPr>
           <w:rFonts w:hint="eastAsia"/>
           <w:b w:val="0"/>
-          <w:sz w:val="11"/>
         </w:rPr>
-        <w:t>资料来源：公开报道，未经审计</w:t>
-      </w:r>
-    </w:p>
-    <w:p>
-      <w:pPr>
-        <w:pStyle w:val="004"/>
-      </w:pPr>
-      <w:r>
-        <w:rPr>
-          <w:rFonts w:hint="eastAsia"/>
-          <w:b/>
-        </w:rPr>
-        <w:t>10、Impulse Space（同行业公司，美国，未上市）</w:t>
+        <w:t>天使轮由2024年12月与2025年3月两次增资构成，新进股东合计持股14.5297%；Pre-A轮由2025年10月与2025年11月两次增资构成，新进股东合计持股13.7457%。两轮融资金额均披露为数千万元，按3000万元至5000万元区间测算投前估值。2026年8月A轮融资约亿元，工商变更手续尚在办理中。</w:t>
       </w:r>
     </w:p>
     <w:p>
@@ -9150,908 +9026,7 @@
           <w:rFonts w:hint="eastAsia"/>
           <w:b w:val="0"/>
         </w:rPr>
-        <w:t>Impulse Space与无限宇航同为化学推进技术路线，是该路线上估值最高的公司。公司由SpaceX创始成员汤姆·穆勒创立。</w:t>
-      </w:r>
-    </w:p>
-    <w:p>
-      <w:pPr>
-        <w:pStyle w:val="005"/>
-      </w:pPr>
-      <w:r>
-        <w:rPr>
-          <w:rFonts w:hint="eastAsia"/>
-          <w:b w:val="0"/>
-        </w:rPr>
-        <w:t>产品方面，其Helios飞行器为高能上面级与轨道转移飞行器的融合产品，可在24小时之内将多个载荷从近地轨道送至地球静止轨道。经营状况方面，公司于2023年首飞，截至2025年11月完成3次飞行任务，订单规模2亿美元。</w:t>
-      </w:r>
-    </w:p>
-    <w:p>
-      <w:pPr>
-        <w:pStyle w:val="a4"/>
-        <w:keepNext/>
-        <w:jc w:val="center"/>
-      </w:pPr>
-      <w:r>
-        <w:rPr>
-          <w:rFonts w:hint="eastAsia"/>
-          <w:b/>
-          <w:sz w:val="21"/>
-        </w:rPr>
-        <w:t>表18  Impulse Space融资情况</w:t>
-      </w:r>
-    </w:p>
-    <w:tbl>
-      <w:tblPr>
-        <w:tblW w:w="5000" w:type="pct"/>
-        <w:jc w:val="center"/>
-        <w:tblBorders>
-          <w:top w:val="single" w:sz="12" w:space="0" w:color="010000"/>
-          <w:left w:val="single" w:sz="12" w:space="0" w:color="010000"/>
-          <w:bottom w:val="single" w:sz="12" w:space="0" w:color="010000"/>
-          <w:right w:val="single" w:sz="12" w:space="0" w:color="010000"/>
-          <w:insideH w:val="single" w:sz="4" w:space="0" w:color="010000"/>
-          <w:insideV w:val="single" w:sz="4" w:space="0" w:color="010000"/>
-        </w:tblBorders>
-        <w:tblLook w:val="04A0" w:firstRow="1" w:lastRow="0" w:firstColumn="1" w:lastColumn="0" w:noHBand="0" w:noVBand="1"/>
-      </w:tblPr>
-      <w:tblGrid>
-        <w:gridCol w:w="2076"/>
-        <w:gridCol w:w="2076"/>
-        <w:gridCol w:w="2076"/>
-        <w:gridCol w:w="2076"/>
-      </w:tblGrid>
-      <w:tr>
-        <w:trPr>
-          <w:cantSplit/>
-          <w:tblHeader/>
-        </w:trPr>
-        <w:tc>
-          <w:tcPr>
-            <w:tcW w:w="800" w:type="pct"/>
-            <w:tcBorders>
-              <w:top w:val="single" w:sz="12" w:space="0" w:color="010000"/>
-              <w:bottom w:val="single" w:sz="4" w:space="0" w:color="010000"/>
-            </w:tcBorders>
-            <w:vAlign w:val="center"/>
-          </w:tcPr>
-          <w:p>
-            <w:pPr>
-              <w:keepNext/>
-              <w:jc w:val="center"/>
-            </w:pPr>
-            <w:r>
-              <w:rPr>
-                <w:rFonts w:hint="eastAsia"/>
-                <w:b/>
-                <w:sz w:val="21"/>
-              </w:rPr>
-              <w:t>轮次</w:t>
-            </w:r>
-          </w:p>
-        </w:tc>
-        <w:tc>
-          <w:tcPr>
-            <w:tcW w:w="1000" w:type="pct"/>
-            <w:tcBorders>
-              <w:top w:val="single" w:sz="12" w:space="0" w:color="010000"/>
-              <w:bottom w:val="single" w:sz="4" w:space="0" w:color="010000"/>
-            </w:tcBorders>
-            <w:vAlign w:val="center"/>
-          </w:tcPr>
-          <w:p>
-            <w:pPr>
-              <w:keepNext/>
-              <w:jc w:val="center"/>
-            </w:pPr>
-            <w:r>
-              <w:rPr>
-                <w:rFonts w:hint="eastAsia"/>
-                <w:b/>
-                <w:sz w:val="21"/>
-              </w:rPr>
-              <w:t>时间</w:t>
-            </w:r>
-          </w:p>
-        </w:tc>
-        <w:tc>
-          <w:tcPr>
-            <w:tcW w:w="1600" w:type="pct"/>
-            <w:tcBorders>
-              <w:top w:val="single" w:sz="12" w:space="0" w:color="010000"/>
-              <w:bottom w:val="single" w:sz="4" w:space="0" w:color="010000"/>
-            </w:tcBorders>
-            <w:vAlign w:val="center"/>
-          </w:tcPr>
-          <w:p>
-            <w:pPr>
-              <w:keepNext/>
-              <w:jc w:val="center"/>
-            </w:pPr>
-            <w:r>
-              <w:rPr>
-                <w:rFonts w:hint="eastAsia"/>
-                <w:b/>
-                <w:sz w:val="21"/>
-              </w:rPr>
-              <w:t>融资金额</w:t>
-            </w:r>
-          </w:p>
-        </w:tc>
-        <w:tc>
-          <w:tcPr>
-            <w:tcW w:w="1600" w:type="pct"/>
-            <w:tcBorders>
-              <w:top w:val="single" w:sz="12" w:space="0" w:color="010000"/>
-              <w:bottom w:val="single" w:sz="4" w:space="0" w:color="010000"/>
-            </w:tcBorders>
-            <w:vAlign w:val="center"/>
-          </w:tcPr>
-          <w:p>
-            <w:pPr>
-              <w:keepNext/>
-              <w:jc w:val="center"/>
-            </w:pPr>
-            <w:r>
-              <w:rPr>
-                <w:rFonts w:hint="eastAsia"/>
-                <w:b/>
-                <w:sz w:val="21"/>
-              </w:rPr>
-              <w:t>投后估值</w:t>
-            </w:r>
-          </w:p>
-        </w:tc>
-      </w:tr>
-      <w:tr>
-        <w:trPr>
-          <w:cantSplit/>
-        </w:trPr>
-        <w:tc>
-          <w:tcPr>
-            <w:tcW w:w="800" w:type="pct"/>
-            <w:tcBorders>
-              <w:bottom w:val="single" w:sz="12" w:space="0" w:color="010000"/>
-            </w:tcBorders>
-            <w:vAlign w:val="center"/>
-          </w:tcPr>
-          <w:p>
-            <w:pPr>
-              <w:keepNext/>
-              <w:jc w:val="center"/>
-            </w:pPr>
-            <w:r>
-              <w:rPr>
-                <w:rFonts w:hint="eastAsia"/>
-                <w:b w:val="0"/>
-                <w:sz w:val="21"/>
-              </w:rPr>
-              <w:t>D轮</w:t>
-            </w:r>
-          </w:p>
-        </w:tc>
-        <w:tc>
-          <w:tcPr>
-            <w:tcW w:w="1000" w:type="pct"/>
-            <w:tcBorders>
-              <w:bottom w:val="single" w:sz="12" w:space="0" w:color="010000"/>
-            </w:tcBorders>
-            <w:vAlign w:val="center"/>
-          </w:tcPr>
-          <w:p>
-            <w:pPr>
-              <w:keepNext/>
-              <w:jc w:val="center"/>
-            </w:pPr>
-            <w:r>
-              <w:rPr>
-                <w:rFonts w:hint="eastAsia"/>
-                <w:b w:val="0"/>
-                <w:sz w:val="21"/>
-              </w:rPr>
-              <w:t>2026年</w:t>
-            </w:r>
-          </w:p>
-        </w:tc>
-        <w:tc>
-          <w:tcPr>
-            <w:tcW w:w="1600" w:type="pct"/>
-            <w:tcBorders>
-              <w:bottom w:val="single" w:sz="12" w:space="0" w:color="010000"/>
-            </w:tcBorders>
-            <w:vAlign w:val="center"/>
-          </w:tcPr>
-          <w:p>
-            <w:pPr>
-              <w:keepNext/>
-              <w:jc w:val="center"/>
-            </w:pPr>
-            <w:r>
-              <w:rPr>
-                <w:rFonts w:hint="eastAsia"/>
-                <w:b w:val="0"/>
-                <w:sz w:val="21"/>
-              </w:rPr>
-              <w:t>5亿美元</w:t>
-            </w:r>
-          </w:p>
-        </w:tc>
-        <w:tc>
-          <w:tcPr>
-            <w:tcW w:w="1600" w:type="pct"/>
-            <w:tcBorders>
-              <w:bottom w:val="single" w:sz="12" w:space="0" w:color="010000"/>
-            </w:tcBorders>
-            <w:vAlign w:val="center"/>
-          </w:tcPr>
-          <w:p>
-            <w:pPr>
-              <w:keepNext/>
-              <w:jc w:val="center"/>
-            </w:pPr>
-            <w:r>
-              <w:rPr>
-                <w:rFonts w:hint="eastAsia"/>
-                <w:b w:val="0"/>
-                <w:sz w:val="21"/>
-              </w:rPr>
-              <w:t>42.6亿美元</w:t>
-            </w:r>
-          </w:p>
-        </w:tc>
-      </w:tr>
-    </w:tbl>
-    <w:p>
-      <w:pPr>
-        <w:pStyle w:val="a4"/>
-        <w:jc w:val="center"/>
-      </w:pPr>
-      <w:r>
-        <w:rPr>
-          <w:rFonts w:hint="eastAsia"/>
-          <w:b w:val="0"/>
-          <w:sz w:val="11"/>
-        </w:rPr>
-        <w:t>资料来源：公开报道</w:t>
-      </w:r>
-    </w:p>
-    <w:p>
-      <w:pPr>
-        <w:pStyle w:val="004"/>
-      </w:pPr>
-      <w:r>
-        <w:rPr>
-          <w:rFonts w:hint="eastAsia"/>
-          <w:b/>
-        </w:rPr>
-        <w:t>附：无限宇航融资与注册资本变更情况</w:t>
-      </w:r>
-    </w:p>
-    <w:p>
-      <w:pPr>
-        <w:pStyle w:val="005"/>
-      </w:pPr>
-      <w:r>
-        <w:rPr>
-          <w:rFonts w:hint="eastAsia"/>
-          <w:b w:val="0"/>
-        </w:rPr>
-        <w:t>北京无限宇航科技有限公司工商登记成立日期为2019年3月20日，曾用名北京尚享煦航科技有限公司。2023年3月31日，李健入股并出任法定代表人，公司同日完成名称变更，经营范围变更为火箭发动机研发与制造、火箭控制系统研发、微小卫星生产制造等。公司注册资本739.6027万元，实缴270.672733万元，2025年报参保人数21人。注册地址于2024年12月18日由北京经济技术开发区变更至北京市海淀区。</w:t>
-      </w:r>
-    </w:p>
-    <w:p>
-      <w:pPr>
-        <w:pStyle w:val="a4"/>
-        <w:keepNext/>
-        <w:jc w:val="center"/>
-      </w:pPr>
-      <w:r>
-        <w:rPr>
-          <w:rFonts w:hint="eastAsia"/>
-          <w:b/>
-          <w:sz w:val="21"/>
-        </w:rPr>
-        <w:t>表19  无限宇航融资情况</w:t>
-      </w:r>
-    </w:p>
-    <w:tbl>
-      <w:tblPr>
-        <w:tblW w:w="5000" w:type="pct"/>
-        <w:jc w:val="center"/>
-        <w:tblBorders>
-          <w:top w:val="single" w:sz="12" w:space="0" w:color="010000"/>
-          <w:left w:val="single" w:sz="12" w:space="0" w:color="010000"/>
-          <w:bottom w:val="single" w:sz="12" w:space="0" w:color="010000"/>
-          <w:right w:val="single" w:sz="12" w:space="0" w:color="010000"/>
-          <w:insideH w:val="single" w:sz="4" w:space="0" w:color="010000"/>
-          <w:insideV w:val="single" w:sz="4" w:space="0" w:color="010000"/>
-        </w:tblBorders>
-        <w:tblLook w:val="04A0" w:firstRow="1" w:lastRow="0" w:firstColumn="1" w:lastColumn="0" w:noHBand="0" w:noVBand="1"/>
-      </w:tblPr>
-      <w:tblGrid>
-        <w:gridCol w:w="2076"/>
-        <w:gridCol w:w="2076"/>
-        <w:gridCol w:w="2076"/>
-        <w:gridCol w:w="2076"/>
-      </w:tblGrid>
-      <w:tr>
-        <w:trPr>
-          <w:cantSplit/>
-          <w:tblHeader/>
-        </w:trPr>
-        <w:tc>
-          <w:tcPr>
-            <w:tcW w:w="550" w:type="pct"/>
-            <w:tcBorders>
-              <w:top w:val="single" w:sz="12" w:space="0" w:color="010000"/>
-              <w:bottom w:val="single" w:sz="4" w:space="0" w:color="010000"/>
-            </w:tcBorders>
-            <w:vAlign w:val="center"/>
-          </w:tcPr>
-          <w:p>
-            <w:pPr>
-              <w:keepNext/>
-              <w:jc w:val="center"/>
-            </w:pPr>
-            <w:r>
-              <w:rPr>
-                <w:rFonts w:hint="eastAsia"/>
-                <w:b/>
-                <w:sz w:val="21"/>
-              </w:rPr>
-              <w:t>轮次</w:t>
-            </w:r>
-          </w:p>
-        </w:tc>
-        <w:tc>
-          <w:tcPr>
-            <w:tcW w:w="700" w:type="pct"/>
-            <w:tcBorders>
-              <w:top w:val="single" w:sz="12" w:space="0" w:color="010000"/>
-              <w:bottom w:val="single" w:sz="4" w:space="0" w:color="010000"/>
-            </w:tcBorders>
-            <w:vAlign w:val="center"/>
-          </w:tcPr>
-          <w:p>
-            <w:pPr>
-              <w:keepNext/>
-              <w:jc w:val="center"/>
-            </w:pPr>
-            <w:r>
-              <w:rPr>
-                <w:rFonts w:hint="eastAsia"/>
-                <w:b/>
-                <w:sz w:val="21"/>
-              </w:rPr>
-              <w:t>时间</w:t>
-            </w:r>
-          </w:p>
-        </w:tc>
-        <w:tc>
-          <w:tcPr>
-            <w:tcW w:w="850" w:type="pct"/>
-            <w:tcBorders>
-              <w:top w:val="single" w:sz="12" w:space="0" w:color="010000"/>
-              <w:bottom w:val="single" w:sz="4" w:space="0" w:color="010000"/>
-            </w:tcBorders>
-            <w:vAlign w:val="center"/>
-          </w:tcPr>
-          <w:p>
-            <w:pPr>
-              <w:keepNext/>
-              <w:jc w:val="center"/>
-            </w:pPr>
-            <w:r>
-              <w:rPr>
-                <w:rFonts w:hint="eastAsia"/>
-                <w:b/>
-                <w:sz w:val="21"/>
-              </w:rPr>
-              <w:t>融资金额</w:t>
-            </w:r>
-          </w:p>
-        </w:tc>
-        <w:tc>
-          <w:tcPr>
-            <w:tcW w:w="2900" w:type="pct"/>
-            <w:tcBorders>
-              <w:top w:val="single" w:sz="12" w:space="0" w:color="010000"/>
-              <w:bottom w:val="single" w:sz="4" w:space="0" w:color="010000"/>
-            </w:tcBorders>
-            <w:vAlign w:val="center"/>
-          </w:tcPr>
-          <w:p>
-            <w:pPr>
-              <w:keepNext/>
-              <w:jc w:val="center"/>
-            </w:pPr>
-            <w:r>
-              <w:rPr>
-                <w:rFonts w:hint="eastAsia"/>
-                <w:b/>
-                <w:sz w:val="21"/>
-              </w:rPr>
-              <w:t>投资方</w:t>
-            </w:r>
-          </w:p>
-        </w:tc>
-      </w:tr>
-      <w:tr>
-        <w:trPr>
-          <w:cantSplit/>
-        </w:trPr>
-        <w:tc>
-          <w:tcPr>
-            <w:tcW w:w="550" w:type="pct"/>
-            <w:vAlign w:val="center"/>
-          </w:tcPr>
-          <w:p>
-            <w:pPr>
-              <w:keepNext/>
-              <w:jc w:val="center"/>
-            </w:pPr>
-            <w:r>
-              <w:rPr>
-                <w:rFonts w:hint="eastAsia"/>
-                <w:b w:val="0"/>
-                <w:sz w:val="21"/>
-              </w:rPr>
-              <w:t>股权转让</w:t>
-            </w:r>
-          </w:p>
-        </w:tc>
-        <w:tc>
-          <w:tcPr>
-            <w:tcW w:w="700" w:type="pct"/>
-            <w:vAlign w:val="center"/>
-          </w:tcPr>
-          <w:p>
-            <w:pPr>
-              <w:keepNext/>
-              <w:jc w:val="center"/>
-            </w:pPr>
-            <w:r>
-              <w:rPr>
-                <w:rFonts w:hint="eastAsia"/>
-                <w:b w:val="0"/>
-                <w:sz w:val="21"/>
-              </w:rPr>
-              <w:t>2024-12-18</w:t>
-            </w:r>
-          </w:p>
-        </w:tc>
-        <w:tc>
-          <w:tcPr>
-            <w:tcW w:w="850" w:type="pct"/>
-            <w:vAlign w:val="center"/>
-          </w:tcPr>
-          <w:p>
-            <w:pPr>
-              <w:keepNext/>
-              <w:jc w:val="center"/>
-            </w:pPr>
-            <w:r>
-              <w:rPr>
-                <w:rFonts w:hint="eastAsia"/>
-                <w:b w:val="0"/>
-                <w:sz w:val="21"/>
-              </w:rPr>
-              <w:t>未披露（交易股权4.76%）</w:t>
-            </w:r>
-          </w:p>
-        </w:tc>
-        <w:tc>
-          <w:tcPr>
-            <w:tcW w:w="2900" w:type="pct"/>
-            <w:vAlign w:val="center"/>
-          </w:tcPr>
-          <w:p>
-            <w:pPr>
-              <w:keepNext/>
-              <w:jc w:val="left"/>
-            </w:pPr>
-            <w:r>
-              <w:rPr>
-                <w:rFonts w:hint="eastAsia"/>
-                <w:b w:val="0"/>
-                <w:sz w:val="21"/>
-              </w:rPr>
-              <w:t>广州市溪航科技（溪山天使会）</w:t>
-            </w:r>
-          </w:p>
-        </w:tc>
-      </w:tr>
-      <w:tr>
-        <w:trPr>
-          <w:cantSplit/>
-        </w:trPr>
-        <w:tc>
-          <w:tcPr>
-            <w:tcW w:w="550" w:type="pct"/>
-            <w:vAlign w:val="center"/>
-          </w:tcPr>
-          <w:p>
-            <w:pPr>
-              <w:keepNext/>
-              <w:jc w:val="center"/>
-            </w:pPr>
-            <w:r>
-              <w:rPr>
-                <w:rFonts w:hint="eastAsia"/>
-                <w:b w:val="0"/>
-                <w:sz w:val="21"/>
-              </w:rPr>
-              <w:t>天使轮</w:t>
-            </w:r>
-          </w:p>
-        </w:tc>
-        <w:tc>
-          <w:tcPr>
-            <w:tcW w:w="700" w:type="pct"/>
-            <w:vAlign w:val="center"/>
-          </w:tcPr>
-          <w:p>
-            <w:pPr>
-              <w:keepNext/>
-              <w:jc w:val="center"/>
-            </w:pPr>
-            <w:r>
-              <w:rPr>
-                <w:rFonts w:hint="eastAsia"/>
-                <w:b w:val="0"/>
-                <w:sz w:val="21"/>
-              </w:rPr>
-              <w:t>2025-03-21</w:t>
-            </w:r>
-          </w:p>
-        </w:tc>
-        <w:tc>
-          <w:tcPr>
-            <w:tcW w:w="850" w:type="pct"/>
-            <w:vAlign w:val="center"/>
-          </w:tcPr>
-          <w:p>
-            <w:pPr>
-              <w:keepNext/>
-              <w:jc w:val="center"/>
-            </w:pPr>
-            <w:r>
-              <w:rPr>
-                <w:rFonts w:hint="eastAsia"/>
-                <w:b w:val="0"/>
-                <w:sz w:val="21"/>
-              </w:rPr>
-              <w:t>数千万元</w:t>
-            </w:r>
-          </w:p>
-        </w:tc>
-        <w:tc>
-          <w:tcPr>
-            <w:tcW w:w="2900" w:type="pct"/>
-            <w:vAlign w:val="center"/>
-          </w:tcPr>
-          <w:p>
-            <w:pPr>
-              <w:keepNext/>
-              <w:jc w:val="left"/>
-            </w:pPr>
-            <w:r>
-              <w:rPr>
-                <w:rFonts w:hint="eastAsia"/>
-                <w:b w:val="0"/>
-                <w:sz w:val="21"/>
-              </w:rPr>
-              <w:t>北京九合深宏（领投）、深圳英诺科技创新</w:t>
-            </w:r>
-          </w:p>
-        </w:tc>
-      </w:tr>
-      <w:tr>
-        <w:trPr>
-          <w:cantSplit/>
-        </w:trPr>
-        <w:tc>
-          <w:tcPr>
-            <w:tcW w:w="550" w:type="pct"/>
-            <w:vAlign w:val="center"/>
-          </w:tcPr>
-          <w:p>
-            <w:pPr>
-              <w:keepNext/>
-              <w:jc w:val="center"/>
-            </w:pPr>
-            <w:r>
-              <w:rPr>
-                <w:rFonts w:hint="eastAsia"/>
-                <w:b w:val="0"/>
-                <w:sz w:val="21"/>
-              </w:rPr>
-              <w:t>Pre-A轮</w:t>
-            </w:r>
-          </w:p>
-        </w:tc>
-        <w:tc>
-          <w:tcPr>
-            <w:tcW w:w="700" w:type="pct"/>
-            <w:vAlign w:val="center"/>
-          </w:tcPr>
-          <w:p>
-            <w:pPr>
-              <w:keepNext/>
-              <w:jc w:val="center"/>
-            </w:pPr>
-            <w:r>
-              <w:rPr>
-                <w:rFonts w:hint="eastAsia"/>
-                <w:b w:val="0"/>
-                <w:sz w:val="21"/>
-              </w:rPr>
-              <w:t>2025-10-31</w:t>
-            </w:r>
-          </w:p>
-        </w:tc>
-        <w:tc>
-          <w:tcPr>
-            <w:tcW w:w="850" w:type="pct"/>
-            <w:vAlign w:val="center"/>
-          </w:tcPr>
-          <w:p>
-            <w:pPr>
-              <w:keepNext/>
-              <w:jc w:val="center"/>
-            </w:pPr>
-            <w:r>
-              <w:rPr>
-                <w:rFonts w:hint="eastAsia"/>
-                <w:b w:val="0"/>
-                <w:sz w:val="21"/>
-              </w:rPr>
-              <w:t>数千万元</w:t>
-            </w:r>
-          </w:p>
-        </w:tc>
-        <w:tc>
-          <w:tcPr>
-            <w:tcW w:w="2900" w:type="pct"/>
-            <w:vAlign w:val="center"/>
-          </w:tcPr>
-          <w:p>
-            <w:pPr>
-              <w:keepNext/>
-              <w:jc w:val="left"/>
-            </w:pPr>
-            <w:r>
-              <w:rPr>
-                <w:rFonts w:hint="eastAsia"/>
-                <w:b w:val="0"/>
-                <w:sz w:val="21"/>
-              </w:rPr>
-              <w:t>深圳中小担创投（领投）、深圳红灰十一号、湖州南浔启真、深圳市天使二号、台州守仁共创</w:t>
-            </w:r>
-          </w:p>
-        </w:tc>
-      </w:tr>
-      <w:tr>
-        <w:trPr>
-          <w:cantSplit/>
-        </w:trPr>
-        <w:tc>
-          <w:tcPr>
-            <w:tcW w:w="550" w:type="pct"/>
-            <w:vAlign w:val="center"/>
-          </w:tcPr>
-          <w:p>
-            <w:pPr>
-              <w:keepNext/>
-              <w:jc w:val="center"/>
-            </w:pPr>
-            <w:r>
-              <w:rPr>
-                <w:rFonts w:hint="eastAsia"/>
-                <w:b w:val="0"/>
-                <w:sz w:val="21"/>
-              </w:rPr>
-              <w:t>Pre-A轮</w:t>
-            </w:r>
-          </w:p>
-        </w:tc>
-        <w:tc>
-          <w:tcPr>
-            <w:tcW w:w="700" w:type="pct"/>
-            <w:vAlign w:val="center"/>
-          </w:tcPr>
-          <w:p>
-            <w:pPr>
-              <w:keepNext/>
-              <w:jc w:val="center"/>
-            </w:pPr>
-            <w:r>
-              <w:rPr>
-                <w:rFonts w:hint="eastAsia"/>
-                <w:b w:val="0"/>
-                <w:sz w:val="21"/>
-              </w:rPr>
-              <w:t>2026-01-27</w:t>
-            </w:r>
-          </w:p>
-        </w:tc>
-        <w:tc>
-          <w:tcPr>
-            <w:tcW w:w="850" w:type="pct"/>
-            <w:vAlign w:val="center"/>
-          </w:tcPr>
-          <w:p>
-            <w:pPr>
-              <w:keepNext/>
-              <w:jc w:val="center"/>
-            </w:pPr>
-            <w:r>
-              <w:rPr>
-                <w:rFonts w:hint="eastAsia"/>
-                <w:b w:val="0"/>
-                <w:sz w:val="21"/>
-              </w:rPr>
-              <w:t>未披露</w:t>
-            </w:r>
-          </w:p>
-        </w:tc>
-        <w:tc>
-          <w:tcPr>
-            <w:tcW w:w="2900" w:type="pct"/>
-            <w:vAlign w:val="center"/>
-          </w:tcPr>
-          <w:p>
-            <w:pPr>
-              <w:keepNext/>
-              <w:jc w:val="left"/>
-            </w:pPr>
-            <w:r>
-              <w:rPr>
-                <w:rFonts w:hint="eastAsia"/>
-                <w:b w:val="0"/>
-                <w:sz w:val="21"/>
-              </w:rPr>
-              <w:t>固安泽润新兴技术产业投资基金</w:t>
-            </w:r>
-          </w:p>
-        </w:tc>
-      </w:tr>
-      <w:tr>
-        <w:trPr>
-          <w:cantSplit/>
-        </w:trPr>
-        <w:tc>
-          <w:tcPr>
-            <w:tcW w:w="550" w:type="pct"/>
-            <w:tcBorders>
-              <w:bottom w:val="single" w:sz="12" w:space="0" w:color="010000"/>
-            </w:tcBorders>
-            <w:vAlign w:val="center"/>
-          </w:tcPr>
-          <w:p>
-            <w:pPr>
-              <w:keepNext/>
-              <w:jc w:val="center"/>
-            </w:pPr>
-            <w:r>
-              <w:rPr>
-                <w:rFonts w:hint="eastAsia"/>
-                <w:b w:val="0"/>
-                <w:sz w:val="21"/>
-              </w:rPr>
-              <w:t>A轮</w:t>
-            </w:r>
-          </w:p>
-        </w:tc>
-        <w:tc>
-          <w:tcPr>
-            <w:tcW w:w="700" w:type="pct"/>
-            <w:tcBorders>
-              <w:bottom w:val="single" w:sz="12" w:space="0" w:color="010000"/>
-            </w:tcBorders>
-            <w:vAlign w:val="center"/>
-          </w:tcPr>
-          <w:p>
-            <w:pPr>
-              <w:keepNext/>
-              <w:jc w:val="center"/>
-            </w:pPr>
-            <w:r>
-              <w:rPr>
-                <w:rFonts w:hint="eastAsia"/>
-                <w:b w:val="0"/>
-                <w:sz w:val="21"/>
-              </w:rPr>
-              <w:t>2026-08-12</w:t>
-            </w:r>
-          </w:p>
-        </w:tc>
-        <w:tc>
-          <w:tcPr>
-            <w:tcW w:w="850" w:type="pct"/>
-            <w:tcBorders>
-              <w:bottom w:val="single" w:sz="12" w:space="0" w:color="010000"/>
-            </w:tcBorders>
-            <w:vAlign w:val="center"/>
-          </w:tcPr>
-          <w:p>
-            <w:pPr>
-              <w:keepNext/>
-              <w:jc w:val="center"/>
-            </w:pPr>
-            <w:r>
-              <w:rPr>
-                <w:rFonts w:hint="eastAsia"/>
-                <w:b w:val="0"/>
-                <w:sz w:val="21"/>
-              </w:rPr>
-              <w:t>约亿元</w:t>
-            </w:r>
-          </w:p>
-        </w:tc>
-        <w:tc>
-          <w:tcPr>
-            <w:tcW w:w="2900" w:type="pct"/>
-            <w:tcBorders>
-              <w:bottom w:val="single" w:sz="12" w:space="0" w:color="010000"/>
-            </w:tcBorders>
-            <w:vAlign w:val="center"/>
-          </w:tcPr>
-          <w:p>
-            <w:pPr>
-              <w:keepNext/>
-              <w:jc w:val="left"/>
-            </w:pPr>
-            <w:r>
-              <w:rPr>
-                <w:rFonts w:hint="eastAsia"/>
-                <w:b w:val="0"/>
-                <w:sz w:val="21"/>
-              </w:rPr>
-              <w:t>鼎峰科创（领投）、云鼎资本、泰亚投资、深圳担保、松禾资本、台州守仁共创</w:t>
-            </w:r>
-          </w:p>
-        </w:tc>
-      </w:tr>
-    </w:tbl>
-    <w:p>
-      <w:pPr>
-        <w:pStyle w:val="a4"/>
-        <w:jc w:val="center"/>
-      </w:pPr>
-      <w:r>
-        <w:rPr>
-          <w:rFonts w:hint="eastAsia"/>
-          <w:b w:val="0"/>
-          <w:sz w:val="11"/>
-        </w:rPr>
-        <w:t>资料来源：企查查企业信用报告专业版</w:t>
-      </w:r>
-    </w:p>
-    <w:p>
-      <w:pPr>
-        <w:pStyle w:val="005"/>
-      </w:pPr>
-      <w:r>
-        <w:rPr>
-          <w:rFonts w:hint="eastAsia"/>
-          <w:b w:val="0"/>
-        </w:rPr>
-        <w:t>公司累计融资5次，当前轮次为A轮。天使轮新进股东在增资后合计持股14.5297%，Pre-A轮两次增资的新进股东合计持股13.7457%。2026年8月12日披露的A轮融资近亿元，截至本材料出具日尚未办理工商变更，最新核准日期为2026年1月27日，股权比例未体现，无法据工商登记测算估值。</w:t>
-      </w:r>
-    </w:p>
-    <w:p>
-      <w:pPr>
-        <w:pStyle w:val="a4"/>
-        <w:keepNext/>
-        <w:jc w:val="center"/>
-      </w:pPr>
-      <w:r>
-        <w:rPr>
-          <w:rFonts w:hint="eastAsia"/>
-          <w:b/>
-          <w:sz w:val="21"/>
-        </w:rPr>
-        <w:t>表20  无限宇航注册资本变更情况</w:t>
+        <w:t>公司注册资本变更情况如下：</w:t>
       </w:r>
     </w:p>
     <w:p>
@@ -10094,7 +9069,7 @@
         </w:trPr>
         <w:tc>
           <w:tcPr>
-            <w:tcW w:w="900" w:type="pct"/>
+            <w:tcW w:w="750" w:type="pct"/>
             <w:tcBorders>
               <w:top w:val="single" w:sz="12" w:space="0" w:color="010000"/>
               <w:bottom w:val="single" w:sz="4" w:space="0" w:color="010000"/>
@@ -10112,13 +9087,13 @@
                 <w:b/>
                 <w:sz w:val="21"/>
               </w:rPr>
-              <w:t>变更日期</w:t>
-            </w:r>
-          </w:p>
-        </w:tc>
-        <w:tc>
-          <w:tcPr>
-            <w:tcW w:w="1000" w:type="pct"/>
+              <w:t>时间</w:t>
+            </w:r>
+          </w:p>
+        </w:tc>
+        <w:tc>
+          <w:tcPr>
+            <w:tcW w:w="1050" w:type="pct"/>
             <w:tcBorders>
               <w:top w:val="single" w:sz="12" w:space="0" w:color="010000"/>
               <w:bottom w:val="single" w:sz="4" w:space="0" w:color="010000"/>
@@ -10142,7 +9117,7 @@
         </w:tc>
         <w:tc>
           <w:tcPr>
-            <w:tcW w:w="2100" w:type="pct"/>
+            <w:tcW w:w="2200" w:type="pct"/>
             <w:tcBorders>
               <w:top w:val="single" w:sz="12" w:space="0" w:color="010000"/>
               <w:bottom w:val="single" w:sz="4" w:space="0" w:color="010000"/>
@@ -10195,27 +9170,27 @@
         </w:trPr>
         <w:tc>
           <w:tcPr>
-            <w:tcW w:w="900" w:type="pct"/>
-            <w:vAlign w:val="center"/>
-          </w:tcPr>
-          <w:p>
-            <w:pPr>
-              <w:keepNext/>
-              <w:jc w:val="center"/>
-            </w:pPr>
-            <w:r>
-              <w:rPr>
-                <w:rFonts w:hint="eastAsia"/>
-                <w:b w:val="0"/>
-                <w:sz w:val="21"/>
-              </w:rPr>
-              <w:t>2023-09-01至2023-10-08</w:t>
-            </w:r>
-          </w:p>
-        </w:tc>
-        <w:tc>
-          <w:tcPr>
-            <w:tcW w:w="1000" w:type="pct"/>
+            <w:tcW w:w="750" w:type="pct"/>
+            <w:vAlign w:val="center"/>
+          </w:tcPr>
+          <w:p>
+            <w:pPr>
+              <w:keepNext/>
+              <w:jc w:val="center"/>
+            </w:pPr>
+            <w:r>
+              <w:rPr>
+                <w:rFonts w:hint="eastAsia"/>
+                <w:b w:val="0"/>
+                <w:sz w:val="21"/>
+              </w:rPr>
+              <w:t>2023年9月至10月</w:t>
+            </w:r>
+          </w:p>
+        </w:tc>
+        <w:tc>
+          <w:tcPr>
+            <w:tcW w:w="1050" w:type="pct"/>
             <w:vAlign w:val="center"/>
           </w:tcPr>
           <w:p>
@@ -10235,7 +9210,7 @@
         </w:tc>
         <w:tc>
           <w:tcPr>
-            <w:tcW w:w="2100" w:type="pct"/>
+            <w:tcW w:w="2200" w:type="pct"/>
             <w:vAlign w:val="center"/>
           </w:tcPr>
           <w:p>
@@ -10280,27 +9255,27 @@
         </w:trPr>
         <w:tc>
           <w:tcPr>
-            <w:tcW w:w="900" w:type="pct"/>
-            <w:vAlign w:val="center"/>
-          </w:tcPr>
-          <w:p>
-            <w:pPr>
-              <w:keepNext/>
-              <w:jc w:val="center"/>
-            </w:pPr>
-            <w:r>
-              <w:rPr>
-                <w:rFonts w:hint="eastAsia"/>
-                <w:b w:val="0"/>
-                <w:sz w:val="21"/>
-              </w:rPr>
-              <w:t>2024-06-11</w:t>
-            </w:r>
-          </w:p>
-        </w:tc>
-        <w:tc>
-          <w:tcPr>
-            <w:tcW w:w="1000" w:type="pct"/>
+            <w:tcW w:w="750" w:type="pct"/>
+            <w:vAlign w:val="center"/>
+          </w:tcPr>
+          <w:p>
+            <w:pPr>
+              <w:keepNext/>
+              <w:jc w:val="center"/>
+            </w:pPr>
+            <w:r>
+              <w:rPr>
+                <w:rFonts w:hint="eastAsia"/>
+                <w:b w:val="0"/>
+                <w:sz w:val="21"/>
+              </w:rPr>
+              <w:t>2024年6月</w:t>
+            </w:r>
+          </w:p>
+        </w:tc>
+        <w:tc>
+          <w:tcPr>
+            <w:tcW w:w="1050" w:type="pct"/>
             <w:vAlign w:val="center"/>
           </w:tcPr>
           <w:p>
@@ -10320,7 +9295,7 @@
         </w:tc>
         <w:tc>
           <w:tcPr>
-            <w:tcW w:w="2100" w:type="pct"/>
+            <w:tcW w:w="2200" w:type="pct"/>
             <w:vAlign w:val="center"/>
           </w:tcPr>
           <w:p>
@@ -10365,27 +9340,27 @@
         </w:trPr>
         <w:tc>
           <w:tcPr>
-            <w:tcW w:w="900" w:type="pct"/>
-            <w:vAlign w:val="center"/>
-          </w:tcPr>
-          <w:p>
-            <w:pPr>
-              <w:keepNext/>
-              <w:jc w:val="center"/>
-            </w:pPr>
-            <w:r>
-              <w:rPr>
-                <w:rFonts w:hint="eastAsia"/>
-                <w:b w:val="0"/>
-                <w:sz w:val="21"/>
-              </w:rPr>
-              <w:t>2024-12-31</w:t>
-            </w:r>
-          </w:p>
-        </w:tc>
-        <w:tc>
-          <w:tcPr>
-            <w:tcW w:w="1000" w:type="pct"/>
+            <w:tcW w:w="750" w:type="pct"/>
+            <w:vAlign w:val="center"/>
+          </w:tcPr>
+          <w:p>
+            <w:pPr>
+              <w:keepNext/>
+              <w:jc w:val="center"/>
+            </w:pPr>
+            <w:r>
+              <w:rPr>
+                <w:rFonts w:hint="eastAsia"/>
+                <w:b w:val="0"/>
+                <w:sz w:val="21"/>
+              </w:rPr>
+              <w:t>2024年12月</w:t>
+            </w:r>
+          </w:p>
+        </w:tc>
+        <w:tc>
+          <w:tcPr>
+            <w:tcW w:w="1050" w:type="pct"/>
             <w:vAlign w:val="center"/>
           </w:tcPr>
           <w:p>
@@ -10405,7 +9380,7 @@
         </w:tc>
         <w:tc>
           <w:tcPr>
-            <w:tcW w:w="2100" w:type="pct"/>
+            <w:tcW w:w="2200" w:type="pct"/>
             <w:vAlign w:val="center"/>
           </w:tcPr>
           <w:p>
@@ -10450,27 +9425,27 @@
         </w:trPr>
         <w:tc>
           <w:tcPr>
-            <w:tcW w:w="900" w:type="pct"/>
-            <w:vAlign w:val="center"/>
-          </w:tcPr>
-          <w:p>
-            <w:pPr>
-              <w:keepNext/>
-              <w:jc w:val="center"/>
-            </w:pPr>
-            <w:r>
-              <w:rPr>
-                <w:rFonts w:hint="eastAsia"/>
-                <w:b w:val="0"/>
-                <w:sz w:val="21"/>
-              </w:rPr>
-              <w:t>2025-03-21</w:t>
-            </w:r>
-          </w:p>
-        </w:tc>
-        <w:tc>
-          <w:tcPr>
-            <w:tcW w:w="1000" w:type="pct"/>
+            <w:tcW w:w="750" w:type="pct"/>
+            <w:vAlign w:val="center"/>
+          </w:tcPr>
+          <w:p>
+            <w:pPr>
+              <w:keepNext/>
+              <w:jc w:val="center"/>
+            </w:pPr>
+            <w:r>
+              <w:rPr>
+                <w:rFonts w:hint="eastAsia"/>
+                <w:b w:val="0"/>
+                <w:sz w:val="21"/>
+              </w:rPr>
+              <w:t>2025年3月</w:t>
+            </w:r>
+          </w:p>
+        </w:tc>
+        <w:tc>
+          <w:tcPr>
+            <w:tcW w:w="1050" w:type="pct"/>
             <w:vAlign w:val="center"/>
           </w:tcPr>
           <w:p>
@@ -10490,7 +9465,7 @@
         </w:tc>
         <w:tc>
           <w:tcPr>
-            <w:tcW w:w="2100" w:type="pct"/>
+            <w:tcW w:w="2200" w:type="pct"/>
             <w:vAlign w:val="center"/>
           </w:tcPr>
           <w:p>
@@ -10535,27 +9510,27 @@
         </w:trPr>
         <w:tc>
           <w:tcPr>
-            <w:tcW w:w="900" w:type="pct"/>
-            <w:vAlign w:val="center"/>
-          </w:tcPr>
-          <w:p>
-            <w:pPr>
-              <w:keepNext/>
-              <w:jc w:val="center"/>
-            </w:pPr>
-            <w:r>
-              <w:rPr>
-                <w:rFonts w:hint="eastAsia"/>
-                <w:b w:val="0"/>
-                <w:sz w:val="21"/>
-              </w:rPr>
-              <w:t>2025-10-31</w:t>
-            </w:r>
-          </w:p>
-        </w:tc>
-        <w:tc>
-          <w:tcPr>
-            <w:tcW w:w="1000" w:type="pct"/>
+            <w:tcW w:w="750" w:type="pct"/>
+            <w:vAlign w:val="center"/>
+          </w:tcPr>
+          <w:p>
+            <w:pPr>
+              <w:keepNext/>
+              <w:jc w:val="center"/>
+            </w:pPr>
+            <w:r>
+              <w:rPr>
+                <w:rFonts w:hint="eastAsia"/>
+                <w:b w:val="0"/>
+                <w:sz w:val="21"/>
+              </w:rPr>
+              <w:t>2025年10月</w:t>
+            </w:r>
+          </w:p>
+        </w:tc>
+        <w:tc>
+          <w:tcPr>
+            <w:tcW w:w="1050" w:type="pct"/>
             <w:vAlign w:val="center"/>
           </w:tcPr>
           <w:p>
@@ -10575,7 +9550,7 @@
         </w:tc>
         <w:tc>
           <w:tcPr>
-            <w:tcW w:w="2100" w:type="pct"/>
+            <w:tcW w:w="2200" w:type="pct"/>
             <w:vAlign w:val="center"/>
           </w:tcPr>
           <w:p>
@@ -10620,27 +9595,27 @@
         </w:trPr>
         <w:tc>
           <w:tcPr>
-            <w:tcW w:w="900" w:type="pct"/>
-            <w:vAlign w:val="center"/>
-          </w:tcPr>
-          <w:p>
-            <w:pPr>
-              <w:keepNext/>
-              <w:jc w:val="center"/>
-            </w:pPr>
-            <w:r>
-              <w:rPr>
-                <w:rFonts w:hint="eastAsia"/>
-                <w:b w:val="0"/>
-                <w:sz w:val="21"/>
-              </w:rPr>
-              <w:t>2025-11-13</w:t>
-            </w:r>
-          </w:p>
-        </w:tc>
-        <w:tc>
-          <w:tcPr>
-            <w:tcW w:w="1000" w:type="pct"/>
+            <w:tcW w:w="750" w:type="pct"/>
+            <w:vAlign w:val="center"/>
+          </w:tcPr>
+          <w:p>
+            <w:pPr>
+              <w:keepNext/>
+              <w:jc w:val="center"/>
+            </w:pPr>
+            <w:r>
+              <w:rPr>
+                <w:rFonts w:hint="eastAsia"/>
+                <w:b w:val="0"/>
+                <w:sz w:val="21"/>
+              </w:rPr>
+              <w:t>2025年11月</w:t>
+            </w:r>
+          </w:p>
+        </w:tc>
+        <w:tc>
+          <w:tcPr>
+            <w:tcW w:w="1050" w:type="pct"/>
             <w:vAlign w:val="center"/>
           </w:tcPr>
           <w:p>
@@ -10660,7 +9635,7 @@
         </w:tc>
         <w:tc>
           <w:tcPr>
-            <w:tcW w:w="2100" w:type="pct"/>
+            <w:tcW w:w="2200" w:type="pct"/>
             <w:vAlign w:val="center"/>
           </w:tcPr>
           <w:p>
@@ -10705,67 +9680,79 @@
         </w:trPr>
         <w:tc>
           <w:tcPr>
-            <w:tcW w:w="900" w:type="pct"/>
-            <w:vAlign w:val="center"/>
-          </w:tcPr>
-          <w:p>
-            <w:pPr>
-              <w:keepNext/>
-              <w:jc w:val="center"/>
-            </w:pPr>
-            <w:r>
-              <w:rPr>
-                <w:rFonts w:hint="eastAsia"/>
-                <w:b w:val="0"/>
-                <w:sz w:val="21"/>
-              </w:rPr>
-              <w:t>2026-01-27</w:t>
+            <w:tcW w:w="750" w:type="pct"/>
+            <w:tcBorders>
+              <w:bottom w:val="single" w:sz="12" w:space="0" w:color="010000"/>
+            </w:tcBorders>
+            <w:vAlign w:val="center"/>
+          </w:tcPr>
+          <w:p>
+            <w:pPr>
+              <w:keepNext/>
+              <w:jc w:val="center"/>
+            </w:pPr>
+            <w:r>
+              <w:rPr>
+                <w:rFonts w:hint="eastAsia"/>
+                <w:b w:val="0"/>
+                <w:sz w:val="21"/>
+              </w:rPr>
+              <w:t>2026年1月</w:t>
+            </w:r>
+          </w:p>
+        </w:tc>
+        <w:tc>
+          <w:tcPr>
+            <w:tcW w:w="1050" w:type="pct"/>
+            <w:tcBorders>
+              <w:bottom w:val="single" w:sz="12" w:space="0" w:color="010000"/>
+            </w:tcBorders>
+            <w:vAlign w:val="center"/>
+          </w:tcPr>
+          <w:p>
+            <w:pPr>
+              <w:keepNext/>
+              <w:jc w:val="center"/>
+            </w:pPr>
+            <w:r>
+              <w:rPr>
+                <w:rFonts w:hint="eastAsia"/>
+                <w:b w:val="0"/>
+                <w:sz w:val="21"/>
+              </w:rPr>
+              <w:t>726.6726→739.6027</w:t>
+            </w:r>
+          </w:p>
+        </w:tc>
+        <w:tc>
+          <w:tcPr>
+            <w:tcW w:w="2200" w:type="pct"/>
+            <w:tcBorders>
+              <w:bottom w:val="single" w:sz="12" w:space="0" w:color="010000"/>
+            </w:tcBorders>
+            <w:vAlign w:val="center"/>
+          </w:tcPr>
+          <w:p>
+            <w:pPr>
+              <w:keepNext/>
+              <w:jc w:val="left"/>
+            </w:pPr>
+            <w:r>
+              <w:rPr>
+                <w:rFonts w:hint="eastAsia"/>
+                <w:b w:val="0"/>
+                <w:sz w:val="21"/>
+              </w:rPr>
+              <w:t>厉延琳、刘建奇、固安泽润</w:t>
             </w:r>
           </w:p>
         </w:tc>
         <w:tc>
           <w:tcPr>
             <w:tcW w:w="1000" w:type="pct"/>
-            <w:vAlign w:val="center"/>
-          </w:tcPr>
-          <w:p>
-            <w:pPr>
-              <w:keepNext/>
-              <w:jc w:val="center"/>
-            </w:pPr>
-            <w:r>
-              <w:rPr>
-                <w:rFonts w:hint="eastAsia"/>
-                <w:b w:val="0"/>
-                <w:sz w:val="21"/>
-              </w:rPr>
-              <w:t>726.6726→739.6027</w:t>
-            </w:r>
-          </w:p>
-        </w:tc>
-        <w:tc>
-          <w:tcPr>
-            <w:tcW w:w="2100" w:type="pct"/>
-            <w:vAlign w:val="center"/>
-          </w:tcPr>
-          <w:p>
-            <w:pPr>
-              <w:keepNext/>
-              <w:jc w:val="left"/>
-            </w:pPr>
-            <w:r>
-              <w:rPr>
-                <w:rFonts w:hint="eastAsia"/>
-                <w:b w:val="0"/>
-                <w:sz w:val="21"/>
-              </w:rPr>
-              <w:t>厉延琳、刘建奇、固安泽润</w:t>
-            </w:r>
-          </w:p>
-        </w:tc>
-        <w:tc>
-          <w:tcPr>
-            <w:tcW w:w="1000" w:type="pct"/>
+            <w:tcBorders>
+              <w:bottom w:val="single" w:sz="12" w:space="0" w:color="010000"/>
+            </w:tcBorders>
             <w:vAlign w:val="center"/>
           </w:tcPr>
           <w:p>
@@ -10780,122 +9767,11 @@
                 <w:sz w:val="21"/>
               </w:rPr>
               <w:t>1.7482%</w:t>
-            </w:r>
-          </w:p>
-        </w:tc>
-      </w:tr>
-      <w:tr>
-        <w:trPr>
-          <w:cantSplit/>
-        </w:trPr>
-        <w:tc>
-          <w:tcPr>
-            <w:tcW w:w="900" w:type="pct"/>
-            <w:tcBorders>
-              <w:bottom w:val="single" w:sz="12" w:space="0" w:color="010000"/>
-            </w:tcBorders>
-            <w:vAlign w:val="center"/>
-          </w:tcPr>
-          <w:p>
-            <w:pPr>
-              <w:keepNext/>
-              <w:jc w:val="center"/>
-            </w:pPr>
-            <w:r>
-              <w:rPr>
-                <w:rFonts w:hint="eastAsia"/>
-                <w:b w:val="0"/>
-                <w:sz w:val="21"/>
-              </w:rPr>
-              <w:t>2026-08-12</w:t>
-            </w:r>
-          </w:p>
-        </w:tc>
-        <w:tc>
-          <w:tcPr>
-            <w:tcW w:w="1000" w:type="pct"/>
-            <w:tcBorders>
-              <w:bottom w:val="single" w:sz="12" w:space="0" w:color="010000"/>
-            </w:tcBorders>
-            <w:vAlign w:val="center"/>
-          </w:tcPr>
-          <w:p>
-            <w:pPr>
-              <w:keepNext/>
-              <w:jc w:val="center"/>
-            </w:pPr>
-            <w:r>
-              <w:rPr>
-                <w:rFonts w:hint="eastAsia"/>
-                <w:b w:val="0"/>
-                <w:sz w:val="21"/>
-              </w:rPr>
-              <w:t>尚未变更</w:t>
-            </w:r>
-          </w:p>
-        </w:tc>
-        <w:tc>
-          <w:tcPr>
-            <w:tcW w:w="2100" w:type="pct"/>
-            <w:tcBorders>
-              <w:bottom w:val="single" w:sz="12" w:space="0" w:color="010000"/>
-            </w:tcBorders>
-            <w:vAlign w:val="center"/>
-          </w:tcPr>
-          <w:p>
-            <w:pPr>
-              <w:keepNext/>
-              <w:jc w:val="left"/>
-            </w:pPr>
-            <w:r>
-              <w:rPr>
-                <w:rFonts w:hint="eastAsia"/>
-                <w:b w:val="0"/>
-                <w:sz w:val="21"/>
-              </w:rPr>
-              <w:t>鼎峰科创等A轮投资方</w:t>
-            </w:r>
-          </w:p>
-        </w:tc>
-        <w:tc>
-          <w:tcPr>
-            <w:tcW w:w="1000" w:type="pct"/>
-            <w:tcBorders>
-              <w:bottom w:val="single" w:sz="12" w:space="0" w:color="010000"/>
-            </w:tcBorders>
-            <w:vAlign w:val="center"/>
-          </w:tcPr>
-          <w:p>
-            <w:pPr>
-              <w:keepNext/>
-              <w:jc w:val="center"/>
-            </w:pPr>
-            <w:r>
-              <w:rPr>
-                <w:rFonts w:hint="eastAsia"/>
-                <w:b w:val="0"/>
-                <w:sz w:val="21"/>
-              </w:rPr>
-              <w:t>—</w:t>
             </w:r>
           </w:p>
         </w:tc>
       </w:tr>
     </w:tbl>
-    <w:p>
-      <w:pPr>
-        <w:pStyle w:val="a4"/>
-        <w:jc w:val="center"/>
-      </w:pPr>
-      <w:r>
-        <w:rPr>
-          <w:rFonts w:hint="eastAsia"/>
-          <w:b w:val="0"/>
-          <w:sz w:val="11"/>
-        </w:rPr>
-        <w:t>资料来源：企查查企业信用报告专业版</w:t>
-      </w:r>
-    </w:p>
     <w:p>
       <w:pPr>
         <w:pStyle w:val="005"/>
@@ -10905,7 +9781,7 @@
           <w:rFonts w:hint="eastAsia"/>
           <w:b w:val="0"/>
         </w:rPr>
-        <w:t>2023年9月至10月的三次增资为创始团队与员工持股平台搭建，五方在增资完成后按最终注册资本510.2041万元计算合计持股51.0000%，同期李健持股49%。2026年1月增资的新进方含两名自然人，该部分是否属于融资尚需确认。</w:t>
+        <w:t>2023年9月至10月的三次增资为创始团队与员工持股平台搭建，五方按最终注册资本510.2041万元计算合计持股51.0000%，同期李健持股49%。2026年1月增资的新进方含两名自然人。</w:t>
       </w:r>
     </w:p>
     <w:p>
@@ -10929,7 +9805,7 @@
           <w:rFonts w:hint="eastAsia"/>
           <w:b w:val="0"/>
         </w:rPr>
-        <w:t>一、国内公司的成立日期、注册资本、实缴资本、股东持股比例、注册资本变更记录、参保人数、招投标与招聘记录，取自企查查企业信用报告专业版，报告生成日期为2026年8月27日。</w:t>
+        <w:t>一、国内公司的成立日期、注册资本、实缴资本、股东持股比例、注册资本变更记录、参保人数、招投标记录，取自企查查企业信用报告专业版，报告生成日期为2026年8月27日。</w:t>
       </w:r>
     </w:p>
     <w:p>
@@ -10941,7 +9817,7 @@
           <w:rFonts w:hint="eastAsia"/>
           <w:b w:val="0"/>
         </w:rPr>
-        <w:t>二、投后估值的测算方法为：投后估值等于本轮融资金额除以本轮新进股东合计持股比例。该方法假设本轮为纯增资、无老股转让，且新进股东出资全部计入本次注册资本增加额。存在增资与老股转让并行的情形时，测算结果会低估估值。凡以该方法得出的数值，文中均注明为测算值。</w:t>
+        <w:t>二、投前估值的测算方法为：投前估值等于本次融资金额除以本轮新进股东合计持股比例，再减去本次融资金额。该方法假设本轮为纯增资，且新进股东出资全部计入本次注册资本增加额；存在增资与老股转让并行的情形时，测算结果会低估估值。凡以该方法得出的数值，文中均已注明测算依据。</w:t>
       </w:r>
     </w:p>
     <w:p>
@@ -10953,7 +9829,7 @@
           <w:rFonts w:hint="eastAsia"/>
           <w:b w:val="0"/>
         </w:rPr>
-        <w:t>三、Momentus财务数据取自其Form 10-K（FY2025、FY2023），为经审计合并利润表数据。Astroscale财务数据取自其有価証券報告書（第八期、第六期），为国际财务报告准则合并数据，会计年度为5月1日至次年4月30日，与国内公司的自然年口径不同，未作换算或合并。</w:t>
+        <w:t>三、Momentus财务数据取自其年度报告（Form 10-K，FY2025及FY2023），为经审计合并利润表数据。Astroscale财务数据取自其有価証券報告書（第八期、第六期），为国际财务报告准则合并数据；其会计年度为5月1日至次年4月30日，与国内公司的自然年口径不同，未作换算或合并。</w:t>
       </w:r>
     </w:p>
     <w:p>
@@ -10965,7 +9841,7 @@
           <w:rFonts w:hint="eastAsia"/>
           <w:b w:val="0"/>
         </w:rPr>
-        <w:t>四、D-Orbit与Impulse Space的经营与融资数据取自公开报道，未经审计。D-Orbit累计融资金额存在三个不同来源口径，已并列列示并说明差异，未取平均值。</w:t>
+        <w:t>四、D-Orbit与Impulse Space的经营及融资数据取自公开报道，未经审计。</w:t>
       </w:r>
     </w:p>
     <w:p>
@@ -10977,7 +9853,7 @@
           <w:rFonts w:hint="eastAsia"/>
           <w:b w:val="0"/>
         </w:rPr>
-        <w:t>五、未来宇航的估值取自2026年4月媒体报道，为公司在产品发布会期间的表述，未经审计或公告确认。</w:t>
+        <w:t>五、未来宇航的估值取自公司2026年4月产品发布会期间的对外表述。</w:t>
       </w:r>
     </w:p>
     <w:sectPr>

--- a/output/无限宇航/无限宇航融资参考案例.docx
+++ b/output/无限宇航/无限宇航融资参考案例.docx
@@ -1151,7 +1151,7 @@
                 <w:b w:val="0"/>
                 <w:sz w:val="21"/>
               </w:rPr>
-              <w:t>未披露</w:t>
+              <w:t>暂无明确信息</w:t>
             </w:r>
           </w:p>
         </w:tc>
@@ -1236,7 +1236,7 @@
                 <w:b w:val="0"/>
                 <w:sz w:val="21"/>
               </w:rPr>
-              <w:t>未披露</w:t>
+              <w:t>暂无明确信息</w:t>
             </w:r>
           </w:p>
         </w:tc>
@@ -2016,7 +2016,7 @@
                 <w:b w:val="0"/>
                 <w:sz w:val="21"/>
               </w:rPr>
-              <w:t>未披露</w:t>
+              <w:t>暂无明确信息</w:t>
             </w:r>
           </w:p>
         </w:tc>
@@ -2101,7 +2101,7 @@
                 <w:b w:val="0"/>
                 <w:sz w:val="21"/>
               </w:rPr>
-              <w:t>未披露</w:t>
+              <w:t>暂无明确信息</w:t>
             </w:r>
           </w:p>
         </w:tc>
@@ -2861,7 +2861,7 @@
                 <w:b w:val="0"/>
                 <w:sz w:val="21"/>
               </w:rPr>
-              <w:t>2019年9月至2020年12月A轮</w:t>
+              <w:t>2019年至2020年A轮</w:t>
             </w:r>
           </w:p>
         </w:tc>
@@ -2881,7 +2881,7 @@
                 <w:b w:val="0"/>
                 <w:sz w:val="21"/>
               </w:rPr>
-              <w:t>未披露</w:t>
+              <w:t>暂无明确信息</w:t>
             </w:r>
           </w:p>
         </w:tc>
@@ -2966,7 +2966,7 @@
                 <w:b w:val="0"/>
                 <w:sz w:val="21"/>
               </w:rPr>
-              <w:t>未披露</w:t>
+              <w:t>暂无明确信息</w:t>
             </w:r>
           </w:p>
         </w:tc>
@@ -3031,7 +3031,7 @@
                 <w:b w:val="0"/>
                 <w:sz w:val="21"/>
               </w:rPr>
-              <w:t>2023年6月至2024年2月B轮</w:t>
+              <w:t>2023年至2024年B轮</w:t>
             </w:r>
           </w:p>
         </w:tc>
@@ -3051,7 +3051,7 @@
                 <w:b w:val="0"/>
                 <w:sz w:val="21"/>
               </w:rPr>
-              <w:t>未披露</w:t>
+              <w:t>暂无明确信息</w:t>
             </w:r>
           </w:p>
         </w:tc>
@@ -3119,7 +3119,7 @@
                 <w:b w:val="0"/>
                 <w:sz w:val="21"/>
               </w:rPr>
-              <w:t>2025年4月至2025年11月B+轮</w:t>
+              <w:t>2025年B+轮</w:t>
             </w:r>
           </w:p>
         </w:tc>
@@ -3142,7 +3142,7 @@
                 <w:b w:val="0"/>
                 <w:sz w:val="21"/>
               </w:rPr>
-              <w:t>未披露</w:t>
+              <w:t>暂无明确信息</w:t>
             </w:r>
           </w:p>
         </w:tc>
@@ -3981,7 +3981,7 @@
                 <w:b w:val="0"/>
                 <w:sz w:val="21"/>
               </w:rPr>
-              <w:t>2022年8月至2023年10月A轮</w:t>
+              <w:t>2022年至2023年A轮</w:t>
             </w:r>
           </w:p>
         </w:tc>
@@ -4001,7 +4001,7 @@
                 <w:b w:val="0"/>
                 <w:sz w:val="21"/>
               </w:rPr>
-              <w:t>未披露</w:t>
+              <w:t>暂无明确信息</w:t>
             </w:r>
           </w:p>
         </w:tc>
@@ -4086,7 +4086,7 @@
                 <w:b w:val="0"/>
                 <w:sz w:val="21"/>
               </w:rPr>
-              <w:t>未披露</w:t>
+              <w:t>暂无明确信息</w:t>
             </w:r>
           </w:p>
         </w:tc>
@@ -4171,7 +4171,7 @@
                 <w:b w:val="0"/>
                 <w:sz w:val="21"/>
               </w:rPr>
-              <w:t>未披露</w:t>
+              <w:t>暂无明确信息</w:t>
             </w:r>
           </w:p>
         </w:tc>
@@ -4341,7 +4341,7 @@
                 <w:b w:val="0"/>
                 <w:sz w:val="21"/>
               </w:rPr>
-              <w:t>未披露</w:t>
+              <w:t>暂无明确信息</w:t>
             </w:r>
           </w:p>
         </w:tc>
@@ -4426,7 +4426,7 @@
                 <w:b w:val="0"/>
                 <w:sz w:val="21"/>
               </w:rPr>
-              <w:t>未披露</w:t>
+              <w:t>暂无明确信息</w:t>
             </w:r>
           </w:p>
         </w:tc>
@@ -5721,7 +5721,7 @@
           <w:rFonts w:hint="eastAsia"/>
           <w:b w:val="0"/>
         </w:rPr>
-        <w:t>往返九霄系无限宇航同行业公司，与无限宇航、未来宇航同为国内三家轨道转移飞行器整机企业，其经营主体基本情况如下：</w:t>
+        <w:t>往返九霄系无限宇航同行业公司，与无限宇航、未来宇航同为国内三家轨道转移飞行器整机企业，其融资节奏具有一定参考意义，具体情况如下：</w:t>
       </w:r>
     </w:p>
     <w:tbl>
@@ -5739,8 +5739,10 @@
         <w:tblLook w:val="04A0" w:firstRow="1" w:lastRow="0" w:firstColumn="1" w:lastColumn="0" w:noHBand="0" w:noVBand="1"/>
       </w:tblPr>
       <w:tblGrid>
-        <w:gridCol w:w="4153"/>
-        <w:gridCol w:w="4153"/>
+        <w:gridCol w:w="2076"/>
+        <w:gridCol w:w="2076"/>
+        <w:gridCol w:w="2076"/>
+        <w:gridCol w:w="2076"/>
       </w:tblGrid>
       <w:tr>
         <w:trPr>
@@ -5749,7 +5751,7 @@
         </w:trPr>
         <w:tc>
           <w:tcPr>
-            <w:tcW w:w="1300" w:type="pct"/>
+            <w:tcW w:w="850" w:type="pct"/>
             <w:tcBorders>
               <w:top w:val="single" w:sz="12" w:space="0" w:color="010000"/>
               <w:bottom w:val="single" w:sz="4" w:space="0" w:color="010000"/>
@@ -5767,13 +5769,13 @@
                 <w:b/>
                 <w:sz w:val="21"/>
               </w:rPr>
-              <w:t>项目</w:t>
-            </w:r>
-          </w:p>
-        </w:tc>
-        <w:tc>
-          <w:tcPr>
-            <w:tcW w:w="3700" w:type="pct"/>
+              <w:t>时间</w:t>
+            </w:r>
+          </w:p>
+        </w:tc>
+        <w:tc>
+          <w:tcPr>
+            <w:tcW w:w="800" w:type="pct"/>
             <w:tcBorders>
               <w:top w:val="single" w:sz="12" w:space="0" w:color="010000"/>
               <w:bottom w:val="single" w:sz="4" w:space="0" w:color="010000"/>
@@ -5791,7 +5793,55 @@
                 <w:b/>
                 <w:sz w:val="21"/>
               </w:rPr>
-              <w:t>内容</w:t>
+              <w:t>投前估值</w:t>
+            </w:r>
+          </w:p>
+        </w:tc>
+        <w:tc>
+          <w:tcPr>
+            <w:tcW w:w="850" w:type="pct"/>
+            <w:tcBorders>
+              <w:top w:val="single" w:sz="12" w:space="0" w:color="010000"/>
+              <w:bottom w:val="single" w:sz="4" w:space="0" w:color="010000"/>
+            </w:tcBorders>
+            <w:vAlign w:val="center"/>
+          </w:tcPr>
+          <w:p>
+            <w:pPr>
+              <w:keepNext/>
+              <w:jc w:val="center"/>
+            </w:pPr>
+            <w:r>
+              <w:rPr>
+                <w:rFonts w:hint="eastAsia"/>
+                <w:b/>
+                <w:sz w:val="21"/>
+              </w:rPr>
+              <w:t>本次融资金额</w:t>
+            </w:r>
+          </w:p>
+        </w:tc>
+        <w:tc>
+          <w:tcPr>
+            <w:tcW w:w="2500" w:type="pct"/>
+            <w:tcBorders>
+              <w:top w:val="single" w:sz="12" w:space="0" w:color="010000"/>
+              <w:bottom w:val="single" w:sz="4" w:space="0" w:color="010000"/>
+            </w:tcBorders>
+            <w:vAlign w:val="center"/>
+          </w:tcPr>
+          <w:p>
+            <w:pPr>
+              <w:keepNext/>
+              <w:jc w:val="center"/>
+            </w:pPr>
+            <w:r>
+              <w:rPr>
+                <w:rFonts w:hint="eastAsia"/>
+                <w:b/>
+                <w:sz w:val="21"/>
+              </w:rPr>
+              <w:t>主要投资方</w:t>
             </w:r>
           </w:p>
         </w:tc>
@@ -5802,27 +5852,79 @@
         </w:trPr>
         <w:tc>
           <w:tcPr>
-            <w:tcW w:w="1300" w:type="pct"/>
-            <w:vAlign w:val="center"/>
-          </w:tcPr>
-          <w:p>
-            <w:pPr>
-              <w:keepNext/>
-              <w:jc w:val="center"/>
-            </w:pPr>
-            <w:r>
-              <w:rPr>
-                <w:rFonts w:hint="eastAsia"/>
-                <w:b w:val="0"/>
-                <w:sz w:val="21"/>
-              </w:rPr>
-              <w:t>成立日期</w:t>
-            </w:r>
-          </w:p>
-        </w:tc>
-        <w:tc>
-          <w:tcPr>
-            <w:tcW w:w="3700" w:type="pct"/>
+            <w:tcW w:w="850" w:type="pct"/>
+            <w:tcBorders>
+              <w:bottom w:val="single" w:sz="12" w:space="0" w:color="010000"/>
+            </w:tcBorders>
+            <w:vAlign w:val="center"/>
+          </w:tcPr>
+          <w:p>
+            <w:pPr>
+              <w:keepNext/>
+              <w:jc w:val="center"/>
+            </w:pPr>
+            <w:r>
+              <w:rPr>
+                <w:rFonts w:hint="eastAsia"/>
+                <w:b w:val="0"/>
+                <w:sz w:val="21"/>
+              </w:rPr>
+              <w:t>母公司层面融资</w:t>
+            </w:r>
+          </w:p>
+        </w:tc>
+        <w:tc>
+          <w:tcPr>
+            <w:tcW w:w="800" w:type="pct"/>
+            <w:tcBorders>
+              <w:bottom w:val="single" w:sz="12" w:space="0" w:color="010000"/>
+            </w:tcBorders>
+            <w:vAlign w:val="center"/>
+          </w:tcPr>
+          <w:p>
+            <w:pPr>
+              <w:keepNext/>
+              <w:jc w:val="center"/>
+            </w:pPr>
+            <w:r>
+              <w:rPr>
+                <w:rFonts w:hint="eastAsia"/>
+                <w:b w:val="0"/>
+                <w:sz w:val="21"/>
+              </w:rPr>
+              <w:t>暂无明确信息</w:t>
+            </w:r>
+          </w:p>
+        </w:tc>
+        <w:tc>
+          <w:tcPr>
+            <w:tcW w:w="850" w:type="pct"/>
+            <w:tcBorders>
+              <w:bottom w:val="single" w:sz="12" w:space="0" w:color="010000"/>
+            </w:tcBorders>
+            <w:vAlign w:val="center"/>
+          </w:tcPr>
+          <w:p>
+            <w:pPr>
+              <w:keepNext/>
+              <w:jc w:val="center"/>
+            </w:pPr>
+            <w:r>
+              <w:rPr>
+                <w:rFonts w:hint="eastAsia"/>
+                <w:b w:val="0"/>
+                <w:sz w:val="21"/>
+              </w:rPr>
+              <w:t>暂无明确信息</w:t>
+            </w:r>
+          </w:p>
+        </w:tc>
+        <w:tc>
+          <w:tcPr>
+            <w:tcW w:w="2500" w:type="pct"/>
+            <w:tcBorders>
+              <w:bottom w:val="single" w:sz="12" w:space="0" w:color="010000"/>
+            </w:tcBorders>
             <w:vAlign w:val="center"/>
           </w:tcPr>
           <w:p>
@@ -5836,7 +5938,155 @@
                 <w:b w:val="0"/>
                 <w:sz w:val="21"/>
               </w:rPr>
-              <w:t>2024年8月</w:t>
+              <w:t>暂无明确信息</w:t>
+            </w:r>
+          </w:p>
+        </w:tc>
+      </w:tr>
+    </w:tbl>
+    <w:p>
+      <w:pPr>
+        <w:pStyle w:val="005"/>
+      </w:pPr>
+      <w:r>
+        <w:rPr>
+          <w:rFonts w:hint="eastAsia"/>
+          <w:b w:val="0"/>
+        </w:rPr>
+        <w:t>公司注册资本变更情况如下：</w:t>
+      </w:r>
+    </w:p>
+    <w:p>
+      <w:pPr>
+        <w:pStyle w:val="a5"/>
+      </w:pPr>
+      <w:r>
+        <w:rPr>
+          <w:rFonts w:hint="eastAsia"/>
+          <w:b w:val="0"/>
+          <w:sz w:val="21"/>
+        </w:rPr>
+        <w:t>单位：万元</w:t>
+      </w:r>
+    </w:p>
+    <w:tbl>
+      <w:tblPr>
+        <w:tblW w:w="5000" w:type="pct"/>
+        <w:jc w:val="center"/>
+        <w:tblBorders>
+          <w:top w:val="single" w:sz="12" w:space="0" w:color="010000"/>
+          <w:left w:val="single" w:sz="12" w:space="0" w:color="010000"/>
+          <w:bottom w:val="single" w:sz="12" w:space="0" w:color="010000"/>
+          <w:right w:val="single" w:sz="12" w:space="0" w:color="010000"/>
+          <w:insideH w:val="single" w:sz="4" w:space="0" w:color="010000"/>
+          <w:insideV w:val="single" w:sz="4" w:space="0" w:color="010000"/>
+        </w:tblBorders>
+        <w:tblLook w:val="04A0" w:firstRow="1" w:lastRow="0" w:firstColumn="1" w:lastColumn="0" w:noHBand="0" w:noVBand="1"/>
+      </w:tblPr>
+      <w:tblGrid>
+        <w:gridCol w:w="2076"/>
+        <w:gridCol w:w="2076"/>
+        <w:gridCol w:w="2076"/>
+        <w:gridCol w:w="2076"/>
+      </w:tblGrid>
+      <w:tr>
+        <w:trPr>
+          <w:cantSplit/>
+          <w:tblHeader/>
+        </w:trPr>
+        <w:tc>
+          <w:tcPr>
+            <w:tcW w:w="750" w:type="pct"/>
+            <w:tcBorders>
+              <w:top w:val="single" w:sz="12" w:space="0" w:color="010000"/>
+              <w:bottom w:val="single" w:sz="4" w:space="0" w:color="010000"/>
+            </w:tcBorders>
+            <w:vAlign w:val="center"/>
+          </w:tcPr>
+          <w:p>
+            <w:pPr>
+              <w:keepNext/>
+              <w:jc w:val="center"/>
+            </w:pPr>
+            <w:r>
+              <w:rPr>
+                <w:rFonts w:hint="eastAsia"/>
+                <w:b/>
+                <w:sz w:val="21"/>
+              </w:rPr>
+              <w:t>时间</w:t>
+            </w:r>
+          </w:p>
+        </w:tc>
+        <w:tc>
+          <w:tcPr>
+            <w:tcW w:w="1050" w:type="pct"/>
+            <w:tcBorders>
+              <w:top w:val="single" w:sz="12" w:space="0" w:color="010000"/>
+              <w:bottom w:val="single" w:sz="4" w:space="0" w:color="010000"/>
+            </w:tcBorders>
+            <w:vAlign w:val="center"/>
+          </w:tcPr>
+          <w:p>
+            <w:pPr>
+              <w:keepNext/>
+              <w:jc w:val="center"/>
+            </w:pPr>
+            <w:r>
+              <w:rPr>
+                <w:rFonts w:hint="eastAsia"/>
+                <w:b/>
+                <w:sz w:val="21"/>
+              </w:rPr>
+              <w:t>注册资本变更</w:t>
+            </w:r>
+          </w:p>
+        </w:tc>
+        <w:tc>
+          <w:tcPr>
+            <w:tcW w:w="2200" w:type="pct"/>
+            <w:tcBorders>
+              <w:top w:val="single" w:sz="12" w:space="0" w:color="010000"/>
+              <w:bottom w:val="single" w:sz="4" w:space="0" w:color="010000"/>
+            </w:tcBorders>
+            <w:vAlign w:val="center"/>
+          </w:tcPr>
+          <w:p>
+            <w:pPr>
+              <w:keepNext/>
+              <w:jc w:val="center"/>
+            </w:pPr>
+            <w:r>
+              <w:rPr>
+                <w:rFonts w:hint="eastAsia"/>
+                <w:b/>
+                <w:sz w:val="21"/>
+              </w:rPr>
+              <w:t>新进股东</w:t>
+            </w:r>
+          </w:p>
+        </w:tc>
+        <w:tc>
+          <w:tcPr>
+            <w:tcW w:w="1000" w:type="pct"/>
+            <w:tcBorders>
+              <w:top w:val="single" w:sz="12" w:space="0" w:color="010000"/>
+              <w:bottom w:val="single" w:sz="4" w:space="0" w:color="010000"/>
+            </w:tcBorders>
+            <w:vAlign w:val="center"/>
+          </w:tcPr>
+          <w:p>
+            <w:pPr>
+              <w:keepNext/>
+              <w:jc w:val="center"/>
+            </w:pPr>
+            <w:r>
+              <w:rPr>
+                <w:rFonts w:hint="eastAsia"/>
+                <w:b/>
+                <w:sz w:val="21"/>
+              </w:rPr>
+              <w:t>新进股东合计持股</w:t>
             </w:r>
           </w:p>
         </w:tc>
@@ -5847,27 +6097,56 @@
         </w:trPr>
         <w:tc>
           <w:tcPr>
-            <w:tcW w:w="1300" w:type="pct"/>
-            <w:vAlign w:val="center"/>
-          </w:tcPr>
-          <w:p>
-            <w:pPr>
-              <w:keepNext/>
-              <w:jc w:val="center"/>
-            </w:pPr>
-            <w:r>
-              <w:rPr>
-                <w:rFonts w:hint="eastAsia"/>
-                <w:b w:val="0"/>
-                <w:sz w:val="21"/>
-              </w:rPr>
-              <w:t>注册资本／实缴</w:t>
-            </w:r>
-          </w:p>
-        </w:tc>
-        <w:tc>
-          <w:tcPr>
-            <w:tcW w:w="3700" w:type="pct"/>
+            <w:tcW w:w="750" w:type="pct"/>
+            <w:tcBorders>
+              <w:bottom w:val="single" w:sz="12" w:space="0" w:color="010000"/>
+            </w:tcBorders>
+            <w:vAlign w:val="center"/>
+          </w:tcPr>
+          <w:p>
+            <w:pPr>
+              <w:keepNext/>
+              <w:jc w:val="center"/>
+            </w:pPr>
+            <w:r>
+              <w:rPr>
+                <w:rFonts w:hint="eastAsia"/>
+                <w:b w:val="0"/>
+                <w:sz w:val="21"/>
+              </w:rPr>
+              <w:t>2024年8月</w:t>
+            </w:r>
+          </w:p>
+        </w:tc>
+        <w:tc>
+          <w:tcPr>
+            <w:tcW w:w="1050" w:type="pct"/>
+            <w:tcBorders>
+              <w:bottom w:val="single" w:sz="12" w:space="0" w:color="010000"/>
+            </w:tcBorders>
+            <w:vAlign w:val="center"/>
+          </w:tcPr>
+          <w:p>
+            <w:pPr>
+              <w:keepNext/>
+              <w:jc w:val="center"/>
+            </w:pPr>
+            <w:r>
+              <w:rPr>
+                <w:rFonts w:hint="eastAsia"/>
+                <w:b w:val="0"/>
+                <w:sz w:val="21"/>
+              </w:rPr>
+              <w:t>设立，注册资本500万元</w:t>
+            </w:r>
+          </w:p>
+        </w:tc>
+        <w:tc>
+          <w:tcPr>
+            <w:tcW w:w="2200" w:type="pct"/>
+            <w:tcBorders>
+              <w:bottom w:val="single" w:sz="12" w:space="0" w:color="010000"/>
+            </w:tcBorders>
             <w:vAlign w:val="center"/>
           </w:tcPr>
           <w:p>
@@ -5881,108 +6160,13 @@
                 <w:b w:val="0"/>
                 <w:sz w:val="21"/>
               </w:rPr>
-              <w:t>500万元／500万元</w:t>
-            </w:r>
-          </w:p>
-        </w:tc>
-      </w:tr>
-      <w:tr>
-        <w:trPr>
-          <w:cantSplit/>
-        </w:trPr>
-        <w:tc>
-          <w:tcPr>
-            <w:tcW w:w="1300" w:type="pct"/>
-            <w:vAlign w:val="center"/>
-          </w:tcPr>
-          <w:p>
-            <w:pPr>
-              <w:keepNext/>
-              <w:jc w:val="center"/>
-            </w:pPr>
-            <w:r>
-              <w:rPr>
-                <w:rFonts w:hint="eastAsia"/>
-                <w:b w:val="0"/>
-                <w:sz w:val="21"/>
-              </w:rPr>
-              <w:t>股东</w:t>
-            </w:r>
-          </w:p>
-        </w:tc>
-        <w:tc>
-          <w:tcPr>
-            <w:tcW w:w="3700" w:type="pct"/>
-            <w:vAlign w:val="center"/>
-          </w:tcPr>
-          <w:p>
-            <w:pPr>
-              <w:keepNext/>
-              <w:jc w:val="left"/>
-            </w:pPr>
-            <w:r>
-              <w:rPr>
-                <w:rFonts w:hint="eastAsia"/>
-                <w:b w:val="0"/>
-                <w:sz w:val="21"/>
-              </w:rPr>
-              <w:t>苏州往返九霄航空航天科技有限公司持股100%</w:t>
-            </w:r>
-          </w:p>
-        </w:tc>
-      </w:tr>
-      <w:tr>
-        <w:trPr>
-          <w:cantSplit/>
-        </w:trPr>
-        <w:tc>
-          <w:tcPr>
-            <w:tcW w:w="1300" w:type="pct"/>
-            <w:vAlign w:val="center"/>
-          </w:tcPr>
-          <w:p>
-            <w:pPr>
-              <w:keepNext/>
-              <w:jc w:val="center"/>
-            </w:pPr>
-            <w:r>
-              <w:rPr>
-                <w:rFonts w:hint="eastAsia"/>
-                <w:b w:val="0"/>
-                <w:sz w:val="21"/>
-              </w:rPr>
-              <w:t>参保人数</w:t>
-            </w:r>
-          </w:p>
-        </w:tc>
-        <w:tc>
-          <w:tcPr>
-            <w:tcW w:w="3700" w:type="pct"/>
-            <w:vAlign w:val="center"/>
-          </w:tcPr>
-          <w:p>
-            <w:pPr>
-              <w:keepNext/>
-              <w:jc w:val="left"/>
-            </w:pPr>
-            <w:r>
-              <w:rPr>
-                <w:rFonts w:hint="eastAsia"/>
-                <w:b w:val="0"/>
-                <w:sz w:val="21"/>
-              </w:rPr>
-              <w:t>6人，分支机构12人</w:t>
-            </w:r>
-          </w:p>
-        </w:tc>
-      </w:tr>
-      <w:tr>
-        <w:trPr>
-          <w:cantSplit/>
-        </w:trPr>
-        <w:tc>
-          <w:tcPr>
-            <w:tcW w:w="1300" w:type="pct"/>
+              <w:t>苏州往返九霄航空航天科技有限公司</w:t>
+            </w:r>
+          </w:p>
+        </w:tc>
+        <w:tc>
+          <w:tcPr>
+            <w:tcW w:w="1000" w:type="pct"/>
             <w:tcBorders>
               <w:bottom w:val="single" w:sz="12" w:space="0" w:color="010000"/>
             </w:tcBorders>
@@ -5999,30 +6183,7 @@
                 <w:b w:val="0"/>
                 <w:sz w:val="21"/>
               </w:rPr>
-              <w:t>知识产权</w:t>
-            </w:r>
-          </w:p>
-        </w:tc>
-        <w:tc>
-          <w:tcPr>
-            <w:tcW w:w="3700" w:type="pct"/>
-            <w:tcBorders>
-              <w:bottom w:val="single" w:sz="12" w:space="0" w:color="010000"/>
-            </w:tcBorders>
-            <w:vAlign w:val="center"/>
-          </w:tcPr>
-          <w:p>
-            <w:pPr>
-              <w:keepNext/>
-              <w:jc w:val="left"/>
-            </w:pPr>
-            <w:r>
-              <w:rPr>
-                <w:rFonts w:hint="eastAsia"/>
-                <w:b w:val="0"/>
-                <w:sz w:val="21"/>
-              </w:rPr>
-              <w:t>专利20项、软件著作权10项</w:t>
+              <w:t>100%</w:t>
             </w:r>
           </w:p>
         </w:tc>
@@ -6699,9 +6860,10 @@
         <w:tblLook w:val="04A0" w:firstRow="1" w:lastRow="0" w:firstColumn="1" w:lastColumn="0" w:noHBand="0" w:noVBand="1"/>
       </w:tblPr>
       <w:tblGrid>
-        <w:gridCol w:w="2769"/>
-        <w:gridCol w:w="2769"/>
-        <w:gridCol w:w="2769"/>
+        <w:gridCol w:w="2076"/>
+        <w:gridCol w:w="2076"/>
+        <w:gridCol w:w="2076"/>
+        <w:gridCol w:w="2076"/>
       </w:tblGrid>
       <w:tr>
         <w:trPr>
@@ -6710,7 +6872,7 @@
         </w:trPr>
         <w:tc>
           <w:tcPr>
-            <w:tcW w:w="800" w:type="pct"/>
+            <w:tcW w:w="850" w:type="pct"/>
             <w:tcBorders>
               <w:top w:val="single" w:sz="12" w:space="0" w:color="010000"/>
               <w:bottom w:val="single" w:sz="4" w:space="0" w:color="010000"/>
@@ -6734,7 +6896,7 @@
         </w:tc>
         <w:tc>
           <w:tcPr>
-            <w:tcW w:w="2700" w:type="pct"/>
+            <w:tcW w:w="800" w:type="pct"/>
             <w:tcBorders>
               <w:top w:val="single" w:sz="12" w:space="0" w:color="010000"/>
               <w:bottom w:val="single" w:sz="4" w:space="0" w:color="010000"/>
@@ -6752,13 +6914,13 @@
                 <w:b/>
                 <w:sz w:val="21"/>
               </w:rPr>
-              <w:t>事项</w:t>
-            </w:r>
-          </w:p>
-        </w:tc>
-        <w:tc>
-          <w:tcPr>
-            <w:tcW w:w="1500" w:type="pct"/>
+              <w:t>投前估值</w:t>
+            </w:r>
+          </w:p>
+        </w:tc>
+        <w:tc>
+          <w:tcPr>
+            <w:tcW w:w="850" w:type="pct"/>
             <w:tcBorders>
               <w:top w:val="single" w:sz="12" w:space="0" w:color="010000"/>
               <w:bottom w:val="single" w:sz="4" w:space="0" w:color="010000"/>
@@ -6776,7 +6938,31 @@
                 <w:b/>
                 <w:sz w:val="21"/>
               </w:rPr>
-              <w:t>金额</w:t>
+              <w:t>本次融资金额</w:t>
+            </w:r>
+          </w:p>
+        </w:tc>
+        <w:tc>
+          <w:tcPr>
+            <w:tcW w:w="2500" w:type="pct"/>
+            <w:tcBorders>
+              <w:top w:val="single" w:sz="12" w:space="0" w:color="010000"/>
+              <w:bottom w:val="single" w:sz="4" w:space="0" w:color="010000"/>
+            </w:tcBorders>
+            <w:vAlign w:val="center"/>
+          </w:tcPr>
+          <w:p>
+            <w:pPr>
+              <w:keepNext/>
+              <w:jc w:val="center"/>
+            </w:pPr>
+            <w:r>
+              <w:rPr>
+                <w:rFonts w:hint="eastAsia"/>
+                <w:b/>
+                <w:sz w:val="21"/>
+              </w:rPr>
+              <w:t>主要投资方</w:t>
             </w:r>
           </w:p>
         </w:tc>
@@ -6787,6 +6973,26 @@
         </w:trPr>
         <w:tc>
           <w:tcPr>
+            <w:tcW w:w="850" w:type="pct"/>
+            <w:vAlign w:val="center"/>
+          </w:tcPr>
+          <w:p>
+            <w:pPr>
+              <w:keepNext/>
+              <w:jc w:val="center"/>
+            </w:pPr>
+            <w:r>
+              <w:rPr>
+                <w:rFonts w:hint="eastAsia"/>
+                <w:b w:val="0"/>
+                <w:sz w:val="21"/>
+              </w:rPr>
+              <w:t>2021年8月SPAC上市</w:t>
+            </w:r>
+          </w:p>
+        </w:tc>
+        <w:tc>
+          <w:tcPr>
             <w:tcW w:w="800" w:type="pct"/>
             <w:vAlign w:val="center"/>
           </w:tcPr>
@@ -6801,13 +7007,33 @@
                 <w:b w:val="0"/>
                 <w:sz w:val="21"/>
               </w:rPr>
-              <w:t>2021年8月</w:t>
-            </w:r>
-          </w:p>
-        </w:tc>
-        <w:tc>
-          <w:tcPr>
-            <w:tcW w:w="2700" w:type="pct"/>
+              <w:t>5.6亿美元（上市时市值）</w:t>
+            </w:r>
+          </w:p>
+        </w:tc>
+        <w:tc>
+          <w:tcPr>
+            <w:tcW w:w="850" w:type="pct"/>
+            <w:vAlign w:val="center"/>
+          </w:tcPr>
+          <w:p>
+            <w:pPr>
+              <w:keepNext/>
+              <w:jc w:val="center"/>
+            </w:pPr>
+            <w:r>
+              <w:rPr>
+                <w:rFonts w:hint="eastAsia"/>
+                <w:b w:val="0"/>
+                <w:sz w:val="21"/>
+              </w:rPr>
+              <w:t>未披露</w:t>
+            </w:r>
+          </w:p>
+        </w:tc>
+        <w:tc>
+          <w:tcPr>
+            <w:tcW w:w="2500" w:type="pct"/>
             <w:vAlign w:val="center"/>
           </w:tcPr>
           <w:p>
@@ -6821,27 +7047,7 @@
                 <w:b w:val="0"/>
                 <w:sz w:val="21"/>
               </w:rPr>
-              <w:t>与Stable Road Acquisition Corp完成SPAC合并，在纳斯达克上市</w:t>
-            </w:r>
-          </w:p>
-        </w:tc>
-        <w:tc>
-          <w:tcPr>
-            <w:tcW w:w="1500" w:type="pct"/>
-            <w:vAlign w:val="center"/>
-          </w:tcPr>
-          <w:p>
-            <w:pPr>
-              <w:keepNext/>
-              <w:jc w:val="left"/>
-            </w:pPr>
-            <w:r>
-              <w:rPr>
-                <w:rFonts w:hint="eastAsia"/>
-                <w:b w:val="0"/>
-                <w:sz w:val="21"/>
-              </w:rPr>
-              <w:t>未披露</w:t>
+              <w:t>Stable Road Acquisition Corp</w:t>
             </w:r>
           </w:p>
         </w:tc>
@@ -6852,6 +7058,29 @@
         </w:trPr>
         <w:tc>
           <w:tcPr>
+            <w:tcW w:w="850" w:type="pct"/>
+            <w:tcBorders>
+              <w:bottom w:val="single" w:sz="12" w:space="0" w:color="010000"/>
+            </w:tcBorders>
+            <w:vAlign w:val="center"/>
+          </w:tcPr>
+          <w:p>
+            <w:pPr>
+              <w:keepNext/>
+              <w:jc w:val="center"/>
+            </w:pPr>
+            <w:r>
+              <w:rPr>
+                <w:rFonts w:hint="eastAsia"/>
+                <w:b w:val="0"/>
+                <w:sz w:val="21"/>
+              </w:rPr>
+              <w:t>2025年9月可转债</w:t>
+            </w:r>
+          </w:p>
+        </w:tc>
+        <w:tc>
+          <w:tcPr>
             <w:tcW w:w="800" w:type="pct"/>
             <w:tcBorders>
               <w:bottom w:val="single" w:sz="12" w:space="0" w:color="010000"/>
@@ -6869,13 +7098,13 @@
                 <w:b w:val="0"/>
                 <w:sz w:val="21"/>
               </w:rPr>
-              <w:t>2025年9月</w:t>
-            </w:r>
-          </w:p>
-        </w:tc>
-        <w:tc>
-          <w:tcPr>
-            <w:tcW w:w="2700" w:type="pct"/>
+              <w:t>暂无明确信息</w:t>
+            </w:r>
+          </w:p>
+        </w:tc>
+        <w:tc>
+          <w:tcPr>
+            <w:tcW w:w="850" w:type="pct"/>
             <w:tcBorders>
               <w:bottom w:val="single" w:sz="12" w:space="0" w:color="010000"/>
             </w:tcBorders>
@@ -6884,6 +7113,29 @@
           <w:p>
             <w:pPr>
               <w:keepNext/>
+              <w:jc w:val="center"/>
+            </w:pPr>
+            <w:r>
+              <w:rPr>
+                <w:rFonts w:hint="eastAsia"/>
+                <w:b w:val="0"/>
+                <w:sz w:val="21"/>
+              </w:rPr>
+              <w:t>160万美元</w:t>
+            </w:r>
+          </w:p>
+        </w:tc>
+        <w:tc>
+          <w:tcPr>
+            <w:tcW w:w="2500" w:type="pct"/>
+            <w:tcBorders>
+              <w:bottom w:val="single" w:sz="12" w:space="0" w:color="010000"/>
+            </w:tcBorders>
+            <w:vAlign w:val="center"/>
+          </w:tcPr>
+          <w:p>
+            <w:pPr>
+              <w:keepNext/>
               <w:jc w:val="left"/>
             </w:pPr>
             <w:r>
@@ -6892,35 +7144,24 @@
                 <w:b w:val="0"/>
                 <w:sz w:val="21"/>
               </w:rPr>
-              <w:t>发行次级担保可转换债券，年利率8%，转股价19.92美元/股</w:t>
-            </w:r>
-          </w:p>
-        </w:tc>
-        <w:tc>
-          <w:tcPr>
-            <w:tcW w:w="1500" w:type="pct"/>
-            <w:tcBorders>
-              <w:bottom w:val="single" w:sz="12" w:space="0" w:color="010000"/>
-            </w:tcBorders>
-            <w:vAlign w:val="center"/>
-          </w:tcPr>
-          <w:p>
-            <w:pPr>
-              <w:keepNext/>
-              <w:jc w:val="left"/>
-            </w:pPr>
-            <w:r>
-              <w:rPr>
-                <w:rFonts w:hint="eastAsia"/>
-                <w:b w:val="0"/>
-                <w:sz w:val="21"/>
-              </w:rPr>
-              <w:t>本金160万美元，实际取得约150万美元</w:t>
+              <w:t>单一投资人，未披露名称</w:t>
             </w:r>
           </w:p>
         </w:tc>
       </w:tr>
     </w:tbl>
+    <w:p>
+      <w:pPr>
+        <w:pStyle w:val="005"/>
+      </w:pPr>
+      <w:r>
+        <w:rPr>
+          <w:rFonts w:hint="eastAsia"/>
+          <w:b w:val="0"/>
+        </w:rPr>
+        <w:t>公司上市时市值5.6亿美元。2026年3月末市值550万美元，2026年6月中旬回升至近2亿美元。2025年9月发行的次级担保可转换债券本金160万美元，扣除费用后实际取得约150万美元，年利率8%，转股价19.92美元/股。</w:t>
+      </w:r>
+    </w:p>
     <w:p>
       <w:pPr>
         <w:pStyle w:val="004"/>
@@ -7592,8 +7833,10 @@
         <w:tblLook w:val="04A0" w:firstRow="1" w:lastRow="0" w:firstColumn="1" w:lastColumn="0" w:noHBand="0" w:noVBand="1"/>
       </w:tblPr>
       <w:tblGrid>
-        <w:gridCol w:w="4153"/>
-        <w:gridCol w:w="4153"/>
+        <w:gridCol w:w="2076"/>
+        <w:gridCol w:w="2076"/>
+        <w:gridCol w:w="2076"/>
+        <w:gridCol w:w="2076"/>
       </w:tblGrid>
       <w:tr>
         <w:trPr>
@@ -7602,7 +7845,7 @@
         </w:trPr>
         <w:tc>
           <w:tcPr>
-            <w:tcW w:w="1100" w:type="pct"/>
+            <w:tcW w:w="850" w:type="pct"/>
             <w:tcBorders>
               <w:top w:val="single" w:sz="12" w:space="0" w:color="010000"/>
               <w:bottom w:val="single" w:sz="4" w:space="0" w:color="010000"/>
@@ -7626,7 +7869,7 @@
         </w:tc>
         <w:tc>
           <w:tcPr>
-            <w:tcW w:w="3900" w:type="pct"/>
+            <w:tcW w:w="800" w:type="pct"/>
             <w:tcBorders>
               <w:top w:val="single" w:sz="12" w:space="0" w:color="010000"/>
               <w:bottom w:val="single" w:sz="4" w:space="0" w:color="010000"/>
@@ -7644,7 +7887,55 @@
                 <w:b/>
                 <w:sz w:val="21"/>
               </w:rPr>
-              <w:t>事项</w:t>
+              <w:t>投前估值</w:t>
+            </w:r>
+          </w:p>
+        </w:tc>
+        <w:tc>
+          <w:tcPr>
+            <w:tcW w:w="850" w:type="pct"/>
+            <w:tcBorders>
+              <w:top w:val="single" w:sz="12" w:space="0" w:color="010000"/>
+              <w:bottom w:val="single" w:sz="4" w:space="0" w:color="010000"/>
+            </w:tcBorders>
+            <w:vAlign w:val="center"/>
+          </w:tcPr>
+          <w:p>
+            <w:pPr>
+              <w:keepNext/>
+              <w:jc w:val="center"/>
+            </w:pPr>
+            <w:r>
+              <w:rPr>
+                <w:rFonts w:hint="eastAsia"/>
+                <w:b/>
+                <w:sz w:val="21"/>
+              </w:rPr>
+              <w:t>本次融资金额</w:t>
+            </w:r>
+          </w:p>
+        </w:tc>
+        <w:tc>
+          <w:tcPr>
+            <w:tcW w:w="2500" w:type="pct"/>
+            <w:tcBorders>
+              <w:top w:val="single" w:sz="12" w:space="0" w:color="010000"/>
+              <w:bottom w:val="single" w:sz="4" w:space="0" w:color="010000"/>
+            </w:tcBorders>
+            <w:vAlign w:val="center"/>
+          </w:tcPr>
+          <w:p>
+            <w:pPr>
+              <w:keepNext/>
+              <w:jc w:val="center"/>
+            </w:pPr>
+            <w:r>
+              <w:rPr>
+                <w:rFonts w:hint="eastAsia"/>
+                <w:b/>
+                <w:sz w:val="21"/>
+              </w:rPr>
+              <w:t>主要投资方</w:t>
             </w:r>
           </w:p>
         </w:tc>
@@ -7655,27 +7946,67 @@
         </w:trPr>
         <w:tc>
           <w:tcPr>
-            <w:tcW w:w="1100" w:type="pct"/>
-            <w:vAlign w:val="center"/>
-          </w:tcPr>
-          <w:p>
-            <w:pPr>
-              <w:keepNext/>
-              <w:jc w:val="center"/>
-            </w:pPr>
-            <w:r>
-              <w:rPr>
-                <w:rFonts w:hint="eastAsia"/>
-                <w:b w:val="0"/>
-                <w:sz w:val="21"/>
-              </w:rPr>
-              <w:t>上市前</w:t>
-            </w:r>
-          </w:p>
-        </w:tc>
-        <w:tc>
-          <w:tcPr>
-            <w:tcW w:w="3900" w:type="pct"/>
+            <w:tcW w:w="850" w:type="pct"/>
+            <w:vAlign w:val="center"/>
+          </w:tcPr>
+          <w:p>
+            <w:pPr>
+              <w:keepNext/>
+              <w:jc w:val="center"/>
+            </w:pPr>
+            <w:r>
+              <w:rPr>
+                <w:rFonts w:hint="eastAsia"/>
+                <w:b w:val="0"/>
+                <w:sz w:val="21"/>
+              </w:rPr>
+              <w:t>上市前多轮优先股</w:t>
+            </w:r>
+          </w:p>
+        </w:tc>
+        <w:tc>
+          <w:tcPr>
+            <w:tcW w:w="800" w:type="pct"/>
+            <w:vAlign w:val="center"/>
+          </w:tcPr>
+          <w:p>
+            <w:pPr>
+              <w:keepNext/>
+              <w:jc w:val="center"/>
+            </w:pPr>
+            <w:r>
+              <w:rPr>
+                <w:rFonts w:hint="eastAsia"/>
+                <w:b w:val="0"/>
+                <w:sz w:val="21"/>
+              </w:rPr>
+              <w:t>暂无明确信息</w:t>
+            </w:r>
+          </w:p>
+        </w:tc>
+        <w:tc>
+          <w:tcPr>
+            <w:tcW w:w="850" w:type="pct"/>
+            <w:vAlign w:val="center"/>
+          </w:tcPr>
+          <w:p>
+            <w:pPr>
+              <w:keepNext/>
+              <w:jc w:val="center"/>
+            </w:pPr>
+            <w:r>
+              <w:rPr>
+                <w:rFonts w:hint="eastAsia"/>
+                <w:b w:val="0"/>
+                <w:sz w:val="21"/>
+              </w:rPr>
+              <w:t>暂无明确信息</w:t>
+            </w:r>
+          </w:p>
+        </w:tc>
+        <w:tc>
+          <w:tcPr>
+            <w:tcW w:w="2500" w:type="pct"/>
             <w:vAlign w:val="center"/>
           </w:tcPr>
           <w:p>
@@ -7689,7 +8020,7 @@
                 <w:b w:val="0"/>
                 <w:sz w:val="21"/>
               </w:rPr>
-              <w:t>完成A种至G种优先股多轮融资</w:t>
+              <w:t>A种至G种优先股投资人</w:t>
             </w:r>
           </w:p>
         </w:tc>
@@ -7700,27 +8031,67 @@
         </w:trPr>
         <w:tc>
           <w:tcPr>
-            <w:tcW w:w="1100" w:type="pct"/>
-            <w:vAlign w:val="center"/>
-          </w:tcPr>
-          <w:p>
-            <w:pPr>
-              <w:keepNext/>
-              <w:jc w:val="center"/>
-            </w:pPr>
-            <w:r>
-              <w:rPr>
-                <w:rFonts w:hint="eastAsia"/>
-                <w:b w:val="0"/>
-                <w:sz w:val="21"/>
-              </w:rPr>
-              <w:t>2024年6月</w:t>
-            </w:r>
-          </w:p>
-        </w:tc>
-        <w:tc>
-          <w:tcPr>
-            <w:tcW w:w="3900" w:type="pct"/>
+            <w:tcW w:w="850" w:type="pct"/>
+            <w:vAlign w:val="center"/>
+          </w:tcPr>
+          <w:p>
+            <w:pPr>
+              <w:keepNext/>
+              <w:jc w:val="center"/>
+            </w:pPr>
+            <w:r>
+              <w:rPr>
+                <w:rFonts w:hint="eastAsia"/>
+                <w:b w:val="0"/>
+                <w:sz w:val="21"/>
+              </w:rPr>
+              <w:t>2024年6月上市</w:t>
+            </w:r>
+          </w:p>
+        </w:tc>
+        <w:tc>
+          <w:tcPr>
+            <w:tcW w:w="800" w:type="pct"/>
+            <w:vAlign w:val="center"/>
+          </w:tcPr>
+          <w:p>
+            <w:pPr>
+              <w:keepNext/>
+              <w:jc w:val="center"/>
+            </w:pPr>
+            <w:r>
+              <w:rPr>
+                <w:rFonts w:hint="eastAsia"/>
+                <w:b w:val="0"/>
+                <w:sz w:val="21"/>
+              </w:rPr>
+              <w:t>暂无明确信息</w:t>
+            </w:r>
+          </w:p>
+        </w:tc>
+        <w:tc>
+          <w:tcPr>
+            <w:tcW w:w="850" w:type="pct"/>
+            <w:vAlign w:val="center"/>
+          </w:tcPr>
+          <w:p>
+            <w:pPr>
+              <w:keepNext/>
+              <w:jc w:val="center"/>
+            </w:pPr>
+            <w:r>
+              <w:rPr>
+                <w:rFonts w:hint="eastAsia"/>
+                <w:b w:val="0"/>
+                <w:sz w:val="21"/>
+              </w:rPr>
+              <w:t>未披露</w:t>
+            </w:r>
+          </w:p>
+        </w:tc>
+        <w:tc>
+          <w:tcPr>
+            <w:tcW w:w="2500" w:type="pct"/>
             <w:vAlign w:val="center"/>
           </w:tcPr>
           <w:p>
@@ -7734,7 +8105,7 @@
                 <w:b w:val="0"/>
                 <w:sz w:val="21"/>
               </w:rPr>
-              <w:t>在东京证券交易所成长市场上市，公开发行募集资金</w:t>
+              <w:t>东京证券交易所公开发行</w:t>
             </w:r>
           </w:p>
         </w:tc>
@@ -7745,27 +8116,67 @@
         </w:trPr>
         <w:tc>
           <w:tcPr>
-            <w:tcW w:w="1100" w:type="pct"/>
-            <w:vAlign w:val="center"/>
-          </w:tcPr>
-          <w:p>
-            <w:pPr>
-              <w:keepNext/>
-              <w:jc w:val="center"/>
-            </w:pPr>
-            <w:r>
-              <w:rPr>
-                <w:rFonts w:hint="eastAsia"/>
-                <w:b w:val="0"/>
-                <w:sz w:val="21"/>
-              </w:rPr>
-              <w:t>2025年5月</w:t>
-            </w:r>
-          </w:p>
-        </w:tc>
-        <w:tc>
-          <w:tcPr>
-            <w:tcW w:w="3900" w:type="pct"/>
+            <w:tcW w:w="850" w:type="pct"/>
+            <w:vAlign w:val="center"/>
+          </w:tcPr>
+          <w:p>
+            <w:pPr>
+              <w:keepNext/>
+              <w:jc w:val="center"/>
+            </w:pPr>
+            <w:r>
+              <w:rPr>
+                <w:rFonts w:hint="eastAsia"/>
+                <w:b w:val="0"/>
+                <w:sz w:val="21"/>
+              </w:rPr>
+              <w:t>2025年5月海外发行</w:t>
+            </w:r>
+          </w:p>
+        </w:tc>
+        <w:tc>
+          <w:tcPr>
+            <w:tcW w:w="800" w:type="pct"/>
+            <w:vAlign w:val="center"/>
+          </w:tcPr>
+          <w:p>
+            <w:pPr>
+              <w:keepNext/>
+              <w:jc w:val="center"/>
+            </w:pPr>
+            <w:r>
+              <w:rPr>
+                <w:rFonts w:hint="eastAsia"/>
+                <w:b w:val="0"/>
+                <w:sz w:val="21"/>
+              </w:rPr>
+              <w:t>暂无明确信息</w:t>
+            </w:r>
+          </w:p>
+        </w:tc>
+        <w:tc>
+          <w:tcPr>
+            <w:tcW w:w="850" w:type="pct"/>
+            <w:vAlign w:val="center"/>
+          </w:tcPr>
+          <w:p>
+            <w:pPr>
+              <w:keepNext/>
+              <w:jc w:val="center"/>
+            </w:pPr>
+            <w:r>
+              <w:rPr>
+                <w:rFonts w:hint="eastAsia"/>
+                <w:b w:val="0"/>
+                <w:sz w:val="21"/>
+              </w:rPr>
+              <w:t>未披露</w:t>
+            </w:r>
+          </w:p>
+        </w:tc>
+        <w:tc>
+          <w:tcPr>
+            <w:tcW w:w="2500" w:type="pct"/>
             <w:vAlign w:val="center"/>
           </w:tcPr>
           <w:p>
@@ -7779,7 +8190,7 @@
                 <w:b w:val="0"/>
                 <w:sz w:val="21"/>
               </w:rPr>
-              <w:t>实施海外公开发行</w:t>
+              <w:t>海外公开发行</w:t>
             </w:r>
           </w:p>
         </w:tc>
@@ -7790,7 +8201,7 @@
         </w:trPr>
         <w:tc>
           <w:tcPr>
-            <w:tcW w:w="1100" w:type="pct"/>
+            <w:tcW w:w="850" w:type="pct"/>
             <w:tcBorders>
               <w:bottom w:val="single" w:sz="12" w:space="0" w:color="010000"/>
             </w:tcBorders>
@@ -7807,13 +8218,13 @@
                 <w:b w:val="0"/>
                 <w:sz w:val="21"/>
               </w:rPr>
-              <w:t>2026年5月</w:t>
-            </w:r>
-          </w:p>
-        </w:tc>
-        <w:tc>
-          <w:tcPr>
-            <w:tcW w:w="3900" w:type="pct"/>
+              <w:t>2026年5月海外募集</w:t>
+            </w:r>
+          </w:p>
+        </w:tc>
+        <w:tc>
+          <w:tcPr>
+            <w:tcW w:w="800" w:type="pct"/>
             <w:tcBorders>
               <w:bottom w:val="single" w:sz="12" w:space="0" w:color="010000"/>
             </w:tcBorders>
@@ -7822,6 +8233,52 @@
           <w:p>
             <w:pPr>
               <w:keepNext/>
+              <w:jc w:val="center"/>
+            </w:pPr>
+            <w:r>
+              <w:rPr>
+                <w:rFonts w:hint="eastAsia"/>
+                <w:b w:val="0"/>
+                <w:sz w:val="21"/>
+              </w:rPr>
+              <w:t>暂无明确信息</w:t>
+            </w:r>
+          </w:p>
+        </w:tc>
+        <w:tc>
+          <w:tcPr>
+            <w:tcW w:w="850" w:type="pct"/>
+            <w:tcBorders>
+              <w:bottom w:val="single" w:sz="12" w:space="0" w:color="010000"/>
+            </w:tcBorders>
+            <w:vAlign w:val="center"/>
+          </w:tcPr>
+          <w:p>
+            <w:pPr>
+              <w:keepNext/>
+              <w:jc w:val="center"/>
+            </w:pPr>
+            <w:r>
+              <w:rPr>
+                <w:rFonts w:hint="eastAsia"/>
+                <w:b w:val="0"/>
+                <w:sz w:val="21"/>
+              </w:rPr>
+              <w:t>未披露</w:t>
+            </w:r>
+          </w:p>
+        </w:tc>
+        <w:tc>
+          <w:tcPr>
+            <w:tcW w:w="2500" w:type="pct"/>
+            <w:tcBorders>
+              <w:bottom w:val="single" w:sz="12" w:space="0" w:color="010000"/>
+            </w:tcBorders>
+            <w:vAlign w:val="center"/>
+          </w:tcPr>
+          <w:p>
+            <w:pPr>
+              <w:keepNext/>
               <w:jc w:val="left"/>
             </w:pPr>
             <w:r>
@@ -7830,12 +8287,24 @@
                 <w:b w:val="0"/>
                 <w:sz w:val="21"/>
               </w:rPr>
-              <w:t>实施海外一般募集及第三方配售</w:t>
+              <w:t>海外一般募集及第三方配售</w:t>
             </w:r>
           </w:p>
         </w:tc>
       </w:tr>
     </w:tbl>
+    <w:p>
+      <w:pPr>
+        <w:pStyle w:val="005"/>
+      </w:pPr>
+      <w:r>
+        <w:rPr>
+          <w:rFonts w:hint="eastAsia"/>
+          <w:b w:val="0"/>
+        </w:rPr>
+        <w:t>按第八期期末发行在外普通股135,905,600股与该会计年度股价区间575日元至1,500日元测算，公司市值区间约781亿至2,039亿日元。第七期期末发行在外普通股117,517,800股，该会计年度股价区间513日元至1,581日元，对应市值区间约603亿至1,858亿日元。</w:t>
+      </w:r>
+    </w:p>
     <w:p>
       <w:pPr>
         <w:pStyle w:val="004"/>
@@ -7899,7 +8368,7 @@
         </w:trPr>
         <w:tc>
           <w:tcPr>
-            <w:tcW w:w="800" w:type="pct"/>
+            <w:tcW w:w="850" w:type="pct"/>
             <w:tcBorders>
               <w:top w:val="single" w:sz="12" w:space="0" w:color="010000"/>
               <w:bottom w:val="single" w:sz="4" w:space="0" w:color="010000"/>
@@ -7923,7 +8392,7 @@
         </w:tc>
         <w:tc>
           <w:tcPr>
-            <w:tcW w:w="600" w:type="pct"/>
+            <w:tcW w:w="800" w:type="pct"/>
             <w:tcBorders>
               <w:top w:val="single" w:sz="12" w:space="0" w:color="010000"/>
               <w:bottom w:val="single" w:sz="4" w:space="0" w:color="010000"/>
@@ -7947,7 +8416,7 @@
         </w:tc>
         <w:tc>
           <w:tcPr>
-            <w:tcW w:w="2200" w:type="pct"/>
+            <w:tcW w:w="850" w:type="pct"/>
             <w:tcBorders>
               <w:top w:val="single" w:sz="12" w:space="0" w:color="010000"/>
               <w:bottom w:val="single" w:sz="4" w:space="0" w:color="010000"/>
@@ -7971,7 +8440,7 @@
         </w:tc>
         <w:tc>
           <w:tcPr>
-            <w:tcW w:w="1400" w:type="pct"/>
+            <w:tcW w:w="2500" w:type="pct"/>
             <w:tcBorders>
               <w:top w:val="single" w:sz="12" w:space="0" w:color="010000"/>
               <w:bottom w:val="single" w:sz="4" w:space="0" w:color="010000"/>
@@ -8000,6 +8469,26 @@
         </w:trPr>
         <w:tc>
           <w:tcPr>
+            <w:tcW w:w="850" w:type="pct"/>
+            <w:vAlign w:val="center"/>
+          </w:tcPr>
+          <w:p>
+            <w:pPr>
+              <w:keepNext/>
+              <w:jc w:val="center"/>
+            </w:pPr>
+            <w:r>
+              <w:rPr>
+                <w:rFonts w:hint="eastAsia"/>
+                <w:b w:val="0"/>
+                <w:sz w:val="21"/>
+              </w:rPr>
+              <w:t>2024年C轮</w:t>
+            </w:r>
+          </w:p>
+        </w:tc>
+        <w:tc>
+          <w:tcPr>
             <w:tcW w:w="800" w:type="pct"/>
             <w:vAlign w:val="center"/>
           </w:tcPr>
@@ -8014,33 +8503,33 @@
                 <w:b w:val="0"/>
                 <w:sz w:val="21"/>
               </w:rPr>
-              <w:t>2024年C轮</w:t>
-            </w:r>
-          </w:p>
-        </w:tc>
-        <w:tc>
-          <w:tcPr>
-            <w:tcW w:w="600" w:type="pct"/>
-            <w:vAlign w:val="center"/>
-          </w:tcPr>
-          <w:p>
-            <w:pPr>
-              <w:keepNext/>
-              <w:jc w:val="center"/>
-            </w:pPr>
-            <w:r>
-              <w:rPr>
-                <w:rFonts w:hint="eastAsia"/>
-                <w:b w:val="0"/>
-                <w:sz w:val="21"/>
-              </w:rPr>
-              <w:t>未披露</w:t>
-            </w:r>
-          </w:p>
-        </w:tc>
-        <w:tc>
-          <w:tcPr>
-            <w:tcW w:w="2200" w:type="pct"/>
+              <w:t>暂无明确信息</w:t>
+            </w:r>
+          </w:p>
+        </w:tc>
+        <w:tc>
+          <w:tcPr>
+            <w:tcW w:w="850" w:type="pct"/>
+            <w:vAlign w:val="center"/>
+          </w:tcPr>
+          <w:p>
+            <w:pPr>
+              <w:keepNext/>
+              <w:jc w:val="center"/>
+            </w:pPr>
+            <w:r>
+              <w:rPr>
+                <w:rFonts w:hint="eastAsia"/>
+                <w:b w:val="0"/>
+                <w:sz w:val="21"/>
+              </w:rPr>
+              <w:t>1.68亿美元</w:t>
+            </w:r>
+          </w:p>
+        </w:tc>
+        <w:tc>
+          <w:tcPr>
+            <w:tcW w:w="2500" w:type="pct"/>
             <w:vAlign w:val="center"/>
           </w:tcPr>
           <w:p>
@@ -8054,27 +8543,7 @@
                 <w:b w:val="0"/>
                 <w:sz w:val="21"/>
               </w:rPr>
-              <w:t>1.68亿美元</w:t>
-            </w:r>
-          </w:p>
-        </w:tc>
-        <w:tc>
-          <w:tcPr>
-            <w:tcW w:w="1400" w:type="pct"/>
-            <w:vAlign w:val="center"/>
-          </w:tcPr>
-          <w:p>
-            <w:pPr>
-              <w:keepNext/>
-              <w:jc w:val="left"/>
-            </w:pPr>
-            <w:r>
-              <w:rPr>
-                <w:rFonts w:hint="eastAsia"/>
-                <w:b w:val="0"/>
-                <w:sz w:val="21"/>
-              </w:rPr>
-              <w:t>未披露</w:t>
+              <w:t>暂无明确信息</w:t>
             </w:r>
           </w:p>
         </w:tc>
@@ -8085,6 +8554,29 @@
         </w:trPr>
         <w:tc>
           <w:tcPr>
+            <w:tcW w:w="850" w:type="pct"/>
+            <w:tcBorders>
+              <w:bottom w:val="single" w:sz="12" w:space="0" w:color="010000"/>
+            </w:tcBorders>
+            <w:vAlign w:val="center"/>
+          </w:tcPr>
+          <w:p>
+            <w:pPr>
+              <w:keepNext/>
+              <w:jc w:val="center"/>
+            </w:pPr>
+            <w:r>
+              <w:rPr>
+                <w:rFonts w:hint="eastAsia"/>
+                <w:b w:val="0"/>
+                <w:sz w:val="21"/>
+              </w:rPr>
+              <w:t>2026年1月D轮首笔</w:t>
+            </w:r>
+          </w:p>
+        </w:tc>
+        <w:tc>
+          <w:tcPr>
             <w:tcW w:w="800" w:type="pct"/>
             <w:tcBorders>
               <w:bottom w:val="single" w:sz="12" w:space="0" w:color="010000"/>
@@ -8102,13 +8594,13 @@
                 <w:b w:val="0"/>
                 <w:sz w:val="21"/>
               </w:rPr>
-              <w:t>2026年1月D轮首笔</w:t>
-            </w:r>
-          </w:p>
-        </w:tc>
-        <w:tc>
-          <w:tcPr>
-            <w:tcW w:w="600" w:type="pct"/>
+              <w:t>暂无明确信息</w:t>
+            </w:r>
+          </w:p>
+        </w:tc>
+        <w:tc>
+          <w:tcPr>
+            <w:tcW w:w="850" w:type="pct"/>
             <w:tcBorders>
               <w:bottom w:val="single" w:sz="12" w:space="0" w:color="010000"/>
             </w:tcBorders>
@@ -8125,36 +8617,13 @@
                 <w:b w:val="0"/>
                 <w:sz w:val="21"/>
               </w:rPr>
-              <w:t>未披露</w:t>
-            </w:r>
-          </w:p>
-        </w:tc>
-        <w:tc>
-          <w:tcPr>
-            <w:tcW w:w="2200" w:type="pct"/>
-            <w:tcBorders>
-              <w:bottom w:val="single" w:sz="12" w:space="0" w:color="010000"/>
-            </w:tcBorders>
-            <w:vAlign w:val="center"/>
-          </w:tcPr>
-          <w:p>
-            <w:pPr>
-              <w:keepNext/>
-              <w:jc w:val="left"/>
-            </w:pPr>
-            <w:r>
-              <w:rPr>
-                <w:rFonts w:hint="eastAsia"/>
-                <w:b w:val="0"/>
-                <w:sz w:val="21"/>
-              </w:rPr>
-              <w:t>1.28亿美元，其中5300万美元为新增融资、7500万美元为受让老股</w:t>
-            </w:r>
-          </w:p>
-        </w:tc>
-        <w:tc>
-          <w:tcPr>
-            <w:tcW w:w="1400" w:type="pct"/>
+              <w:t>1.28亿美元</w:t>
+            </w:r>
+          </w:p>
+        </w:tc>
+        <w:tc>
+          <w:tcPr>
+            <w:tcW w:w="2500" w:type="pct"/>
             <w:tcBorders>
               <w:bottom w:val="single" w:sz="12" w:space="0" w:color="010000"/>
             </w:tcBorders>
@@ -8186,7 +8655,7 @@
           <w:rFonts w:hint="eastAsia"/>
           <w:b w:val="0"/>
         </w:rPr>
-        <w:t>公司累计融资金额存在三个来源口径：公司资料口径为3.3亿美元，PitchBook口径为4.08亿美元，CB Insights口径为3.0984亿美元。三者统计范围与截止时点不同，此处并列列示，未作合并或取平均。</w:t>
+        <w:t>2026年1月D轮首笔交易金额1.28亿美元，其中5300万美元为新增融资，7500万美元为受让原股东股权。公司累计融资金额存在三个来源口径：公司资料口径为3.3亿美元，PitchBook口径为4.08亿美元，CB Insights口径为3.0984亿美元。三者统计范围与截止时点不同，此处并列列示，未作合并或取平均。</w:t>
       </w:r>
     </w:p>
     <w:p>
@@ -8240,9 +8709,10 @@
         <w:tblLook w:val="04A0" w:firstRow="1" w:lastRow="0" w:firstColumn="1" w:lastColumn="0" w:noHBand="0" w:noVBand="1"/>
       </w:tblPr>
       <w:tblGrid>
-        <w:gridCol w:w="2769"/>
-        <w:gridCol w:w="2769"/>
-        <w:gridCol w:w="2769"/>
+        <w:gridCol w:w="2076"/>
+        <w:gridCol w:w="2076"/>
+        <w:gridCol w:w="2076"/>
+        <w:gridCol w:w="2076"/>
       </w:tblGrid>
       <w:tr>
         <w:trPr>
@@ -8251,7 +8721,7 @@
         </w:trPr>
         <w:tc>
           <w:tcPr>
-            <w:tcW w:w="1700" w:type="pct"/>
+            <w:tcW w:w="850" w:type="pct"/>
             <w:tcBorders>
               <w:top w:val="single" w:sz="12" w:space="0" w:color="010000"/>
               <w:bottom w:val="single" w:sz="4" w:space="0" w:color="010000"/>
@@ -8275,7 +8745,7 @@
         </w:tc>
         <w:tc>
           <w:tcPr>
-            <w:tcW w:w="1650" w:type="pct"/>
+            <w:tcW w:w="800" w:type="pct"/>
             <w:tcBorders>
               <w:top w:val="single" w:sz="12" w:space="0" w:color="010000"/>
               <w:bottom w:val="single" w:sz="4" w:space="0" w:color="010000"/>
@@ -8299,7 +8769,7 @@
         </w:tc>
         <w:tc>
           <w:tcPr>
-            <w:tcW w:w="1650" w:type="pct"/>
+            <w:tcW w:w="850" w:type="pct"/>
             <w:tcBorders>
               <w:top w:val="single" w:sz="12" w:space="0" w:color="010000"/>
               <w:bottom w:val="single" w:sz="4" w:space="0" w:color="010000"/>
@@ -8318,6 +8788,30 @@
                 <w:sz w:val="21"/>
               </w:rPr>
               <w:t>本次融资金额</w:t>
+            </w:r>
+          </w:p>
+        </w:tc>
+        <w:tc>
+          <w:tcPr>
+            <w:tcW w:w="2500" w:type="pct"/>
+            <w:tcBorders>
+              <w:top w:val="single" w:sz="12" w:space="0" w:color="010000"/>
+              <w:bottom w:val="single" w:sz="4" w:space="0" w:color="010000"/>
+            </w:tcBorders>
+            <w:vAlign w:val="center"/>
+          </w:tcPr>
+          <w:p>
+            <w:pPr>
+              <w:keepNext/>
+              <w:jc w:val="center"/>
+            </w:pPr>
+            <w:r>
+              <w:rPr>
+                <w:rFonts w:hint="eastAsia"/>
+                <w:b/>
+                <w:sz w:val="21"/>
+              </w:rPr>
+              <w:t>主要投资方</w:t>
             </w:r>
           </w:p>
         </w:tc>
@@ -8328,7 +8822,7 @@
         </w:trPr>
         <w:tc>
           <w:tcPr>
-            <w:tcW w:w="1700" w:type="pct"/>
+            <w:tcW w:w="850" w:type="pct"/>
             <w:tcBorders>
               <w:bottom w:val="single" w:sz="12" w:space="0" w:color="010000"/>
             </w:tcBorders>
@@ -8351,7 +8845,7 @@
         </w:tc>
         <w:tc>
           <w:tcPr>
-            <w:tcW w:w="1650" w:type="pct"/>
+            <w:tcW w:w="800" w:type="pct"/>
             <w:tcBorders>
               <w:bottom w:val="single" w:sz="12" w:space="0" w:color="010000"/>
             </w:tcBorders>
@@ -8374,7 +8868,7 @@
         </w:tc>
         <w:tc>
           <w:tcPr>
-            <w:tcW w:w="1650" w:type="pct"/>
+            <w:tcW w:w="850" w:type="pct"/>
             <w:tcBorders>
               <w:bottom w:val="single" w:sz="12" w:space="0" w:color="010000"/>
             </w:tcBorders>
@@ -8392,6 +8886,29 @@
                 <w:sz w:val="21"/>
               </w:rPr>
               <w:t>5亿美元</w:t>
+            </w:r>
+          </w:p>
+        </w:tc>
+        <w:tc>
+          <w:tcPr>
+            <w:tcW w:w="2500" w:type="pct"/>
+            <w:tcBorders>
+              <w:bottom w:val="single" w:sz="12" w:space="0" w:color="010000"/>
+            </w:tcBorders>
+            <w:vAlign w:val="center"/>
+          </w:tcPr>
+          <w:p>
+            <w:pPr>
+              <w:keepNext/>
+              <w:jc w:val="left"/>
+            </w:pPr>
+            <w:r>
+              <w:rPr>
+                <w:rFonts w:hint="eastAsia"/>
+                <w:b w:val="0"/>
+                <w:sz w:val="21"/>
+              </w:rPr>
+              <w:t>暂无明确信息</w:t>
             </w:r>
           </w:p>
         </w:tc>
@@ -8607,7 +9124,7 @@
                 <w:b w:val="0"/>
                 <w:sz w:val="21"/>
               </w:rPr>
-              <w:t>未披露</w:t>
+              <w:t>暂无明确信息</w:t>
             </w:r>
           </w:p>
         </w:tc>
@@ -8862,7 +9379,7 @@
                 <w:b w:val="0"/>
                 <w:sz w:val="21"/>
               </w:rPr>
-              <w:t>未披露</w:t>
+              <w:t>暂无明确信息</w:t>
             </w:r>
           </w:p>
         </w:tc>
@@ -8953,7 +9470,7 @@
                 <w:b w:val="0"/>
                 <w:sz w:val="21"/>
               </w:rPr>
-              <w:t>未披露</w:t>
+              <w:t>暂无明确信息</w:t>
             </w:r>
           </w:p>
         </w:tc>

--- a/output/无限宇航/无限宇航融资参考案例.docx
+++ b/output/无限宇航/无限宇航融资参考案例.docx
@@ -285,676 +285,6 @@
     </w:p>
     <w:p>
       <w:pPr>
-        <w:pStyle w:val="005"/>
-      </w:pPr>
-      <w:r>
-        <w:rPr>
-          <w:rFonts w:hint="eastAsia"/>
-          <w:b w:val="0"/>
-        </w:rPr>
-        <w:t>公司注册资本变更情况如下：</w:t>
-      </w:r>
-    </w:p>
-    <w:p>
-      <w:pPr>
-        <w:pStyle w:val="a5"/>
-      </w:pPr>
-      <w:r>
-        <w:rPr>
-          <w:rFonts w:hint="eastAsia"/>
-          <w:b w:val="0"/>
-          <w:sz w:val="21"/>
-        </w:rPr>
-        <w:t>单位：万元</w:t>
-      </w:r>
-    </w:p>
-    <w:tbl>
-      <w:tblPr>
-        <w:tblW w:w="5000" w:type="pct"/>
-        <w:jc w:val="center"/>
-        <w:tblBorders>
-          <w:top w:val="single" w:sz="12" w:space="0" w:color="010000"/>
-          <w:left w:val="single" w:sz="12" w:space="0" w:color="010000"/>
-          <w:bottom w:val="single" w:sz="12" w:space="0" w:color="010000"/>
-          <w:right w:val="single" w:sz="12" w:space="0" w:color="010000"/>
-          <w:insideH w:val="single" w:sz="4" w:space="0" w:color="010000"/>
-          <w:insideV w:val="single" w:sz="4" w:space="0" w:color="010000"/>
-        </w:tblBorders>
-        <w:tblLook w:val="04A0" w:firstRow="1" w:lastRow="0" w:firstColumn="1" w:lastColumn="0" w:noHBand="0" w:noVBand="1"/>
-      </w:tblPr>
-      <w:tblGrid>
-        <w:gridCol w:w="2076"/>
-        <w:gridCol w:w="2076"/>
-        <w:gridCol w:w="2076"/>
-        <w:gridCol w:w="2076"/>
-      </w:tblGrid>
-      <w:tr>
-        <w:trPr>
-          <w:cantSplit/>
-          <w:tblHeader/>
-        </w:trPr>
-        <w:tc>
-          <w:tcPr>
-            <w:tcW w:w="750" w:type="pct"/>
-            <w:tcBorders>
-              <w:top w:val="single" w:sz="12" w:space="0" w:color="010000"/>
-              <w:bottom w:val="single" w:sz="4" w:space="0" w:color="010000"/>
-            </w:tcBorders>
-            <w:vAlign w:val="center"/>
-          </w:tcPr>
-          <w:p>
-            <w:pPr>
-              <w:keepNext/>
-              <w:jc w:val="center"/>
-            </w:pPr>
-            <w:r>
-              <w:rPr>
-                <w:rFonts w:hint="eastAsia"/>
-                <w:b/>
-                <w:sz w:val="21"/>
-              </w:rPr>
-              <w:t>时间</w:t>
-            </w:r>
-          </w:p>
-        </w:tc>
-        <w:tc>
-          <w:tcPr>
-            <w:tcW w:w="1050" w:type="pct"/>
-            <w:tcBorders>
-              <w:top w:val="single" w:sz="12" w:space="0" w:color="010000"/>
-              <w:bottom w:val="single" w:sz="4" w:space="0" w:color="010000"/>
-            </w:tcBorders>
-            <w:vAlign w:val="center"/>
-          </w:tcPr>
-          <w:p>
-            <w:pPr>
-              <w:keepNext/>
-              <w:jc w:val="center"/>
-            </w:pPr>
-            <w:r>
-              <w:rPr>
-                <w:rFonts w:hint="eastAsia"/>
-                <w:b/>
-                <w:sz w:val="21"/>
-              </w:rPr>
-              <w:t>注册资本变更</w:t>
-            </w:r>
-          </w:p>
-        </w:tc>
-        <w:tc>
-          <w:tcPr>
-            <w:tcW w:w="2200" w:type="pct"/>
-            <w:tcBorders>
-              <w:top w:val="single" w:sz="12" w:space="0" w:color="010000"/>
-              <w:bottom w:val="single" w:sz="4" w:space="0" w:color="010000"/>
-            </w:tcBorders>
-            <w:vAlign w:val="center"/>
-          </w:tcPr>
-          <w:p>
-            <w:pPr>
-              <w:keepNext/>
-              <w:jc w:val="center"/>
-            </w:pPr>
-            <w:r>
-              <w:rPr>
-                <w:rFonts w:hint="eastAsia"/>
-                <w:b/>
-                <w:sz w:val="21"/>
-              </w:rPr>
-              <w:t>新进股东</w:t>
-            </w:r>
-          </w:p>
-        </w:tc>
-        <w:tc>
-          <w:tcPr>
-            <w:tcW w:w="1000" w:type="pct"/>
-            <w:tcBorders>
-              <w:top w:val="single" w:sz="12" w:space="0" w:color="010000"/>
-              <w:bottom w:val="single" w:sz="4" w:space="0" w:color="010000"/>
-            </w:tcBorders>
-            <w:vAlign w:val="center"/>
-          </w:tcPr>
-          <w:p>
-            <w:pPr>
-              <w:keepNext/>
-              <w:jc w:val="center"/>
-            </w:pPr>
-            <w:r>
-              <w:rPr>
-                <w:rFonts w:hint="eastAsia"/>
-                <w:b/>
-                <w:sz w:val="21"/>
-              </w:rPr>
-              <w:t>新进股东合计持股</w:t>
-            </w:r>
-          </w:p>
-        </w:tc>
-      </w:tr>
-      <w:tr>
-        <w:trPr>
-          <w:cantSplit/>
-        </w:trPr>
-        <w:tc>
-          <w:tcPr>
-            <w:tcW w:w="750" w:type="pct"/>
-            <w:vAlign w:val="center"/>
-          </w:tcPr>
-          <w:p>
-            <w:pPr>
-              <w:keepNext/>
-              <w:jc w:val="center"/>
-            </w:pPr>
-            <w:r>
-              <w:rPr>
-                <w:rFonts w:hint="eastAsia"/>
-                <w:b w:val="0"/>
-                <w:sz w:val="21"/>
-              </w:rPr>
-              <w:t>2021年10月</w:t>
-            </w:r>
-          </w:p>
-        </w:tc>
-        <w:tc>
-          <w:tcPr>
-            <w:tcW w:w="1050" w:type="pct"/>
-            <w:vAlign w:val="center"/>
-          </w:tcPr>
-          <w:p>
-            <w:pPr>
-              <w:keepNext/>
-              <w:jc w:val="center"/>
-            </w:pPr>
-            <w:r>
-              <w:rPr>
-                <w:rFonts w:hint="eastAsia"/>
-                <w:b w:val="0"/>
-                <w:sz w:val="21"/>
-              </w:rPr>
-              <w:t>300→307.69</w:t>
-            </w:r>
-          </w:p>
-        </w:tc>
-        <w:tc>
-          <w:tcPr>
-            <w:tcW w:w="2200" w:type="pct"/>
-            <w:vAlign w:val="center"/>
-          </w:tcPr>
-          <w:p>
-            <w:pPr>
-              <w:keepNext/>
-              <w:jc w:val="left"/>
-            </w:pPr>
-            <w:r>
-              <w:rPr>
-                <w:rFonts w:hint="eastAsia"/>
-                <w:b w:val="0"/>
-                <w:sz w:val="21"/>
-              </w:rPr>
-              <w:t>海南未来探索、海南未来共赢、苏州纳芯</w:t>
-            </w:r>
-          </w:p>
-        </w:tc>
-        <w:tc>
-          <w:tcPr>
-            <w:tcW w:w="1000" w:type="pct"/>
-            <w:vAlign w:val="center"/>
-          </w:tcPr>
-          <w:p>
-            <w:pPr>
-              <w:keepNext/>
-              <w:jc w:val="center"/>
-            </w:pPr>
-            <w:r>
-              <w:rPr>
-                <w:rFonts w:hint="eastAsia"/>
-                <w:b w:val="0"/>
-                <w:sz w:val="21"/>
-              </w:rPr>
-              <w:t>增资与股权转让并行</w:t>
-            </w:r>
-          </w:p>
-        </w:tc>
-      </w:tr>
-      <w:tr>
-        <w:trPr>
-          <w:cantSplit/>
-        </w:trPr>
-        <w:tc>
-          <w:tcPr>
-            <w:tcW w:w="750" w:type="pct"/>
-            <w:vAlign w:val="center"/>
-          </w:tcPr>
-          <w:p>
-            <w:pPr>
-              <w:keepNext/>
-              <w:jc w:val="center"/>
-            </w:pPr>
-            <w:r>
-              <w:rPr>
-                <w:rFonts w:hint="eastAsia"/>
-                <w:b w:val="0"/>
-                <w:sz w:val="21"/>
-              </w:rPr>
-              <w:t>2022年5月</w:t>
-            </w:r>
-          </w:p>
-        </w:tc>
-        <w:tc>
-          <w:tcPr>
-            <w:tcW w:w="1050" w:type="pct"/>
-            <w:vAlign w:val="center"/>
-          </w:tcPr>
-          <w:p>
-            <w:pPr>
-              <w:keepNext/>
-              <w:jc w:val="center"/>
-            </w:pPr>
-            <w:r>
-              <w:rPr>
-                <w:rFonts w:hint="eastAsia"/>
-                <w:b w:val="0"/>
-                <w:sz w:val="21"/>
-              </w:rPr>
-              <w:t>307.6924→315.3847</w:t>
-            </w:r>
-          </w:p>
-        </w:tc>
-        <w:tc>
-          <w:tcPr>
-            <w:tcW w:w="2200" w:type="pct"/>
-            <w:vAlign w:val="center"/>
-          </w:tcPr>
-          <w:p>
-            <w:pPr>
-              <w:keepNext/>
-              <w:jc w:val="left"/>
-            </w:pPr>
-            <w:r>
-              <w:rPr>
-                <w:rFonts w:hint="eastAsia"/>
-                <w:b w:val="0"/>
-                <w:sz w:val="21"/>
-              </w:rPr>
-              <w:t>原股东增资</w:t>
-            </w:r>
-          </w:p>
-        </w:tc>
-        <w:tc>
-          <w:tcPr>
-            <w:tcW w:w="1000" w:type="pct"/>
-            <w:vAlign w:val="center"/>
-          </w:tcPr>
-          <w:p>
-            <w:pPr>
-              <w:keepNext/>
-              <w:jc w:val="center"/>
-            </w:pPr>
-            <w:r>
-              <w:rPr>
-                <w:rFonts w:hint="eastAsia"/>
-                <w:b w:val="0"/>
-                <w:sz w:val="21"/>
-              </w:rPr>
-              <w:t>—</w:t>
-            </w:r>
-          </w:p>
-        </w:tc>
-      </w:tr>
-      <w:tr>
-        <w:trPr>
-          <w:cantSplit/>
-        </w:trPr>
-        <w:tc>
-          <w:tcPr>
-            <w:tcW w:w="750" w:type="pct"/>
-            <w:vAlign w:val="center"/>
-          </w:tcPr>
-          <w:p>
-            <w:pPr>
-              <w:keepNext/>
-              <w:jc w:val="center"/>
-            </w:pPr>
-            <w:r>
-              <w:rPr>
-                <w:rFonts w:hint="eastAsia"/>
-                <w:b w:val="0"/>
-                <w:sz w:val="21"/>
-              </w:rPr>
-              <w:t>2023年10月</w:t>
-            </w:r>
-          </w:p>
-        </w:tc>
-        <w:tc>
-          <w:tcPr>
-            <w:tcW w:w="1050" w:type="pct"/>
-            <w:vAlign w:val="center"/>
-          </w:tcPr>
-          <w:p>
-            <w:pPr>
-              <w:keepNext/>
-              <w:jc w:val="center"/>
-            </w:pPr>
-            <w:r>
-              <w:rPr>
-                <w:rFonts w:hint="eastAsia"/>
-                <w:b w:val="0"/>
-                <w:sz w:val="21"/>
-              </w:rPr>
-              <w:t>315.3847→321.8211</w:t>
-            </w:r>
-          </w:p>
-        </w:tc>
-        <w:tc>
-          <w:tcPr>
-            <w:tcW w:w="2200" w:type="pct"/>
-            <w:vAlign w:val="center"/>
-          </w:tcPr>
-          <w:p>
-            <w:pPr>
-              <w:keepNext/>
-              <w:jc w:val="left"/>
-            </w:pPr>
-            <w:r>
-              <w:rPr>
-                <w:rFonts w:hint="eastAsia"/>
-                <w:b w:val="0"/>
-                <w:sz w:val="21"/>
-              </w:rPr>
-              <w:t>原股东增资</w:t>
-            </w:r>
-          </w:p>
-        </w:tc>
-        <w:tc>
-          <w:tcPr>
-            <w:tcW w:w="1000" w:type="pct"/>
-            <w:vAlign w:val="center"/>
-          </w:tcPr>
-          <w:p>
-            <w:pPr>
-              <w:keepNext/>
-              <w:jc w:val="center"/>
-            </w:pPr>
-            <w:r>
-              <w:rPr>
-                <w:rFonts w:hint="eastAsia"/>
-                <w:b w:val="0"/>
-                <w:sz w:val="21"/>
-              </w:rPr>
-              <w:t>—</w:t>
-            </w:r>
-          </w:p>
-        </w:tc>
-      </w:tr>
-      <w:tr>
-        <w:trPr>
-          <w:cantSplit/>
-        </w:trPr>
-        <w:tc>
-          <w:tcPr>
-            <w:tcW w:w="750" w:type="pct"/>
-            <w:vAlign w:val="center"/>
-          </w:tcPr>
-          <w:p>
-            <w:pPr>
-              <w:keepNext/>
-              <w:jc w:val="center"/>
-            </w:pPr>
-            <w:r>
-              <w:rPr>
-                <w:rFonts w:hint="eastAsia"/>
-                <w:b w:val="0"/>
-                <w:sz w:val="21"/>
-              </w:rPr>
-              <w:t>2024年7月</w:t>
-            </w:r>
-          </w:p>
-        </w:tc>
-        <w:tc>
-          <w:tcPr>
-            <w:tcW w:w="1050" w:type="pct"/>
-            <w:vAlign w:val="center"/>
-          </w:tcPr>
-          <w:p>
-            <w:pPr>
-              <w:keepNext/>
-              <w:jc w:val="center"/>
-            </w:pPr>
-            <w:r>
-              <w:rPr>
-                <w:rFonts w:hint="eastAsia"/>
-                <w:b w:val="0"/>
-                <w:sz w:val="21"/>
-              </w:rPr>
-              <w:t>321.8211→322.9195</w:t>
-            </w:r>
-          </w:p>
-        </w:tc>
-        <w:tc>
-          <w:tcPr>
-            <w:tcW w:w="2200" w:type="pct"/>
-            <w:vAlign w:val="center"/>
-          </w:tcPr>
-          <w:p>
-            <w:pPr>
-              <w:keepNext/>
-              <w:jc w:val="left"/>
-            </w:pPr>
-            <w:r>
-              <w:rPr>
-                <w:rFonts w:hint="eastAsia"/>
-                <w:b w:val="0"/>
-                <w:sz w:val="21"/>
-              </w:rPr>
-              <w:t>原股东增资</w:t>
-            </w:r>
-          </w:p>
-        </w:tc>
-        <w:tc>
-          <w:tcPr>
-            <w:tcW w:w="1000" w:type="pct"/>
-            <w:vAlign w:val="center"/>
-          </w:tcPr>
-          <w:p>
-            <w:pPr>
-              <w:keepNext/>
-              <w:jc w:val="center"/>
-            </w:pPr>
-            <w:r>
-              <w:rPr>
-                <w:rFonts w:hint="eastAsia"/>
-                <w:b w:val="0"/>
-                <w:sz w:val="21"/>
-              </w:rPr>
-              <w:t>—</w:t>
-            </w:r>
-          </w:p>
-        </w:tc>
-      </w:tr>
-      <w:tr>
-        <w:trPr>
-          <w:cantSplit/>
-        </w:trPr>
-        <w:tc>
-          <w:tcPr>
-            <w:tcW w:w="750" w:type="pct"/>
-            <w:vAlign w:val="center"/>
-          </w:tcPr>
-          <w:p>
-            <w:pPr>
-              <w:keepNext/>
-              <w:jc w:val="center"/>
-            </w:pPr>
-            <w:r>
-              <w:rPr>
-                <w:rFonts w:hint="eastAsia"/>
-                <w:b w:val="0"/>
-                <w:sz w:val="21"/>
-              </w:rPr>
-              <w:t>2026年6月</w:t>
-            </w:r>
-          </w:p>
-        </w:tc>
-        <w:tc>
-          <w:tcPr>
-            <w:tcW w:w="1050" w:type="pct"/>
-            <w:vAlign w:val="center"/>
-          </w:tcPr>
-          <w:p>
-            <w:pPr>
-              <w:keepNext/>
-              <w:jc w:val="center"/>
-            </w:pPr>
-            <w:r>
-              <w:rPr>
-                <w:rFonts w:hint="eastAsia"/>
-                <w:b w:val="0"/>
-                <w:sz w:val="21"/>
-              </w:rPr>
-              <w:t>322.9195→352.2401</w:t>
-            </w:r>
-          </w:p>
-        </w:tc>
-        <w:tc>
-          <w:tcPr>
-            <w:tcW w:w="2200" w:type="pct"/>
-            <w:vAlign w:val="center"/>
-          </w:tcPr>
-          <w:p>
-            <w:pPr>
-              <w:keepNext/>
-              <w:jc w:val="left"/>
-            </w:pPr>
-            <w:r>
-              <w:rPr>
-                <w:rFonts w:hint="eastAsia"/>
-                <w:b w:val="0"/>
-                <w:sz w:val="21"/>
-              </w:rPr>
-              <w:t>雄安科技创新天使基金一期、嘉兴源益股权投资、深圳逐星者投资</w:t>
-            </w:r>
-          </w:p>
-        </w:tc>
-        <w:tc>
-          <w:tcPr>
-            <w:tcW w:w="1000" w:type="pct"/>
-            <w:vAlign w:val="center"/>
-          </w:tcPr>
-          <w:p>
-            <w:pPr>
-              <w:keepNext/>
-              <w:jc w:val="center"/>
-            </w:pPr>
-            <w:r>
-              <w:rPr>
-                <w:rFonts w:hint="eastAsia"/>
-                <w:b w:val="0"/>
-                <w:sz w:val="21"/>
-              </w:rPr>
-              <w:t>8.2142%</w:t>
-            </w:r>
-          </w:p>
-        </w:tc>
-      </w:tr>
-      <w:tr>
-        <w:trPr>
-          <w:cantSplit/>
-        </w:trPr>
-        <w:tc>
-          <w:tcPr>
-            <w:tcW w:w="750" w:type="pct"/>
-            <w:tcBorders>
-              <w:bottom w:val="single" w:sz="12" w:space="0" w:color="010000"/>
-            </w:tcBorders>
-            <w:vAlign w:val="center"/>
-          </w:tcPr>
-          <w:p>
-            <w:pPr>
-              <w:keepNext/>
-              <w:jc w:val="center"/>
-            </w:pPr>
-            <w:r>
-              <w:rPr>
-                <w:rFonts w:hint="eastAsia"/>
-                <w:b w:val="0"/>
-                <w:sz w:val="21"/>
-              </w:rPr>
-              <w:t>2026年8月</w:t>
-            </w:r>
-          </w:p>
-        </w:tc>
-        <w:tc>
-          <w:tcPr>
-            <w:tcW w:w="1050" w:type="pct"/>
-            <w:tcBorders>
-              <w:bottom w:val="single" w:sz="12" w:space="0" w:color="010000"/>
-            </w:tcBorders>
-            <w:vAlign w:val="center"/>
-          </w:tcPr>
-          <w:p>
-            <w:pPr>
-              <w:keepNext/>
-              <w:jc w:val="center"/>
-            </w:pPr>
-            <w:r>
-              <w:rPr>
-                <w:rFonts w:hint="eastAsia"/>
-                <w:b w:val="0"/>
-                <w:sz w:val="21"/>
-              </w:rPr>
-              <w:t>352.2401→361.6699</w:t>
-            </w:r>
-          </w:p>
-        </w:tc>
-        <w:tc>
-          <w:tcPr>
-            <w:tcW w:w="2200" w:type="pct"/>
-            <w:tcBorders>
-              <w:bottom w:val="single" w:sz="12" w:space="0" w:color="010000"/>
-            </w:tcBorders>
-            <w:vAlign w:val="center"/>
-          </w:tcPr>
-          <w:p>
-            <w:pPr>
-              <w:keepNext/>
-              <w:jc w:val="left"/>
-            </w:pPr>
-            <w:r>
-              <w:rPr>
-                <w:rFonts w:hint="eastAsia"/>
-                <w:b w:val="0"/>
-                <w:sz w:val="21"/>
-              </w:rPr>
-              <w:t>原股东海南未来共赢增资</w:t>
-            </w:r>
-          </w:p>
-        </w:tc>
-        <w:tc>
-          <w:tcPr>
-            <w:tcW w:w="1000" w:type="pct"/>
-            <w:tcBorders>
-              <w:bottom w:val="single" w:sz="12" w:space="0" w:color="010000"/>
-            </w:tcBorders>
-            <w:vAlign w:val="center"/>
-          </w:tcPr>
-          <w:p>
-            <w:pPr>
-              <w:keepNext/>
-              <w:jc w:val="center"/>
-            </w:pPr>
-            <w:r>
-              <w:rPr>
-                <w:rFonts w:hint="eastAsia"/>
-                <w:b w:val="0"/>
-                <w:sz w:val="21"/>
-              </w:rPr>
-              <w:t>—</w:t>
-            </w:r>
-          </w:p>
-        </w:tc>
-      </w:tr>
-    </w:tbl>
-    <w:p>
-      <w:pPr>
         <w:pStyle w:val="004"/>
       </w:pPr>
       <w:r>
@@ -1400,422 +730,7 @@
           <w:rFonts w:hint="eastAsia"/>
           <w:b w:val="0"/>
         </w:rPr>
-        <w:t>公司注册资本变更情况如下：</w:t>
-      </w:r>
-    </w:p>
-    <w:p>
-      <w:pPr>
-        <w:pStyle w:val="a5"/>
-      </w:pPr>
-      <w:r>
-        <w:rPr>
-          <w:rFonts w:hint="eastAsia"/>
-          <w:b w:val="0"/>
-          <w:sz w:val="21"/>
-        </w:rPr>
-        <w:t>单位：万元</w:t>
-      </w:r>
-    </w:p>
-    <w:tbl>
-      <w:tblPr>
-        <w:tblW w:w="5000" w:type="pct"/>
-        <w:jc w:val="center"/>
-        <w:tblBorders>
-          <w:top w:val="single" w:sz="12" w:space="0" w:color="010000"/>
-          <w:left w:val="single" w:sz="12" w:space="0" w:color="010000"/>
-          <w:bottom w:val="single" w:sz="12" w:space="0" w:color="010000"/>
-          <w:right w:val="single" w:sz="12" w:space="0" w:color="010000"/>
-          <w:insideH w:val="single" w:sz="4" w:space="0" w:color="010000"/>
-          <w:insideV w:val="single" w:sz="4" w:space="0" w:color="010000"/>
-        </w:tblBorders>
-        <w:tblLook w:val="04A0" w:firstRow="1" w:lastRow="0" w:firstColumn="1" w:lastColumn="0" w:noHBand="0" w:noVBand="1"/>
-      </w:tblPr>
-      <w:tblGrid>
-        <w:gridCol w:w="2076"/>
-        <w:gridCol w:w="2076"/>
-        <w:gridCol w:w="2076"/>
-        <w:gridCol w:w="2076"/>
-      </w:tblGrid>
-      <w:tr>
-        <w:trPr>
-          <w:cantSplit/>
-          <w:tblHeader/>
-        </w:trPr>
-        <w:tc>
-          <w:tcPr>
-            <w:tcW w:w="750" w:type="pct"/>
-            <w:tcBorders>
-              <w:top w:val="single" w:sz="12" w:space="0" w:color="010000"/>
-              <w:bottom w:val="single" w:sz="4" w:space="0" w:color="010000"/>
-            </w:tcBorders>
-            <w:vAlign w:val="center"/>
-          </w:tcPr>
-          <w:p>
-            <w:pPr>
-              <w:keepNext/>
-              <w:jc w:val="center"/>
-            </w:pPr>
-            <w:r>
-              <w:rPr>
-                <w:rFonts w:hint="eastAsia"/>
-                <w:b/>
-                <w:sz w:val="21"/>
-              </w:rPr>
-              <w:t>时间</w:t>
-            </w:r>
-          </w:p>
-        </w:tc>
-        <w:tc>
-          <w:tcPr>
-            <w:tcW w:w="1050" w:type="pct"/>
-            <w:tcBorders>
-              <w:top w:val="single" w:sz="12" w:space="0" w:color="010000"/>
-              <w:bottom w:val="single" w:sz="4" w:space="0" w:color="010000"/>
-            </w:tcBorders>
-            <w:vAlign w:val="center"/>
-          </w:tcPr>
-          <w:p>
-            <w:pPr>
-              <w:keepNext/>
-              <w:jc w:val="center"/>
-            </w:pPr>
-            <w:r>
-              <w:rPr>
-                <w:rFonts w:hint="eastAsia"/>
-                <w:b/>
-                <w:sz w:val="21"/>
-              </w:rPr>
-              <w:t>注册资本变更</w:t>
-            </w:r>
-          </w:p>
-        </w:tc>
-        <w:tc>
-          <w:tcPr>
-            <w:tcW w:w="2200" w:type="pct"/>
-            <w:tcBorders>
-              <w:top w:val="single" w:sz="12" w:space="0" w:color="010000"/>
-              <w:bottom w:val="single" w:sz="4" w:space="0" w:color="010000"/>
-            </w:tcBorders>
-            <w:vAlign w:val="center"/>
-          </w:tcPr>
-          <w:p>
-            <w:pPr>
-              <w:keepNext/>
-              <w:jc w:val="center"/>
-            </w:pPr>
-            <w:r>
-              <w:rPr>
-                <w:rFonts w:hint="eastAsia"/>
-                <w:b/>
-                <w:sz w:val="21"/>
-              </w:rPr>
-              <w:t>新进股东</w:t>
-            </w:r>
-          </w:p>
-        </w:tc>
-        <w:tc>
-          <w:tcPr>
-            <w:tcW w:w="1000" w:type="pct"/>
-            <w:tcBorders>
-              <w:top w:val="single" w:sz="12" w:space="0" w:color="010000"/>
-              <w:bottom w:val="single" w:sz="4" w:space="0" w:color="010000"/>
-            </w:tcBorders>
-            <w:vAlign w:val="center"/>
-          </w:tcPr>
-          <w:p>
-            <w:pPr>
-              <w:keepNext/>
-              <w:jc w:val="center"/>
-            </w:pPr>
-            <w:r>
-              <w:rPr>
-                <w:rFonts w:hint="eastAsia"/>
-                <w:b/>
-                <w:sz w:val="21"/>
-              </w:rPr>
-              <w:t>新进股东合计持股</w:t>
-            </w:r>
-          </w:p>
-        </w:tc>
-      </w:tr>
-      <w:tr>
-        <w:trPr>
-          <w:cantSplit/>
-        </w:trPr>
-        <w:tc>
-          <w:tcPr>
-            <w:tcW w:w="750" w:type="pct"/>
-            <w:vAlign w:val="center"/>
-          </w:tcPr>
-          <w:p>
-            <w:pPr>
-              <w:keepNext/>
-              <w:jc w:val="center"/>
-            </w:pPr>
-            <w:r>
-              <w:rPr>
-                <w:rFonts w:hint="eastAsia"/>
-                <w:b w:val="0"/>
-                <w:sz w:val="21"/>
-              </w:rPr>
-              <w:t>2022年10月</w:t>
-            </w:r>
-          </w:p>
-        </w:tc>
-        <w:tc>
-          <w:tcPr>
-            <w:tcW w:w="1050" w:type="pct"/>
-            <w:vAlign w:val="center"/>
-          </w:tcPr>
-          <w:p>
-            <w:pPr>
-              <w:keepNext/>
-              <w:jc w:val="center"/>
-            </w:pPr>
-            <w:r>
-              <w:rPr>
-                <w:rFonts w:hint="eastAsia"/>
-                <w:b w:val="0"/>
-                <w:sz w:val="21"/>
-              </w:rPr>
-              <w:t>300→342.8571</w:t>
-            </w:r>
-          </w:p>
-        </w:tc>
-        <w:tc>
-          <w:tcPr>
-            <w:tcW w:w="2200" w:type="pct"/>
-            <w:vAlign w:val="center"/>
-          </w:tcPr>
-          <w:p>
-            <w:pPr>
-              <w:keepNext/>
-              <w:jc w:val="left"/>
-            </w:pPr>
-            <w:r>
-              <w:rPr>
-                <w:rFonts w:hint="eastAsia"/>
-                <w:b w:val="0"/>
-                <w:sz w:val="21"/>
-              </w:rPr>
-              <w:t>青岛元禾原点</w:t>
-            </w:r>
-          </w:p>
-        </w:tc>
-        <w:tc>
-          <w:tcPr>
-            <w:tcW w:w="1000" w:type="pct"/>
-            <w:vAlign w:val="center"/>
-          </w:tcPr>
-          <w:p>
-            <w:pPr>
-              <w:keepNext/>
-              <w:jc w:val="center"/>
-            </w:pPr>
-            <w:r>
-              <w:rPr>
-                <w:rFonts w:hint="eastAsia"/>
-                <w:b w:val="0"/>
-                <w:sz w:val="21"/>
-              </w:rPr>
-              <w:t>12.5000%</w:t>
-            </w:r>
-          </w:p>
-        </w:tc>
-      </w:tr>
-      <w:tr>
-        <w:trPr>
-          <w:cantSplit/>
-        </w:trPr>
-        <w:tc>
-          <w:tcPr>
-            <w:tcW w:w="750" w:type="pct"/>
-            <w:vAlign w:val="center"/>
-          </w:tcPr>
-          <w:p>
-            <w:pPr>
-              <w:keepNext/>
-              <w:jc w:val="center"/>
-            </w:pPr>
-            <w:r>
-              <w:rPr>
-                <w:rFonts w:hint="eastAsia"/>
-                <w:b w:val="0"/>
-                <w:sz w:val="21"/>
-              </w:rPr>
-              <w:t>2025年2月</w:t>
-            </w:r>
-          </w:p>
-        </w:tc>
-        <w:tc>
-          <w:tcPr>
-            <w:tcW w:w="1050" w:type="pct"/>
-            <w:vAlign w:val="center"/>
-          </w:tcPr>
-          <w:p>
-            <w:pPr>
-              <w:keepNext/>
-              <w:jc w:val="center"/>
-            </w:pPr>
-            <w:r>
-              <w:rPr>
-                <w:rFonts w:hint="eastAsia"/>
-                <w:b w:val="0"/>
-                <w:sz w:val="21"/>
-              </w:rPr>
-              <w:t>342.8571→414.2857</w:t>
-            </w:r>
-          </w:p>
-        </w:tc>
-        <w:tc>
-          <w:tcPr>
-            <w:tcW w:w="2200" w:type="pct"/>
-            <w:vAlign w:val="center"/>
-          </w:tcPr>
-          <w:p>
-            <w:pPr>
-              <w:keepNext/>
-              <w:jc w:val="left"/>
-            </w:pPr>
-            <w:r>
-              <w:rPr>
-                <w:rFonts w:hint="eastAsia"/>
-                <w:b w:val="0"/>
-                <w:sz w:val="21"/>
-              </w:rPr>
-              <w:t>衢州厚雪丰木、上海厚雪为新、上海厚雪私募、侯昊翔</w:t>
-            </w:r>
-          </w:p>
-        </w:tc>
-        <w:tc>
-          <w:tcPr>
-            <w:tcW w:w="1000" w:type="pct"/>
-            <w:vAlign w:val="center"/>
-          </w:tcPr>
-          <w:p>
-            <w:pPr>
-              <w:keepNext/>
-              <w:jc w:val="center"/>
-            </w:pPr>
-            <w:r>
-              <w:rPr>
-                <w:rFonts w:hint="eastAsia"/>
-                <w:b w:val="0"/>
-                <w:sz w:val="21"/>
-              </w:rPr>
-              <w:t>17.2414%</w:t>
-            </w:r>
-          </w:p>
-        </w:tc>
-      </w:tr>
-      <w:tr>
-        <w:trPr>
-          <w:cantSplit/>
-        </w:trPr>
-        <w:tc>
-          <w:tcPr>
-            <w:tcW w:w="750" w:type="pct"/>
-            <w:tcBorders>
-              <w:bottom w:val="single" w:sz="12" w:space="0" w:color="010000"/>
-            </w:tcBorders>
-            <w:vAlign w:val="center"/>
-          </w:tcPr>
-          <w:p>
-            <w:pPr>
-              <w:keepNext/>
-              <w:jc w:val="center"/>
-            </w:pPr>
-            <w:r>
-              <w:rPr>
-                <w:rFonts w:hint="eastAsia"/>
-                <w:b w:val="0"/>
-                <w:sz w:val="21"/>
-              </w:rPr>
-              <w:t>2025年8月</w:t>
-            </w:r>
-          </w:p>
-        </w:tc>
-        <w:tc>
-          <w:tcPr>
-            <w:tcW w:w="1050" w:type="pct"/>
-            <w:tcBorders>
-              <w:bottom w:val="single" w:sz="12" w:space="0" w:color="010000"/>
-            </w:tcBorders>
-            <w:vAlign w:val="center"/>
-          </w:tcPr>
-          <w:p>
-            <w:pPr>
-              <w:keepNext/>
-              <w:jc w:val="center"/>
-            </w:pPr>
-            <w:r>
-              <w:rPr>
-                <w:rFonts w:hint="eastAsia"/>
-                <w:b w:val="0"/>
-                <w:sz w:val="21"/>
-              </w:rPr>
-              <w:t>414.2857→451.5714</w:t>
-            </w:r>
-          </w:p>
-        </w:tc>
-        <w:tc>
-          <w:tcPr>
-            <w:tcW w:w="2200" w:type="pct"/>
-            <w:tcBorders>
-              <w:bottom w:val="single" w:sz="12" w:space="0" w:color="010000"/>
-            </w:tcBorders>
-            <w:vAlign w:val="center"/>
-          </w:tcPr>
-          <w:p>
-            <w:pPr>
-              <w:keepNext/>
-              <w:jc w:val="left"/>
-            </w:pPr>
-            <w:r>
-              <w:rPr>
-                <w:rFonts w:hint="eastAsia"/>
-                <w:b w:val="0"/>
-                <w:sz w:val="21"/>
-              </w:rPr>
-              <w:t>马鞍山尚颀智能创业投资基金</w:t>
-            </w:r>
-          </w:p>
-        </w:tc>
-        <w:tc>
-          <w:tcPr>
-            <w:tcW w:w="1000" w:type="pct"/>
-            <w:tcBorders>
-              <w:bottom w:val="single" w:sz="12" w:space="0" w:color="010000"/>
-            </w:tcBorders>
-            <w:vAlign w:val="center"/>
-          </w:tcPr>
-          <w:p>
-            <w:pPr>
-              <w:keepNext/>
-              <w:jc w:val="center"/>
-            </w:pPr>
-            <w:r>
-              <w:rPr>
-                <w:rFonts w:hint="eastAsia"/>
-                <w:b w:val="0"/>
-                <w:sz w:val="21"/>
-              </w:rPr>
-              <w:t>8.2569%</w:t>
-            </w:r>
-          </w:p>
-        </w:tc>
-      </w:tr>
-    </w:tbl>
-    <w:p>
-      <w:pPr>
-        <w:pStyle w:val="005"/>
-      </w:pPr>
-      <w:r>
-        <w:rPr>
-          <w:rFonts w:hint="eastAsia"/>
-          <w:b w:val="0"/>
-        </w:rPr>
-        <w:t>三轮增资的新进股东认缴出资额与当期注册资本增加额一致，持股比例可直接用于估值测算。</w:t>
+        <w:t>三轮融资的新进股东认缴出资额与当期注册资本增加额一致，持股比例可直接用于估值测算。</w:t>
       </w:r>
     </w:p>
     <w:p>
@@ -2265,422 +1180,7 @@
           <w:rFonts w:hint="eastAsia"/>
           <w:b w:val="0"/>
         </w:rPr>
-        <w:t>公司注册资本变更情况如下：</w:t>
-      </w:r>
-    </w:p>
-    <w:p>
-      <w:pPr>
-        <w:pStyle w:val="a5"/>
-      </w:pPr>
-      <w:r>
-        <w:rPr>
-          <w:rFonts w:hint="eastAsia"/>
-          <w:b w:val="0"/>
-          <w:sz w:val="21"/>
-        </w:rPr>
-        <w:t>单位：万元</w:t>
-      </w:r>
-    </w:p>
-    <w:tbl>
-      <w:tblPr>
-        <w:tblW w:w="5000" w:type="pct"/>
-        <w:jc w:val="center"/>
-        <w:tblBorders>
-          <w:top w:val="single" w:sz="12" w:space="0" w:color="010000"/>
-          <w:left w:val="single" w:sz="12" w:space="0" w:color="010000"/>
-          <w:bottom w:val="single" w:sz="12" w:space="0" w:color="010000"/>
-          <w:right w:val="single" w:sz="12" w:space="0" w:color="010000"/>
-          <w:insideH w:val="single" w:sz="4" w:space="0" w:color="010000"/>
-          <w:insideV w:val="single" w:sz="4" w:space="0" w:color="010000"/>
-        </w:tblBorders>
-        <w:tblLook w:val="04A0" w:firstRow="1" w:lastRow="0" w:firstColumn="1" w:lastColumn="0" w:noHBand="0" w:noVBand="1"/>
-      </w:tblPr>
-      <w:tblGrid>
-        <w:gridCol w:w="2076"/>
-        <w:gridCol w:w="2076"/>
-        <w:gridCol w:w="2076"/>
-        <w:gridCol w:w="2076"/>
-      </w:tblGrid>
-      <w:tr>
-        <w:trPr>
-          <w:cantSplit/>
-          <w:tblHeader/>
-        </w:trPr>
-        <w:tc>
-          <w:tcPr>
-            <w:tcW w:w="750" w:type="pct"/>
-            <w:tcBorders>
-              <w:top w:val="single" w:sz="12" w:space="0" w:color="010000"/>
-              <w:bottom w:val="single" w:sz="4" w:space="0" w:color="010000"/>
-            </w:tcBorders>
-            <w:vAlign w:val="center"/>
-          </w:tcPr>
-          <w:p>
-            <w:pPr>
-              <w:keepNext/>
-              <w:jc w:val="center"/>
-            </w:pPr>
-            <w:r>
-              <w:rPr>
-                <w:rFonts w:hint="eastAsia"/>
-                <w:b/>
-                <w:sz w:val="21"/>
-              </w:rPr>
-              <w:t>时间</w:t>
-            </w:r>
-          </w:p>
-        </w:tc>
-        <w:tc>
-          <w:tcPr>
-            <w:tcW w:w="1050" w:type="pct"/>
-            <w:tcBorders>
-              <w:top w:val="single" w:sz="12" w:space="0" w:color="010000"/>
-              <w:bottom w:val="single" w:sz="4" w:space="0" w:color="010000"/>
-            </w:tcBorders>
-            <w:vAlign w:val="center"/>
-          </w:tcPr>
-          <w:p>
-            <w:pPr>
-              <w:keepNext/>
-              <w:jc w:val="center"/>
-            </w:pPr>
-            <w:r>
-              <w:rPr>
-                <w:rFonts w:hint="eastAsia"/>
-                <w:b/>
-                <w:sz w:val="21"/>
-              </w:rPr>
-              <w:t>注册资本变更</w:t>
-            </w:r>
-          </w:p>
-        </w:tc>
-        <w:tc>
-          <w:tcPr>
-            <w:tcW w:w="2200" w:type="pct"/>
-            <w:tcBorders>
-              <w:top w:val="single" w:sz="12" w:space="0" w:color="010000"/>
-              <w:bottom w:val="single" w:sz="4" w:space="0" w:color="010000"/>
-            </w:tcBorders>
-            <w:vAlign w:val="center"/>
-          </w:tcPr>
-          <w:p>
-            <w:pPr>
-              <w:keepNext/>
-              <w:jc w:val="center"/>
-            </w:pPr>
-            <w:r>
-              <w:rPr>
-                <w:rFonts w:hint="eastAsia"/>
-                <w:b/>
-                <w:sz w:val="21"/>
-              </w:rPr>
-              <w:t>新进股东</w:t>
-            </w:r>
-          </w:p>
-        </w:tc>
-        <w:tc>
-          <w:tcPr>
-            <w:tcW w:w="1000" w:type="pct"/>
-            <w:tcBorders>
-              <w:top w:val="single" w:sz="12" w:space="0" w:color="010000"/>
-              <w:bottom w:val="single" w:sz="4" w:space="0" w:color="010000"/>
-            </w:tcBorders>
-            <w:vAlign w:val="center"/>
-          </w:tcPr>
-          <w:p>
-            <w:pPr>
-              <w:keepNext/>
-              <w:jc w:val="center"/>
-            </w:pPr>
-            <w:r>
-              <w:rPr>
-                <w:rFonts w:hint="eastAsia"/>
-                <w:b/>
-                <w:sz w:val="21"/>
-              </w:rPr>
-              <w:t>新进股东合计持股</w:t>
-            </w:r>
-          </w:p>
-        </w:tc>
-      </w:tr>
-      <w:tr>
-        <w:trPr>
-          <w:cantSplit/>
-        </w:trPr>
-        <w:tc>
-          <w:tcPr>
-            <w:tcW w:w="750" w:type="pct"/>
-            <w:vAlign w:val="center"/>
-          </w:tcPr>
-          <w:p>
-            <w:pPr>
-              <w:keepNext/>
-              <w:jc w:val="center"/>
-            </w:pPr>
-            <w:r>
-              <w:rPr>
-                <w:rFonts w:hint="eastAsia"/>
-                <w:b w:val="0"/>
-                <w:sz w:val="21"/>
-              </w:rPr>
-              <w:t>2023年2月</w:t>
-            </w:r>
-          </w:p>
-        </w:tc>
-        <w:tc>
-          <w:tcPr>
-            <w:tcW w:w="1050" w:type="pct"/>
-            <w:vAlign w:val="center"/>
-          </w:tcPr>
-          <w:p>
-            <w:pPr>
-              <w:keepNext/>
-              <w:jc w:val="center"/>
-            </w:pPr>
-            <w:r>
-              <w:rPr>
-                <w:rFonts w:hint="eastAsia"/>
-                <w:b w:val="0"/>
-                <w:sz w:val="21"/>
-              </w:rPr>
-              <w:t>1600→1671.9577</w:t>
-            </w:r>
-          </w:p>
-        </w:tc>
-        <w:tc>
-          <w:tcPr>
-            <w:tcW w:w="2200" w:type="pct"/>
-            <w:vAlign w:val="center"/>
-          </w:tcPr>
-          <w:p>
-            <w:pPr>
-              <w:keepNext/>
-              <w:jc w:val="left"/>
-            </w:pPr>
-            <w:r>
-              <w:rPr>
-                <w:rFonts w:hint="eastAsia"/>
-                <w:b w:val="0"/>
-                <w:sz w:val="21"/>
-              </w:rPr>
-              <w:t>北京元航硬科技、李灵玲、杭州银杏源</w:t>
-            </w:r>
-          </w:p>
-        </w:tc>
-        <w:tc>
-          <w:tcPr>
-            <w:tcW w:w="1000" w:type="pct"/>
-            <w:vAlign w:val="center"/>
-          </w:tcPr>
-          <w:p>
-            <w:pPr>
-              <w:keepNext/>
-              <w:jc w:val="center"/>
-            </w:pPr>
-            <w:r>
-              <w:rPr>
-                <w:rFonts w:hint="eastAsia"/>
-                <w:b w:val="0"/>
-                <w:sz w:val="21"/>
-              </w:rPr>
-              <w:t>11.3924%</w:t>
-            </w:r>
-          </w:p>
-        </w:tc>
-      </w:tr>
-      <w:tr>
-        <w:trPr>
-          <w:cantSplit/>
-        </w:trPr>
-        <w:tc>
-          <w:tcPr>
-            <w:tcW w:w="750" w:type="pct"/>
-            <w:vAlign w:val="center"/>
-          </w:tcPr>
-          <w:p>
-            <w:pPr>
-              <w:keepNext/>
-              <w:jc w:val="center"/>
-            </w:pPr>
-            <w:r>
-              <w:rPr>
-                <w:rFonts w:hint="eastAsia"/>
-                <w:b w:val="0"/>
-                <w:sz w:val="21"/>
-              </w:rPr>
-              <w:t>2024年6月</w:t>
-            </w:r>
-          </w:p>
-        </w:tc>
-        <w:tc>
-          <w:tcPr>
-            <w:tcW w:w="1050" w:type="pct"/>
-            <w:vAlign w:val="center"/>
-          </w:tcPr>
-          <w:p>
-            <w:pPr>
-              <w:keepNext/>
-              <w:jc w:val="center"/>
-            </w:pPr>
-            <w:r>
-              <w:rPr>
-                <w:rFonts w:hint="eastAsia"/>
-                <w:b w:val="0"/>
-                <w:sz w:val="21"/>
-              </w:rPr>
-              <w:t>1671.9577→1809.1225</w:t>
-            </w:r>
-          </w:p>
-        </w:tc>
-        <w:tc>
-          <w:tcPr>
-            <w:tcW w:w="2200" w:type="pct"/>
-            <w:vAlign w:val="center"/>
-          </w:tcPr>
-          <w:p>
-            <w:pPr>
-              <w:keepNext/>
-              <w:jc w:val="left"/>
-            </w:pPr>
-            <w:r>
-              <w:rPr>
-                <w:rFonts w:hint="eastAsia"/>
-                <w:b w:val="0"/>
-                <w:sz w:val="21"/>
-              </w:rPr>
-              <w:t>太仓鑫六号、太仓智汇科创基金</w:t>
-            </w:r>
-          </w:p>
-        </w:tc>
-        <w:tc>
-          <w:tcPr>
-            <w:tcW w:w="1000" w:type="pct"/>
-            <w:vAlign w:val="center"/>
-          </w:tcPr>
-          <w:p>
-            <w:pPr>
-              <w:keepNext/>
-              <w:jc w:val="center"/>
-            </w:pPr>
-            <w:r>
-              <w:rPr>
-                <w:rFonts w:hint="eastAsia"/>
-                <w:b w:val="0"/>
-                <w:sz w:val="21"/>
-              </w:rPr>
-              <w:t>8.5060%</w:t>
-            </w:r>
-          </w:p>
-        </w:tc>
-      </w:tr>
-      <w:tr>
-        <w:trPr>
-          <w:cantSplit/>
-        </w:trPr>
-        <w:tc>
-          <w:tcPr>
-            <w:tcW w:w="750" w:type="pct"/>
-            <w:tcBorders>
-              <w:bottom w:val="single" w:sz="12" w:space="0" w:color="010000"/>
-            </w:tcBorders>
-            <w:vAlign w:val="center"/>
-          </w:tcPr>
-          <w:p>
-            <w:pPr>
-              <w:keepNext/>
-              <w:jc w:val="center"/>
-            </w:pPr>
-            <w:r>
-              <w:rPr>
-                <w:rFonts w:hint="eastAsia"/>
-                <w:b w:val="0"/>
-                <w:sz w:val="21"/>
-              </w:rPr>
-              <w:t>2024年10月</w:t>
-            </w:r>
-          </w:p>
-        </w:tc>
-        <w:tc>
-          <w:tcPr>
-            <w:tcW w:w="1050" w:type="pct"/>
-            <w:tcBorders>
-              <w:bottom w:val="single" w:sz="12" w:space="0" w:color="010000"/>
-            </w:tcBorders>
-            <w:vAlign w:val="center"/>
-          </w:tcPr>
-          <w:p>
-            <w:pPr>
-              <w:keepNext/>
-              <w:jc w:val="center"/>
-            </w:pPr>
-            <w:r>
-              <w:rPr>
-                <w:rFonts w:hint="eastAsia"/>
-                <w:b w:val="0"/>
-                <w:sz w:val="21"/>
-              </w:rPr>
-              <w:t>1809.1225→1871.506</w:t>
-            </w:r>
-          </w:p>
-        </w:tc>
-        <w:tc>
-          <w:tcPr>
-            <w:tcW w:w="2200" w:type="pct"/>
-            <w:tcBorders>
-              <w:bottom w:val="single" w:sz="12" w:space="0" w:color="010000"/>
-            </w:tcBorders>
-            <w:vAlign w:val="center"/>
-          </w:tcPr>
-          <w:p>
-            <w:pPr>
-              <w:keepNext/>
-              <w:jc w:val="left"/>
-            </w:pPr>
-            <w:r>
-              <w:rPr>
-                <w:rFonts w:hint="eastAsia"/>
-                <w:b w:val="0"/>
-                <w:sz w:val="21"/>
-              </w:rPr>
-              <w:t>深圳市高新投旗下两只基金</w:t>
-            </w:r>
-          </w:p>
-        </w:tc>
-        <w:tc>
-          <w:tcPr>
-            <w:tcW w:w="1000" w:type="pct"/>
-            <w:tcBorders>
-              <w:bottom w:val="single" w:sz="12" w:space="0" w:color="010000"/>
-            </w:tcBorders>
-            <w:vAlign w:val="center"/>
-          </w:tcPr>
-          <w:p>
-            <w:pPr>
-              <w:keepNext/>
-              <w:jc w:val="center"/>
-            </w:pPr>
-            <w:r>
-              <w:rPr>
-                <w:rFonts w:hint="eastAsia"/>
-                <w:b w:val="0"/>
-                <w:sz w:val="21"/>
-              </w:rPr>
-              <w:t>3.3333%</w:t>
-            </w:r>
-          </w:p>
-        </w:tc>
-      </w:tr>
-    </w:tbl>
-    <w:p>
-      <w:pPr>
-        <w:pStyle w:val="005"/>
-      </w:pPr>
-      <w:r>
-        <w:rPr>
-          <w:rFonts w:hint="eastAsia"/>
-          <w:b w:val="0"/>
-        </w:rPr>
-        <w:t>天使轮与Pre-A轮的新进股东认缴出资额高于当期注册资本增加额，两轮为增资与老股受让并行，表中持股比例取自工商登记的持股变动记录。Pre-A+轮新进股东认缴出资额与当期注册资本增加额一致。</w:t>
+        <w:t>天使轮与Pre-A轮为增资与老股受让并行，测算所用持股比例取自工商登记的持股变动记录。Pre-A+轮新进股东认缴出资额与当期注册资本增加额一致，持股比例可直接用于估值测算。</w:t>
       </w:r>
     </w:p>
     <w:p>
@@ -3215,592 +1715,7 @@
           <w:rFonts w:hint="eastAsia"/>
           <w:b w:val="0"/>
         </w:rPr>
-        <w:t>公司注册资本变更情况如下：</w:t>
-      </w:r>
-    </w:p>
-    <w:p>
-      <w:pPr>
-        <w:pStyle w:val="a5"/>
-      </w:pPr>
-      <w:r>
-        <w:rPr>
-          <w:rFonts w:hint="eastAsia"/>
-          <w:b w:val="0"/>
-          <w:sz w:val="21"/>
-        </w:rPr>
-        <w:t>单位：万元</w:t>
-      </w:r>
-    </w:p>
-    <w:tbl>
-      <w:tblPr>
-        <w:tblW w:w="5000" w:type="pct"/>
-        <w:jc w:val="center"/>
-        <w:tblBorders>
-          <w:top w:val="single" w:sz="12" w:space="0" w:color="010000"/>
-          <w:left w:val="single" w:sz="12" w:space="0" w:color="010000"/>
-          <w:bottom w:val="single" w:sz="12" w:space="0" w:color="010000"/>
-          <w:right w:val="single" w:sz="12" w:space="0" w:color="010000"/>
-          <w:insideH w:val="single" w:sz="4" w:space="0" w:color="010000"/>
-          <w:insideV w:val="single" w:sz="4" w:space="0" w:color="010000"/>
-        </w:tblBorders>
-        <w:tblLook w:val="04A0" w:firstRow="1" w:lastRow="0" w:firstColumn="1" w:lastColumn="0" w:noHBand="0" w:noVBand="1"/>
-      </w:tblPr>
-      <w:tblGrid>
-        <w:gridCol w:w="2076"/>
-        <w:gridCol w:w="2076"/>
-        <w:gridCol w:w="2076"/>
-        <w:gridCol w:w="2076"/>
-      </w:tblGrid>
-      <w:tr>
-        <w:trPr>
-          <w:cantSplit/>
-          <w:tblHeader/>
-        </w:trPr>
-        <w:tc>
-          <w:tcPr>
-            <w:tcW w:w="750" w:type="pct"/>
-            <w:tcBorders>
-              <w:top w:val="single" w:sz="12" w:space="0" w:color="010000"/>
-              <w:bottom w:val="single" w:sz="4" w:space="0" w:color="010000"/>
-            </w:tcBorders>
-            <w:vAlign w:val="center"/>
-          </w:tcPr>
-          <w:p>
-            <w:pPr>
-              <w:keepNext/>
-              <w:jc w:val="center"/>
-            </w:pPr>
-            <w:r>
-              <w:rPr>
-                <w:rFonts w:hint="eastAsia"/>
-                <w:b/>
-                <w:sz w:val="21"/>
-              </w:rPr>
-              <w:t>时间</w:t>
-            </w:r>
-          </w:p>
-        </w:tc>
-        <w:tc>
-          <w:tcPr>
-            <w:tcW w:w="1050" w:type="pct"/>
-            <w:tcBorders>
-              <w:top w:val="single" w:sz="12" w:space="0" w:color="010000"/>
-              <w:bottom w:val="single" w:sz="4" w:space="0" w:color="010000"/>
-            </w:tcBorders>
-            <w:vAlign w:val="center"/>
-          </w:tcPr>
-          <w:p>
-            <w:pPr>
-              <w:keepNext/>
-              <w:jc w:val="center"/>
-            </w:pPr>
-            <w:r>
-              <w:rPr>
-                <w:rFonts w:hint="eastAsia"/>
-                <w:b/>
-                <w:sz w:val="21"/>
-              </w:rPr>
-              <w:t>注册资本变更</w:t>
-            </w:r>
-          </w:p>
-        </w:tc>
-        <w:tc>
-          <w:tcPr>
-            <w:tcW w:w="2200" w:type="pct"/>
-            <w:tcBorders>
-              <w:top w:val="single" w:sz="12" w:space="0" w:color="010000"/>
-              <w:bottom w:val="single" w:sz="4" w:space="0" w:color="010000"/>
-            </w:tcBorders>
-            <w:vAlign w:val="center"/>
-          </w:tcPr>
-          <w:p>
-            <w:pPr>
-              <w:keepNext/>
-              <w:jc w:val="center"/>
-            </w:pPr>
-            <w:r>
-              <w:rPr>
-                <w:rFonts w:hint="eastAsia"/>
-                <w:b/>
-                <w:sz w:val="21"/>
-              </w:rPr>
-              <w:t>新进股东</w:t>
-            </w:r>
-          </w:p>
-        </w:tc>
-        <w:tc>
-          <w:tcPr>
-            <w:tcW w:w="1000" w:type="pct"/>
-            <w:tcBorders>
-              <w:top w:val="single" w:sz="12" w:space="0" w:color="010000"/>
-              <w:bottom w:val="single" w:sz="4" w:space="0" w:color="010000"/>
-            </w:tcBorders>
-            <w:vAlign w:val="center"/>
-          </w:tcPr>
-          <w:p>
-            <w:pPr>
-              <w:keepNext/>
-              <w:jc w:val="center"/>
-            </w:pPr>
-            <w:r>
-              <w:rPr>
-                <w:rFonts w:hint="eastAsia"/>
-                <w:b/>
-                <w:sz w:val="21"/>
-              </w:rPr>
-              <w:t>新进股东合计持股</w:t>
-            </w:r>
-          </w:p>
-        </w:tc>
-      </w:tr>
-      <w:tr>
-        <w:trPr>
-          <w:cantSplit/>
-        </w:trPr>
-        <w:tc>
-          <w:tcPr>
-            <w:tcW w:w="750" w:type="pct"/>
-            <w:vAlign w:val="center"/>
-          </w:tcPr>
-          <w:p>
-            <w:pPr>
-              <w:keepNext/>
-              <w:jc w:val="center"/>
-            </w:pPr>
-            <w:r>
-              <w:rPr>
-                <w:rFonts w:hint="eastAsia"/>
-                <w:b w:val="0"/>
-                <w:sz w:val="21"/>
-              </w:rPr>
-              <w:t>2023年10月</w:t>
-            </w:r>
-          </w:p>
-        </w:tc>
-        <w:tc>
-          <w:tcPr>
-            <w:tcW w:w="1050" w:type="pct"/>
-            <w:vAlign w:val="center"/>
-          </w:tcPr>
-          <w:p>
-            <w:pPr>
-              <w:keepNext/>
-              <w:jc w:val="center"/>
-            </w:pPr>
-            <w:r>
-              <w:rPr>
-                <w:rFonts w:hint="eastAsia"/>
-                <w:b w:val="0"/>
-                <w:sz w:val="21"/>
-              </w:rPr>
-              <w:t>185.6651→3567.5675</w:t>
-            </w:r>
-          </w:p>
-        </w:tc>
-        <w:tc>
-          <w:tcPr>
-            <w:tcW w:w="2200" w:type="pct"/>
-            <w:vAlign w:val="center"/>
-          </w:tcPr>
-          <w:p>
-            <w:pPr>
-              <w:keepNext/>
-              <w:jc w:val="left"/>
-            </w:pPr>
-            <w:r>
-              <w:rPr>
-                <w:rFonts w:hint="eastAsia"/>
-                <w:b w:val="0"/>
-                <w:sz w:val="21"/>
-              </w:rPr>
-              <w:t>资本公积转增，非按市价增资</w:t>
-            </w:r>
-          </w:p>
-        </w:tc>
-        <w:tc>
-          <w:tcPr>
-            <w:tcW w:w="1000" w:type="pct"/>
-            <w:vAlign w:val="center"/>
-          </w:tcPr>
-          <w:p>
-            <w:pPr>
-              <w:keepNext/>
-              <w:jc w:val="center"/>
-            </w:pPr>
-            <w:r>
-              <w:rPr>
-                <w:rFonts w:hint="eastAsia"/>
-                <w:b w:val="0"/>
-                <w:sz w:val="21"/>
-              </w:rPr>
-              <w:t>—</w:t>
-            </w:r>
-          </w:p>
-        </w:tc>
-      </w:tr>
-      <w:tr>
-        <w:trPr>
-          <w:cantSplit/>
-        </w:trPr>
-        <w:tc>
-          <w:tcPr>
-            <w:tcW w:w="750" w:type="pct"/>
-            <w:vAlign w:val="center"/>
-          </w:tcPr>
-          <w:p>
-            <w:pPr>
-              <w:keepNext/>
-              <w:jc w:val="center"/>
-            </w:pPr>
-            <w:r>
-              <w:rPr>
-                <w:rFonts w:hint="eastAsia"/>
-                <w:b w:val="0"/>
-                <w:sz w:val="21"/>
-              </w:rPr>
-              <w:t>2024年2月</w:t>
-            </w:r>
-          </w:p>
-        </w:tc>
-        <w:tc>
-          <w:tcPr>
-            <w:tcW w:w="1050" w:type="pct"/>
-            <w:vAlign w:val="center"/>
-          </w:tcPr>
-          <w:p>
-            <w:pPr>
-              <w:keepNext/>
-              <w:jc w:val="center"/>
-            </w:pPr>
-            <w:r>
-              <w:rPr>
-                <w:rFonts w:hint="eastAsia"/>
-                <w:b w:val="0"/>
-                <w:sz w:val="21"/>
-              </w:rPr>
-              <w:t>3567.5675→3755.3342</w:t>
-            </w:r>
-          </w:p>
-        </w:tc>
-        <w:tc>
-          <w:tcPr>
-            <w:tcW w:w="2200" w:type="pct"/>
-            <w:vAlign w:val="center"/>
-          </w:tcPr>
-          <w:p>
-            <w:pPr>
-              <w:keepNext/>
-              <w:jc w:val="left"/>
-            </w:pPr>
-            <w:r>
-              <w:rPr>
-                <w:rFonts w:hint="eastAsia"/>
-                <w:b w:val="0"/>
-                <w:sz w:val="21"/>
-              </w:rPr>
-              <w:t>国开科技创业投资</w:t>
-            </w:r>
-          </w:p>
-        </w:tc>
-        <w:tc>
-          <w:tcPr>
-            <w:tcW w:w="1000" w:type="pct"/>
-            <w:vAlign w:val="center"/>
-          </w:tcPr>
-          <w:p>
-            <w:pPr>
-              <w:keepNext/>
-              <w:jc w:val="center"/>
-            </w:pPr>
-            <w:r>
-              <w:rPr>
-                <w:rFonts w:hint="eastAsia"/>
-                <w:b w:val="0"/>
-                <w:sz w:val="21"/>
-              </w:rPr>
-              <w:t>5.0000%</w:t>
-            </w:r>
-          </w:p>
-        </w:tc>
-      </w:tr>
-      <w:tr>
-        <w:trPr>
-          <w:cantSplit/>
-        </w:trPr>
-        <w:tc>
-          <w:tcPr>
-            <w:tcW w:w="750" w:type="pct"/>
-            <w:vAlign w:val="center"/>
-          </w:tcPr>
-          <w:p>
-            <w:pPr>
-              <w:keepNext/>
-              <w:jc w:val="center"/>
-            </w:pPr>
-            <w:r>
-              <w:rPr>
-                <w:rFonts w:hint="eastAsia"/>
-                <w:b w:val="0"/>
-                <w:sz w:val="21"/>
-              </w:rPr>
-              <w:t>2025年4月</w:t>
-            </w:r>
-          </w:p>
-        </w:tc>
-        <w:tc>
-          <w:tcPr>
-            <w:tcW w:w="1050" w:type="pct"/>
-            <w:vAlign w:val="center"/>
-          </w:tcPr>
-          <w:p>
-            <w:pPr>
-              <w:keepNext/>
-              <w:jc w:val="center"/>
-            </w:pPr>
-            <w:r>
-              <w:rPr>
-                <w:rFonts w:hint="eastAsia"/>
-                <w:b w:val="0"/>
-                <w:sz w:val="21"/>
-              </w:rPr>
-              <w:t>3755.3342→4125.8605</w:t>
-            </w:r>
-          </w:p>
-        </w:tc>
-        <w:tc>
-          <w:tcPr>
-            <w:tcW w:w="2200" w:type="pct"/>
-            <w:vAlign w:val="center"/>
-          </w:tcPr>
-          <w:p>
-            <w:pPr>
-              <w:keepNext/>
-              <w:jc w:val="left"/>
-            </w:pPr>
-            <w:r>
-              <w:rPr>
-                <w:rFonts w:hint="eastAsia"/>
-                <w:b w:val="0"/>
-                <w:sz w:val="21"/>
-              </w:rPr>
-              <w:t>无锡梁溪空天、天津远翼景昊、嘉兴晨金</w:t>
-            </w:r>
-          </w:p>
-        </w:tc>
-        <w:tc>
-          <w:tcPr>
-            <w:tcW w:w="1000" w:type="pct"/>
-            <w:vAlign w:val="center"/>
-          </w:tcPr>
-          <w:p>
-            <w:pPr>
-              <w:keepNext/>
-              <w:jc w:val="center"/>
-            </w:pPr>
-            <w:r>
-              <w:rPr>
-                <w:rFonts w:hint="eastAsia"/>
-                <w:b w:val="0"/>
-                <w:sz w:val="21"/>
-              </w:rPr>
-              <w:t>8.9806%</w:t>
-            </w:r>
-          </w:p>
-        </w:tc>
-      </w:tr>
-      <w:tr>
-        <w:trPr>
-          <w:cantSplit/>
-        </w:trPr>
-        <w:tc>
-          <w:tcPr>
-            <w:tcW w:w="750" w:type="pct"/>
-            <w:vAlign w:val="center"/>
-          </w:tcPr>
-          <w:p>
-            <w:pPr>
-              <w:keepNext/>
-              <w:jc w:val="center"/>
-            </w:pPr>
-            <w:r>
-              <w:rPr>
-                <w:rFonts w:hint="eastAsia"/>
-                <w:b w:val="0"/>
-                <w:sz w:val="21"/>
-              </w:rPr>
-              <w:t>2025年6月</w:t>
-            </w:r>
-          </w:p>
-        </w:tc>
-        <w:tc>
-          <w:tcPr>
-            <w:tcW w:w="1050" w:type="pct"/>
-            <w:vAlign w:val="center"/>
-          </w:tcPr>
-          <w:p>
-            <w:pPr>
-              <w:keepNext/>
-              <w:jc w:val="center"/>
-            </w:pPr>
-            <w:r>
-              <w:rPr>
-                <w:rFonts w:hint="eastAsia"/>
-                <w:b w:val="0"/>
-                <w:sz w:val="21"/>
-              </w:rPr>
-              <w:t>4125.8605→4251.0383</w:t>
-            </w:r>
-          </w:p>
-        </w:tc>
-        <w:tc>
-          <w:tcPr>
-            <w:tcW w:w="2200" w:type="pct"/>
-            <w:vAlign w:val="center"/>
-          </w:tcPr>
-          <w:p>
-            <w:pPr>
-              <w:keepNext/>
-              <w:jc w:val="left"/>
-            </w:pPr>
-            <w:r>
-              <w:rPr>
-                <w:rFonts w:hint="eastAsia"/>
-                <w:b w:val="0"/>
-                <w:sz w:val="21"/>
-              </w:rPr>
-              <w:t>原股东增资</w:t>
-            </w:r>
-          </w:p>
-        </w:tc>
-        <w:tc>
-          <w:tcPr>
-            <w:tcW w:w="1000" w:type="pct"/>
-            <w:vAlign w:val="center"/>
-          </w:tcPr>
-          <w:p>
-            <w:pPr>
-              <w:keepNext/>
-              <w:jc w:val="center"/>
-            </w:pPr>
-            <w:r>
-              <w:rPr>
-                <w:rFonts w:hint="eastAsia"/>
-                <w:b w:val="0"/>
-                <w:sz w:val="21"/>
-              </w:rPr>
-              <w:t>2.9446%</w:t>
-            </w:r>
-          </w:p>
-        </w:tc>
-      </w:tr>
-      <w:tr>
-        <w:trPr>
-          <w:cantSplit/>
-        </w:trPr>
-        <w:tc>
-          <w:tcPr>
-            <w:tcW w:w="750" w:type="pct"/>
-            <w:tcBorders>
-              <w:bottom w:val="single" w:sz="12" w:space="0" w:color="010000"/>
-            </w:tcBorders>
-            <w:vAlign w:val="center"/>
-          </w:tcPr>
-          <w:p>
-            <w:pPr>
-              <w:keepNext/>
-              <w:jc w:val="center"/>
-            </w:pPr>
-            <w:r>
-              <w:rPr>
-                <w:rFonts w:hint="eastAsia"/>
-                <w:b w:val="0"/>
-                <w:sz w:val="21"/>
-              </w:rPr>
-              <w:t>2025年11月</w:t>
-            </w:r>
-          </w:p>
-        </w:tc>
-        <w:tc>
-          <w:tcPr>
-            <w:tcW w:w="1050" w:type="pct"/>
-            <w:tcBorders>
-              <w:bottom w:val="single" w:sz="12" w:space="0" w:color="010000"/>
-            </w:tcBorders>
-            <w:vAlign w:val="center"/>
-          </w:tcPr>
-          <w:p>
-            <w:pPr>
-              <w:keepNext/>
-              <w:jc w:val="center"/>
-            </w:pPr>
-            <w:r>
-              <w:rPr>
-                <w:rFonts w:hint="eastAsia"/>
-                <w:b w:val="0"/>
-                <w:sz w:val="21"/>
-              </w:rPr>
-              <w:t>注册资本未变动</w:t>
-            </w:r>
-          </w:p>
-        </w:tc>
-        <w:tc>
-          <w:tcPr>
-            <w:tcW w:w="2200" w:type="pct"/>
-            <w:tcBorders>
-              <w:bottom w:val="single" w:sz="12" w:space="0" w:color="010000"/>
-            </w:tcBorders>
-            <w:vAlign w:val="center"/>
-          </w:tcPr>
-          <w:p>
-            <w:pPr>
-              <w:keepNext/>
-              <w:jc w:val="left"/>
-            </w:pPr>
-            <w:r>
-              <w:rPr>
-                <w:rFonts w:hint="eastAsia"/>
-                <w:b w:val="0"/>
-                <w:sz w:val="21"/>
-              </w:rPr>
-              <w:t>北科中发展启航基金、复琢投资受让老股</w:t>
-            </w:r>
-          </w:p>
-        </w:tc>
-        <w:tc>
-          <w:tcPr>
-            <w:tcW w:w="1000" w:type="pct"/>
-            <w:tcBorders>
-              <w:bottom w:val="single" w:sz="12" w:space="0" w:color="010000"/>
-            </w:tcBorders>
-            <w:vAlign w:val="center"/>
-          </w:tcPr>
-          <w:p>
-            <w:pPr>
-              <w:keepNext/>
-              <w:jc w:val="center"/>
-            </w:pPr>
-            <w:r>
-              <w:rPr>
-                <w:rFonts w:hint="eastAsia"/>
-                <w:b w:val="0"/>
-                <w:sz w:val="21"/>
-              </w:rPr>
-              <w:t>—</w:t>
-            </w:r>
-          </w:p>
-        </w:tc>
-      </w:tr>
-    </w:tbl>
-    <w:p>
-      <w:pPr>
-        <w:pStyle w:val="005"/>
-      </w:pPr>
-      <w:r>
-        <w:rPr>
-          <w:rFonts w:hint="eastAsia"/>
-          <w:b w:val="0"/>
-        </w:rPr>
-        <w:t>2023年10月注册资本由185.6651万元增至3567.5675万元，增幅约十八倍，属资本公积转增。该时点前后每单位注册资本对应的权益不可比，估值测算仅适用于转增之后的轮次。2025年4月一轮的新进股东认缴出资额合计高于当期注册资本增加额，为增资与老股受让并行；2025年11月一轮注册资本未发生变动，为老股转让。</w:t>
+        <w:t>公司2023年10月实施资本公积转增，注册资本由185.6651万元增至3567.5675万元，增幅约十八倍。该时点前后每单位注册资本对应的权益不可比。2025年11月一轮为老股转让，注册资本未发生变动。</w:t>
       </w:r>
     </w:p>
     <w:p>
@@ -4590,1102 +2505,7 @@
           <w:rFonts w:hint="eastAsia"/>
           <w:b w:val="0"/>
         </w:rPr>
-        <w:t>公司注册资本变更情况如下：</w:t>
-      </w:r>
-    </w:p>
-    <w:p>
-      <w:pPr>
-        <w:pStyle w:val="a5"/>
-      </w:pPr>
-      <w:r>
-        <w:rPr>
-          <w:rFonts w:hint="eastAsia"/>
-          <w:b w:val="0"/>
-          <w:sz w:val="21"/>
-        </w:rPr>
-        <w:t>单位：万元</w:t>
-      </w:r>
-    </w:p>
-    <w:tbl>
-      <w:tblPr>
-        <w:tblW w:w="5000" w:type="pct"/>
-        <w:jc w:val="center"/>
-        <w:tblBorders>
-          <w:top w:val="single" w:sz="12" w:space="0" w:color="010000"/>
-          <w:left w:val="single" w:sz="12" w:space="0" w:color="010000"/>
-          <w:bottom w:val="single" w:sz="12" w:space="0" w:color="010000"/>
-          <w:right w:val="single" w:sz="12" w:space="0" w:color="010000"/>
-          <w:insideH w:val="single" w:sz="4" w:space="0" w:color="010000"/>
-          <w:insideV w:val="single" w:sz="4" w:space="0" w:color="010000"/>
-        </w:tblBorders>
-        <w:tblLook w:val="04A0" w:firstRow="1" w:lastRow="0" w:firstColumn="1" w:lastColumn="0" w:noHBand="0" w:noVBand="1"/>
-      </w:tblPr>
-      <w:tblGrid>
-        <w:gridCol w:w="2076"/>
-        <w:gridCol w:w="2076"/>
-        <w:gridCol w:w="2076"/>
-        <w:gridCol w:w="2076"/>
-      </w:tblGrid>
-      <w:tr>
-        <w:trPr>
-          <w:cantSplit/>
-          <w:tblHeader/>
-        </w:trPr>
-        <w:tc>
-          <w:tcPr>
-            <w:tcW w:w="750" w:type="pct"/>
-            <w:tcBorders>
-              <w:top w:val="single" w:sz="12" w:space="0" w:color="010000"/>
-              <w:bottom w:val="single" w:sz="4" w:space="0" w:color="010000"/>
-            </w:tcBorders>
-            <w:vAlign w:val="center"/>
-          </w:tcPr>
-          <w:p>
-            <w:pPr>
-              <w:keepNext/>
-              <w:jc w:val="center"/>
-            </w:pPr>
-            <w:r>
-              <w:rPr>
-                <w:rFonts w:hint="eastAsia"/>
-                <w:b/>
-                <w:sz w:val="21"/>
-              </w:rPr>
-              <w:t>时间</w:t>
-            </w:r>
-          </w:p>
-        </w:tc>
-        <w:tc>
-          <w:tcPr>
-            <w:tcW w:w="1050" w:type="pct"/>
-            <w:tcBorders>
-              <w:top w:val="single" w:sz="12" w:space="0" w:color="010000"/>
-              <w:bottom w:val="single" w:sz="4" w:space="0" w:color="010000"/>
-            </w:tcBorders>
-            <w:vAlign w:val="center"/>
-          </w:tcPr>
-          <w:p>
-            <w:pPr>
-              <w:keepNext/>
-              <w:jc w:val="center"/>
-            </w:pPr>
-            <w:r>
-              <w:rPr>
-                <w:rFonts w:hint="eastAsia"/>
-                <w:b/>
-                <w:sz w:val="21"/>
-              </w:rPr>
-              <w:t>注册资本变更</w:t>
-            </w:r>
-          </w:p>
-        </w:tc>
-        <w:tc>
-          <w:tcPr>
-            <w:tcW w:w="2200" w:type="pct"/>
-            <w:tcBorders>
-              <w:top w:val="single" w:sz="12" w:space="0" w:color="010000"/>
-              <w:bottom w:val="single" w:sz="4" w:space="0" w:color="010000"/>
-            </w:tcBorders>
-            <w:vAlign w:val="center"/>
-          </w:tcPr>
-          <w:p>
-            <w:pPr>
-              <w:keepNext/>
-              <w:jc w:val="center"/>
-            </w:pPr>
-            <w:r>
-              <w:rPr>
-                <w:rFonts w:hint="eastAsia"/>
-                <w:b/>
-                <w:sz w:val="21"/>
-              </w:rPr>
-              <w:t>新进股东</w:t>
-            </w:r>
-          </w:p>
-        </w:tc>
-        <w:tc>
-          <w:tcPr>
-            <w:tcW w:w="1000" w:type="pct"/>
-            <w:tcBorders>
-              <w:top w:val="single" w:sz="12" w:space="0" w:color="010000"/>
-              <w:bottom w:val="single" w:sz="4" w:space="0" w:color="010000"/>
-            </w:tcBorders>
-            <w:vAlign w:val="center"/>
-          </w:tcPr>
-          <w:p>
-            <w:pPr>
-              <w:keepNext/>
-              <w:jc w:val="center"/>
-            </w:pPr>
-            <w:r>
-              <w:rPr>
-                <w:rFonts w:hint="eastAsia"/>
-                <w:b/>
-                <w:sz w:val="21"/>
-              </w:rPr>
-              <w:t>新进股东合计持股</w:t>
-            </w:r>
-          </w:p>
-        </w:tc>
-      </w:tr>
-      <w:tr>
-        <w:trPr>
-          <w:cantSplit/>
-        </w:trPr>
-        <w:tc>
-          <w:tcPr>
-            <w:tcW w:w="750" w:type="pct"/>
-            <w:vAlign w:val="center"/>
-          </w:tcPr>
-          <w:p>
-            <w:pPr>
-              <w:keepNext/>
-              <w:jc w:val="center"/>
-            </w:pPr>
-            <w:r>
-              <w:rPr>
-                <w:rFonts w:hint="eastAsia"/>
-                <w:b w:val="0"/>
-                <w:sz w:val="21"/>
-              </w:rPr>
-              <w:t>2021年11月</w:t>
-            </w:r>
-          </w:p>
-        </w:tc>
-        <w:tc>
-          <w:tcPr>
-            <w:tcW w:w="1050" w:type="pct"/>
-            <w:vAlign w:val="center"/>
-          </w:tcPr>
-          <w:p>
-            <w:pPr>
-              <w:keepNext/>
-              <w:jc w:val="center"/>
-            </w:pPr>
-            <w:r>
-              <w:rPr>
-                <w:rFonts w:hint="eastAsia"/>
-                <w:b w:val="0"/>
-                <w:sz w:val="21"/>
-              </w:rPr>
-              <w:t>100→1000</w:t>
-            </w:r>
-          </w:p>
-        </w:tc>
-        <w:tc>
-          <w:tcPr>
-            <w:tcW w:w="2200" w:type="pct"/>
-            <w:vAlign w:val="center"/>
-          </w:tcPr>
-          <w:p>
-            <w:pPr>
-              <w:keepNext/>
-              <w:jc w:val="left"/>
-            </w:pPr>
-            <w:r>
-              <w:rPr>
-                <w:rFonts w:hint="eastAsia"/>
-                <w:b w:val="0"/>
-                <w:sz w:val="21"/>
-              </w:rPr>
-              <w:t>上海星维浩瀚、蓝箭航天</w:t>
-            </w:r>
-          </w:p>
-        </w:tc>
-        <w:tc>
-          <w:tcPr>
-            <w:tcW w:w="1000" w:type="pct"/>
-            <w:vAlign w:val="center"/>
-          </w:tcPr>
-          <w:p>
-            <w:pPr>
-              <w:keepNext/>
-              <w:jc w:val="center"/>
-            </w:pPr>
-            <w:r>
-              <w:rPr>
-                <w:rFonts w:hint="eastAsia"/>
-                <w:b w:val="0"/>
-                <w:sz w:val="21"/>
-              </w:rPr>
-              <w:t>—</w:t>
-            </w:r>
-          </w:p>
-        </w:tc>
-      </w:tr>
-      <w:tr>
-        <w:trPr>
-          <w:cantSplit/>
-        </w:trPr>
-        <w:tc>
-          <w:tcPr>
-            <w:tcW w:w="750" w:type="pct"/>
-            <w:vAlign w:val="center"/>
-          </w:tcPr>
-          <w:p>
-            <w:pPr>
-              <w:keepNext/>
-              <w:jc w:val="center"/>
-            </w:pPr>
-            <w:r>
-              <w:rPr>
-                <w:rFonts w:hint="eastAsia"/>
-                <w:b w:val="0"/>
-                <w:sz w:val="21"/>
-              </w:rPr>
-              <w:t>2022年3月</w:t>
-            </w:r>
-          </w:p>
-        </w:tc>
-        <w:tc>
-          <w:tcPr>
-            <w:tcW w:w="1050" w:type="pct"/>
-            <w:vAlign w:val="center"/>
-          </w:tcPr>
-          <w:p>
-            <w:pPr>
-              <w:keepNext/>
-              <w:jc w:val="center"/>
-            </w:pPr>
-            <w:r>
-              <w:rPr>
-                <w:rFonts w:hint="eastAsia"/>
-                <w:b w:val="0"/>
-                <w:sz w:val="21"/>
-              </w:rPr>
-              <w:t>1000→1190.4762</w:t>
-            </w:r>
-          </w:p>
-        </w:tc>
-        <w:tc>
-          <w:tcPr>
-            <w:tcW w:w="2200" w:type="pct"/>
-            <w:vAlign w:val="center"/>
-          </w:tcPr>
-          <w:p>
-            <w:pPr>
-              <w:keepNext/>
-              <w:jc w:val="left"/>
-            </w:pPr>
-            <w:r>
-              <w:rPr>
-                <w:rFonts w:hint="eastAsia"/>
-                <w:b w:val="0"/>
-                <w:sz w:val="21"/>
-              </w:rPr>
-              <w:t>原股东增资</w:t>
-            </w:r>
-          </w:p>
-        </w:tc>
-        <w:tc>
-          <w:tcPr>
-            <w:tcW w:w="1000" w:type="pct"/>
-            <w:vAlign w:val="center"/>
-          </w:tcPr>
-          <w:p>
-            <w:pPr>
-              <w:keepNext/>
-              <w:jc w:val="center"/>
-            </w:pPr>
-            <w:r>
-              <w:rPr>
-                <w:rFonts w:hint="eastAsia"/>
-                <w:b w:val="0"/>
-                <w:sz w:val="21"/>
-              </w:rPr>
-              <w:t>—</w:t>
-            </w:r>
-          </w:p>
-        </w:tc>
-      </w:tr>
-      <w:tr>
-        <w:trPr>
-          <w:cantSplit/>
-        </w:trPr>
-        <w:tc>
-          <w:tcPr>
-            <w:tcW w:w="750" w:type="pct"/>
-            <w:vAlign w:val="center"/>
-          </w:tcPr>
-          <w:p>
-            <w:pPr>
-              <w:keepNext/>
-              <w:jc w:val="center"/>
-            </w:pPr>
-            <w:r>
-              <w:rPr>
-                <w:rFonts w:hint="eastAsia"/>
-                <w:b w:val="0"/>
-                <w:sz w:val="21"/>
-              </w:rPr>
-              <w:t>2022年8月</w:t>
-            </w:r>
-          </w:p>
-        </w:tc>
-        <w:tc>
-          <w:tcPr>
-            <w:tcW w:w="1050" w:type="pct"/>
-            <w:vAlign w:val="center"/>
-          </w:tcPr>
-          <w:p>
-            <w:pPr>
-              <w:keepNext/>
-              <w:jc w:val="center"/>
-            </w:pPr>
-            <w:r>
-              <w:rPr>
-                <w:rFonts w:hint="eastAsia"/>
-                <w:b w:val="0"/>
-                <w:sz w:val="21"/>
-              </w:rPr>
-              <w:t>1190.4762→1455.0263</w:t>
-            </w:r>
-          </w:p>
-        </w:tc>
-        <w:tc>
-          <w:tcPr>
-            <w:tcW w:w="2200" w:type="pct"/>
-            <w:vAlign w:val="center"/>
-          </w:tcPr>
-          <w:p>
-            <w:pPr>
-              <w:keepNext/>
-              <w:jc w:val="left"/>
-            </w:pPr>
-            <w:r>
-              <w:rPr>
-                <w:rFonts w:hint="eastAsia"/>
-                <w:b w:val="0"/>
-                <w:sz w:val="21"/>
-              </w:rPr>
-              <w:t>海南洋浦潜渊天擎、宁波澜溪创新、佛山光晟</w:t>
-            </w:r>
-          </w:p>
-        </w:tc>
-        <w:tc>
-          <w:tcPr>
-            <w:tcW w:w="1000" w:type="pct"/>
-            <w:vAlign w:val="center"/>
-          </w:tcPr>
-          <w:p>
-            <w:pPr>
-              <w:keepNext/>
-              <w:jc w:val="center"/>
-            </w:pPr>
-            <w:r>
-              <w:rPr>
-                <w:rFonts w:hint="eastAsia"/>
-                <w:b w:val="0"/>
-                <w:sz w:val="21"/>
-              </w:rPr>
-              <w:t>—</w:t>
-            </w:r>
-          </w:p>
-        </w:tc>
-      </w:tr>
-      <w:tr>
-        <w:trPr>
-          <w:cantSplit/>
-        </w:trPr>
-        <w:tc>
-          <w:tcPr>
-            <w:tcW w:w="750" w:type="pct"/>
-            <w:vAlign w:val="center"/>
-          </w:tcPr>
-          <w:p>
-            <w:pPr>
-              <w:keepNext/>
-              <w:jc w:val="center"/>
-            </w:pPr>
-            <w:r>
-              <w:rPr>
-                <w:rFonts w:hint="eastAsia"/>
-                <w:b w:val="0"/>
-                <w:sz w:val="21"/>
-              </w:rPr>
-              <w:t>2023年10月</w:t>
-            </w:r>
-          </w:p>
-        </w:tc>
-        <w:tc>
-          <w:tcPr>
-            <w:tcW w:w="1050" w:type="pct"/>
-            <w:vAlign w:val="center"/>
-          </w:tcPr>
-          <w:p>
-            <w:pPr>
-              <w:keepNext/>
-              <w:jc w:val="center"/>
-            </w:pPr>
-            <w:r>
-              <w:rPr>
-                <w:rFonts w:hint="eastAsia"/>
-                <w:b w:val="0"/>
-                <w:sz w:val="21"/>
-              </w:rPr>
-              <w:t>1455.0263→1798.5742</w:t>
-            </w:r>
-          </w:p>
-        </w:tc>
-        <w:tc>
-          <w:tcPr>
-            <w:tcW w:w="2200" w:type="pct"/>
-            <w:vAlign w:val="center"/>
-          </w:tcPr>
-          <w:p>
-            <w:pPr>
-              <w:keepNext/>
-              <w:jc w:val="left"/>
-            </w:pPr>
-            <w:r>
-              <w:rPr>
-                <w:rFonts w:hint="eastAsia"/>
-                <w:b w:val="0"/>
-                <w:sz w:val="21"/>
-              </w:rPr>
-              <w:t>华成智飞、华成智飞伙伴、马鞍山科威基石</w:t>
-            </w:r>
-          </w:p>
-        </w:tc>
-        <w:tc>
-          <w:tcPr>
-            <w:tcW w:w="1000" w:type="pct"/>
-            <w:vAlign w:val="center"/>
-          </w:tcPr>
-          <w:p>
-            <w:pPr>
-              <w:keepNext/>
-              <w:jc w:val="center"/>
-            </w:pPr>
-            <w:r>
-              <w:rPr>
-                <w:rFonts w:hint="eastAsia"/>
-                <w:b w:val="0"/>
-                <w:sz w:val="21"/>
-              </w:rPr>
-              <w:t>—</w:t>
-            </w:r>
-          </w:p>
-        </w:tc>
-      </w:tr>
-      <w:tr>
-        <w:trPr>
-          <w:cantSplit/>
-        </w:trPr>
-        <w:tc>
-          <w:tcPr>
-            <w:tcW w:w="750" w:type="pct"/>
-            <w:vAlign w:val="center"/>
-          </w:tcPr>
-          <w:p>
-            <w:pPr>
-              <w:keepNext/>
-              <w:jc w:val="center"/>
-            </w:pPr>
-            <w:r>
-              <w:rPr>
-                <w:rFonts w:hint="eastAsia"/>
-                <w:b w:val="0"/>
-                <w:sz w:val="21"/>
-              </w:rPr>
-              <w:t>2024年5月</w:t>
-            </w:r>
-          </w:p>
-        </w:tc>
-        <w:tc>
-          <w:tcPr>
-            <w:tcW w:w="1050" w:type="pct"/>
-            <w:vAlign w:val="center"/>
-          </w:tcPr>
-          <w:p>
-            <w:pPr>
-              <w:keepNext/>
-              <w:jc w:val="center"/>
-            </w:pPr>
-            <w:r>
-              <w:rPr>
-                <w:rFonts w:hint="eastAsia"/>
-                <w:b w:val="0"/>
-                <w:sz w:val="21"/>
-              </w:rPr>
-              <w:t>1798.5742→2234.2538</w:t>
-            </w:r>
-          </w:p>
-        </w:tc>
-        <w:tc>
-          <w:tcPr>
-            <w:tcW w:w="2200" w:type="pct"/>
-            <w:vAlign w:val="center"/>
-          </w:tcPr>
-          <w:p>
-            <w:pPr>
-              <w:keepNext/>
-              <w:jc w:val="left"/>
-            </w:pPr>
-            <w:r>
-              <w:rPr>
-                <w:rFonts w:hint="eastAsia"/>
-                <w:b w:val="0"/>
-                <w:sz w:val="21"/>
-              </w:rPr>
-              <w:t>增资与16.73%股权转让并行</w:t>
-            </w:r>
-          </w:p>
-        </w:tc>
-        <w:tc>
-          <w:tcPr>
-            <w:tcW w:w="1000" w:type="pct"/>
-            <w:vAlign w:val="center"/>
-          </w:tcPr>
-          <w:p>
-            <w:pPr>
-              <w:keepNext/>
-              <w:jc w:val="center"/>
-            </w:pPr>
-            <w:r>
-              <w:rPr>
-                <w:rFonts w:hint="eastAsia"/>
-                <w:b w:val="0"/>
-                <w:sz w:val="21"/>
-              </w:rPr>
-              <w:t>—</w:t>
-            </w:r>
-          </w:p>
-        </w:tc>
-      </w:tr>
-      <w:tr>
-        <w:trPr>
-          <w:cantSplit/>
-        </w:trPr>
-        <w:tc>
-          <w:tcPr>
-            <w:tcW w:w="750" w:type="pct"/>
-            <w:vAlign w:val="center"/>
-          </w:tcPr>
-          <w:p>
-            <w:pPr>
-              <w:keepNext/>
-              <w:jc w:val="center"/>
-            </w:pPr>
-            <w:r>
-              <w:rPr>
-                <w:rFonts w:hint="eastAsia"/>
-                <w:b w:val="0"/>
-                <w:sz w:val="21"/>
-              </w:rPr>
-              <w:t>2025年1月</w:t>
-            </w:r>
-          </w:p>
-        </w:tc>
-        <w:tc>
-          <w:tcPr>
-            <w:tcW w:w="1050" w:type="pct"/>
-            <w:vAlign w:val="center"/>
-          </w:tcPr>
-          <w:p>
-            <w:pPr>
-              <w:keepNext/>
-              <w:jc w:val="center"/>
-            </w:pPr>
-            <w:r>
-              <w:rPr>
-                <w:rFonts w:hint="eastAsia"/>
-                <w:b w:val="0"/>
-                <w:sz w:val="21"/>
-              </w:rPr>
-              <w:t>2234.2538→2552.2053</w:t>
-            </w:r>
-          </w:p>
-        </w:tc>
-        <w:tc>
-          <w:tcPr>
-            <w:tcW w:w="2200" w:type="pct"/>
-            <w:vAlign w:val="center"/>
-          </w:tcPr>
-          <w:p>
-            <w:pPr>
-              <w:keepNext/>
-              <w:jc w:val="left"/>
-            </w:pPr>
-            <w:r>
-              <w:rPr>
-                <w:rFonts w:hint="eastAsia"/>
-                <w:b w:val="0"/>
-                <w:sz w:val="21"/>
-              </w:rPr>
-              <w:t>通宇通讯、昆仑资本、北京市先进制造基金</w:t>
-            </w:r>
-          </w:p>
-        </w:tc>
-        <w:tc>
-          <w:tcPr>
-            <w:tcW w:w="1000" w:type="pct"/>
-            <w:vAlign w:val="center"/>
-          </w:tcPr>
-          <w:p>
-            <w:pPr>
-              <w:keepNext/>
-              <w:jc w:val="center"/>
-            </w:pPr>
-            <w:r>
-              <w:rPr>
-                <w:rFonts w:hint="eastAsia"/>
-                <w:b w:val="0"/>
-                <w:sz w:val="21"/>
-              </w:rPr>
-              <w:t>12.4577%</w:t>
-            </w:r>
-          </w:p>
-        </w:tc>
-      </w:tr>
-      <w:tr>
-        <w:trPr>
-          <w:cantSplit/>
-        </w:trPr>
-        <w:tc>
-          <w:tcPr>
-            <w:tcW w:w="750" w:type="pct"/>
-            <w:vAlign w:val="center"/>
-          </w:tcPr>
-          <w:p>
-            <w:pPr>
-              <w:keepNext/>
-              <w:jc w:val="center"/>
-            </w:pPr>
-            <w:r>
-              <w:rPr>
-                <w:rFonts w:hint="eastAsia"/>
-                <w:b w:val="0"/>
-                <w:sz w:val="21"/>
-              </w:rPr>
-              <w:t>2025年2月</w:t>
-            </w:r>
-          </w:p>
-        </w:tc>
-        <w:tc>
-          <w:tcPr>
-            <w:tcW w:w="1050" w:type="pct"/>
-            <w:vAlign w:val="center"/>
-          </w:tcPr>
-          <w:p>
-            <w:pPr>
-              <w:keepNext/>
-              <w:jc w:val="center"/>
-            </w:pPr>
-            <w:r>
-              <w:rPr>
-                <w:rFonts w:hint="eastAsia"/>
-                <w:b w:val="0"/>
-                <w:sz w:val="21"/>
-              </w:rPr>
-              <w:t>2552.2053→2852.9703</w:t>
-            </w:r>
-          </w:p>
-        </w:tc>
-        <w:tc>
-          <w:tcPr>
-            <w:tcW w:w="2200" w:type="pct"/>
-            <w:vAlign w:val="center"/>
-          </w:tcPr>
-          <w:p>
-            <w:pPr>
-              <w:keepNext/>
-              <w:jc w:val="left"/>
-            </w:pPr>
-            <w:r>
-              <w:rPr>
-                <w:rFonts w:hint="eastAsia"/>
-                <w:b w:val="0"/>
-                <w:sz w:val="21"/>
-              </w:rPr>
-              <w:t>白云基金、广电平云资本、北京京国管</w:t>
-            </w:r>
-          </w:p>
-        </w:tc>
-        <w:tc>
-          <w:tcPr>
-            <w:tcW w:w="1000" w:type="pct"/>
-            <w:vAlign w:val="center"/>
-          </w:tcPr>
-          <w:p>
-            <w:pPr>
-              <w:keepNext/>
-              <w:jc w:val="center"/>
-            </w:pPr>
-            <w:r>
-              <w:rPr>
-                <w:rFonts w:hint="eastAsia"/>
-                <w:b w:val="0"/>
-                <w:sz w:val="21"/>
-              </w:rPr>
-              <w:t>10.5421%</w:t>
-            </w:r>
-          </w:p>
-        </w:tc>
-      </w:tr>
-      <w:tr>
-        <w:trPr>
-          <w:cantSplit/>
-        </w:trPr>
-        <w:tc>
-          <w:tcPr>
-            <w:tcW w:w="750" w:type="pct"/>
-            <w:vAlign w:val="center"/>
-          </w:tcPr>
-          <w:p>
-            <w:pPr>
-              <w:keepNext/>
-              <w:jc w:val="center"/>
-            </w:pPr>
-            <w:r>
-              <w:rPr>
-                <w:rFonts w:hint="eastAsia"/>
-                <w:b w:val="0"/>
-                <w:sz w:val="21"/>
-              </w:rPr>
-              <w:t>2025年2月</w:t>
-            </w:r>
-          </w:p>
-        </w:tc>
-        <w:tc>
-          <w:tcPr>
-            <w:tcW w:w="1050" w:type="pct"/>
-            <w:vAlign w:val="center"/>
-          </w:tcPr>
-          <w:p>
-            <w:pPr>
-              <w:keepNext/>
-              <w:jc w:val="center"/>
-            </w:pPr>
-            <w:r>
-              <w:rPr>
-                <w:rFonts w:hint="eastAsia"/>
-                <w:b w:val="0"/>
-                <w:sz w:val="21"/>
-              </w:rPr>
-              <w:t>2852.9703→2990.4628</w:t>
-            </w:r>
-          </w:p>
-        </w:tc>
-        <w:tc>
-          <w:tcPr>
-            <w:tcW w:w="2200" w:type="pct"/>
-            <w:vAlign w:val="center"/>
-          </w:tcPr>
-          <w:p>
-            <w:pPr>
-              <w:keepNext/>
-              <w:jc w:val="left"/>
-            </w:pPr>
-            <w:r>
-              <w:rPr>
-                <w:rFonts w:hint="eastAsia"/>
-                <w:b w:val="0"/>
-                <w:sz w:val="21"/>
-              </w:rPr>
-              <w:t>雄安科技创新成长股权投资基金</w:t>
-            </w:r>
-          </w:p>
-        </w:tc>
-        <w:tc>
-          <w:tcPr>
-            <w:tcW w:w="1000" w:type="pct"/>
-            <w:vAlign w:val="center"/>
-          </w:tcPr>
-          <w:p>
-            <w:pPr>
-              <w:keepNext/>
-              <w:jc w:val="center"/>
-            </w:pPr>
-            <w:r>
-              <w:rPr>
-                <w:rFonts w:hint="eastAsia"/>
-                <w:b w:val="0"/>
-                <w:sz w:val="21"/>
-              </w:rPr>
-              <w:t>4.5977%</w:t>
-            </w:r>
-          </w:p>
-        </w:tc>
-      </w:tr>
-      <w:tr>
-        <w:trPr>
-          <w:cantSplit/>
-        </w:trPr>
-        <w:tc>
-          <w:tcPr>
-            <w:tcW w:w="750" w:type="pct"/>
-            <w:vAlign w:val="center"/>
-          </w:tcPr>
-          <w:p>
-            <w:pPr>
-              <w:keepNext/>
-              <w:jc w:val="center"/>
-            </w:pPr>
-            <w:r>
-              <w:rPr>
-                <w:rFonts w:hint="eastAsia"/>
-                <w:b w:val="0"/>
-                <w:sz w:val="21"/>
-              </w:rPr>
-              <w:t>2025年8月</w:t>
-            </w:r>
-          </w:p>
-        </w:tc>
-        <w:tc>
-          <w:tcPr>
-            <w:tcW w:w="1050" w:type="pct"/>
-            <w:vAlign w:val="center"/>
-          </w:tcPr>
-          <w:p>
-            <w:pPr>
-              <w:keepNext/>
-              <w:jc w:val="center"/>
-            </w:pPr>
-            <w:r>
-              <w:rPr>
-                <w:rFonts w:hint="eastAsia"/>
-                <w:b w:val="0"/>
-                <w:sz w:val="21"/>
-              </w:rPr>
-              <w:t>2990.4628→3521.5342</w:t>
-            </w:r>
-          </w:p>
-        </w:tc>
-        <w:tc>
-          <w:tcPr>
-            <w:tcW w:w="2200" w:type="pct"/>
-            <w:vAlign w:val="center"/>
-          </w:tcPr>
-          <w:p>
-            <w:pPr>
-              <w:keepNext/>
-              <w:jc w:val="left"/>
-            </w:pPr>
-            <w:r>
-              <w:rPr>
-                <w:rFonts w:hint="eastAsia"/>
-                <w:b w:val="0"/>
-                <w:sz w:val="21"/>
-              </w:rPr>
-              <w:t>湖北长江中信科基金</w:t>
-            </w:r>
-          </w:p>
-        </w:tc>
-        <w:tc>
-          <w:tcPr>
-            <w:tcW w:w="1000" w:type="pct"/>
-            <w:vAlign w:val="center"/>
-          </w:tcPr>
-          <w:p>
-            <w:pPr>
-              <w:keepNext/>
-              <w:jc w:val="center"/>
-            </w:pPr>
-            <w:r>
-              <w:rPr>
-                <w:rFonts w:hint="eastAsia"/>
-                <w:b w:val="0"/>
-                <w:sz w:val="21"/>
-              </w:rPr>
-              <w:t>15.0806%</w:t>
-            </w:r>
-          </w:p>
-        </w:tc>
-      </w:tr>
-      <w:tr>
-        <w:trPr>
-          <w:cantSplit/>
-        </w:trPr>
-        <w:tc>
-          <w:tcPr>
-            <w:tcW w:w="750" w:type="pct"/>
-            <w:vAlign w:val="center"/>
-          </w:tcPr>
-          <w:p>
-            <w:pPr>
-              <w:keepNext/>
-              <w:jc w:val="center"/>
-            </w:pPr>
-            <w:r>
-              <w:rPr>
-                <w:rFonts w:hint="eastAsia"/>
-                <w:b w:val="0"/>
-                <w:sz w:val="21"/>
-              </w:rPr>
-              <w:t>2025年12月</w:t>
-            </w:r>
-          </w:p>
-        </w:tc>
-        <w:tc>
-          <w:tcPr>
-            <w:tcW w:w="1050" w:type="pct"/>
-            <w:vAlign w:val="center"/>
-          </w:tcPr>
-          <w:p>
-            <w:pPr>
-              <w:keepNext/>
-              <w:jc w:val="center"/>
-            </w:pPr>
-            <w:r>
-              <w:rPr>
-                <w:rFonts w:hint="eastAsia"/>
-                <w:b w:val="0"/>
-                <w:sz w:val="21"/>
-              </w:rPr>
-              <w:t>3521.5342→3848.079</w:t>
-            </w:r>
-          </w:p>
-        </w:tc>
-        <w:tc>
-          <w:tcPr>
-            <w:tcW w:w="2200" w:type="pct"/>
-            <w:vAlign w:val="center"/>
-          </w:tcPr>
-          <w:p>
-            <w:pPr>
-              <w:keepNext/>
-              <w:jc w:val="left"/>
-            </w:pPr>
-            <w:r>
-              <w:rPr>
-                <w:rFonts w:hint="eastAsia"/>
-                <w:b w:val="0"/>
-                <w:sz w:val="21"/>
-              </w:rPr>
-              <w:t>北京经开区产业升级基金二期、北京汇瀛金丰</w:t>
-            </w:r>
-          </w:p>
-        </w:tc>
-        <w:tc>
-          <w:tcPr>
-            <w:tcW w:w="1000" w:type="pct"/>
-            <w:vAlign w:val="center"/>
-          </w:tcPr>
-          <w:p>
-            <w:pPr>
-              <w:keepNext/>
-              <w:jc w:val="center"/>
-            </w:pPr>
-            <w:r>
-              <w:rPr>
-                <w:rFonts w:hint="eastAsia"/>
-                <w:b w:val="0"/>
-                <w:sz w:val="21"/>
-              </w:rPr>
-              <w:t>8.4860%</w:t>
-            </w:r>
-          </w:p>
-        </w:tc>
-      </w:tr>
-      <w:tr>
-        <w:trPr>
-          <w:cantSplit/>
-        </w:trPr>
-        <w:tc>
-          <w:tcPr>
-            <w:tcW w:w="750" w:type="pct"/>
-            <w:tcBorders>
-              <w:bottom w:val="single" w:sz="12" w:space="0" w:color="010000"/>
-            </w:tcBorders>
-            <w:vAlign w:val="center"/>
-          </w:tcPr>
-          <w:p>
-            <w:pPr>
-              <w:keepNext/>
-              <w:jc w:val="center"/>
-            </w:pPr>
-            <w:r>
-              <w:rPr>
-                <w:rFonts w:hint="eastAsia"/>
-                <w:b w:val="0"/>
-                <w:sz w:val="21"/>
-              </w:rPr>
-              <w:t>2026年6月</w:t>
-            </w:r>
-          </w:p>
-        </w:tc>
-        <w:tc>
-          <w:tcPr>
-            <w:tcW w:w="1050" w:type="pct"/>
-            <w:tcBorders>
-              <w:bottom w:val="single" w:sz="12" w:space="0" w:color="010000"/>
-            </w:tcBorders>
-            <w:vAlign w:val="center"/>
-          </w:tcPr>
-          <w:p>
-            <w:pPr>
-              <w:keepNext/>
-              <w:jc w:val="center"/>
-            </w:pPr>
-            <w:r>
-              <w:rPr>
-                <w:rFonts w:hint="eastAsia"/>
-                <w:b w:val="0"/>
-                <w:sz w:val="21"/>
-              </w:rPr>
-              <w:t>3848.079→4680.6916</w:t>
-            </w:r>
-          </w:p>
-        </w:tc>
-        <w:tc>
-          <w:tcPr>
-            <w:tcW w:w="2200" w:type="pct"/>
-            <w:tcBorders>
-              <w:bottom w:val="single" w:sz="12" w:space="0" w:color="010000"/>
-            </w:tcBorders>
-            <w:vAlign w:val="center"/>
-          </w:tcPr>
-          <w:p>
-            <w:pPr>
-              <w:keepNext/>
-              <w:jc w:val="left"/>
-            </w:pPr>
-            <w:r>
-              <w:rPr>
-                <w:rFonts w:hint="eastAsia"/>
-                <w:b w:val="0"/>
-                <w:sz w:val="21"/>
-              </w:rPr>
-              <w:t>建信投资、工银投资、上海金融科技基金等</w:t>
-            </w:r>
-          </w:p>
-        </w:tc>
-        <w:tc>
-          <w:tcPr>
-            <w:tcW w:w="1000" w:type="pct"/>
-            <w:tcBorders>
-              <w:bottom w:val="single" w:sz="12" w:space="0" w:color="010000"/>
-            </w:tcBorders>
-            <w:vAlign w:val="center"/>
-          </w:tcPr>
-          <w:p>
-            <w:pPr>
-              <w:keepNext/>
-              <w:jc w:val="center"/>
-            </w:pPr>
-            <w:r>
-              <w:rPr>
-                <w:rFonts w:hint="eastAsia"/>
-                <w:b w:val="0"/>
-                <w:sz w:val="21"/>
-              </w:rPr>
-              <w:t>17.7883%</w:t>
-            </w:r>
-          </w:p>
-        </w:tc>
-      </w:tr>
-    </w:tbl>
-    <w:p>
-      <w:pPr>
-        <w:pStyle w:val="005"/>
-      </w:pPr>
-      <w:r>
-        <w:rPr>
-          <w:rFonts w:hint="eastAsia"/>
-          <w:b w:val="0"/>
-        </w:rPr>
-        <w:t>公司部分轮次为增资与老股转让并行。北京市先进制造和智能装备产业投资基金认缴出资额343.7314万元，高于其进入当期的注册资本增加额317.9515万元，差额部分为受让老股，仅以注册资本增加额测算会低估该轮估值。通宇通讯（002792.SZ）为上市公司，其2024年12月投资及2026年2月转让退出均应履行公告义务，可据其公告核对交易对价与持股比例。</w:t>
+        <w:t>公司部分轮次为增资与老股转让并行，仅以注册资本增加额测算会低估该轮估值。通宇通讯（002792.SZ）为上市公司，其2024年12月投资及2026年2月转让退出均应履行公告义务，可据其公告核对交易对价与持股比例。</w:t>
       </w:r>
     </w:p>
     <w:p>
@@ -5939,251 +2759,6 @@
                 <w:sz w:val="21"/>
               </w:rPr>
               <w:t>暂无明确信息</w:t>
-            </w:r>
-          </w:p>
-        </w:tc>
-      </w:tr>
-    </w:tbl>
-    <w:p>
-      <w:pPr>
-        <w:pStyle w:val="005"/>
-      </w:pPr>
-      <w:r>
-        <w:rPr>
-          <w:rFonts w:hint="eastAsia"/>
-          <w:b w:val="0"/>
-        </w:rPr>
-        <w:t>公司注册资本变更情况如下：</w:t>
-      </w:r>
-    </w:p>
-    <w:p>
-      <w:pPr>
-        <w:pStyle w:val="a5"/>
-      </w:pPr>
-      <w:r>
-        <w:rPr>
-          <w:rFonts w:hint="eastAsia"/>
-          <w:b w:val="0"/>
-          <w:sz w:val="21"/>
-        </w:rPr>
-        <w:t>单位：万元</w:t>
-      </w:r>
-    </w:p>
-    <w:tbl>
-      <w:tblPr>
-        <w:tblW w:w="5000" w:type="pct"/>
-        <w:jc w:val="center"/>
-        <w:tblBorders>
-          <w:top w:val="single" w:sz="12" w:space="0" w:color="010000"/>
-          <w:left w:val="single" w:sz="12" w:space="0" w:color="010000"/>
-          <w:bottom w:val="single" w:sz="12" w:space="0" w:color="010000"/>
-          <w:right w:val="single" w:sz="12" w:space="0" w:color="010000"/>
-          <w:insideH w:val="single" w:sz="4" w:space="0" w:color="010000"/>
-          <w:insideV w:val="single" w:sz="4" w:space="0" w:color="010000"/>
-        </w:tblBorders>
-        <w:tblLook w:val="04A0" w:firstRow="1" w:lastRow="0" w:firstColumn="1" w:lastColumn="0" w:noHBand="0" w:noVBand="1"/>
-      </w:tblPr>
-      <w:tblGrid>
-        <w:gridCol w:w="2076"/>
-        <w:gridCol w:w="2076"/>
-        <w:gridCol w:w="2076"/>
-        <w:gridCol w:w="2076"/>
-      </w:tblGrid>
-      <w:tr>
-        <w:trPr>
-          <w:cantSplit/>
-          <w:tblHeader/>
-        </w:trPr>
-        <w:tc>
-          <w:tcPr>
-            <w:tcW w:w="750" w:type="pct"/>
-            <w:tcBorders>
-              <w:top w:val="single" w:sz="12" w:space="0" w:color="010000"/>
-              <w:bottom w:val="single" w:sz="4" w:space="0" w:color="010000"/>
-            </w:tcBorders>
-            <w:vAlign w:val="center"/>
-          </w:tcPr>
-          <w:p>
-            <w:pPr>
-              <w:keepNext/>
-              <w:jc w:val="center"/>
-            </w:pPr>
-            <w:r>
-              <w:rPr>
-                <w:rFonts w:hint="eastAsia"/>
-                <w:b/>
-                <w:sz w:val="21"/>
-              </w:rPr>
-              <w:t>时间</w:t>
-            </w:r>
-          </w:p>
-        </w:tc>
-        <w:tc>
-          <w:tcPr>
-            <w:tcW w:w="1050" w:type="pct"/>
-            <w:tcBorders>
-              <w:top w:val="single" w:sz="12" w:space="0" w:color="010000"/>
-              <w:bottom w:val="single" w:sz="4" w:space="0" w:color="010000"/>
-            </w:tcBorders>
-            <w:vAlign w:val="center"/>
-          </w:tcPr>
-          <w:p>
-            <w:pPr>
-              <w:keepNext/>
-              <w:jc w:val="center"/>
-            </w:pPr>
-            <w:r>
-              <w:rPr>
-                <w:rFonts w:hint="eastAsia"/>
-                <w:b/>
-                <w:sz w:val="21"/>
-              </w:rPr>
-              <w:t>注册资本变更</w:t>
-            </w:r>
-          </w:p>
-        </w:tc>
-        <w:tc>
-          <w:tcPr>
-            <w:tcW w:w="2200" w:type="pct"/>
-            <w:tcBorders>
-              <w:top w:val="single" w:sz="12" w:space="0" w:color="010000"/>
-              <w:bottom w:val="single" w:sz="4" w:space="0" w:color="010000"/>
-            </w:tcBorders>
-            <w:vAlign w:val="center"/>
-          </w:tcPr>
-          <w:p>
-            <w:pPr>
-              <w:keepNext/>
-              <w:jc w:val="center"/>
-            </w:pPr>
-            <w:r>
-              <w:rPr>
-                <w:rFonts w:hint="eastAsia"/>
-                <w:b/>
-                <w:sz w:val="21"/>
-              </w:rPr>
-              <w:t>新进股东</w:t>
-            </w:r>
-          </w:p>
-        </w:tc>
-        <w:tc>
-          <w:tcPr>
-            <w:tcW w:w="1000" w:type="pct"/>
-            <w:tcBorders>
-              <w:top w:val="single" w:sz="12" w:space="0" w:color="010000"/>
-              <w:bottom w:val="single" w:sz="4" w:space="0" w:color="010000"/>
-            </w:tcBorders>
-            <w:vAlign w:val="center"/>
-          </w:tcPr>
-          <w:p>
-            <w:pPr>
-              <w:keepNext/>
-              <w:jc w:val="center"/>
-            </w:pPr>
-            <w:r>
-              <w:rPr>
-                <w:rFonts w:hint="eastAsia"/>
-                <w:b/>
-                <w:sz w:val="21"/>
-              </w:rPr>
-              <w:t>新进股东合计持股</w:t>
-            </w:r>
-          </w:p>
-        </w:tc>
-      </w:tr>
-      <w:tr>
-        <w:trPr>
-          <w:cantSplit/>
-        </w:trPr>
-        <w:tc>
-          <w:tcPr>
-            <w:tcW w:w="750" w:type="pct"/>
-            <w:tcBorders>
-              <w:bottom w:val="single" w:sz="12" w:space="0" w:color="010000"/>
-            </w:tcBorders>
-            <w:vAlign w:val="center"/>
-          </w:tcPr>
-          <w:p>
-            <w:pPr>
-              <w:keepNext/>
-              <w:jc w:val="center"/>
-            </w:pPr>
-            <w:r>
-              <w:rPr>
-                <w:rFonts w:hint="eastAsia"/>
-                <w:b w:val="0"/>
-                <w:sz w:val="21"/>
-              </w:rPr>
-              <w:t>2024年8月</w:t>
-            </w:r>
-          </w:p>
-        </w:tc>
-        <w:tc>
-          <w:tcPr>
-            <w:tcW w:w="1050" w:type="pct"/>
-            <w:tcBorders>
-              <w:bottom w:val="single" w:sz="12" w:space="0" w:color="010000"/>
-            </w:tcBorders>
-            <w:vAlign w:val="center"/>
-          </w:tcPr>
-          <w:p>
-            <w:pPr>
-              <w:keepNext/>
-              <w:jc w:val="center"/>
-            </w:pPr>
-            <w:r>
-              <w:rPr>
-                <w:rFonts w:hint="eastAsia"/>
-                <w:b w:val="0"/>
-                <w:sz w:val="21"/>
-              </w:rPr>
-              <w:t>设立，注册资本500万元</w:t>
-            </w:r>
-          </w:p>
-        </w:tc>
-        <w:tc>
-          <w:tcPr>
-            <w:tcW w:w="2200" w:type="pct"/>
-            <w:tcBorders>
-              <w:bottom w:val="single" w:sz="12" w:space="0" w:color="010000"/>
-            </w:tcBorders>
-            <w:vAlign w:val="center"/>
-          </w:tcPr>
-          <w:p>
-            <w:pPr>
-              <w:keepNext/>
-              <w:jc w:val="left"/>
-            </w:pPr>
-            <w:r>
-              <w:rPr>
-                <w:rFonts w:hint="eastAsia"/>
-                <w:b w:val="0"/>
-                <w:sz w:val="21"/>
-              </w:rPr>
-              <w:t>苏州往返九霄航空航天科技有限公司</w:t>
-            </w:r>
-          </w:p>
-        </w:tc>
-        <w:tc>
-          <w:tcPr>
-            <w:tcW w:w="1000" w:type="pct"/>
-            <w:tcBorders>
-              <w:bottom w:val="single" w:sz="12" w:space="0" w:color="010000"/>
-            </w:tcBorders>
-            <w:vAlign w:val="center"/>
-          </w:tcPr>
-          <w:p>
-            <w:pPr>
-              <w:keepNext/>
-              <w:jc w:val="center"/>
-            </w:pPr>
-            <w:r>
-              <w:rPr>
-                <w:rFonts w:hint="eastAsia"/>
-                <w:b w:val="0"/>
-                <w:sz w:val="21"/>
-              </w:rPr>
-              <w:t>100%</w:t>
             </w:r>
           </w:p>
         </w:tc>
@@ -8935,7 +5510,7 @@
           <w:rFonts w:hint="eastAsia"/>
           <w:b/>
         </w:rPr>
-        <w:t>附：无限宇航融资与注册资本变更情况</w:t>
+        <w:t>附：无限宇航融资情况</w:t>
       </w:r>
     </w:p>
     <w:p>
@@ -9543,762 +6118,7 @@
           <w:rFonts w:hint="eastAsia"/>
           <w:b w:val="0"/>
         </w:rPr>
-        <w:t>公司注册资本变更情况如下：</w:t>
-      </w:r>
-    </w:p>
-    <w:p>
-      <w:pPr>
-        <w:pStyle w:val="a5"/>
-      </w:pPr>
-      <w:r>
-        <w:rPr>
-          <w:rFonts w:hint="eastAsia"/>
-          <w:b w:val="0"/>
-          <w:sz w:val="21"/>
-        </w:rPr>
-        <w:t>单位：万元</w:t>
-      </w:r>
-    </w:p>
-    <w:tbl>
-      <w:tblPr>
-        <w:tblW w:w="5000" w:type="pct"/>
-        <w:jc w:val="center"/>
-        <w:tblBorders>
-          <w:top w:val="single" w:sz="12" w:space="0" w:color="010000"/>
-          <w:left w:val="single" w:sz="12" w:space="0" w:color="010000"/>
-          <w:bottom w:val="single" w:sz="12" w:space="0" w:color="010000"/>
-          <w:right w:val="single" w:sz="12" w:space="0" w:color="010000"/>
-          <w:insideH w:val="single" w:sz="4" w:space="0" w:color="010000"/>
-          <w:insideV w:val="single" w:sz="4" w:space="0" w:color="010000"/>
-        </w:tblBorders>
-        <w:tblLook w:val="04A0" w:firstRow="1" w:lastRow="0" w:firstColumn="1" w:lastColumn="0" w:noHBand="0" w:noVBand="1"/>
-      </w:tblPr>
-      <w:tblGrid>
-        <w:gridCol w:w="2076"/>
-        <w:gridCol w:w="2076"/>
-        <w:gridCol w:w="2076"/>
-        <w:gridCol w:w="2076"/>
-      </w:tblGrid>
-      <w:tr>
-        <w:trPr>
-          <w:cantSplit/>
-          <w:tblHeader/>
-        </w:trPr>
-        <w:tc>
-          <w:tcPr>
-            <w:tcW w:w="750" w:type="pct"/>
-            <w:tcBorders>
-              <w:top w:val="single" w:sz="12" w:space="0" w:color="010000"/>
-              <w:bottom w:val="single" w:sz="4" w:space="0" w:color="010000"/>
-            </w:tcBorders>
-            <w:vAlign w:val="center"/>
-          </w:tcPr>
-          <w:p>
-            <w:pPr>
-              <w:keepNext/>
-              <w:jc w:val="center"/>
-            </w:pPr>
-            <w:r>
-              <w:rPr>
-                <w:rFonts w:hint="eastAsia"/>
-                <w:b/>
-                <w:sz w:val="21"/>
-              </w:rPr>
-              <w:t>时间</w:t>
-            </w:r>
-          </w:p>
-        </w:tc>
-        <w:tc>
-          <w:tcPr>
-            <w:tcW w:w="1050" w:type="pct"/>
-            <w:tcBorders>
-              <w:top w:val="single" w:sz="12" w:space="0" w:color="010000"/>
-              <w:bottom w:val="single" w:sz="4" w:space="0" w:color="010000"/>
-            </w:tcBorders>
-            <w:vAlign w:val="center"/>
-          </w:tcPr>
-          <w:p>
-            <w:pPr>
-              <w:keepNext/>
-              <w:jc w:val="center"/>
-            </w:pPr>
-            <w:r>
-              <w:rPr>
-                <w:rFonts w:hint="eastAsia"/>
-                <w:b/>
-                <w:sz w:val="21"/>
-              </w:rPr>
-              <w:t>注册资本变更</w:t>
-            </w:r>
-          </w:p>
-        </w:tc>
-        <w:tc>
-          <w:tcPr>
-            <w:tcW w:w="2200" w:type="pct"/>
-            <w:tcBorders>
-              <w:top w:val="single" w:sz="12" w:space="0" w:color="010000"/>
-              <w:bottom w:val="single" w:sz="4" w:space="0" w:color="010000"/>
-            </w:tcBorders>
-            <w:vAlign w:val="center"/>
-          </w:tcPr>
-          <w:p>
-            <w:pPr>
-              <w:keepNext/>
-              <w:jc w:val="center"/>
-            </w:pPr>
-            <w:r>
-              <w:rPr>
-                <w:rFonts w:hint="eastAsia"/>
-                <w:b/>
-                <w:sz w:val="21"/>
-              </w:rPr>
-              <w:t>新进股东</w:t>
-            </w:r>
-          </w:p>
-        </w:tc>
-        <w:tc>
-          <w:tcPr>
-            <w:tcW w:w="1000" w:type="pct"/>
-            <w:tcBorders>
-              <w:top w:val="single" w:sz="12" w:space="0" w:color="010000"/>
-              <w:bottom w:val="single" w:sz="4" w:space="0" w:color="010000"/>
-            </w:tcBorders>
-            <w:vAlign w:val="center"/>
-          </w:tcPr>
-          <w:p>
-            <w:pPr>
-              <w:keepNext/>
-              <w:jc w:val="center"/>
-            </w:pPr>
-            <w:r>
-              <w:rPr>
-                <w:rFonts w:hint="eastAsia"/>
-                <w:b/>
-                <w:sz w:val="21"/>
-              </w:rPr>
-              <w:t>新进股东合计持股</w:t>
-            </w:r>
-          </w:p>
-        </w:tc>
-      </w:tr>
-      <w:tr>
-        <w:trPr>
-          <w:cantSplit/>
-        </w:trPr>
-        <w:tc>
-          <w:tcPr>
-            <w:tcW w:w="750" w:type="pct"/>
-            <w:vAlign w:val="center"/>
-          </w:tcPr>
-          <w:p>
-            <w:pPr>
-              <w:keepNext/>
-              <w:jc w:val="center"/>
-            </w:pPr>
-            <w:r>
-              <w:rPr>
-                <w:rFonts w:hint="eastAsia"/>
-                <w:b w:val="0"/>
-                <w:sz w:val="21"/>
-              </w:rPr>
-              <w:t>2023年9月至10月</w:t>
-            </w:r>
-          </w:p>
-        </w:tc>
-        <w:tc>
-          <w:tcPr>
-            <w:tcW w:w="1050" w:type="pct"/>
-            <w:vAlign w:val="center"/>
-          </w:tcPr>
-          <w:p>
-            <w:pPr>
-              <w:keepNext/>
-              <w:jc w:val="center"/>
-            </w:pPr>
-            <w:r>
-              <w:rPr>
-                <w:rFonts w:hint="eastAsia"/>
-                <w:b w:val="0"/>
-                <w:sz w:val="21"/>
-              </w:rPr>
-              <w:t>100→510.2041</w:t>
-            </w:r>
-          </w:p>
-        </w:tc>
-        <w:tc>
-          <w:tcPr>
-            <w:tcW w:w="2200" w:type="pct"/>
-            <w:vAlign w:val="center"/>
-          </w:tcPr>
-          <w:p>
-            <w:pPr>
-              <w:keepNext/>
-              <w:jc w:val="left"/>
-            </w:pPr>
-            <w:r>
-              <w:rPr>
-                <w:rFonts w:hint="eastAsia"/>
-                <w:b w:val="0"/>
-                <w:sz w:val="21"/>
-              </w:rPr>
-              <w:t>无为空间、无相空间、无界空间、何佳丽、霍甲</w:t>
-            </w:r>
-          </w:p>
-        </w:tc>
-        <w:tc>
-          <w:tcPr>
-            <w:tcW w:w="1000" w:type="pct"/>
-            <w:vAlign w:val="center"/>
-          </w:tcPr>
-          <w:p>
-            <w:pPr>
-              <w:keepNext/>
-              <w:jc w:val="center"/>
-            </w:pPr>
-            <w:r>
-              <w:rPr>
-                <w:rFonts w:hint="eastAsia"/>
-                <w:b w:val="0"/>
-                <w:sz w:val="21"/>
-              </w:rPr>
-              <w:t>51.0000%</w:t>
-            </w:r>
-          </w:p>
-        </w:tc>
-      </w:tr>
-      <w:tr>
-        <w:trPr>
-          <w:cantSplit/>
-        </w:trPr>
-        <w:tc>
-          <w:tcPr>
-            <w:tcW w:w="750" w:type="pct"/>
-            <w:vAlign w:val="center"/>
-          </w:tcPr>
-          <w:p>
-            <w:pPr>
-              <w:keepNext/>
-              <w:jc w:val="center"/>
-            </w:pPr>
-            <w:r>
-              <w:rPr>
-                <w:rFonts w:hint="eastAsia"/>
-                <w:b w:val="0"/>
-                <w:sz w:val="21"/>
-              </w:rPr>
-              <w:t>2024年6月</w:t>
-            </w:r>
-          </w:p>
-        </w:tc>
-        <w:tc>
-          <w:tcPr>
-            <w:tcW w:w="1050" w:type="pct"/>
-            <w:vAlign w:val="center"/>
-          </w:tcPr>
-          <w:p>
-            <w:pPr>
-              <w:keepNext/>
-              <w:jc w:val="center"/>
-            </w:pPr>
-            <w:r>
-              <w:rPr>
-                <w:rFonts w:hint="eastAsia"/>
-                <w:b w:val="0"/>
-                <w:sz w:val="21"/>
-              </w:rPr>
-              <w:t>510.2041→535.7143</w:t>
-            </w:r>
-          </w:p>
-        </w:tc>
-        <w:tc>
-          <w:tcPr>
-            <w:tcW w:w="2200" w:type="pct"/>
-            <w:vAlign w:val="center"/>
-          </w:tcPr>
-          <w:p>
-            <w:pPr>
-              <w:keepNext/>
-              <w:jc w:val="left"/>
-            </w:pPr>
-            <w:r>
-              <w:rPr>
-                <w:rFonts w:hint="eastAsia"/>
-                <w:b w:val="0"/>
-                <w:sz w:val="21"/>
-              </w:rPr>
-              <w:t>广州溪航科技</w:t>
-            </w:r>
-          </w:p>
-        </w:tc>
-        <w:tc>
-          <w:tcPr>
-            <w:tcW w:w="1000" w:type="pct"/>
-            <w:vAlign w:val="center"/>
-          </w:tcPr>
-          <w:p>
-            <w:pPr>
-              <w:keepNext/>
-              <w:jc w:val="center"/>
-            </w:pPr>
-            <w:r>
-              <w:rPr>
-                <w:rFonts w:hint="eastAsia"/>
-                <w:b w:val="0"/>
-                <w:sz w:val="21"/>
-              </w:rPr>
-              <w:t>4.7619%</w:t>
-            </w:r>
-          </w:p>
-        </w:tc>
-      </w:tr>
-      <w:tr>
-        <w:trPr>
-          <w:cantSplit/>
-        </w:trPr>
-        <w:tc>
-          <w:tcPr>
-            <w:tcW w:w="750" w:type="pct"/>
-            <w:vAlign w:val="center"/>
-          </w:tcPr>
-          <w:p>
-            <w:pPr>
-              <w:keepNext/>
-              <w:jc w:val="center"/>
-            </w:pPr>
-            <w:r>
-              <w:rPr>
-                <w:rFonts w:hint="eastAsia"/>
-                <w:b w:val="0"/>
-                <w:sz w:val="21"/>
-              </w:rPr>
-              <w:t>2024年12月</w:t>
-            </w:r>
-          </w:p>
-        </w:tc>
-        <w:tc>
-          <w:tcPr>
-            <w:tcW w:w="1050" w:type="pct"/>
-            <w:vAlign w:val="center"/>
-          </w:tcPr>
-          <w:p>
-            <w:pPr>
-              <w:keepNext/>
-              <w:jc w:val="center"/>
-            </w:pPr>
-            <w:r>
-              <w:rPr>
-                <w:rFonts w:hint="eastAsia"/>
-                <w:b w:val="0"/>
-                <w:sz w:val="21"/>
-              </w:rPr>
-              <w:t>535.7143→589.2857</w:t>
-            </w:r>
-          </w:p>
-        </w:tc>
-        <w:tc>
-          <w:tcPr>
-            <w:tcW w:w="2200" w:type="pct"/>
-            <w:vAlign w:val="center"/>
-          </w:tcPr>
-          <w:p>
-            <w:pPr>
-              <w:keepNext/>
-              <w:jc w:val="left"/>
-            </w:pPr>
-            <w:r>
-              <w:rPr>
-                <w:rFonts w:hint="eastAsia"/>
-                <w:b w:val="0"/>
-                <w:sz w:val="21"/>
-              </w:rPr>
-              <w:t>北京九合深宏</w:t>
-            </w:r>
-          </w:p>
-        </w:tc>
-        <w:tc>
-          <w:tcPr>
-            <w:tcW w:w="1000" w:type="pct"/>
-            <w:vAlign w:val="center"/>
-          </w:tcPr>
-          <w:p>
-            <w:pPr>
-              <w:keepNext/>
-              <w:jc w:val="center"/>
-            </w:pPr>
-            <w:r>
-              <w:rPr>
-                <w:rFonts w:hint="eastAsia"/>
-                <w:b w:val="0"/>
-                <w:sz w:val="21"/>
-              </w:rPr>
-              <w:t>9.0909%</w:t>
-            </w:r>
-          </w:p>
-        </w:tc>
-      </w:tr>
-      <w:tr>
-        <w:trPr>
-          <w:cantSplit/>
-        </w:trPr>
-        <w:tc>
-          <w:tcPr>
-            <w:tcW w:w="750" w:type="pct"/>
-            <w:vAlign w:val="center"/>
-          </w:tcPr>
-          <w:p>
-            <w:pPr>
-              <w:keepNext/>
-              <w:jc w:val="center"/>
-            </w:pPr>
-            <w:r>
-              <w:rPr>
-                <w:rFonts w:hint="eastAsia"/>
-                <w:b w:val="0"/>
-                <w:sz w:val="21"/>
-              </w:rPr>
-              <w:t>2025年3月</w:t>
-            </w:r>
-          </w:p>
-        </w:tc>
-        <w:tc>
-          <w:tcPr>
-            <w:tcW w:w="1050" w:type="pct"/>
-            <w:vAlign w:val="center"/>
-          </w:tcPr>
-          <w:p>
-            <w:pPr>
-              <w:keepNext/>
-              <w:jc w:val="center"/>
-            </w:pPr>
-            <w:r>
-              <w:rPr>
-                <w:rFonts w:hint="eastAsia"/>
-                <w:b w:val="0"/>
-                <w:sz w:val="21"/>
-              </w:rPr>
-              <w:t>589.2857→626.7857</w:t>
-            </w:r>
-          </w:p>
-        </w:tc>
-        <w:tc>
-          <w:tcPr>
-            <w:tcW w:w="2200" w:type="pct"/>
-            <w:vAlign w:val="center"/>
-          </w:tcPr>
-          <w:p>
-            <w:pPr>
-              <w:keepNext/>
-              <w:jc w:val="left"/>
-            </w:pPr>
-            <w:r>
-              <w:rPr>
-                <w:rFonts w:hint="eastAsia"/>
-                <w:b w:val="0"/>
-                <w:sz w:val="21"/>
-              </w:rPr>
-              <w:t>深圳英诺科技创新</w:t>
-            </w:r>
-          </w:p>
-        </w:tc>
-        <w:tc>
-          <w:tcPr>
-            <w:tcW w:w="1000" w:type="pct"/>
-            <w:vAlign w:val="center"/>
-          </w:tcPr>
-          <w:p>
-            <w:pPr>
-              <w:keepNext/>
-              <w:jc w:val="center"/>
-            </w:pPr>
-            <w:r>
-              <w:rPr>
-                <w:rFonts w:hint="eastAsia"/>
-                <w:b w:val="0"/>
-                <w:sz w:val="21"/>
-              </w:rPr>
-              <w:t>5.9829%</w:t>
-            </w:r>
-          </w:p>
-        </w:tc>
-      </w:tr>
-      <w:tr>
-        <w:trPr>
-          <w:cantSplit/>
-        </w:trPr>
-        <w:tc>
-          <w:tcPr>
-            <w:tcW w:w="750" w:type="pct"/>
-            <w:vAlign w:val="center"/>
-          </w:tcPr>
-          <w:p>
-            <w:pPr>
-              <w:keepNext/>
-              <w:jc w:val="center"/>
-            </w:pPr>
-            <w:r>
-              <w:rPr>
-                <w:rFonts w:hint="eastAsia"/>
-                <w:b w:val="0"/>
-                <w:sz w:val="21"/>
-              </w:rPr>
-              <w:t>2025年10月</w:t>
-            </w:r>
-          </w:p>
-        </w:tc>
-        <w:tc>
-          <w:tcPr>
-            <w:tcW w:w="1050" w:type="pct"/>
-            <w:vAlign w:val="center"/>
-          </w:tcPr>
-          <w:p>
-            <w:pPr>
-              <w:keepNext/>
-              <w:jc w:val="center"/>
-            </w:pPr>
-            <w:r>
-              <w:rPr>
-                <w:rFonts w:hint="eastAsia"/>
-                <w:b w:val="0"/>
-                <w:sz w:val="21"/>
-              </w:rPr>
-              <w:t>626.7857→683.7663</w:t>
-            </w:r>
-          </w:p>
-        </w:tc>
-        <w:tc>
-          <w:tcPr>
-            <w:tcW w:w="2200" w:type="pct"/>
-            <w:vAlign w:val="center"/>
-          </w:tcPr>
-          <w:p>
-            <w:pPr>
-              <w:keepNext/>
-              <w:jc w:val="left"/>
-            </w:pPr>
-            <w:r>
-              <w:rPr>
-                <w:rFonts w:hint="eastAsia"/>
-                <w:b w:val="0"/>
-                <w:sz w:val="21"/>
-              </w:rPr>
-              <w:t>台州守仁共创、深圳红灰十一号、深圳中小担创投</w:t>
-            </w:r>
-          </w:p>
-        </w:tc>
-        <w:tc>
-          <w:tcPr>
-            <w:tcW w:w="1000" w:type="pct"/>
-            <w:vAlign w:val="center"/>
-          </w:tcPr>
-          <w:p>
-            <w:pPr>
-              <w:keepNext/>
-              <w:jc w:val="center"/>
-            </w:pPr>
-            <w:r>
-              <w:rPr>
-                <w:rFonts w:hint="eastAsia"/>
-                <w:b w:val="0"/>
-                <w:sz w:val="21"/>
-              </w:rPr>
-              <w:t>8.3333%</w:t>
-            </w:r>
-          </w:p>
-        </w:tc>
-      </w:tr>
-      <w:tr>
-        <w:trPr>
-          <w:cantSplit/>
-        </w:trPr>
-        <w:tc>
-          <w:tcPr>
-            <w:tcW w:w="750" w:type="pct"/>
-            <w:vAlign w:val="center"/>
-          </w:tcPr>
-          <w:p>
-            <w:pPr>
-              <w:keepNext/>
-              <w:jc w:val="center"/>
-            </w:pPr>
-            <w:r>
-              <w:rPr>
-                <w:rFonts w:hint="eastAsia"/>
-                <w:b w:val="0"/>
-                <w:sz w:val="21"/>
-              </w:rPr>
-              <w:t>2025年11月</w:t>
-            </w:r>
-          </w:p>
-        </w:tc>
-        <w:tc>
-          <w:tcPr>
-            <w:tcW w:w="1050" w:type="pct"/>
-            <w:vAlign w:val="center"/>
-          </w:tcPr>
-          <w:p>
-            <w:pPr>
-              <w:keepNext/>
-              <w:jc w:val="center"/>
-            </w:pPr>
-            <w:r>
-              <w:rPr>
-                <w:rFonts w:hint="eastAsia"/>
-                <w:b w:val="0"/>
-                <w:sz w:val="21"/>
-              </w:rPr>
-              <w:t>683.7663→726.6726</w:t>
-            </w:r>
-          </w:p>
-        </w:tc>
-        <w:tc>
-          <w:tcPr>
-            <w:tcW w:w="2200" w:type="pct"/>
-            <w:vAlign w:val="center"/>
-          </w:tcPr>
-          <w:p>
-            <w:pPr>
-              <w:keepNext/>
-              <w:jc w:val="left"/>
-            </w:pPr>
-            <w:r>
-              <w:rPr>
-                <w:rFonts w:hint="eastAsia"/>
-                <w:b w:val="0"/>
-                <w:sz w:val="21"/>
-              </w:rPr>
-              <w:t>天使共赢二号、深圳市天使二号、湖州南浔启真</w:t>
-            </w:r>
-          </w:p>
-        </w:tc>
-        <w:tc>
-          <w:tcPr>
-            <w:tcW w:w="1000" w:type="pct"/>
-            <w:vAlign w:val="center"/>
-          </w:tcPr>
-          <w:p>
-            <w:pPr>
-              <w:keepNext/>
-              <w:jc w:val="center"/>
-            </w:pPr>
-            <w:r>
-              <w:rPr>
-                <w:rFonts w:hint="eastAsia"/>
-                <w:b w:val="0"/>
-                <w:sz w:val="21"/>
-              </w:rPr>
-              <w:t>5.9044%</w:t>
-            </w:r>
-          </w:p>
-        </w:tc>
-      </w:tr>
-      <w:tr>
-        <w:trPr>
-          <w:cantSplit/>
-        </w:trPr>
-        <w:tc>
-          <w:tcPr>
-            <w:tcW w:w="750" w:type="pct"/>
-            <w:tcBorders>
-              <w:bottom w:val="single" w:sz="12" w:space="0" w:color="010000"/>
-            </w:tcBorders>
-            <w:vAlign w:val="center"/>
-          </w:tcPr>
-          <w:p>
-            <w:pPr>
-              <w:keepNext/>
-              <w:jc w:val="center"/>
-            </w:pPr>
-            <w:r>
-              <w:rPr>
-                <w:rFonts w:hint="eastAsia"/>
-                <w:b w:val="0"/>
-                <w:sz w:val="21"/>
-              </w:rPr>
-              <w:t>2026年1月</w:t>
-            </w:r>
-          </w:p>
-        </w:tc>
-        <w:tc>
-          <w:tcPr>
-            <w:tcW w:w="1050" w:type="pct"/>
-            <w:tcBorders>
-              <w:bottom w:val="single" w:sz="12" w:space="0" w:color="010000"/>
-            </w:tcBorders>
-            <w:vAlign w:val="center"/>
-          </w:tcPr>
-          <w:p>
-            <w:pPr>
-              <w:keepNext/>
-              <w:jc w:val="center"/>
-            </w:pPr>
-            <w:r>
-              <w:rPr>
-                <w:rFonts w:hint="eastAsia"/>
-                <w:b w:val="0"/>
-                <w:sz w:val="21"/>
-              </w:rPr>
-              <w:t>726.6726→739.6027</w:t>
-            </w:r>
-          </w:p>
-        </w:tc>
-        <w:tc>
-          <w:tcPr>
-            <w:tcW w:w="2200" w:type="pct"/>
-            <w:tcBorders>
-              <w:bottom w:val="single" w:sz="12" w:space="0" w:color="010000"/>
-            </w:tcBorders>
-            <w:vAlign w:val="center"/>
-          </w:tcPr>
-          <w:p>
-            <w:pPr>
-              <w:keepNext/>
-              <w:jc w:val="left"/>
-            </w:pPr>
-            <w:r>
-              <w:rPr>
-                <w:rFonts w:hint="eastAsia"/>
-                <w:b w:val="0"/>
-                <w:sz w:val="21"/>
-              </w:rPr>
-              <w:t>厉延琳、刘建奇、固安泽润</w:t>
-            </w:r>
-          </w:p>
-        </w:tc>
-        <w:tc>
-          <w:tcPr>
-            <w:tcW w:w="1000" w:type="pct"/>
-            <w:tcBorders>
-              <w:bottom w:val="single" w:sz="12" w:space="0" w:color="010000"/>
-            </w:tcBorders>
-            <w:vAlign w:val="center"/>
-          </w:tcPr>
-          <w:p>
-            <w:pPr>
-              <w:keepNext/>
-              <w:jc w:val="center"/>
-            </w:pPr>
-            <w:r>
-              <w:rPr>
-                <w:rFonts w:hint="eastAsia"/>
-                <w:b w:val="0"/>
-                <w:sz w:val="21"/>
-              </w:rPr>
-              <w:t>1.7482%</w:t>
-            </w:r>
-          </w:p>
-        </w:tc>
-      </w:tr>
-    </w:tbl>
-    <w:p>
-      <w:pPr>
-        <w:pStyle w:val="005"/>
-      </w:pPr>
-      <w:r>
-        <w:rPr>
-          <w:rFonts w:hint="eastAsia"/>
-          <w:b w:val="0"/>
-        </w:rPr>
-        <w:t>2023年9月至10月的三次增资为创始团队与员工持股平台搭建，五方按最终注册资本510.2041万元计算合计持股51.0000%，同期李健持股49%。2026年1月增资的新进方含两名自然人。</w:t>
+        <w:t>公司股权结构方面，创始团队与员工持股平台合计持股51.0000%，同期李健持股49%，此后历轮融资逐步稀释。2026年1月一轮的新进方含两名自然人。</w:t>
       </w:r>
     </w:p>
     <w:p>
@@ -10322,7 +6142,7 @@
           <w:rFonts w:hint="eastAsia"/>
           <w:b w:val="0"/>
         </w:rPr>
-        <w:t>一、国内公司的成立日期、注册资本、实缴资本、股东持股比例、注册资本变更记录、参保人数、招投标记录，取自企查查企业信用报告专业版，报告生成日期为2026年8月27日。</w:t>
+        <w:t>一、国内公司的成立日期、注册资本、实缴资本、股东持股比例、历次增资记录、参保人数、招投标记录，取自企查查企业信用报告专业版，报告生成日期为2026年8月27日。</w:t>
       </w:r>
     </w:p>
     <w:p>

--- a/output/无限宇航/无限宇航融资参考案例.docx
+++ b/output/无限宇航/无限宇航融资参考案例.docx
@@ -24,2756 +24,7 @@
           <w:rFonts w:hint="eastAsia"/>
           <w:b/>
         </w:rPr>
-        <w:t>1、未来宇航（同行业公司，OTV整机研制，A+轮）</w:t>
-      </w:r>
-    </w:p>
-    <w:p>
-      <w:pPr>
-        <w:pStyle w:val="005"/>
-      </w:pPr>
-      <w:r>
-        <w:rPr>
-          <w:rFonts w:hint="eastAsia"/>
-          <w:b w:val="0"/>
-        </w:rPr>
-        <w:t>未来宇航是国内空间飞行器整机研制企业，主营业务为轨道转移飞行器及在轨服务飞行器的研发、制造与运营，经营主体为北京未来宇航空间科技研究院有限公司。2026年4月，公司发布FX锋行系列空间飞行器，覆盖300公斤至4000公斤级多任务平台，可执行多星精确组网部署、空间目标观测、空间碎片清除等任务，锋行一号计划于2026年下半年首飞。公司在北京、雄安、海南、西安、上海、南京、绵阳、深圳、武汉设有十家子公司，其中雄安空间飞行器总装集成测试工厂计划2026年投产，同步启用太空4S店，规划年产60台飞行器。</w:t>
-      </w:r>
-    </w:p>
-    <w:p>
-      <w:pPr>
-        <w:pStyle w:val="005"/>
-      </w:pPr>
-      <w:r>
-        <w:rPr>
-          <w:rFonts w:hint="eastAsia"/>
-          <w:b w:val="0"/>
-        </w:rPr>
-        <w:t>未来宇航系无限宇航同行业公司，产品形态与技术路线最为接近，其融资节奏及融资估值具有一定参考意义，具体情况如下：</w:t>
-      </w:r>
-    </w:p>
-    <w:tbl>
-      <w:tblPr>
-        <w:tblW w:w="5000" w:type="pct"/>
-        <w:jc w:val="center"/>
-        <w:tblBorders>
-          <w:top w:val="single" w:sz="12" w:space="0" w:color="010000"/>
-          <w:left w:val="single" w:sz="12" w:space="0" w:color="010000"/>
-          <w:bottom w:val="single" w:sz="12" w:space="0" w:color="010000"/>
-          <w:right w:val="single" w:sz="12" w:space="0" w:color="010000"/>
-          <w:insideH w:val="single" w:sz="4" w:space="0" w:color="010000"/>
-          <w:insideV w:val="single" w:sz="4" w:space="0" w:color="010000"/>
-        </w:tblBorders>
-        <w:tblLook w:val="04A0" w:firstRow="1" w:lastRow="0" w:firstColumn="1" w:lastColumn="0" w:noHBand="0" w:noVBand="1"/>
-      </w:tblPr>
-      <w:tblGrid>
-        <w:gridCol w:w="2076"/>
-        <w:gridCol w:w="2076"/>
-        <w:gridCol w:w="2076"/>
-        <w:gridCol w:w="2076"/>
-      </w:tblGrid>
-      <w:tr>
-        <w:trPr>
-          <w:cantSplit/>
-          <w:tblHeader/>
-        </w:trPr>
-        <w:tc>
-          <w:tcPr>
-            <w:tcW w:w="850" w:type="pct"/>
-            <w:tcBorders>
-              <w:top w:val="single" w:sz="12" w:space="0" w:color="010000"/>
-              <w:bottom w:val="single" w:sz="4" w:space="0" w:color="010000"/>
-            </w:tcBorders>
-            <w:vAlign w:val="center"/>
-          </w:tcPr>
-          <w:p>
-            <w:pPr>
-              <w:keepNext/>
-              <w:jc w:val="center"/>
-            </w:pPr>
-            <w:r>
-              <w:rPr>
-                <w:rFonts w:hint="eastAsia"/>
-                <w:b/>
-                <w:sz w:val="21"/>
-              </w:rPr>
-              <w:t>时间</w:t>
-            </w:r>
-          </w:p>
-        </w:tc>
-        <w:tc>
-          <w:tcPr>
-            <w:tcW w:w="800" w:type="pct"/>
-            <w:tcBorders>
-              <w:top w:val="single" w:sz="12" w:space="0" w:color="010000"/>
-              <w:bottom w:val="single" w:sz="4" w:space="0" w:color="010000"/>
-            </w:tcBorders>
-            <w:vAlign w:val="center"/>
-          </w:tcPr>
-          <w:p>
-            <w:pPr>
-              <w:keepNext/>
-              <w:jc w:val="center"/>
-            </w:pPr>
-            <w:r>
-              <w:rPr>
-                <w:rFonts w:hint="eastAsia"/>
-                <w:b/>
-                <w:sz w:val="21"/>
-              </w:rPr>
-              <w:t>投前估值</w:t>
-            </w:r>
-          </w:p>
-        </w:tc>
-        <w:tc>
-          <w:tcPr>
-            <w:tcW w:w="850" w:type="pct"/>
-            <w:tcBorders>
-              <w:top w:val="single" w:sz="12" w:space="0" w:color="010000"/>
-              <w:bottom w:val="single" w:sz="4" w:space="0" w:color="010000"/>
-            </w:tcBorders>
-            <w:vAlign w:val="center"/>
-          </w:tcPr>
-          <w:p>
-            <w:pPr>
-              <w:keepNext/>
-              <w:jc w:val="center"/>
-            </w:pPr>
-            <w:r>
-              <w:rPr>
-                <w:rFonts w:hint="eastAsia"/>
-                <w:b/>
-                <w:sz w:val="21"/>
-              </w:rPr>
-              <w:t>本次融资金额</w:t>
-            </w:r>
-          </w:p>
-        </w:tc>
-        <w:tc>
-          <w:tcPr>
-            <w:tcW w:w="2500" w:type="pct"/>
-            <w:tcBorders>
-              <w:top w:val="single" w:sz="12" w:space="0" w:color="010000"/>
-              <w:bottom w:val="single" w:sz="4" w:space="0" w:color="010000"/>
-            </w:tcBorders>
-            <w:vAlign w:val="center"/>
-          </w:tcPr>
-          <w:p>
-            <w:pPr>
-              <w:keepNext/>
-              <w:jc w:val="center"/>
-            </w:pPr>
-            <w:r>
-              <w:rPr>
-                <w:rFonts w:hint="eastAsia"/>
-                <w:b/>
-                <w:sz w:val="21"/>
-              </w:rPr>
-              <w:t>主要投资方</w:t>
-            </w:r>
-          </w:p>
-        </w:tc>
-      </w:tr>
-      <w:tr>
-        <w:trPr>
-          <w:cantSplit/>
-        </w:trPr>
-        <w:tc>
-          <w:tcPr>
-            <w:tcW w:w="850" w:type="pct"/>
-            <w:tcBorders>
-              <w:bottom w:val="single" w:sz="12" w:space="0" w:color="010000"/>
-            </w:tcBorders>
-            <w:vAlign w:val="center"/>
-          </w:tcPr>
-          <w:p>
-            <w:pPr>
-              <w:keepNext/>
-              <w:jc w:val="center"/>
-            </w:pPr>
-            <w:r>
-              <w:rPr>
-                <w:rFonts w:hint="eastAsia"/>
-                <w:b w:val="0"/>
-                <w:sz w:val="21"/>
-              </w:rPr>
-              <w:t>2026年A+轮</w:t>
-            </w:r>
-          </w:p>
-        </w:tc>
-        <w:tc>
-          <w:tcPr>
-            <w:tcW w:w="800" w:type="pct"/>
-            <w:tcBorders>
-              <w:bottom w:val="single" w:sz="12" w:space="0" w:color="010000"/>
-            </w:tcBorders>
-            <w:vAlign w:val="center"/>
-          </w:tcPr>
-          <w:p>
-            <w:pPr>
-              <w:keepNext/>
-              <w:jc w:val="center"/>
-            </w:pPr>
-            <w:r>
-              <w:rPr>
-                <w:rFonts w:hint="eastAsia"/>
-                <w:b w:val="0"/>
-                <w:sz w:val="21"/>
-              </w:rPr>
-              <w:t>约9.2亿元</w:t>
-            </w:r>
-          </w:p>
-        </w:tc>
-        <w:tc>
-          <w:tcPr>
-            <w:tcW w:w="850" w:type="pct"/>
-            <w:tcBorders>
-              <w:bottom w:val="single" w:sz="12" w:space="0" w:color="010000"/>
-            </w:tcBorders>
-            <w:vAlign w:val="center"/>
-          </w:tcPr>
-          <w:p>
-            <w:pPr>
-              <w:keepNext/>
-              <w:jc w:val="center"/>
-            </w:pPr>
-            <w:r>
-              <w:rPr>
-                <w:rFonts w:hint="eastAsia"/>
-                <w:b w:val="0"/>
-                <w:sz w:val="21"/>
-              </w:rPr>
-              <w:t>约8200万元</w:t>
-            </w:r>
-          </w:p>
-        </w:tc>
-        <w:tc>
-          <w:tcPr>
-            <w:tcW w:w="2500" w:type="pct"/>
-            <w:tcBorders>
-              <w:bottom w:val="single" w:sz="12" w:space="0" w:color="010000"/>
-            </w:tcBorders>
-            <w:vAlign w:val="center"/>
-          </w:tcPr>
-          <w:p>
-            <w:pPr>
-              <w:keepNext/>
-              <w:jc w:val="left"/>
-            </w:pPr>
-            <w:r>
-              <w:rPr>
-                <w:rFonts w:hint="eastAsia"/>
-                <w:b w:val="0"/>
-                <w:sz w:val="21"/>
-              </w:rPr>
-              <w:t>雄安科技创新天使基金一期、嘉兴源益股权投资、深圳逐星者投资</w:t>
-            </w:r>
-          </w:p>
-        </w:tc>
-      </w:tr>
-    </w:tbl>
-    <w:p>
-      <w:pPr>
-        <w:pStyle w:val="005"/>
-      </w:pPr>
-      <w:r>
-        <w:rPr>
-          <w:rFonts w:hint="eastAsia"/>
-          <w:b w:val="0"/>
-        </w:rPr>
-        <w:t>公司于2026年4月产品发布会期间披露，A+轮融资估值约10亿元。以工商登记的本轮新进股东合计持股8.2142%测算，本次融资金额约8200万元，对应投前估值约9.2亿元。</w:t>
-      </w:r>
-    </w:p>
-    <w:p>
-      <w:pPr>
-        <w:pStyle w:val="004"/>
-      </w:pPr>
-      <w:r>
-        <w:rPr>
-          <w:rFonts w:hint="eastAsia"/>
-          <w:b/>
-        </w:rPr>
-        <w:t>2、国宇星辰（同行业公司，空间在轨服务，Pre-A+轮）</w:t>
-      </w:r>
-    </w:p>
-    <w:p>
-      <w:pPr>
-        <w:pStyle w:val="005"/>
-      </w:pPr>
-      <w:r>
-        <w:rPr>
-          <w:rFonts w:hint="eastAsia"/>
-          <w:b w:val="0"/>
-        </w:rPr>
-        <w:t>国宇星辰是国内专注空间在轨服务的商业航天企业，核心业务围绕卫星全生命周期展开，覆盖在轨验证、在轨延寿、在轨清理三大板块，经营主体为国宇星辰（上海）航天科技有限公司。产品方面，公司构建了覆盖微纳、中型、大型轨道飞行器的产品矩阵，自主研发空间组合动力系统，以解决单一动力系统在比冲、功耗、可靠性方面的平衡问题。自研星迹源一号于2025年5月完成入轨验证。</w:t>
-      </w:r>
-    </w:p>
-    <w:p>
-      <w:pPr>
-        <w:pStyle w:val="005"/>
-      </w:pPr>
-      <w:r>
-        <w:rPr>
-          <w:rFonts w:hint="eastAsia"/>
-          <w:b w:val="0"/>
-        </w:rPr>
-        <w:t>国宇星辰系无限宇航同行业公司，其融资节奏及融资估值具有一定参考意义，具体情况如下：</w:t>
-      </w:r>
-    </w:p>
-    <w:tbl>
-      <w:tblPr>
-        <w:tblW w:w="5000" w:type="pct"/>
-        <w:jc w:val="center"/>
-        <w:tblBorders>
-          <w:top w:val="single" w:sz="12" w:space="0" w:color="010000"/>
-          <w:left w:val="single" w:sz="12" w:space="0" w:color="010000"/>
-          <w:bottom w:val="single" w:sz="12" w:space="0" w:color="010000"/>
-          <w:right w:val="single" w:sz="12" w:space="0" w:color="010000"/>
-          <w:insideH w:val="single" w:sz="4" w:space="0" w:color="010000"/>
-          <w:insideV w:val="single" w:sz="4" w:space="0" w:color="010000"/>
-        </w:tblBorders>
-        <w:tblLook w:val="04A0" w:firstRow="1" w:lastRow="0" w:firstColumn="1" w:lastColumn="0" w:noHBand="0" w:noVBand="1"/>
-      </w:tblPr>
-      <w:tblGrid>
-        <w:gridCol w:w="2076"/>
-        <w:gridCol w:w="2076"/>
-        <w:gridCol w:w="2076"/>
-        <w:gridCol w:w="2076"/>
-      </w:tblGrid>
-      <w:tr>
-        <w:trPr>
-          <w:cantSplit/>
-          <w:tblHeader/>
-        </w:trPr>
-        <w:tc>
-          <w:tcPr>
-            <w:tcW w:w="850" w:type="pct"/>
-            <w:tcBorders>
-              <w:top w:val="single" w:sz="12" w:space="0" w:color="010000"/>
-              <w:bottom w:val="single" w:sz="4" w:space="0" w:color="010000"/>
-            </w:tcBorders>
-            <w:vAlign w:val="center"/>
-          </w:tcPr>
-          <w:p>
-            <w:pPr>
-              <w:keepNext/>
-              <w:jc w:val="center"/>
-            </w:pPr>
-            <w:r>
-              <w:rPr>
-                <w:rFonts w:hint="eastAsia"/>
-                <w:b/>
-                <w:sz w:val="21"/>
-              </w:rPr>
-              <w:t>时间</w:t>
-            </w:r>
-          </w:p>
-        </w:tc>
-        <w:tc>
-          <w:tcPr>
-            <w:tcW w:w="800" w:type="pct"/>
-            <w:tcBorders>
-              <w:top w:val="single" w:sz="12" w:space="0" w:color="010000"/>
-              <w:bottom w:val="single" w:sz="4" w:space="0" w:color="010000"/>
-            </w:tcBorders>
-            <w:vAlign w:val="center"/>
-          </w:tcPr>
-          <w:p>
-            <w:pPr>
-              <w:keepNext/>
-              <w:jc w:val="center"/>
-            </w:pPr>
-            <w:r>
-              <w:rPr>
-                <w:rFonts w:hint="eastAsia"/>
-                <w:b/>
-                <w:sz w:val="21"/>
-              </w:rPr>
-              <w:t>投前估值</w:t>
-            </w:r>
-          </w:p>
-        </w:tc>
-        <w:tc>
-          <w:tcPr>
-            <w:tcW w:w="850" w:type="pct"/>
-            <w:tcBorders>
-              <w:top w:val="single" w:sz="12" w:space="0" w:color="010000"/>
-              <w:bottom w:val="single" w:sz="4" w:space="0" w:color="010000"/>
-            </w:tcBorders>
-            <w:vAlign w:val="center"/>
-          </w:tcPr>
-          <w:p>
-            <w:pPr>
-              <w:keepNext/>
-              <w:jc w:val="center"/>
-            </w:pPr>
-            <w:r>
-              <w:rPr>
-                <w:rFonts w:hint="eastAsia"/>
-                <w:b/>
-                <w:sz w:val="21"/>
-              </w:rPr>
-              <w:t>本次融资金额</w:t>
-            </w:r>
-          </w:p>
-        </w:tc>
-        <w:tc>
-          <w:tcPr>
-            <w:tcW w:w="2500" w:type="pct"/>
-            <w:tcBorders>
-              <w:top w:val="single" w:sz="12" w:space="0" w:color="010000"/>
-              <w:bottom w:val="single" w:sz="4" w:space="0" w:color="010000"/>
-            </w:tcBorders>
-            <w:vAlign w:val="center"/>
-          </w:tcPr>
-          <w:p>
-            <w:pPr>
-              <w:keepNext/>
-              <w:jc w:val="center"/>
-            </w:pPr>
-            <w:r>
-              <w:rPr>
-                <w:rFonts w:hint="eastAsia"/>
-                <w:b/>
-                <w:sz w:val="21"/>
-              </w:rPr>
-              <w:t>主要投资方</w:t>
-            </w:r>
-          </w:p>
-        </w:tc>
-      </w:tr>
-      <w:tr>
-        <w:trPr>
-          <w:cantSplit/>
-        </w:trPr>
-        <w:tc>
-          <w:tcPr>
-            <w:tcW w:w="850" w:type="pct"/>
-            <w:vAlign w:val="center"/>
-          </w:tcPr>
-          <w:p>
-            <w:pPr>
-              <w:keepNext/>
-              <w:jc w:val="center"/>
-            </w:pPr>
-            <w:r>
-              <w:rPr>
-                <w:rFonts w:hint="eastAsia"/>
-                <w:b w:val="0"/>
-                <w:sz w:val="21"/>
-              </w:rPr>
-              <w:t>2022年10月天使轮</w:t>
-            </w:r>
-          </w:p>
-        </w:tc>
-        <w:tc>
-          <w:tcPr>
-            <w:tcW w:w="800" w:type="pct"/>
-            <w:vAlign w:val="center"/>
-          </w:tcPr>
-          <w:p>
-            <w:pPr>
-              <w:keepNext/>
-              <w:jc w:val="center"/>
-            </w:pPr>
-            <w:r>
-              <w:rPr>
-                <w:rFonts w:hint="eastAsia"/>
-                <w:b w:val="0"/>
-                <w:sz w:val="21"/>
-              </w:rPr>
-              <w:t>暂无明确信息</w:t>
-            </w:r>
-          </w:p>
-        </w:tc>
-        <w:tc>
-          <w:tcPr>
-            <w:tcW w:w="850" w:type="pct"/>
-            <w:vAlign w:val="center"/>
-          </w:tcPr>
-          <w:p>
-            <w:pPr>
-              <w:keepNext/>
-              <w:jc w:val="center"/>
-            </w:pPr>
-            <w:r>
-              <w:rPr>
-                <w:rFonts w:hint="eastAsia"/>
-                <w:b w:val="0"/>
-                <w:sz w:val="21"/>
-              </w:rPr>
-              <w:t>未披露</w:t>
-            </w:r>
-          </w:p>
-        </w:tc>
-        <w:tc>
-          <w:tcPr>
-            <w:tcW w:w="2500" w:type="pct"/>
-            <w:vAlign w:val="center"/>
-          </w:tcPr>
-          <w:p>
-            <w:pPr>
-              <w:keepNext/>
-              <w:jc w:val="left"/>
-            </w:pPr>
-            <w:r>
-              <w:rPr>
-                <w:rFonts w:hint="eastAsia"/>
-                <w:b w:val="0"/>
-                <w:sz w:val="21"/>
-              </w:rPr>
-              <w:t>青岛元禾原点数智转化创业投资</w:t>
-            </w:r>
-          </w:p>
-        </w:tc>
-      </w:tr>
-      <w:tr>
-        <w:trPr>
-          <w:cantSplit/>
-        </w:trPr>
-        <w:tc>
-          <w:tcPr>
-            <w:tcW w:w="850" w:type="pct"/>
-            <w:vAlign w:val="center"/>
-          </w:tcPr>
-          <w:p>
-            <w:pPr>
-              <w:keepNext/>
-              <w:jc w:val="center"/>
-            </w:pPr>
-            <w:r>
-              <w:rPr>
-                <w:rFonts w:hint="eastAsia"/>
-                <w:b w:val="0"/>
-                <w:sz w:val="21"/>
-              </w:rPr>
-              <w:t>2025年2月Pre-A轮</w:t>
-            </w:r>
-          </w:p>
-        </w:tc>
-        <w:tc>
-          <w:tcPr>
-            <w:tcW w:w="800" w:type="pct"/>
-            <w:vAlign w:val="center"/>
-          </w:tcPr>
-          <w:p>
-            <w:pPr>
-              <w:keepNext/>
-              <w:jc w:val="center"/>
-            </w:pPr>
-            <w:r>
-              <w:rPr>
-                <w:rFonts w:hint="eastAsia"/>
-                <w:b w:val="0"/>
-                <w:sz w:val="21"/>
-              </w:rPr>
-              <w:t>暂无明确信息</w:t>
-            </w:r>
-          </w:p>
-        </w:tc>
-        <w:tc>
-          <w:tcPr>
-            <w:tcW w:w="850" w:type="pct"/>
-            <w:vAlign w:val="center"/>
-          </w:tcPr>
-          <w:p>
-            <w:pPr>
-              <w:keepNext/>
-              <w:jc w:val="center"/>
-            </w:pPr>
-            <w:r>
-              <w:rPr>
-                <w:rFonts w:hint="eastAsia"/>
-                <w:b w:val="0"/>
-                <w:sz w:val="21"/>
-              </w:rPr>
-              <w:t>未披露</w:t>
-            </w:r>
-          </w:p>
-        </w:tc>
-        <w:tc>
-          <w:tcPr>
-            <w:tcW w:w="2500" w:type="pct"/>
-            <w:vAlign w:val="center"/>
-          </w:tcPr>
-          <w:p>
-            <w:pPr>
-              <w:keepNext/>
-              <w:jc w:val="left"/>
-            </w:pPr>
-            <w:r>
-              <w:rPr>
-                <w:rFonts w:hint="eastAsia"/>
-                <w:b w:val="0"/>
-                <w:sz w:val="21"/>
-              </w:rPr>
-              <w:t>衢州厚雪丰木、上海厚雪为新、上海厚雪私募</w:t>
-            </w:r>
-          </w:p>
-        </w:tc>
-      </w:tr>
-      <w:tr>
-        <w:trPr>
-          <w:cantSplit/>
-        </w:trPr>
-        <w:tc>
-          <w:tcPr>
-            <w:tcW w:w="850" w:type="pct"/>
-            <w:tcBorders>
-              <w:bottom w:val="single" w:sz="12" w:space="0" w:color="010000"/>
-            </w:tcBorders>
-            <w:vAlign w:val="center"/>
-          </w:tcPr>
-          <w:p>
-            <w:pPr>
-              <w:keepNext/>
-              <w:jc w:val="center"/>
-            </w:pPr>
-            <w:r>
-              <w:rPr>
-                <w:rFonts w:hint="eastAsia"/>
-                <w:b w:val="0"/>
-                <w:sz w:val="21"/>
-              </w:rPr>
-              <w:t>2025年8月Pre-A+轮</w:t>
-            </w:r>
-          </w:p>
-        </w:tc>
-        <w:tc>
-          <w:tcPr>
-            <w:tcW w:w="800" w:type="pct"/>
-            <w:tcBorders>
-              <w:bottom w:val="single" w:sz="12" w:space="0" w:color="010000"/>
-            </w:tcBorders>
-            <w:vAlign w:val="center"/>
-          </w:tcPr>
-          <w:p>
-            <w:pPr>
-              <w:keepNext/>
-              <w:jc w:val="center"/>
-            </w:pPr>
-            <w:r>
-              <w:rPr>
-                <w:rFonts w:hint="eastAsia"/>
-                <w:b w:val="0"/>
-                <w:sz w:val="21"/>
-              </w:rPr>
-              <w:t>约3.3亿至5.6亿元</w:t>
-            </w:r>
-          </w:p>
-        </w:tc>
-        <w:tc>
-          <w:tcPr>
-            <w:tcW w:w="850" w:type="pct"/>
-            <w:tcBorders>
-              <w:bottom w:val="single" w:sz="12" w:space="0" w:color="010000"/>
-            </w:tcBorders>
-            <w:vAlign w:val="center"/>
-          </w:tcPr>
-          <w:p>
-            <w:pPr>
-              <w:keepNext/>
-              <w:jc w:val="center"/>
-            </w:pPr>
-            <w:r>
-              <w:rPr>
-                <w:rFonts w:hint="eastAsia"/>
-                <w:b w:val="0"/>
-                <w:sz w:val="21"/>
-              </w:rPr>
-              <w:t>数千万元</w:t>
-            </w:r>
-          </w:p>
-        </w:tc>
-        <w:tc>
-          <w:tcPr>
-            <w:tcW w:w="2500" w:type="pct"/>
-            <w:tcBorders>
-              <w:bottom w:val="single" w:sz="12" w:space="0" w:color="010000"/>
-            </w:tcBorders>
-            <w:vAlign w:val="center"/>
-          </w:tcPr>
-          <w:p>
-            <w:pPr>
-              <w:keepNext/>
-              <w:jc w:val="left"/>
-            </w:pPr>
-            <w:r>
-              <w:rPr>
-                <w:rFonts w:hint="eastAsia"/>
-                <w:b w:val="0"/>
-                <w:sz w:val="21"/>
-              </w:rPr>
-              <w:t>马鞍山尚颀智能创业投资基金</w:t>
-            </w:r>
-          </w:p>
-        </w:tc>
-      </w:tr>
-    </w:tbl>
-    <w:p>
-      <w:pPr>
-        <w:pStyle w:val="005"/>
-      </w:pPr>
-      <w:r>
-        <w:rPr>
-          <w:rFonts w:hint="eastAsia"/>
-          <w:b w:val="0"/>
-        </w:rPr>
-        <w:t>公司累计融资三轮，当前轮次为Pre-A+轮。以该轮新进股东合计持股8.2569%测算，若本次融资金额为3000万元，对应投前估值约3.3亿元；若为5000万元，对应投前估值约5.6亿元。</w:t>
-      </w:r>
-    </w:p>
-    <w:p>
-      <w:pPr>
-        <w:pStyle w:val="005"/>
-      </w:pPr>
-      <w:r>
-        <w:rPr>
-          <w:rFonts w:hint="eastAsia"/>
-          <w:b w:val="0"/>
-        </w:rPr>
-        <w:t>三轮融资的新进股东认缴出资额与当期注册资本增加额一致，持股比例可直接用于估值测算。</w:t>
-      </w:r>
-    </w:p>
-    <w:p>
-      <w:pPr>
-        <w:pStyle w:val="004"/>
-      </w:pPr>
-      <w:r>
-        <w:rPr>
-          <w:rFonts w:hint="eastAsia"/>
-          <w:b/>
-        </w:rPr>
-        <w:t>3、三垣航天（同行业公司，在轨操作与碎片清理，Pre-A+轮）</w:t>
-      </w:r>
-    </w:p>
-    <w:p>
-      <w:pPr>
-        <w:pStyle w:val="005"/>
-      </w:pPr>
-      <w:r>
-        <w:rPr>
-          <w:rFonts w:hint="eastAsia"/>
-          <w:b w:val="0"/>
-        </w:rPr>
-        <w:t>三垣航天是航天航空服务提供商，以空间操作技术研发、空间操作相关装备研制、空间在轨服务业务运营为核心业务，应用场景覆盖空间碎片清理、航天器在轨延寿与加注、在轨维修，经营主体为苏州三垣航天科技有限公司。公司首发技术验证星星西垣0号于2026年3月入轨，为国内首颗由商业公司研制的柔性机械臂在轨操作卫星，在轨完成程控模拟加注、遥操作模拟加注、视觉伺服模拟加注等操作验证。公司控股股东为北京航天驭星科技股份有限公司，持股51.4539%。</w:t>
-      </w:r>
-    </w:p>
-    <w:p>
-      <w:pPr>
-        <w:pStyle w:val="005"/>
-      </w:pPr>
-      <w:r>
-        <w:rPr>
-          <w:rFonts w:hint="eastAsia"/>
-          <w:b w:val="0"/>
-        </w:rPr>
-        <w:t>三垣航天系无限宇航同行业公司，其融资节奏及融资估值具有一定参考意义，具体情况如下：</w:t>
-      </w:r>
-    </w:p>
-    <w:tbl>
-      <w:tblPr>
-        <w:tblW w:w="5000" w:type="pct"/>
-        <w:jc w:val="center"/>
-        <w:tblBorders>
-          <w:top w:val="single" w:sz="12" w:space="0" w:color="010000"/>
-          <w:left w:val="single" w:sz="12" w:space="0" w:color="010000"/>
-          <w:bottom w:val="single" w:sz="12" w:space="0" w:color="010000"/>
-          <w:right w:val="single" w:sz="12" w:space="0" w:color="010000"/>
-          <w:insideH w:val="single" w:sz="4" w:space="0" w:color="010000"/>
-          <w:insideV w:val="single" w:sz="4" w:space="0" w:color="010000"/>
-        </w:tblBorders>
-        <w:tblLook w:val="04A0" w:firstRow="1" w:lastRow="0" w:firstColumn="1" w:lastColumn="0" w:noHBand="0" w:noVBand="1"/>
-      </w:tblPr>
-      <w:tblGrid>
-        <w:gridCol w:w="2076"/>
-        <w:gridCol w:w="2076"/>
-        <w:gridCol w:w="2076"/>
-        <w:gridCol w:w="2076"/>
-      </w:tblGrid>
-      <w:tr>
-        <w:trPr>
-          <w:cantSplit/>
-          <w:tblHeader/>
-        </w:trPr>
-        <w:tc>
-          <w:tcPr>
-            <w:tcW w:w="850" w:type="pct"/>
-            <w:tcBorders>
-              <w:top w:val="single" w:sz="12" w:space="0" w:color="010000"/>
-              <w:bottom w:val="single" w:sz="4" w:space="0" w:color="010000"/>
-            </w:tcBorders>
-            <w:vAlign w:val="center"/>
-          </w:tcPr>
-          <w:p>
-            <w:pPr>
-              <w:keepNext/>
-              <w:jc w:val="center"/>
-            </w:pPr>
-            <w:r>
-              <w:rPr>
-                <w:rFonts w:hint="eastAsia"/>
-                <w:b/>
-                <w:sz w:val="21"/>
-              </w:rPr>
-              <w:t>时间</w:t>
-            </w:r>
-          </w:p>
-        </w:tc>
-        <w:tc>
-          <w:tcPr>
-            <w:tcW w:w="800" w:type="pct"/>
-            <w:tcBorders>
-              <w:top w:val="single" w:sz="12" w:space="0" w:color="010000"/>
-              <w:bottom w:val="single" w:sz="4" w:space="0" w:color="010000"/>
-            </w:tcBorders>
-            <w:vAlign w:val="center"/>
-          </w:tcPr>
-          <w:p>
-            <w:pPr>
-              <w:keepNext/>
-              <w:jc w:val="center"/>
-            </w:pPr>
-            <w:r>
-              <w:rPr>
-                <w:rFonts w:hint="eastAsia"/>
-                <w:b/>
-                <w:sz w:val="21"/>
-              </w:rPr>
-              <w:t>投前估值</w:t>
-            </w:r>
-          </w:p>
-        </w:tc>
-        <w:tc>
-          <w:tcPr>
-            <w:tcW w:w="850" w:type="pct"/>
-            <w:tcBorders>
-              <w:top w:val="single" w:sz="12" w:space="0" w:color="010000"/>
-              <w:bottom w:val="single" w:sz="4" w:space="0" w:color="010000"/>
-            </w:tcBorders>
-            <w:vAlign w:val="center"/>
-          </w:tcPr>
-          <w:p>
-            <w:pPr>
-              <w:keepNext/>
-              <w:jc w:val="center"/>
-            </w:pPr>
-            <w:r>
-              <w:rPr>
-                <w:rFonts w:hint="eastAsia"/>
-                <w:b/>
-                <w:sz w:val="21"/>
-              </w:rPr>
-              <w:t>本次融资金额</w:t>
-            </w:r>
-          </w:p>
-        </w:tc>
-        <w:tc>
-          <w:tcPr>
-            <w:tcW w:w="2500" w:type="pct"/>
-            <w:tcBorders>
-              <w:top w:val="single" w:sz="12" w:space="0" w:color="010000"/>
-              <w:bottom w:val="single" w:sz="4" w:space="0" w:color="010000"/>
-            </w:tcBorders>
-            <w:vAlign w:val="center"/>
-          </w:tcPr>
-          <w:p>
-            <w:pPr>
-              <w:keepNext/>
-              <w:jc w:val="center"/>
-            </w:pPr>
-            <w:r>
-              <w:rPr>
-                <w:rFonts w:hint="eastAsia"/>
-                <w:b/>
-                <w:sz w:val="21"/>
-              </w:rPr>
-              <w:t>主要投资方</w:t>
-            </w:r>
-          </w:p>
-        </w:tc>
-      </w:tr>
-      <w:tr>
-        <w:trPr>
-          <w:cantSplit/>
-        </w:trPr>
-        <w:tc>
-          <w:tcPr>
-            <w:tcW w:w="850" w:type="pct"/>
-            <w:vAlign w:val="center"/>
-          </w:tcPr>
-          <w:p>
-            <w:pPr>
-              <w:keepNext/>
-              <w:jc w:val="center"/>
-            </w:pPr>
-            <w:r>
-              <w:rPr>
-                <w:rFonts w:hint="eastAsia"/>
-                <w:b w:val="0"/>
-                <w:sz w:val="21"/>
-              </w:rPr>
-              <w:t>2022年11月天使轮</w:t>
-            </w:r>
-          </w:p>
-        </w:tc>
-        <w:tc>
-          <w:tcPr>
-            <w:tcW w:w="800" w:type="pct"/>
-            <w:vAlign w:val="center"/>
-          </w:tcPr>
-          <w:p>
-            <w:pPr>
-              <w:keepNext/>
-              <w:jc w:val="center"/>
-            </w:pPr>
-            <w:r>
-              <w:rPr>
-                <w:rFonts w:hint="eastAsia"/>
-                <w:b w:val="0"/>
-                <w:sz w:val="21"/>
-              </w:rPr>
-              <w:t>暂无明确信息</w:t>
-            </w:r>
-          </w:p>
-        </w:tc>
-        <w:tc>
-          <w:tcPr>
-            <w:tcW w:w="850" w:type="pct"/>
-            <w:vAlign w:val="center"/>
-          </w:tcPr>
-          <w:p>
-            <w:pPr>
-              <w:keepNext/>
-              <w:jc w:val="center"/>
-            </w:pPr>
-            <w:r>
-              <w:rPr>
-                <w:rFonts w:hint="eastAsia"/>
-                <w:b w:val="0"/>
-                <w:sz w:val="21"/>
-              </w:rPr>
-              <w:t>数千万元</w:t>
-            </w:r>
-          </w:p>
-        </w:tc>
-        <w:tc>
-          <w:tcPr>
-            <w:tcW w:w="2500" w:type="pct"/>
-            <w:vAlign w:val="center"/>
-          </w:tcPr>
-          <w:p>
-            <w:pPr>
-              <w:keepNext/>
-              <w:jc w:val="left"/>
-            </w:pPr>
-            <w:r>
-              <w:rPr>
-                <w:rFonts w:hint="eastAsia"/>
-                <w:b w:val="0"/>
-                <w:sz w:val="21"/>
-              </w:rPr>
-              <w:t>北京元航硬科技创业投资基金、杭州银杏源</w:t>
-            </w:r>
-          </w:p>
-        </w:tc>
-      </w:tr>
-      <w:tr>
-        <w:trPr>
-          <w:cantSplit/>
-        </w:trPr>
-        <w:tc>
-          <w:tcPr>
-            <w:tcW w:w="850" w:type="pct"/>
-            <w:vAlign w:val="center"/>
-          </w:tcPr>
-          <w:p>
-            <w:pPr>
-              <w:keepNext/>
-              <w:jc w:val="center"/>
-            </w:pPr>
-            <w:r>
-              <w:rPr>
-                <w:rFonts w:hint="eastAsia"/>
-                <w:b w:val="0"/>
-                <w:sz w:val="21"/>
-              </w:rPr>
-              <w:t>2024年3月Pre-A轮</w:t>
-            </w:r>
-          </w:p>
-        </w:tc>
-        <w:tc>
-          <w:tcPr>
-            <w:tcW w:w="800" w:type="pct"/>
-            <w:vAlign w:val="center"/>
-          </w:tcPr>
-          <w:p>
-            <w:pPr>
-              <w:keepNext/>
-              <w:jc w:val="center"/>
-            </w:pPr>
-            <w:r>
-              <w:rPr>
-                <w:rFonts w:hint="eastAsia"/>
-                <w:b w:val="0"/>
-                <w:sz w:val="21"/>
-              </w:rPr>
-              <w:t>暂无明确信息</w:t>
-            </w:r>
-          </w:p>
-        </w:tc>
-        <w:tc>
-          <w:tcPr>
-            <w:tcW w:w="850" w:type="pct"/>
-            <w:vAlign w:val="center"/>
-          </w:tcPr>
-          <w:p>
-            <w:pPr>
-              <w:keepNext/>
-              <w:jc w:val="center"/>
-            </w:pPr>
-            <w:r>
-              <w:rPr>
-                <w:rFonts w:hint="eastAsia"/>
-                <w:b w:val="0"/>
-                <w:sz w:val="21"/>
-              </w:rPr>
-              <w:t>数千万元</w:t>
-            </w:r>
-          </w:p>
-        </w:tc>
-        <w:tc>
-          <w:tcPr>
-            <w:tcW w:w="2500" w:type="pct"/>
-            <w:vAlign w:val="center"/>
-          </w:tcPr>
-          <w:p>
-            <w:pPr>
-              <w:keepNext/>
-              <w:jc w:val="left"/>
-            </w:pPr>
-            <w:r>
-              <w:rPr>
-                <w:rFonts w:hint="eastAsia"/>
-                <w:b w:val="0"/>
-                <w:sz w:val="21"/>
-              </w:rPr>
-              <w:t>太仓鑫六号（领投）、太仓智汇科创基金</w:t>
-            </w:r>
-          </w:p>
-        </w:tc>
-      </w:tr>
-      <w:tr>
-        <w:trPr>
-          <w:cantSplit/>
-        </w:trPr>
-        <w:tc>
-          <w:tcPr>
-            <w:tcW w:w="850" w:type="pct"/>
-            <w:tcBorders>
-              <w:bottom w:val="single" w:sz="12" w:space="0" w:color="010000"/>
-            </w:tcBorders>
-            <w:vAlign w:val="center"/>
-          </w:tcPr>
-          <w:p>
-            <w:pPr>
-              <w:keepNext/>
-              <w:jc w:val="center"/>
-            </w:pPr>
-            <w:r>
-              <w:rPr>
-                <w:rFonts w:hint="eastAsia"/>
-                <w:b w:val="0"/>
-                <w:sz w:val="21"/>
-              </w:rPr>
-              <w:t>2024年9月Pre-A+轮</w:t>
-            </w:r>
-          </w:p>
-        </w:tc>
-        <w:tc>
-          <w:tcPr>
-            <w:tcW w:w="800" w:type="pct"/>
-            <w:tcBorders>
-              <w:bottom w:val="single" w:sz="12" w:space="0" w:color="010000"/>
-            </w:tcBorders>
-            <w:vAlign w:val="center"/>
-          </w:tcPr>
-          <w:p>
-            <w:pPr>
-              <w:keepNext/>
-              <w:jc w:val="center"/>
-            </w:pPr>
-            <w:r>
-              <w:rPr>
-                <w:rFonts w:hint="eastAsia"/>
-                <w:b w:val="0"/>
-                <w:sz w:val="21"/>
-              </w:rPr>
-              <w:t>约8.7亿至14.5亿元</w:t>
-            </w:r>
-          </w:p>
-        </w:tc>
-        <w:tc>
-          <w:tcPr>
-            <w:tcW w:w="850" w:type="pct"/>
-            <w:tcBorders>
-              <w:bottom w:val="single" w:sz="12" w:space="0" w:color="010000"/>
-            </w:tcBorders>
-            <w:vAlign w:val="center"/>
-          </w:tcPr>
-          <w:p>
-            <w:pPr>
-              <w:keepNext/>
-              <w:jc w:val="center"/>
-            </w:pPr>
-            <w:r>
-              <w:rPr>
-                <w:rFonts w:hint="eastAsia"/>
-                <w:b w:val="0"/>
-                <w:sz w:val="21"/>
-              </w:rPr>
-              <w:t>数千万元</w:t>
-            </w:r>
-          </w:p>
-        </w:tc>
-        <w:tc>
-          <w:tcPr>
-            <w:tcW w:w="2500" w:type="pct"/>
-            <w:tcBorders>
-              <w:bottom w:val="single" w:sz="12" w:space="0" w:color="010000"/>
-            </w:tcBorders>
-            <w:vAlign w:val="center"/>
-          </w:tcPr>
-          <w:p>
-            <w:pPr>
-              <w:keepNext/>
-              <w:jc w:val="left"/>
-            </w:pPr>
-            <w:r>
-              <w:rPr>
-                <w:rFonts w:hint="eastAsia"/>
-                <w:b w:val="0"/>
-                <w:sz w:val="21"/>
-              </w:rPr>
-              <w:t>深圳市高新投鼎胜创新私募基金、深圳市高新投创业投资</w:t>
-            </w:r>
-          </w:p>
-        </w:tc>
-      </w:tr>
-    </w:tbl>
-    <w:p>
-      <w:pPr>
-        <w:pStyle w:val="005"/>
-      </w:pPr>
-      <w:r>
-        <w:rPr>
-          <w:rFonts w:hint="eastAsia"/>
-          <w:b w:val="0"/>
-        </w:rPr>
-        <w:t>公司累计融资三轮，当前轮次为Pre-A+轮。以该轮新进股东合计持股3.3333%测算，若本次融资金额为3000万元，对应投前估值约8.7亿元；若为5000万元，对应投前估值约14.5亿元。该轮持股比例较低，测算结果对融资金额高度敏感。</w:t>
-      </w:r>
-    </w:p>
-    <w:p>
-      <w:pPr>
-        <w:pStyle w:val="005"/>
-      </w:pPr>
-      <w:r>
-        <w:rPr>
-          <w:rFonts w:hint="eastAsia"/>
-          <w:b w:val="0"/>
-        </w:rPr>
-        <w:t>天使轮与Pre-A轮为增资与老股受让并行，测算所用持股比例取自工商登记的持股变动记录。Pre-A+轮新进股东认缴出资额与当期注册资本增加额一致，持股比例可直接用于估值测算。</w:t>
-      </w:r>
-    </w:p>
-    <w:p>
-      <w:pPr>
-        <w:pStyle w:val="004"/>
-      </w:pPr>
-      <w:r>
-        <w:rPr>
-          <w:rFonts w:hint="eastAsia"/>
-          <w:b/>
-        </w:rPr>
-        <w:t>4、遨天科技（同行业公司，空间动力与在轨服务，B+轮）</w:t>
-      </w:r>
-    </w:p>
-    <w:p>
-      <w:pPr>
-        <w:pStyle w:val="005"/>
-      </w:pPr>
-      <w:r>
-        <w:rPr>
-          <w:rFonts w:hint="eastAsia"/>
-          <w:b w:val="0"/>
-        </w:rPr>
-        <w:t>遨天科技是体系级空间在轨服务宇航公司，核心产品和服务涵盖卫星动力系统的研发、生产和销售，以及空间碎片监测和空间轨道服务，经营主体为遨天科技（北京）有限公司。公司于2025年11月中标中国星网网络系统研究院有限公司、中国星网易联供应链有限公司的低轨星座卫星电推进仿真系统项目，2024年10月中标无锡市梁天溪引航天工业有限公司LX630星座系统项目。公司注册资本4251.0383万元并已全额实缴，2025年报参保人数128人，人员规模在国内同业中居首。</w:t>
-      </w:r>
-    </w:p>
-    <w:p>
-      <w:pPr>
-        <w:pStyle w:val="005"/>
-      </w:pPr>
-      <w:r>
-        <w:rPr>
-          <w:rFonts w:hint="eastAsia"/>
-          <w:b w:val="0"/>
-        </w:rPr>
-        <w:t>遨天科技系无限宇航上游同行业公司，累计完成十一轮融资，当前轮次为B+轮，为国内同业中轮次最靠后的一家，其融资节奏具有一定参考意义，具体情况如下：</w:t>
-      </w:r>
-    </w:p>
-    <w:tbl>
-      <w:tblPr>
-        <w:tblW w:w="5000" w:type="pct"/>
-        <w:jc w:val="center"/>
-        <w:tblBorders>
-          <w:top w:val="single" w:sz="12" w:space="0" w:color="010000"/>
-          <w:left w:val="single" w:sz="12" w:space="0" w:color="010000"/>
-          <w:bottom w:val="single" w:sz="12" w:space="0" w:color="010000"/>
-          <w:right w:val="single" w:sz="12" w:space="0" w:color="010000"/>
-          <w:insideH w:val="single" w:sz="4" w:space="0" w:color="010000"/>
-          <w:insideV w:val="single" w:sz="4" w:space="0" w:color="010000"/>
-        </w:tblBorders>
-        <w:tblLook w:val="04A0" w:firstRow="1" w:lastRow="0" w:firstColumn="1" w:lastColumn="0" w:noHBand="0" w:noVBand="1"/>
-      </w:tblPr>
-      <w:tblGrid>
-        <w:gridCol w:w="2076"/>
-        <w:gridCol w:w="2076"/>
-        <w:gridCol w:w="2076"/>
-        <w:gridCol w:w="2076"/>
-      </w:tblGrid>
-      <w:tr>
-        <w:trPr>
-          <w:cantSplit/>
-          <w:tblHeader/>
-        </w:trPr>
-        <w:tc>
-          <w:tcPr>
-            <w:tcW w:w="850" w:type="pct"/>
-            <w:tcBorders>
-              <w:top w:val="single" w:sz="12" w:space="0" w:color="010000"/>
-              <w:bottom w:val="single" w:sz="4" w:space="0" w:color="010000"/>
-            </w:tcBorders>
-            <w:vAlign w:val="center"/>
-          </w:tcPr>
-          <w:p>
-            <w:pPr>
-              <w:keepNext/>
-              <w:jc w:val="center"/>
-            </w:pPr>
-            <w:r>
-              <w:rPr>
-                <w:rFonts w:hint="eastAsia"/>
-                <w:b/>
-                <w:sz w:val="21"/>
-              </w:rPr>
-              <w:t>时间</w:t>
-            </w:r>
-          </w:p>
-        </w:tc>
-        <w:tc>
-          <w:tcPr>
-            <w:tcW w:w="800" w:type="pct"/>
-            <w:tcBorders>
-              <w:top w:val="single" w:sz="12" w:space="0" w:color="010000"/>
-              <w:bottom w:val="single" w:sz="4" w:space="0" w:color="010000"/>
-            </w:tcBorders>
-            <w:vAlign w:val="center"/>
-          </w:tcPr>
-          <w:p>
-            <w:pPr>
-              <w:keepNext/>
-              <w:jc w:val="center"/>
-            </w:pPr>
-            <w:r>
-              <w:rPr>
-                <w:rFonts w:hint="eastAsia"/>
-                <w:b/>
-                <w:sz w:val="21"/>
-              </w:rPr>
-              <w:t>投前估值</w:t>
-            </w:r>
-          </w:p>
-        </w:tc>
-        <w:tc>
-          <w:tcPr>
-            <w:tcW w:w="850" w:type="pct"/>
-            <w:tcBorders>
-              <w:top w:val="single" w:sz="12" w:space="0" w:color="010000"/>
-              <w:bottom w:val="single" w:sz="4" w:space="0" w:color="010000"/>
-            </w:tcBorders>
-            <w:vAlign w:val="center"/>
-          </w:tcPr>
-          <w:p>
-            <w:pPr>
-              <w:keepNext/>
-              <w:jc w:val="center"/>
-            </w:pPr>
-            <w:r>
-              <w:rPr>
-                <w:rFonts w:hint="eastAsia"/>
-                <w:b/>
-                <w:sz w:val="21"/>
-              </w:rPr>
-              <w:t>本次融资金额</w:t>
-            </w:r>
-          </w:p>
-        </w:tc>
-        <w:tc>
-          <w:tcPr>
-            <w:tcW w:w="2500" w:type="pct"/>
-            <w:tcBorders>
-              <w:top w:val="single" w:sz="12" w:space="0" w:color="010000"/>
-              <w:bottom w:val="single" w:sz="4" w:space="0" w:color="010000"/>
-            </w:tcBorders>
-            <w:vAlign w:val="center"/>
-          </w:tcPr>
-          <w:p>
-            <w:pPr>
-              <w:keepNext/>
-              <w:jc w:val="center"/>
-            </w:pPr>
-            <w:r>
-              <w:rPr>
-                <w:rFonts w:hint="eastAsia"/>
-                <w:b/>
-                <w:sz w:val="21"/>
-              </w:rPr>
-              <w:t>主要投资方</w:t>
-            </w:r>
-          </w:p>
-        </w:tc>
-      </w:tr>
-      <w:tr>
-        <w:trPr>
-          <w:cantSplit/>
-        </w:trPr>
-        <w:tc>
-          <w:tcPr>
-            <w:tcW w:w="850" w:type="pct"/>
-            <w:vAlign w:val="center"/>
-          </w:tcPr>
-          <w:p>
-            <w:pPr>
-              <w:keepNext/>
-              <w:jc w:val="center"/>
-            </w:pPr>
-            <w:r>
-              <w:rPr>
-                <w:rFonts w:hint="eastAsia"/>
-                <w:b w:val="0"/>
-                <w:sz w:val="21"/>
-              </w:rPr>
-              <w:t>2019年至2020年A轮</w:t>
-            </w:r>
-          </w:p>
-        </w:tc>
-        <w:tc>
-          <w:tcPr>
-            <w:tcW w:w="800" w:type="pct"/>
-            <w:vAlign w:val="center"/>
-          </w:tcPr>
-          <w:p>
-            <w:pPr>
-              <w:keepNext/>
-              <w:jc w:val="center"/>
-            </w:pPr>
-            <w:r>
-              <w:rPr>
-                <w:rFonts w:hint="eastAsia"/>
-                <w:b w:val="0"/>
-                <w:sz w:val="21"/>
-              </w:rPr>
-              <w:t>暂无明确信息</w:t>
-            </w:r>
-          </w:p>
-        </w:tc>
-        <w:tc>
-          <w:tcPr>
-            <w:tcW w:w="850" w:type="pct"/>
-            <w:vAlign w:val="center"/>
-          </w:tcPr>
-          <w:p>
-            <w:pPr>
-              <w:keepNext/>
-              <w:jc w:val="center"/>
-            </w:pPr>
-            <w:r>
-              <w:rPr>
-                <w:rFonts w:hint="eastAsia"/>
-                <w:b w:val="0"/>
-                <w:sz w:val="21"/>
-              </w:rPr>
-              <w:t>未披露</w:t>
-            </w:r>
-          </w:p>
-        </w:tc>
-        <w:tc>
-          <w:tcPr>
-            <w:tcW w:w="2500" w:type="pct"/>
-            <w:vAlign w:val="center"/>
-          </w:tcPr>
-          <w:p>
-            <w:pPr>
-              <w:keepNext/>
-              <w:jc w:val="left"/>
-            </w:pPr>
-            <w:r>
-              <w:rPr>
-                <w:rFonts w:hint="eastAsia"/>
-                <w:b w:val="0"/>
-                <w:sz w:val="21"/>
-              </w:rPr>
-              <w:t>中关村发展启航基金、经纬创投、巢生资本</w:t>
-            </w:r>
-          </w:p>
-        </w:tc>
-      </w:tr>
-      <w:tr>
-        <w:trPr>
-          <w:cantSplit/>
-        </w:trPr>
-        <w:tc>
-          <w:tcPr>
-            <w:tcW w:w="850" w:type="pct"/>
-            <w:vAlign w:val="center"/>
-          </w:tcPr>
-          <w:p>
-            <w:pPr>
-              <w:keepNext/>
-              <w:jc w:val="center"/>
-            </w:pPr>
-            <w:r>
-              <w:rPr>
-                <w:rFonts w:hint="eastAsia"/>
-                <w:b w:val="0"/>
-                <w:sz w:val="21"/>
-              </w:rPr>
-              <w:t>2021年12月A+轮</w:t>
-            </w:r>
-          </w:p>
-        </w:tc>
-        <w:tc>
-          <w:tcPr>
-            <w:tcW w:w="800" w:type="pct"/>
-            <w:vAlign w:val="center"/>
-          </w:tcPr>
-          <w:p>
-            <w:pPr>
-              <w:keepNext/>
-              <w:jc w:val="center"/>
-            </w:pPr>
-            <w:r>
-              <w:rPr>
-                <w:rFonts w:hint="eastAsia"/>
-                <w:b w:val="0"/>
-                <w:sz w:val="21"/>
-              </w:rPr>
-              <w:t>暂无明确信息</w:t>
-            </w:r>
-          </w:p>
-        </w:tc>
-        <w:tc>
-          <w:tcPr>
-            <w:tcW w:w="850" w:type="pct"/>
-            <w:vAlign w:val="center"/>
-          </w:tcPr>
-          <w:p>
-            <w:pPr>
-              <w:keepNext/>
-              <w:jc w:val="center"/>
-            </w:pPr>
-            <w:r>
-              <w:rPr>
-                <w:rFonts w:hint="eastAsia"/>
-                <w:b w:val="0"/>
-                <w:sz w:val="21"/>
-              </w:rPr>
-              <w:t>未披露</w:t>
-            </w:r>
-          </w:p>
-        </w:tc>
-        <w:tc>
-          <w:tcPr>
-            <w:tcW w:w="2500" w:type="pct"/>
-            <w:vAlign w:val="center"/>
-          </w:tcPr>
-          <w:p>
-            <w:pPr>
-              <w:keepNext/>
-              <w:jc w:val="left"/>
-            </w:pPr>
-            <w:r>
-              <w:rPr>
-                <w:rFonts w:hint="eastAsia"/>
-                <w:b w:val="0"/>
-                <w:sz w:val="21"/>
-              </w:rPr>
-              <w:t>中关村资本、元禾原点</w:t>
-            </w:r>
-          </w:p>
-        </w:tc>
-      </w:tr>
-      <w:tr>
-        <w:trPr>
-          <w:cantSplit/>
-        </w:trPr>
-        <w:tc>
-          <w:tcPr>
-            <w:tcW w:w="850" w:type="pct"/>
-            <w:vAlign w:val="center"/>
-          </w:tcPr>
-          <w:p>
-            <w:pPr>
-              <w:keepNext/>
-              <w:jc w:val="center"/>
-            </w:pPr>
-            <w:r>
-              <w:rPr>
-                <w:rFonts w:hint="eastAsia"/>
-                <w:b w:val="0"/>
-                <w:sz w:val="21"/>
-              </w:rPr>
-              <w:t>2023年至2024年B轮</w:t>
-            </w:r>
-          </w:p>
-        </w:tc>
-        <w:tc>
-          <w:tcPr>
-            <w:tcW w:w="800" w:type="pct"/>
-            <w:vAlign w:val="center"/>
-          </w:tcPr>
-          <w:p>
-            <w:pPr>
-              <w:keepNext/>
-              <w:jc w:val="center"/>
-            </w:pPr>
-            <w:r>
-              <w:rPr>
-                <w:rFonts w:hint="eastAsia"/>
-                <w:b w:val="0"/>
-                <w:sz w:val="21"/>
-              </w:rPr>
-              <w:t>暂无明确信息</w:t>
-            </w:r>
-          </w:p>
-        </w:tc>
-        <w:tc>
-          <w:tcPr>
-            <w:tcW w:w="850" w:type="pct"/>
-            <w:vAlign w:val="center"/>
-          </w:tcPr>
-          <w:p>
-            <w:pPr>
-              <w:keepNext/>
-              <w:jc w:val="center"/>
-            </w:pPr>
-            <w:r>
-              <w:rPr>
-                <w:rFonts w:hint="eastAsia"/>
-                <w:b w:val="0"/>
-                <w:sz w:val="21"/>
-              </w:rPr>
-              <w:t>未披露</w:t>
-            </w:r>
-          </w:p>
-        </w:tc>
-        <w:tc>
-          <w:tcPr>
-            <w:tcW w:w="2500" w:type="pct"/>
-            <w:vAlign w:val="center"/>
-          </w:tcPr>
-          <w:p>
-            <w:pPr>
-              <w:keepNext/>
-              <w:jc w:val="left"/>
-            </w:pPr>
-            <w:r>
-              <w:rPr>
-                <w:rFonts w:hint="eastAsia"/>
-                <w:b w:val="0"/>
-                <w:sz w:val="21"/>
-              </w:rPr>
-              <w:t>明恒产投、深圳向日葵投资、新经济创投、成都高投、国开科创</w:t>
-            </w:r>
-          </w:p>
-        </w:tc>
-      </w:tr>
-      <w:tr>
-        <w:trPr>
-          <w:cantSplit/>
-        </w:trPr>
-        <w:tc>
-          <w:tcPr>
-            <w:tcW w:w="850" w:type="pct"/>
-            <w:tcBorders>
-              <w:bottom w:val="single" w:sz="12" w:space="0" w:color="010000"/>
-            </w:tcBorders>
-            <w:vAlign w:val="center"/>
-          </w:tcPr>
-          <w:p>
-            <w:pPr>
-              <w:keepNext/>
-              <w:jc w:val="center"/>
-            </w:pPr>
-            <w:r>
-              <w:rPr>
-                <w:rFonts w:hint="eastAsia"/>
-                <w:b w:val="0"/>
-                <w:sz w:val="21"/>
-              </w:rPr>
-              <w:t>2025年B+轮</w:t>
-            </w:r>
-          </w:p>
-        </w:tc>
-        <w:tc>
-          <w:tcPr>
-            <w:tcW w:w="800" w:type="pct"/>
-            <w:tcBorders>
-              <w:bottom w:val="single" w:sz="12" w:space="0" w:color="010000"/>
-            </w:tcBorders>
-            <w:vAlign w:val="center"/>
-          </w:tcPr>
-          <w:p>
-            <w:pPr>
-              <w:keepNext/>
-              <w:jc w:val="center"/>
-            </w:pPr>
-            <w:r>
-              <w:rPr>
-                <w:rFonts w:hint="eastAsia"/>
-                <w:b w:val="0"/>
-                <w:sz w:val="21"/>
-              </w:rPr>
-              <w:t>暂无明确信息</w:t>
-            </w:r>
-          </w:p>
-        </w:tc>
-        <w:tc>
-          <w:tcPr>
-            <w:tcW w:w="850" w:type="pct"/>
-            <w:tcBorders>
-              <w:bottom w:val="single" w:sz="12" w:space="0" w:color="010000"/>
-            </w:tcBorders>
-            <w:vAlign w:val="center"/>
-          </w:tcPr>
-          <w:p>
-            <w:pPr>
-              <w:keepNext/>
-              <w:jc w:val="center"/>
-            </w:pPr>
-            <w:r>
-              <w:rPr>
-                <w:rFonts w:hint="eastAsia"/>
-                <w:b w:val="0"/>
-                <w:sz w:val="21"/>
-              </w:rPr>
-              <w:t>未披露</w:t>
-            </w:r>
-          </w:p>
-        </w:tc>
-        <w:tc>
-          <w:tcPr>
-            <w:tcW w:w="2500" w:type="pct"/>
-            <w:tcBorders>
-              <w:bottom w:val="single" w:sz="12" w:space="0" w:color="010000"/>
-            </w:tcBorders>
-            <w:vAlign w:val="center"/>
-          </w:tcPr>
-          <w:p>
-            <w:pPr>
-              <w:keepNext/>
-              <w:jc w:val="left"/>
-            </w:pPr>
-            <w:r>
-              <w:rPr>
-                <w:rFonts w:hint="eastAsia"/>
-                <w:b w:val="0"/>
-                <w:sz w:val="21"/>
-              </w:rPr>
-              <w:t>英房资本、科晟基金、顺禧基金、北科中发展启航基金、复琢投资</w:t>
-            </w:r>
-          </w:p>
-        </w:tc>
-      </w:tr>
-    </w:tbl>
-    <w:p>
-      <w:pPr>
-        <w:pStyle w:val="005"/>
-      </w:pPr>
-      <w:r>
-        <w:rPr>
-          <w:rFonts w:hint="eastAsia"/>
-          <w:b w:val="0"/>
-        </w:rPr>
-        <w:t>公司各轮融资金额及估值均未披露。</w:t>
-      </w:r>
-    </w:p>
-    <w:p>
-      <w:pPr>
-        <w:pStyle w:val="005"/>
-      </w:pPr>
-      <w:r>
-        <w:rPr>
-          <w:rFonts w:hint="eastAsia"/>
-          <w:b w:val="0"/>
-        </w:rPr>
-        <w:t>公司2023年10月实施资本公积转增，注册资本由185.6651万元增至3567.5675万元，增幅约十八倍。该时点前后每单位注册资本对应的权益不可比。2025年11月一轮为老股转让，注册资本未发生变动。</w:t>
-      </w:r>
-    </w:p>
-    <w:p>
-      <w:pPr>
-        <w:pStyle w:val="004"/>
-      </w:pPr>
-      <w:r>
-        <w:rPr>
-          <w:rFonts w:hint="eastAsia"/>
-          <w:b/>
-        </w:rPr>
-        <w:t>5、鸿擎科技（同行业公司，空间动力系统，Pre-B轮）</w:t>
-      </w:r>
-    </w:p>
-    <w:p>
-      <w:pPr>
-        <w:pStyle w:val="005"/>
-      </w:pPr>
-      <w:r>
-        <w:rPr>
-          <w:rFonts w:hint="eastAsia"/>
-          <w:b w:val="0"/>
-        </w:rPr>
-        <w:t>鸿擎科技是空间动力解决方案供应商，主要面向低轨互联网、物联网星座，满足小卫星轨道提升、在轨位置保持、离轨等多种任务的动力需求，经营主体为北京蓝箭鸿擎科技有限公司。蓝箭航天空间科技股份有限公司持有公司14.9551%股权。公司关联的鸿鹄星座为国内三大低轨星座之一，鸿擎科技对无限宇航兼具同业与潜在客户双重属性。公司注册资本4680.6916万元，实缴3848.079万元，2025年报参保人数61人。</w:t>
-      </w:r>
-    </w:p>
-    <w:p>
-      <w:pPr>
-        <w:pStyle w:val="005"/>
-      </w:pPr>
-      <w:r>
-        <w:rPr>
-          <w:rFonts w:hint="eastAsia"/>
-          <w:b w:val="0"/>
-        </w:rPr>
-        <w:t>鸿擎科技系无限宇航上游同行业公司，累计完成十二轮融资，单轮及累计融资规模在国内同业中居首，其融资节奏及融资估值具有一定参考意义，具体情况如下：</w:t>
-      </w:r>
-    </w:p>
-    <w:tbl>
-      <w:tblPr>
-        <w:tblW w:w="5000" w:type="pct"/>
-        <w:jc w:val="center"/>
-        <w:tblBorders>
-          <w:top w:val="single" w:sz="12" w:space="0" w:color="010000"/>
-          <w:left w:val="single" w:sz="12" w:space="0" w:color="010000"/>
-          <w:bottom w:val="single" w:sz="12" w:space="0" w:color="010000"/>
-          <w:right w:val="single" w:sz="12" w:space="0" w:color="010000"/>
-          <w:insideH w:val="single" w:sz="4" w:space="0" w:color="010000"/>
-          <w:insideV w:val="single" w:sz="4" w:space="0" w:color="010000"/>
-        </w:tblBorders>
-        <w:tblLook w:val="04A0" w:firstRow="1" w:lastRow="0" w:firstColumn="1" w:lastColumn="0" w:noHBand="0" w:noVBand="1"/>
-      </w:tblPr>
-      <w:tblGrid>
-        <w:gridCol w:w="2076"/>
-        <w:gridCol w:w="2076"/>
-        <w:gridCol w:w="2076"/>
-        <w:gridCol w:w="2076"/>
-      </w:tblGrid>
-      <w:tr>
-        <w:trPr>
-          <w:cantSplit/>
-          <w:tblHeader/>
-        </w:trPr>
-        <w:tc>
-          <w:tcPr>
-            <w:tcW w:w="850" w:type="pct"/>
-            <w:tcBorders>
-              <w:top w:val="single" w:sz="12" w:space="0" w:color="010000"/>
-              <w:bottom w:val="single" w:sz="4" w:space="0" w:color="010000"/>
-            </w:tcBorders>
-            <w:vAlign w:val="center"/>
-          </w:tcPr>
-          <w:p>
-            <w:pPr>
-              <w:keepNext/>
-              <w:jc w:val="center"/>
-            </w:pPr>
-            <w:r>
-              <w:rPr>
-                <w:rFonts w:hint="eastAsia"/>
-                <w:b/>
-                <w:sz w:val="21"/>
-              </w:rPr>
-              <w:t>时间</w:t>
-            </w:r>
-          </w:p>
-        </w:tc>
-        <w:tc>
-          <w:tcPr>
-            <w:tcW w:w="800" w:type="pct"/>
-            <w:tcBorders>
-              <w:top w:val="single" w:sz="12" w:space="0" w:color="010000"/>
-              <w:bottom w:val="single" w:sz="4" w:space="0" w:color="010000"/>
-            </w:tcBorders>
-            <w:vAlign w:val="center"/>
-          </w:tcPr>
-          <w:p>
-            <w:pPr>
-              <w:keepNext/>
-              <w:jc w:val="center"/>
-            </w:pPr>
-            <w:r>
-              <w:rPr>
-                <w:rFonts w:hint="eastAsia"/>
-                <w:b/>
-                <w:sz w:val="21"/>
-              </w:rPr>
-              <w:t>投前估值</w:t>
-            </w:r>
-          </w:p>
-        </w:tc>
-        <w:tc>
-          <w:tcPr>
-            <w:tcW w:w="850" w:type="pct"/>
-            <w:tcBorders>
-              <w:top w:val="single" w:sz="12" w:space="0" w:color="010000"/>
-              <w:bottom w:val="single" w:sz="4" w:space="0" w:color="010000"/>
-            </w:tcBorders>
-            <w:vAlign w:val="center"/>
-          </w:tcPr>
-          <w:p>
-            <w:pPr>
-              <w:keepNext/>
-              <w:jc w:val="center"/>
-            </w:pPr>
-            <w:r>
-              <w:rPr>
-                <w:rFonts w:hint="eastAsia"/>
-                <w:b/>
-                <w:sz w:val="21"/>
-              </w:rPr>
-              <w:t>本次融资金额</w:t>
-            </w:r>
-          </w:p>
-        </w:tc>
-        <w:tc>
-          <w:tcPr>
-            <w:tcW w:w="2500" w:type="pct"/>
-            <w:tcBorders>
-              <w:top w:val="single" w:sz="12" w:space="0" w:color="010000"/>
-              <w:bottom w:val="single" w:sz="4" w:space="0" w:color="010000"/>
-            </w:tcBorders>
-            <w:vAlign w:val="center"/>
-          </w:tcPr>
-          <w:p>
-            <w:pPr>
-              <w:keepNext/>
-              <w:jc w:val="center"/>
-            </w:pPr>
-            <w:r>
-              <w:rPr>
-                <w:rFonts w:hint="eastAsia"/>
-                <w:b/>
-                <w:sz w:val="21"/>
-              </w:rPr>
-              <w:t>主要投资方</w:t>
-            </w:r>
-          </w:p>
-        </w:tc>
-      </w:tr>
-      <w:tr>
-        <w:trPr>
-          <w:cantSplit/>
-        </w:trPr>
-        <w:tc>
-          <w:tcPr>
-            <w:tcW w:w="850" w:type="pct"/>
-            <w:vAlign w:val="center"/>
-          </w:tcPr>
-          <w:p>
-            <w:pPr>
-              <w:keepNext/>
-              <w:jc w:val="center"/>
-            </w:pPr>
-            <w:r>
-              <w:rPr>
-                <w:rFonts w:hint="eastAsia"/>
-                <w:b w:val="0"/>
-                <w:sz w:val="21"/>
-              </w:rPr>
-              <w:t>2022年至2023年A轮</w:t>
-            </w:r>
-          </w:p>
-        </w:tc>
-        <w:tc>
-          <w:tcPr>
-            <w:tcW w:w="800" w:type="pct"/>
-            <w:vAlign w:val="center"/>
-          </w:tcPr>
-          <w:p>
-            <w:pPr>
-              <w:keepNext/>
-              <w:jc w:val="center"/>
-            </w:pPr>
-            <w:r>
-              <w:rPr>
-                <w:rFonts w:hint="eastAsia"/>
-                <w:b w:val="0"/>
-                <w:sz w:val="21"/>
-              </w:rPr>
-              <w:t>暂无明确信息</w:t>
-            </w:r>
-          </w:p>
-        </w:tc>
-        <w:tc>
-          <w:tcPr>
-            <w:tcW w:w="850" w:type="pct"/>
-            <w:vAlign w:val="center"/>
-          </w:tcPr>
-          <w:p>
-            <w:pPr>
-              <w:keepNext/>
-              <w:jc w:val="center"/>
-            </w:pPr>
-            <w:r>
-              <w:rPr>
-                <w:rFonts w:hint="eastAsia"/>
-                <w:b w:val="0"/>
-                <w:sz w:val="21"/>
-              </w:rPr>
-              <w:t>未披露</w:t>
-            </w:r>
-          </w:p>
-        </w:tc>
-        <w:tc>
-          <w:tcPr>
-            <w:tcW w:w="2500" w:type="pct"/>
-            <w:vAlign w:val="center"/>
-          </w:tcPr>
-          <w:p>
-            <w:pPr>
-              <w:keepNext/>
-              <w:jc w:val="left"/>
-            </w:pPr>
-            <w:r>
-              <w:rPr>
-                <w:rFonts w:hint="eastAsia"/>
-                <w:b w:val="0"/>
-                <w:sz w:val="21"/>
-              </w:rPr>
-              <w:t>陕西金控资本、华成智讯、基石资本</w:t>
-            </w:r>
-          </w:p>
-        </w:tc>
-      </w:tr>
-      <w:tr>
-        <w:trPr>
-          <w:cantSplit/>
-        </w:trPr>
-        <w:tc>
-          <w:tcPr>
-            <w:tcW w:w="850" w:type="pct"/>
-            <w:vAlign w:val="center"/>
-          </w:tcPr>
-          <w:p>
-            <w:pPr>
-              <w:keepNext/>
-              <w:jc w:val="center"/>
-            </w:pPr>
-            <w:r>
-              <w:rPr>
-                <w:rFonts w:hint="eastAsia"/>
-                <w:b w:val="0"/>
-                <w:sz w:val="21"/>
-              </w:rPr>
-              <w:t>2024年12月A+轮</w:t>
-            </w:r>
-          </w:p>
-        </w:tc>
-        <w:tc>
-          <w:tcPr>
-            <w:tcW w:w="800" w:type="pct"/>
-            <w:vAlign w:val="center"/>
-          </w:tcPr>
-          <w:p>
-            <w:pPr>
-              <w:keepNext/>
-              <w:jc w:val="center"/>
-            </w:pPr>
-            <w:r>
-              <w:rPr>
-                <w:rFonts w:hint="eastAsia"/>
-                <w:b w:val="0"/>
-                <w:sz w:val="21"/>
-              </w:rPr>
-              <w:t>暂无明确信息</w:t>
-            </w:r>
-          </w:p>
-        </w:tc>
-        <w:tc>
-          <w:tcPr>
-            <w:tcW w:w="850" w:type="pct"/>
-            <w:vAlign w:val="center"/>
-          </w:tcPr>
-          <w:p>
-            <w:pPr>
-              <w:keepNext/>
-              <w:jc w:val="center"/>
-            </w:pPr>
-            <w:r>
-              <w:rPr>
-                <w:rFonts w:hint="eastAsia"/>
-                <w:b w:val="0"/>
-                <w:sz w:val="21"/>
-              </w:rPr>
-              <w:t>3.4亿元</w:t>
-            </w:r>
-          </w:p>
-        </w:tc>
-        <w:tc>
-          <w:tcPr>
-            <w:tcW w:w="2500" w:type="pct"/>
-            <w:vAlign w:val="center"/>
-          </w:tcPr>
-          <w:p>
-            <w:pPr>
-              <w:keepNext/>
-              <w:jc w:val="left"/>
-            </w:pPr>
-            <w:r>
-              <w:rPr>
-                <w:rFonts w:hint="eastAsia"/>
-                <w:b w:val="0"/>
-                <w:sz w:val="21"/>
-              </w:rPr>
-              <w:t>通宇通讯、昆仑资本、北京市先进制造和智能装备产业投资基金</w:t>
-            </w:r>
-          </w:p>
-        </w:tc>
-      </w:tr>
-      <w:tr>
-        <w:trPr>
-          <w:cantSplit/>
-        </w:trPr>
-        <w:tc>
-          <w:tcPr>
-            <w:tcW w:w="850" w:type="pct"/>
-            <w:vAlign w:val="center"/>
-          </w:tcPr>
-          <w:p>
-            <w:pPr>
-              <w:keepNext/>
-              <w:jc w:val="center"/>
-            </w:pPr>
-            <w:r>
-              <w:rPr>
-                <w:rFonts w:hint="eastAsia"/>
-                <w:b w:val="0"/>
-                <w:sz w:val="21"/>
-              </w:rPr>
-              <w:t>2025年1月A+轮</w:t>
-            </w:r>
-          </w:p>
-        </w:tc>
-        <w:tc>
-          <w:tcPr>
-            <w:tcW w:w="800" w:type="pct"/>
-            <w:vAlign w:val="center"/>
-          </w:tcPr>
-          <w:p>
-            <w:pPr>
-              <w:keepNext/>
-              <w:jc w:val="center"/>
-            </w:pPr>
-            <w:r>
-              <w:rPr>
-                <w:rFonts w:hint="eastAsia"/>
-                <w:b w:val="0"/>
-                <w:sz w:val="21"/>
-              </w:rPr>
-              <w:t>暂无明确信息</w:t>
-            </w:r>
-          </w:p>
-        </w:tc>
-        <w:tc>
-          <w:tcPr>
-            <w:tcW w:w="850" w:type="pct"/>
-            <w:vAlign w:val="center"/>
-          </w:tcPr>
-          <w:p>
-            <w:pPr>
-              <w:keepNext/>
-              <w:jc w:val="center"/>
-            </w:pPr>
-            <w:r>
-              <w:rPr>
-                <w:rFonts w:hint="eastAsia"/>
-                <w:b w:val="0"/>
-                <w:sz w:val="21"/>
-              </w:rPr>
-              <w:t>3亿元</w:t>
-            </w:r>
-          </w:p>
-        </w:tc>
-        <w:tc>
-          <w:tcPr>
-            <w:tcW w:w="2500" w:type="pct"/>
-            <w:vAlign w:val="center"/>
-          </w:tcPr>
-          <w:p>
-            <w:pPr>
-              <w:keepNext/>
-              <w:jc w:val="left"/>
-            </w:pPr>
-            <w:r>
-              <w:rPr>
-                <w:rFonts w:hint="eastAsia"/>
-                <w:b w:val="0"/>
-                <w:sz w:val="21"/>
-              </w:rPr>
-              <w:t>昆仑资本（领投）、白云基金、广电平云资本、北京京国管</w:t>
-            </w:r>
-          </w:p>
-        </w:tc>
-      </w:tr>
-      <w:tr>
-        <w:trPr>
-          <w:cantSplit/>
-        </w:trPr>
-        <w:tc>
-          <w:tcPr>
-            <w:tcW w:w="850" w:type="pct"/>
-            <w:vAlign w:val="center"/>
-          </w:tcPr>
-          <w:p>
-            <w:pPr>
-              <w:keepNext/>
-              <w:jc w:val="center"/>
-            </w:pPr>
-            <w:r>
-              <w:rPr>
-                <w:rFonts w:hint="eastAsia"/>
-                <w:b w:val="0"/>
-                <w:sz w:val="21"/>
-              </w:rPr>
-              <w:t>2025年2月A+轮</w:t>
-            </w:r>
-          </w:p>
-        </w:tc>
-        <w:tc>
-          <w:tcPr>
-            <w:tcW w:w="800" w:type="pct"/>
-            <w:vAlign w:val="center"/>
-          </w:tcPr>
-          <w:p>
-            <w:pPr>
-              <w:keepNext/>
-              <w:jc w:val="center"/>
-            </w:pPr>
-            <w:r>
-              <w:rPr>
-                <w:rFonts w:hint="eastAsia"/>
-                <w:b w:val="0"/>
-                <w:sz w:val="21"/>
-              </w:rPr>
-              <w:t>约20.7亿元</w:t>
-            </w:r>
-          </w:p>
-        </w:tc>
-        <w:tc>
-          <w:tcPr>
-            <w:tcW w:w="850" w:type="pct"/>
-            <w:vAlign w:val="center"/>
-          </w:tcPr>
-          <w:p>
-            <w:pPr>
-              <w:keepNext/>
-              <w:jc w:val="center"/>
-            </w:pPr>
-            <w:r>
-              <w:rPr>
-                <w:rFonts w:hint="eastAsia"/>
-                <w:b w:val="0"/>
-                <w:sz w:val="21"/>
-              </w:rPr>
-              <w:t>约1亿元</w:t>
-            </w:r>
-          </w:p>
-        </w:tc>
-        <w:tc>
-          <w:tcPr>
-            <w:tcW w:w="2500" w:type="pct"/>
-            <w:vAlign w:val="center"/>
-          </w:tcPr>
-          <w:p>
-            <w:pPr>
-              <w:keepNext/>
-              <w:jc w:val="left"/>
-            </w:pPr>
-            <w:r>
-              <w:rPr>
-                <w:rFonts w:hint="eastAsia"/>
-                <w:b w:val="0"/>
-                <w:sz w:val="21"/>
-              </w:rPr>
-              <w:t>雄安科技创新成长股权投资基金</w:t>
-            </w:r>
-          </w:p>
-        </w:tc>
-      </w:tr>
-      <w:tr>
-        <w:trPr>
-          <w:cantSplit/>
-        </w:trPr>
-        <w:tc>
-          <w:tcPr>
-            <w:tcW w:w="850" w:type="pct"/>
-            <w:vAlign w:val="center"/>
-          </w:tcPr>
-          <w:p>
-            <w:pPr>
-              <w:keepNext/>
-              <w:jc w:val="center"/>
-            </w:pPr>
-            <w:r>
-              <w:rPr>
-                <w:rFonts w:hint="eastAsia"/>
-                <w:b w:val="0"/>
-                <w:sz w:val="21"/>
-              </w:rPr>
-              <w:t>2025年7月A+轮</w:t>
-            </w:r>
-          </w:p>
-        </w:tc>
-        <w:tc>
-          <w:tcPr>
-            <w:tcW w:w="800" w:type="pct"/>
-            <w:vAlign w:val="center"/>
-          </w:tcPr>
-          <w:p>
-            <w:pPr>
-              <w:keepNext/>
-              <w:jc w:val="center"/>
-            </w:pPr>
-            <w:r>
-              <w:rPr>
-                <w:rFonts w:hint="eastAsia"/>
-                <w:b w:val="0"/>
-                <w:sz w:val="21"/>
-              </w:rPr>
-              <w:t>暂无明确信息</w:t>
-            </w:r>
-          </w:p>
-        </w:tc>
-        <w:tc>
-          <w:tcPr>
-            <w:tcW w:w="850" w:type="pct"/>
-            <w:vAlign w:val="center"/>
-          </w:tcPr>
-          <w:p>
-            <w:pPr>
-              <w:keepNext/>
-              <w:jc w:val="center"/>
-            </w:pPr>
-            <w:r>
-              <w:rPr>
-                <w:rFonts w:hint="eastAsia"/>
-                <w:b w:val="0"/>
-                <w:sz w:val="21"/>
-              </w:rPr>
-              <w:t>未披露</w:t>
-            </w:r>
-          </w:p>
-        </w:tc>
-        <w:tc>
-          <w:tcPr>
-            <w:tcW w:w="2500" w:type="pct"/>
-            <w:vAlign w:val="center"/>
-          </w:tcPr>
-          <w:p>
-            <w:pPr>
-              <w:keepNext/>
-              <w:jc w:val="left"/>
-            </w:pPr>
-            <w:r>
-              <w:rPr>
-                <w:rFonts w:hint="eastAsia"/>
-                <w:b w:val="0"/>
-                <w:sz w:val="21"/>
-              </w:rPr>
-              <w:t>湖北长江中信科移动通信技术产业投资基金</w:t>
-            </w:r>
-          </w:p>
-        </w:tc>
-      </w:tr>
-      <w:tr>
-        <w:trPr>
-          <w:cantSplit/>
-        </w:trPr>
-        <w:tc>
-          <w:tcPr>
-            <w:tcW w:w="850" w:type="pct"/>
-            <w:vAlign w:val="center"/>
-          </w:tcPr>
-          <w:p>
-            <w:pPr>
-              <w:keepNext/>
-              <w:jc w:val="center"/>
-            </w:pPr>
-            <w:r>
-              <w:rPr>
-                <w:rFonts w:hint="eastAsia"/>
-                <w:b w:val="0"/>
-                <w:sz w:val="21"/>
-              </w:rPr>
-              <w:t>2025年12月A+轮</w:t>
-            </w:r>
-          </w:p>
-        </w:tc>
-        <w:tc>
-          <w:tcPr>
-            <w:tcW w:w="800" w:type="pct"/>
-            <w:vAlign w:val="center"/>
-          </w:tcPr>
-          <w:p>
-            <w:pPr>
-              <w:keepNext/>
-              <w:jc w:val="center"/>
-            </w:pPr>
-            <w:r>
-              <w:rPr>
-                <w:rFonts w:hint="eastAsia"/>
-                <w:b w:val="0"/>
-                <w:sz w:val="21"/>
-              </w:rPr>
-              <w:t>暂无明确信息</w:t>
-            </w:r>
-          </w:p>
-        </w:tc>
-        <w:tc>
-          <w:tcPr>
-            <w:tcW w:w="850" w:type="pct"/>
-            <w:vAlign w:val="center"/>
-          </w:tcPr>
-          <w:p>
-            <w:pPr>
-              <w:keepNext/>
-              <w:jc w:val="center"/>
-            </w:pPr>
-            <w:r>
-              <w:rPr>
-                <w:rFonts w:hint="eastAsia"/>
-                <w:b w:val="0"/>
-                <w:sz w:val="21"/>
-              </w:rPr>
-              <w:t>未披露</w:t>
-            </w:r>
-          </w:p>
-        </w:tc>
-        <w:tc>
-          <w:tcPr>
-            <w:tcW w:w="2500" w:type="pct"/>
-            <w:vAlign w:val="center"/>
-          </w:tcPr>
-          <w:p>
-            <w:pPr>
-              <w:keepNext/>
-              <w:jc w:val="left"/>
-            </w:pPr>
-            <w:r>
-              <w:rPr>
-                <w:rFonts w:hint="eastAsia"/>
-                <w:b w:val="0"/>
-                <w:sz w:val="21"/>
-              </w:rPr>
-              <w:t>北京经开区产业升级股权投资基金二期、北京汇瀛金丰</w:t>
-            </w:r>
-          </w:p>
-        </w:tc>
-      </w:tr>
-      <w:tr>
-        <w:trPr>
-          <w:cantSplit/>
-        </w:trPr>
-        <w:tc>
-          <w:tcPr>
-            <w:tcW w:w="850" w:type="pct"/>
-            <w:tcBorders>
-              <w:bottom w:val="single" w:sz="12" w:space="0" w:color="010000"/>
-            </w:tcBorders>
-            <w:vAlign w:val="center"/>
-          </w:tcPr>
-          <w:p>
-            <w:pPr>
-              <w:keepNext/>
-              <w:jc w:val="center"/>
-            </w:pPr>
-            <w:r>
-              <w:rPr>
-                <w:rFonts w:hint="eastAsia"/>
-                <w:b w:val="0"/>
-                <w:sz w:val="21"/>
-              </w:rPr>
-              <w:t>2026年7月Pre-B轮</w:t>
-            </w:r>
-          </w:p>
-        </w:tc>
-        <w:tc>
-          <w:tcPr>
-            <w:tcW w:w="800" w:type="pct"/>
-            <w:tcBorders>
-              <w:bottom w:val="single" w:sz="12" w:space="0" w:color="010000"/>
-            </w:tcBorders>
-            <w:vAlign w:val="center"/>
-          </w:tcPr>
-          <w:p>
-            <w:pPr>
-              <w:keepNext/>
-              <w:jc w:val="center"/>
-            </w:pPr>
-            <w:r>
-              <w:rPr>
-                <w:rFonts w:hint="eastAsia"/>
-                <w:b w:val="0"/>
-                <w:sz w:val="21"/>
-              </w:rPr>
-              <w:t>约60.1亿元</w:t>
-            </w:r>
-          </w:p>
-        </w:tc>
-        <w:tc>
-          <w:tcPr>
-            <w:tcW w:w="850" w:type="pct"/>
-            <w:tcBorders>
-              <w:bottom w:val="single" w:sz="12" w:space="0" w:color="010000"/>
-            </w:tcBorders>
-            <w:vAlign w:val="center"/>
-          </w:tcPr>
-          <w:p>
-            <w:pPr>
-              <w:keepNext/>
-              <w:jc w:val="center"/>
-            </w:pPr>
-            <w:r>
-              <w:rPr>
-                <w:rFonts w:hint="eastAsia"/>
-                <w:b w:val="0"/>
-                <w:sz w:val="21"/>
-              </w:rPr>
-              <w:t>超13亿元</w:t>
-            </w:r>
-          </w:p>
-        </w:tc>
-        <w:tc>
-          <w:tcPr>
-            <w:tcW w:w="2500" w:type="pct"/>
-            <w:tcBorders>
-              <w:bottom w:val="single" w:sz="12" w:space="0" w:color="010000"/>
-            </w:tcBorders>
-            <w:vAlign w:val="center"/>
-          </w:tcPr>
-          <w:p>
-            <w:pPr>
-              <w:keepNext/>
-              <w:jc w:val="left"/>
-            </w:pPr>
-            <w:r>
-              <w:rPr>
-                <w:rFonts w:hint="eastAsia"/>
-                <w:b w:val="0"/>
-                <w:sz w:val="21"/>
-              </w:rPr>
-              <w:t>建信投资、工银投资、上海金融科技股权投资基金（联合领投），国泰海通、中银证券等共24家</w:t>
-            </w:r>
-          </w:p>
-        </w:tc>
-      </w:tr>
-    </w:tbl>
-    <w:p>
-      <w:pPr>
-        <w:pStyle w:val="005"/>
-      </w:pPr>
-      <w:r>
-        <w:rPr>
-          <w:rFonts w:hint="eastAsia"/>
-          <w:b w:val="0"/>
-        </w:rPr>
-        <w:t>公司有两个轮次可测算估值。2025年2月一轮，雄安科技创新成长股权投资基金认缴出资额137.4925万元，与当期注册资本增加额一致，占增资后注册资本4.5977%，按本次融资金额约1亿元测算，对应投前估值约20.7亿元。2026年7月Pre-B轮新进股东合计持股17.7883%，按本次融资金额13亿元测算，对应投前估值约60.1亿元。</w:t>
-      </w:r>
-    </w:p>
-    <w:p>
-      <w:pPr>
-        <w:pStyle w:val="005"/>
-      </w:pPr>
-      <w:r>
-        <w:rPr>
-          <w:rFonts w:hint="eastAsia"/>
-          <w:b w:val="0"/>
-        </w:rPr>
-        <w:t>公司部分轮次为增资与老股转让并行，仅以注册资本增加额测算会低估该轮估值。通宇通讯（002792.SZ）为上市公司，其2024年12月投资及2026年2月转让退出均应履行公告义务，可据其公告核对交易对价与持股比例。</w:t>
-      </w:r>
-    </w:p>
-    <w:p>
-      <w:pPr>
-        <w:pStyle w:val="004"/>
-      </w:pPr>
-      <w:r>
-        <w:rPr>
-          <w:rFonts w:hint="eastAsia"/>
-          <w:b/>
-        </w:rPr>
-        <w:t>6、往返九霄（同行业公司，动力系统研制阶段）</w:t>
-      </w:r>
-    </w:p>
-    <w:p>
-      <w:pPr>
-        <w:pStyle w:val="005"/>
-      </w:pPr>
-      <w:r>
-        <w:rPr>
-          <w:rFonts w:hint="eastAsia"/>
-          <w:b w:val="0"/>
-        </w:rPr>
-        <w:t>往返九霄是国内轨道转移飞行器研制企业，以空间发动机自主研发为切入点，整机产品处于研制阶段。北京往返九霄航空航天科技有限公司为苏州往返九霄航空航天科技有限公司的全资子公司，融资在苏州主体层面进行。公司拥有专利20项、软件著作权10项，公开招聘岗位集中于火箭发动机推力室设计、发动机阀门设计、发动机系统设计与火箭发动机工艺设计。</w:t>
-      </w:r>
-    </w:p>
-    <w:p>
-      <w:pPr>
-        <w:pStyle w:val="005"/>
-      </w:pPr>
-      <w:r>
-        <w:rPr>
-          <w:rFonts w:hint="eastAsia"/>
-          <w:b w:val="0"/>
-        </w:rPr>
-        <w:t>往返九霄系无限宇航同行业公司，与无限宇航、未来宇航同为国内三家轨道转移飞行器整机企业，其融资节奏具有一定参考意义，具体情况如下：</w:t>
-      </w:r>
-    </w:p>
-    <w:tbl>
-      <w:tblPr>
-        <w:tblW w:w="5000" w:type="pct"/>
-        <w:jc w:val="center"/>
-        <w:tblBorders>
-          <w:top w:val="single" w:sz="12" w:space="0" w:color="010000"/>
-          <w:left w:val="single" w:sz="12" w:space="0" w:color="010000"/>
-          <w:bottom w:val="single" w:sz="12" w:space="0" w:color="010000"/>
-          <w:right w:val="single" w:sz="12" w:space="0" w:color="010000"/>
-          <w:insideH w:val="single" w:sz="4" w:space="0" w:color="010000"/>
-          <w:insideV w:val="single" w:sz="4" w:space="0" w:color="010000"/>
-        </w:tblBorders>
-        <w:tblLook w:val="04A0" w:firstRow="1" w:lastRow="0" w:firstColumn="1" w:lastColumn="0" w:noHBand="0" w:noVBand="1"/>
-      </w:tblPr>
-      <w:tblGrid>
-        <w:gridCol w:w="2076"/>
-        <w:gridCol w:w="2076"/>
-        <w:gridCol w:w="2076"/>
-        <w:gridCol w:w="2076"/>
-      </w:tblGrid>
-      <w:tr>
-        <w:trPr>
-          <w:cantSplit/>
-          <w:tblHeader/>
-        </w:trPr>
-        <w:tc>
-          <w:tcPr>
-            <w:tcW w:w="850" w:type="pct"/>
-            <w:tcBorders>
-              <w:top w:val="single" w:sz="12" w:space="0" w:color="010000"/>
-              <w:bottom w:val="single" w:sz="4" w:space="0" w:color="010000"/>
-            </w:tcBorders>
-            <w:vAlign w:val="center"/>
-          </w:tcPr>
-          <w:p>
-            <w:pPr>
-              <w:keepNext/>
-              <w:jc w:val="center"/>
-            </w:pPr>
-            <w:r>
-              <w:rPr>
-                <w:rFonts w:hint="eastAsia"/>
-                <w:b/>
-                <w:sz w:val="21"/>
-              </w:rPr>
-              <w:t>时间</w:t>
-            </w:r>
-          </w:p>
-        </w:tc>
-        <w:tc>
-          <w:tcPr>
-            <w:tcW w:w="800" w:type="pct"/>
-            <w:tcBorders>
-              <w:top w:val="single" w:sz="12" w:space="0" w:color="010000"/>
-              <w:bottom w:val="single" w:sz="4" w:space="0" w:color="010000"/>
-            </w:tcBorders>
-            <w:vAlign w:val="center"/>
-          </w:tcPr>
-          <w:p>
-            <w:pPr>
-              <w:keepNext/>
-              <w:jc w:val="center"/>
-            </w:pPr>
-            <w:r>
-              <w:rPr>
-                <w:rFonts w:hint="eastAsia"/>
-                <w:b/>
-                <w:sz w:val="21"/>
-              </w:rPr>
-              <w:t>投前估值</w:t>
-            </w:r>
-          </w:p>
-        </w:tc>
-        <w:tc>
-          <w:tcPr>
-            <w:tcW w:w="850" w:type="pct"/>
-            <w:tcBorders>
-              <w:top w:val="single" w:sz="12" w:space="0" w:color="010000"/>
-              <w:bottom w:val="single" w:sz="4" w:space="0" w:color="010000"/>
-            </w:tcBorders>
-            <w:vAlign w:val="center"/>
-          </w:tcPr>
-          <w:p>
-            <w:pPr>
-              <w:keepNext/>
-              <w:jc w:val="center"/>
-            </w:pPr>
-            <w:r>
-              <w:rPr>
-                <w:rFonts w:hint="eastAsia"/>
-                <w:b/>
-                <w:sz w:val="21"/>
-              </w:rPr>
-              <w:t>本次融资金额</w:t>
-            </w:r>
-          </w:p>
-        </w:tc>
-        <w:tc>
-          <w:tcPr>
-            <w:tcW w:w="2500" w:type="pct"/>
-            <w:tcBorders>
-              <w:top w:val="single" w:sz="12" w:space="0" w:color="010000"/>
-              <w:bottom w:val="single" w:sz="4" w:space="0" w:color="010000"/>
-            </w:tcBorders>
-            <w:vAlign w:val="center"/>
-          </w:tcPr>
-          <w:p>
-            <w:pPr>
-              <w:keepNext/>
-              <w:jc w:val="center"/>
-            </w:pPr>
-            <w:r>
-              <w:rPr>
-                <w:rFonts w:hint="eastAsia"/>
-                <w:b/>
-                <w:sz w:val="21"/>
-              </w:rPr>
-              <w:t>主要投资方</w:t>
-            </w:r>
-          </w:p>
-        </w:tc>
-      </w:tr>
-      <w:tr>
-        <w:trPr>
-          <w:cantSplit/>
-        </w:trPr>
-        <w:tc>
-          <w:tcPr>
-            <w:tcW w:w="850" w:type="pct"/>
-            <w:tcBorders>
-              <w:bottom w:val="single" w:sz="12" w:space="0" w:color="010000"/>
-            </w:tcBorders>
-            <w:vAlign w:val="center"/>
-          </w:tcPr>
-          <w:p>
-            <w:pPr>
-              <w:keepNext/>
-              <w:jc w:val="center"/>
-            </w:pPr>
-            <w:r>
-              <w:rPr>
-                <w:rFonts w:hint="eastAsia"/>
-                <w:b w:val="0"/>
-                <w:sz w:val="21"/>
-              </w:rPr>
-              <w:t>母公司层面融资</w:t>
-            </w:r>
-          </w:p>
-        </w:tc>
-        <w:tc>
-          <w:tcPr>
-            <w:tcW w:w="800" w:type="pct"/>
-            <w:tcBorders>
-              <w:bottom w:val="single" w:sz="12" w:space="0" w:color="010000"/>
-            </w:tcBorders>
-            <w:vAlign w:val="center"/>
-          </w:tcPr>
-          <w:p>
-            <w:pPr>
-              <w:keepNext/>
-              <w:jc w:val="center"/>
-            </w:pPr>
-            <w:r>
-              <w:rPr>
-                <w:rFonts w:hint="eastAsia"/>
-                <w:b w:val="0"/>
-                <w:sz w:val="21"/>
-              </w:rPr>
-              <w:t>暂无明确信息</w:t>
-            </w:r>
-          </w:p>
-        </w:tc>
-        <w:tc>
-          <w:tcPr>
-            <w:tcW w:w="850" w:type="pct"/>
-            <w:tcBorders>
-              <w:bottom w:val="single" w:sz="12" w:space="0" w:color="010000"/>
-            </w:tcBorders>
-            <w:vAlign w:val="center"/>
-          </w:tcPr>
-          <w:p>
-            <w:pPr>
-              <w:keepNext/>
-              <w:jc w:val="center"/>
-            </w:pPr>
-            <w:r>
-              <w:rPr>
-                <w:rFonts w:hint="eastAsia"/>
-                <w:b w:val="0"/>
-                <w:sz w:val="21"/>
-              </w:rPr>
-              <w:t>暂无明确信息</w:t>
-            </w:r>
-          </w:p>
-        </w:tc>
-        <w:tc>
-          <w:tcPr>
-            <w:tcW w:w="2500" w:type="pct"/>
-            <w:tcBorders>
-              <w:bottom w:val="single" w:sz="12" w:space="0" w:color="010000"/>
-            </w:tcBorders>
-            <w:vAlign w:val="center"/>
-          </w:tcPr>
-          <w:p>
-            <w:pPr>
-              <w:keepNext/>
-              <w:jc w:val="left"/>
-            </w:pPr>
-            <w:r>
-              <w:rPr>
-                <w:rFonts w:hint="eastAsia"/>
-                <w:b w:val="0"/>
-                <w:sz w:val="21"/>
-              </w:rPr>
-              <w:t>暂无明确信息</w:t>
-            </w:r>
-          </w:p>
-        </w:tc>
-      </w:tr>
-    </w:tbl>
-    <w:p>
-      <w:pPr>
-        <w:pStyle w:val="004"/>
-      </w:pPr>
-      <w:r>
-        <w:rPr>
-          <w:rFonts w:hint="eastAsia"/>
-          <w:b/>
-        </w:rPr>
-        <w:t>7、Momentus（同行业公司，美国纳斯达克上市）</w:t>
+        <w:t>1、Momentus（同行业公司，美国纳斯达克上市）</w:t>
       </w:r>
     </w:p>
     <w:p>
@@ -3622,7 +873,7 @@
                 <w:b w:val="0"/>
                 <w:sz w:val="21"/>
               </w:rPr>
-              <w:t>Stable Road Acquisition Corp</w:t>
+              <w:t>Stable Road Acquisition Corp（SPAC合并对方）</w:t>
             </w:r>
           </w:p>
         </w:tc>
@@ -3746,7 +997,7 @@
           <w:rFonts w:hint="eastAsia"/>
           <w:b/>
         </w:rPr>
-        <w:t>8、Astroscale（同行业公司，日本东京证券交易所上市）</w:t>
+        <w:t>2、Astroscale（同行业公司，日本东京证券交易所上市）</w:t>
       </w:r>
     </w:p>
     <w:p>
@@ -4680,7 +1931,7 @@
                 <w:b w:val="0"/>
                 <w:sz w:val="21"/>
               </w:rPr>
-              <w:t>东京证券交易所公开发行</w:t>
+              <w:t>公开发行投资人</w:t>
             </w:r>
           </w:p>
         </w:tc>
@@ -4765,7 +2016,7 @@
                 <w:b w:val="0"/>
                 <w:sz w:val="21"/>
               </w:rPr>
-              <w:t>海外公开发行</w:t>
+              <w:t>海外公开发行投资人</w:t>
             </w:r>
           </w:p>
         </w:tc>
@@ -4862,7 +2113,7 @@
                 <w:b w:val="0"/>
                 <w:sz w:val="21"/>
               </w:rPr>
-              <w:t>海外一般募集及第三方配售</w:t>
+              <w:t>海外投资人及特定对象</w:t>
             </w:r>
           </w:p>
         </w:tc>
@@ -4880,6 +2131,2755 @@
         <w:t>按第八期期末发行在外普通股135,905,600股与该会计年度股价区间575日元至1,500日元测算，公司市值区间约781亿至2,039亿日元。第七期期末发行在外普通股117,517,800股，该会计年度股价区间513日元至1,581日元，对应市值区间约603亿至1,858亿日元。</w:t>
       </w:r>
     </w:p>
+    <w:p>
+      <w:pPr>
+        <w:pStyle w:val="004"/>
+      </w:pPr>
+      <w:r>
+        <w:rPr>
+          <w:rFonts w:hint="eastAsia"/>
+          <w:b/>
+        </w:rPr>
+        <w:t>3、未来宇航（同行业公司，OTV整机研制，A+轮）</w:t>
+      </w:r>
+    </w:p>
+    <w:p>
+      <w:pPr>
+        <w:pStyle w:val="005"/>
+      </w:pPr>
+      <w:r>
+        <w:rPr>
+          <w:rFonts w:hint="eastAsia"/>
+          <w:b w:val="0"/>
+        </w:rPr>
+        <w:t>未来宇航是国内空间飞行器整机研制企业，主营业务为轨道转移飞行器及在轨服务飞行器的研发、制造与运营，经营主体为北京未来宇航空间科技研究院有限公司。2026年4月，公司发布FX锋行系列空间飞行器，覆盖300公斤至4000公斤级多任务平台，可执行多星精确组网部署、空间目标观测、空间碎片清除等任务，锋行一号计划于2026年下半年首飞。公司在北京、雄安、海南、西安、上海、南京、绵阳、深圳、武汉设有十家子公司，其中雄安空间飞行器总装集成测试工厂计划2026年投产，同步启用太空4S店，规划年产60台飞行器。</w:t>
+      </w:r>
+    </w:p>
+    <w:p>
+      <w:pPr>
+        <w:pStyle w:val="005"/>
+      </w:pPr>
+      <w:r>
+        <w:rPr>
+          <w:rFonts w:hint="eastAsia"/>
+          <w:b w:val="0"/>
+        </w:rPr>
+        <w:t>未来宇航系无限宇航同行业公司，产品形态与技术路线最为接近，其融资节奏及融资估值具有一定参考意义，具体情况如下：</w:t>
+      </w:r>
+    </w:p>
+    <w:tbl>
+      <w:tblPr>
+        <w:tblW w:w="5000" w:type="pct"/>
+        <w:jc w:val="center"/>
+        <w:tblBorders>
+          <w:top w:val="single" w:sz="12" w:space="0" w:color="010000"/>
+          <w:left w:val="single" w:sz="12" w:space="0" w:color="010000"/>
+          <w:bottom w:val="single" w:sz="12" w:space="0" w:color="010000"/>
+          <w:right w:val="single" w:sz="12" w:space="0" w:color="010000"/>
+          <w:insideH w:val="single" w:sz="4" w:space="0" w:color="010000"/>
+          <w:insideV w:val="single" w:sz="4" w:space="0" w:color="010000"/>
+        </w:tblBorders>
+        <w:tblLook w:val="04A0" w:firstRow="1" w:lastRow="0" w:firstColumn="1" w:lastColumn="0" w:noHBand="0" w:noVBand="1"/>
+      </w:tblPr>
+      <w:tblGrid>
+        <w:gridCol w:w="2076"/>
+        <w:gridCol w:w="2076"/>
+        <w:gridCol w:w="2076"/>
+        <w:gridCol w:w="2076"/>
+      </w:tblGrid>
+      <w:tr>
+        <w:trPr>
+          <w:cantSplit/>
+          <w:tblHeader/>
+        </w:trPr>
+        <w:tc>
+          <w:tcPr>
+            <w:tcW w:w="850" w:type="pct"/>
+            <w:tcBorders>
+              <w:top w:val="single" w:sz="12" w:space="0" w:color="010000"/>
+              <w:bottom w:val="single" w:sz="4" w:space="0" w:color="010000"/>
+            </w:tcBorders>
+            <w:vAlign w:val="center"/>
+          </w:tcPr>
+          <w:p>
+            <w:pPr>
+              <w:keepNext/>
+              <w:jc w:val="center"/>
+            </w:pPr>
+            <w:r>
+              <w:rPr>
+                <w:rFonts w:hint="eastAsia"/>
+                <w:b/>
+                <w:sz w:val="21"/>
+              </w:rPr>
+              <w:t>时间</w:t>
+            </w:r>
+          </w:p>
+        </w:tc>
+        <w:tc>
+          <w:tcPr>
+            <w:tcW w:w="800" w:type="pct"/>
+            <w:tcBorders>
+              <w:top w:val="single" w:sz="12" w:space="0" w:color="010000"/>
+              <w:bottom w:val="single" w:sz="4" w:space="0" w:color="010000"/>
+            </w:tcBorders>
+            <w:vAlign w:val="center"/>
+          </w:tcPr>
+          <w:p>
+            <w:pPr>
+              <w:keepNext/>
+              <w:jc w:val="center"/>
+            </w:pPr>
+            <w:r>
+              <w:rPr>
+                <w:rFonts w:hint="eastAsia"/>
+                <w:b/>
+                <w:sz w:val="21"/>
+              </w:rPr>
+              <w:t>投前估值</w:t>
+            </w:r>
+          </w:p>
+        </w:tc>
+        <w:tc>
+          <w:tcPr>
+            <w:tcW w:w="850" w:type="pct"/>
+            <w:tcBorders>
+              <w:top w:val="single" w:sz="12" w:space="0" w:color="010000"/>
+              <w:bottom w:val="single" w:sz="4" w:space="0" w:color="010000"/>
+            </w:tcBorders>
+            <w:vAlign w:val="center"/>
+          </w:tcPr>
+          <w:p>
+            <w:pPr>
+              <w:keepNext/>
+              <w:jc w:val="center"/>
+            </w:pPr>
+            <w:r>
+              <w:rPr>
+                <w:rFonts w:hint="eastAsia"/>
+                <w:b/>
+                <w:sz w:val="21"/>
+              </w:rPr>
+              <w:t>本次融资金额</w:t>
+            </w:r>
+          </w:p>
+        </w:tc>
+        <w:tc>
+          <w:tcPr>
+            <w:tcW w:w="2500" w:type="pct"/>
+            <w:tcBorders>
+              <w:top w:val="single" w:sz="12" w:space="0" w:color="010000"/>
+              <w:bottom w:val="single" w:sz="4" w:space="0" w:color="010000"/>
+            </w:tcBorders>
+            <w:vAlign w:val="center"/>
+          </w:tcPr>
+          <w:p>
+            <w:pPr>
+              <w:keepNext/>
+              <w:jc w:val="center"/>
+            </w:pPr>
+            <w:r>
+              <w:rPr>
+                <w:rFonts w:hint="eastAsia"/>
+                <w:b/>
+                <w:sz w:val="21"/>
+              </w:rPr>
+              <w:t>主要投资方</w:t>
+            </w:r>
+          </w:p>
+        </w:tc>
+      </w:tr>
+      <w:tr>
+        <w:trPr>
+          <w:cantSplit/>
+        </w:trPr>
+        <w:tc>
+          <w:tcPr>
+            <w:tcW w:w="850" w:type="pct"/>
+            <w:tcBorders>
+              <w:bottom w:val="single" w:sz="12" w:space="0" w:color="010000"/>
+            </w:tcBorders>
+            <w:vAlign w:val="center"/>
+          </w:tcPr>
+          <w:p>
+            <w:pPr>
+              <w:keepNext/>
+              <w:jc w:val="center"/>
+            </w:pPr>
+            <w:r>
+              <w:rPr>
+                <w:rFonts w:hint="eastAsia"/>
+                <w:b w:val="0"/>
+                <w:sz w:val="21"/>
+              </w:rPr>
+              <w:t>2026年A+轮</w:t>
+            </w:r>
+          </w:p>
+        </w:tc>
+        <w:tc>
+          <w:tcPr>
+            <w:tcW w:w="800" w:type="pct"/>
+            <w:tcBorders>
+              <w:bottom w:val="single" w:sz="12" w:space="0" w:color="010000"/>
+            </w:tcBorders>
+            <w:vAlign w:val="center"/>
+          </w:tcPr>
+          <w:p>
+            <w:pPr>
+              <w:keepNext/>
+              <w:jc w:val="center"/>
+            </w:pPr>
+            <w:r>
+              <w:rPr>
+                <w:rFonts w:hint="eastAsia"/>
+                <w:b w:val="0"/>
+                <w:sz w:val="21"/>
+              </w:rPr>
+              <w:t>约9.2亿元</w:t>
+            </w:r>
+          </w:p>
+        </w:tc>
+        <w:tc>
+          <w:tcPr>
+            <w:tcW w:w="850" w:type="pct"/>
+            <w:tcBorders>
+              <w:bottom w:val="single" w:sz="12" w:space="0" w:color="010000"/>
+            </w:tcBorders>
+            <w:vAlign w:val="center"/>
+          </w:tcPr>
+          <w:p>
+            <w:pPr>
+              <w:keepNext/>
+              <w:jc w:val="center"/>
+            </w:pPr>
+            <w:r>
+              <w:rPr>
+                <w:rFonts w:hint="eastAsia"/>
+                <w:b w:val="0"/>
+                <w:sz w:val="21"/>
+              </w:rPr>
+              <w:t>约8200万元</w:t>
+            </w:r>
+          </w:p>
+        </w:tc>
+        <w:tc>
+          <w:tcPr>
+            <w:tcW w:w="2500" w:type="pct"/>
+            <w:tcBorders>
+              <w:bottom w:val="single" w:sz="12" w:space="0" w:color="010000"/>
+            </w:tcBorders>
+            <w:vAlign w:val="center"/>
+          </w:tcPr>
+          <w:p>
+            <w:pPr>
+              <w:keepNext/>
+              <w:jc w:val="left"/>
+            </w:pPr>
+            <w:r>
+              <w:rPr>
+                <w:rFonts w:hint="eastAsia"/>
+                <w:b w:val="0"/>
+                <w:sz w:val="21"/>
+              </w:rPr>
+              <w:t>雄安科技创新天使基金一期、嘉兴源益股权投资、深圳逐星者投资</w:t>
+            </w:r>
+          </w:p>
+        </w:tc>
+      </w:tr>
+    </w:tbl>
+    <w:p>
+      <w:pPr>
+        <w:pStyle w:val="005"/>
+      </w:pPr>
+      <w:r>
+        <w:rPr>
+          <w:rFonts w:hint="eastAsia"/>
+          <w:b w:val="0"/>
+        </w:rPr>
+        <w:t>公司于2026年4月产品发布会期间披露，A+轮融资估值约10亿元。以工商登记的本轮新进股东合计持股8.2142%测算，本次融资金额约8200万元，对应投前估值约9.2亿元。</w:t>
+      </w:r>
+    </w:p>
+    <w:p>
+      <w:pPr>
+        <w:pStyle w:val="004"/>
+      </w:pPr>
+      <w:r>
+        <w:rPr>
+          <w:rFonts w:hint="eastAsia"/>
+          <w:b/>
+        </w:rPr>
+        <w:t>4、国宇星辰（同行业公司，空间在轨服务，Pre-A+轮）</w:t>
+      </w:r>
+    </w:p>
+    <w:p>
+      <w:pPr>
+        <w:pStyle w:val="005"/>
+      </w:pPr>
+      <w:r>
+        <w:rPr>
+          <w:rFonts w:hint="eastAsia"/>
+          <w:b w:val="0"/>
+        </w:rPr>
+        <w:t>国宇星辰是国内专注空间在轨服务的商业航天企业，核心业务围绕卫星全生命周期展开，覆盖在轨验证、在轨延寿、在轨清理三大板块，经营主体为国宇星辰（上海）航天科技有限公司。产品方面，公司构建了覆盖微纳、中型、大型轨道飞行器的产品矩阵，自主研发空间组合动力系统，以解决单一动力系统在比冲、功耗、可靠性方面的平衡问题。自研星迹源一号于2025年5月完成入轨验证。</w:t>
+      </w:r>
+    </w:p>
+    <w:p>
+      <w:pPr>
+        <w:pStyle w:val="005"/>
+      </w:pPr>
+      <w:r>
+        <w:rPr>
+          <w:rFonts w:hint="eastAsia"/>
+          <w:b w:val="0"/>
+        </w:rPr>
+        <w:t>国宇星辰系无限宇航同行业公司，其融资节奏及融资估值具有一定参考意义，具体情况如下：</w:t>
+      </w:r>
+    </w:p>
+    <w:tbl>
+      <w:tblPr>
+        <w:tblW w:w="5000" w:type="pct"/>
+        <w:jc w:val="center"/>
+        <w:tblBorders>
+          <w:top w:val="single" w:sz="12" w:space="0" w:color="010000"/>
+          <w:left w:val="single" w:sz="12" w:space="0" w:color="010000"/>
+          <w:bottom w:val="single" w:sz="12" w:space="0" w:color="010000"/>
+          <w:right w:val="single" w:sz="12" w:space="0" w:color="010000"/>
+          <w:insideH w:val="single" w:sz="4" w:space="0" w:color="010000"/>
+          <w:insideV w:val="single" w:sz="4" w:space="0" w:color="010000"/>
+        </w:tblBorders>
+        <w:tblLook w:val="04A0" w:firstRow="1" w:lastRow="0" w:firstColumn="1" w:lastColumn="0" w:noHBand="0" w:noVBand="1"/>
+      </w:tblPr>
+      <w:tblGrid>
+        <w:gridCol w:w="2076"/>
+        <w:gridCol w:w="2076"/>
+        <w:gridCol w:w="2076"/>
+        <w:gridCol w:w="2076"/>
+      </w:tblGrid>
+      <w:tr>
+        <w:trPr>
+          <w:cantSplit/>
+          <w:tblHeader/>
+        </w:trPr>
+        <w:tc>
+          <w:tcPr>
+            <w:tcW w:w="850" w:type="pct"/>
+            <w:tcBorders>
+              <w:top w:val="single" w:sz="12" w:space="0" w:color="010000"/>
+              <w:bottom w:val="single" w:sz="4" w:space="0" w:color="010000"/>
+            </w:tcBorders>
+            <w:vAlign w:val="center"/>
+          </w:tcPr>
+          <w:p>
+            <w:pPr>
+              <w:keepNext/>
+              <w:jc w:val="center"/>
+            </w:pPr>
+            <w:r>
+              <w:rPr>
+                <w:rFonts w:hint="eastAsia"/>
+                <w:b/>
+                <w:sz w:val="21"/>
+              </w:rPr>
+              <w:t>时间</w:t>
+            </w:r>
+          </w:p>
+        </w:tc>
+        <w:tc>
+          <w:tcPr>
+            <w:tcW w:w="800" w:type="pct"/>
+            <w:tcBorders>
+              <w:top w:val="single" w:sz="12" w:space="0" w:color="010000"/>
+              <w:bottom w:val="single" w:sz="4" w:space="0" w:color="010000"/>
+            </w:tcBorders>
+            <w:vAlign w:val="center"/>
+          </w:tcPr>
+          <w:p>
+            <w:pPr>
+              <w:keepNext/>
+              <w:jc w:val="center"/>
+            </w:pPr>
+            <w:r>
+              <w:rPr>
+                <w:rFonts w:hint="eastAsia"/>
+                <w:b/>
+                <w:sz w:val="21"/>
+              </w:rPr>
+              <w:t>投前估值</w:t>
+            </w:r>
+          </w:p>
+        </w:tc>
+        <w:tc>
+          <w:tcPr>
+            <w:tcW w:w="850" w:type="pct"/>
+            <w:tcBorders>
+              <w:top w:val="single" w:sz="12" w:space="0" w:color="010000"/>
+              <w:bottom w:val="single" w:sz="4" w:space="0" w:color="010000"/>
+            </w:tcBorders>
+            <w:vAlign w:val="center"/>
+          </w:tcPr>
+          <w:p>
+            <w:pPr>
+              <w:keepNext/>
+              <w:jc w:val="center"/>
+            </w:pPr>
+            <w:r>
+              <w:rPr>
+                <w:rFonts w:hint="eastAsia"/>
+                <w:b/>
+                <w:sz w:val="21"/>
+              </w:rPr>
+              <w:t>本次融资金额</w:t>
+            </w:r>
+          </w:p>
+        </w:tc>
+        <w:tc>
+          <w:tcPr>
+            <w:tcW w:w="2500" w:type="pct"/>
+            <w:tcBorders>
+              <w:top w:val="single" w:sz="12" w:space="0" w:color="010000"/>
+              <w:bottom w:val="single" w:sz="4" w:space="0" w:color="010000"/>
+            </w:tcBorders>
+            <w:vAlign w:val="center"/>
+          </w:tcPr>
+          <w:p>
+            <w:pPr>
+              <w:keepNext/>
+              <w:jc w:val="center"/>
+            </w:pPr>
+            <w:r>
+              <w:rPr>
+                <w:rFonts w:hint="eastAsia"/>
+                <w:b/>
+                <w:sz w:val="21"/>
+              </w:rPr>
+              <w:t>主要投资方</w:t>
+            </w:r>
+          </w:p>
+        </w:tc>
+      </w:tr>
+      <w:tr>
+        <w:trPr>
+          <w:cantSplit/>
+        </w:trPr>
+        <w:tc>
+          <w:tcPr>
+            <w:tcW w:w="850" w:type="pct"/>
+            <w:vAlign w:val="center"/>
+          </w:tcPr>
+          <w:p>
+            <w:pPr>
+              <w:keepNext/>
+              <w:jc w:val="center"/>
+            </w:pPr>
+            <w:r>
+              <w:rPr>
+                <w:rFonts w:hint="eastAsia"/>
+                <w:b w:val="0"/>
+                <w:sz w:val="21"/>
+              </w:rPr>
+              <w:t>2022年10月天使轮</w:t>
+            </w:r>
+          </w:p>
+        </w:tc>
+        <w:tc>
+          <w:tcPr>
+            <w:tcW w:w="800" w:type="pct"/>
+            <w:vAlign w:val="center"/>
+          </w:tcPr>
+          <w:p>
+            <w:pPr>
+              <w:keepNext/>
+              <w:jc w:val="center"/>
+            </w:pPr>
+            <w:r>
+              <w:rPr>
+                <w:rFonts w:hint="eastAsia"/>
+                <w:b w:val="0"/>
+                <w:sz w:val="21"/>
+              </w:rPr>
+              <w:t>暂无明确信息</w:t>
+            </w:r>
+          </w:p>
+        </w:tc>
+        <w:tc>
+          <w:tcPr>
+            <w:tcW w:w="850" w:type="pct"/>
+            <w:vAlign w:val="center"/>
+          </w:tcPr>
+          <w:p>
+            <w:pPr>
+              <w:keepNext/>
+              <w:jc w:val="center"/>
+            </w:pPr>
+            <w:r>
+              <w:rPr>
+                <w:rFonts w:hint="eastAsia"/>
+                <w:b w:val="0"/>
+                <w:sz w:val="21"/>
+              </w:rPr>
+              <w:t>未披露</w:t>
+            </w:r>
+          </w:p>
+        </w:tc>
+        <w:tc>
+          <w:tcPr>
+            <w:tcW w:w="2500" w:type="pct"/>
+            <w:vAlign w:val="center"/>
+          </w:tcPr>
+          <w:p>
+            <w:pPr>
+              <w:keepNext/>
+              <w:jc w:val="left"/>
+            </w:pPr>
+            <w:r>
+              <w:rPr>
+                <w:rFonts w:hint="eastAsia"/>
+                <w:b w:val="0"/>
+                <w:sz w:val="21"/>
+              </w:rPr>
+              <w:t>青岛元禾原点数智转化创业投资</w:t>
+            </w:r>
+          </w:p>
+        </w:tc>
+      </w:tr>
+      <w:tr>
+        <w:trPr>
+          <w:cantSplit/>
+        </w:trPr>
+        <w:tc>
+          <w:tcPr>
+            <w:tcW w:w="850" w:type="pct"/>
+            <w:vAlign w:val="center"/>
+          </w:tcPr>
+          <w:p>
+            <w:pPr>
+              <w:keepNext/>
+              <w:jc w:val="center"/>
+            </w:pPr>
+            <w:r>
+              <w:rPr>
+                <w:rFonts w:hint="eastAsia"/>
+                <w:b w:val="0"/>
+                <w:sz w:val="21"/>
+              </w:rPr>
+              <w:t>2025年2月Pre-A轮</w:t>
+            </w:r>
+          </w:p>
+        </w:tc>
+        <w:tc>
+          <w:tcPr>
+            <w:tcW w:w="800" w:type="pct"/>
+            <w:vAlign w:val="center"/>
+          </w:tcPr>
+          <w:p>
+            <w:pPr>
+              <w:keepNext/>
+              <w:jc w:val="center"/>
+            </w:pPr>
+            <w:r>
+              <w:rPr>
+                <w:rFonts w:hint="eastAsia"/>
+                <w:b w:val="0"/>
+                <w:sz w:val="21"/>
+              </w:rPr>
+              <w:t>暂无明确信息</w:t>
+            </w:r>
+          </w:p>
+        </w:tc>
+        <w:tc>
+          <w:tcPr>
+            <w:tcW w:w="850" w:type="pct"/>
+            <w:vAlign w:val="center"/>
+          </w:tcPr>
+          <w:p>
+            <w:pPr>
+              <w:keepNext/>
+              <w:jc w:val="center"/>
+            </w:pPr>
+            <w:r>
+              <w:rPr>
+                <w:rFonts w:hint="eastAsia"/>
+                <w:b w:val="0"/>
+                <w:sz w:val="21"/>
+              </w:rPr>
+              <w:t>未披露</w:t>
+            </w:r>
+          </w:p>
+        </w:tc>
+        <w:tc>
+          <w:tcPr>
+            <w:tcW w:w="2500" w:type="pct"/>
+            <w:vAlign w:val="center"/>
+          </w:tcPr>
+          <w:p>
+            <w:pPr>
+              <w:keepNext/>
+              <w:jc w:val="left"/>
+            </w:pPr>
+            <w:r>
+              <w:rPr>
+                <w:rFonts w:hint="eastAsia"/>
+                <w:b w:val="0"/>
+                <w:sz w:val="21"/>
+              </w:rPr>
+              <w:t>衢州厚雪丰木、上海厚雪为新、上海厚雪私募</w:t>
+            </w:r>
+          </w:p>
+        </w:tc>
+      </w:tr>
+      <w:tr>
+        <w:trPr>
+          <w:cantSplit/>
+        </w:trPr>
+        <w:tc>
+          <w:tcPr>
+            <w:tcW w:w="850" w:type="pct"/>
+            <w:tcBorders>
+              <w:bottom w:val="single" w:sz="12" w:space="0" w:color="010000"/>
+            </w:tcBorders>
+            <w:vAlign w:val="center"/>
+          </w:tcPr>
+          <w:p>
+            <w:pPr>
+              <w:keepNext/>
+              <w:jc w:val="center"/>
+            </w:pPr>
+            <w:r>
+              <w:rPr>
+                <w:rFonts w:hint="eastAsia"/>
+                <w:b w:val="0"/>
+                <w:sz w:val="21"/>
+              </w:rPr>
+              <w:t>2025年8月Pre-A+轮</w:t>
+            </w:r>
+          </w:p>
+        </w:tc>
+        <w:tc>
+          <w:tcPr>
+            <w:tcW w:w="800" w:type="pct"/>
+            <w:tcBorders>
+              <w:bottom w:val="single" w:sz="12" w:space="0" w:color="010000"/>
+            </w:tcBorders>
+            <w:vAlign w:val="center"/>
+          </w:tcPr>
+          <w:p>
+            <w:pPr>
+              <w:keepNext/>
+              <w:jc w:val="center"/>
+            </w:pPr>
+            <w:r>
+              <w:rPr>
+                <w:rFonts w:hint="eastAsia"/>
+                <w:b w:val="0"/>
+                <w:sz w:val="21"/>
+              </w:rPr>
+              <w:t>约3.3亿至5.6亿元</w:t>
+            </w:r>
+          </w:p>
+        </w:tc>
+        <w:tc>
+          <w:tcPr>
+            <w:tcW w:w="850" w:type="pct"/>
+            <w:tcBorders>
+              <w:bottom w:val="single" w:sz="12" w:space="0" w:color="010000"/>
+            </w:tcBorders>
+            <w:vAlign w:val="center"/>
+          </w:tcPr>
+          <w:p>
+            <w:pPr>
+              <w:keepNext/>
+              <w:jc w:val="center"/>
+            </w:pPr>
+            <w:r>
+              <w:rPr>
+                <w:rFonts w:hint="eastAsia"/>
+                <w:b w:val="0"/>
+                <w:sz w:val="21"/>
+              </w:rPr>
+              <w:t>数千万元</w:t>
+            </w:r>
+          </w:p>
+        </w:tc>
+        <w:tc>
+          <w:tcPr>
+            <w:tcW w:w="2500" w:type="pct"/>
+            <w:tcBorders>
+              <w:bottom w:val="single" w:sz="12" w:space="0" w:color="010000"/>
+            </w:tcBorders>
+            <w:vAlign w:val="center"/>
+          </w:tcPr>
+          <w:p>
+            <w:pPr>
+              <w:keepNext/>
+              <w:jc w:val="left"/>
+            </w:pPr>
+            <w:r>
+              <w:rPr>
+                <w:rFonts w:hint="eastAsia"/>
+                <w:b w:val="0"/>
+                <w:sz w:val="21"/>
+              </w:rPr>
+              <w:t>马鞍山尚颀智能创业投资基金</w:t>
+            </w:r>
+          </w:p>
+        </w:tc>
+      </w:tr>
+    </w:tbl>
+    <w:p>
+      <w:pPr>
+        <w:pStyle w:val="005"/>
+      </w:pPr>
+      <w:r>
+        <w:rPr>
+          <w:rFonts w:hint="eastAsia"/>
+          <w:b w:val="0"/>
+        </w:rPr>
+        <w:t>公司累计融资三轮，当前轮次为Pre-A+轮。以该轮新进股东合计持股8.2569%测算，若本次融资金额为3000万元，对应投前估值约3.3亿元；若为5000万元，对应投前估值约5.6亿元。</w:t>
+      </w:r>
+    </w:p>
+    <w:p>
+      <w:pPr>
+        <w:pStyle w:val="005"/>
+      </w:pPr>
+      <w:r>
+        <w:rPr>
+          <w:rFonts w:hint="eastAsia"/>
+          <w:b w:val="0"/>
+        </w:rPr>
+        <w:t>三轮融资的新进股东认缴出资额与当期注册资本增加额一致，持股比例可直接用于估值测算。</w:t>
+      </w:r>
+    </w:p>
+    <w:p>
+      <w:pPr>
+        <w:pStyle w:val="004"/>
+      </w:pPr>
+      <w:r>
+        <w:rPr>
+          <w:rFonts w:hint="eastAsia"/>
+          <w:b/>
+        </w:rPr>
+        <w:t>5、三垣航天（同行业公司，在轨操作与碎片清理，Pre-A+轮）</w:t>
+      </w:r>
+    </w:p>
+    <w:p>
+      <w:pPr>
+        <w:pStyle w:val="005"/>
+      </w:pPr>
+      <w:r>
+        <w:rPr>
+          <w:rFonts w:hint="eastAsia"/>
+          <w:b w:val="0"/>
+        </w:rPr>
+        <w:t>三垣航天是航天航空服务提供商，以空间操作技术研发、空间操作相关装备研制、空间在轨服务业务运营为核心业务，应用场景覆盖空间碎片清理、航天器在轨延寿与加注、在轨维修，经营主体为苏州三垣航天科技有限公司。公司首发技术验证星星西垣0号于2026年3月入轨，为国内首颗由商业公司研制的柔性机械臂在轨操作卫星，在轨完成程控模拟加注、遥操作模拟加注、视觉伺服模拟加注等操作验证。公司控股股东为北京航天驭星科技股份有限公司，持股51.4539%。</w:t>
+      </w:r>
+    </w:p>
+    <w:p>
+      <w:pPr>
+        <w:pStyle w:val="005"/>
+      </w:pPr>
+      <w:r>
+        <w:rPr>
+          <w:rFonts w:hint="eastAsia"/>
+          <w:b w:val="0"/>
+        </w:rPr>
+        <w:t>三垣航天系无限宇航同行业公司，其融资节奏及融资估值具有一定参考意义，具体情况如下：</w:t>
+      </w:r>
+    </w:p>
+    <w:tbl>
+      <w:tblPr>
+        <w:tblW w:w="5000" w:type="pct"/>
+        <w:jc w:val="center"/>
+        <w:tblBorders>
+          <w:top w:val="single" w:sz="12" w:space="0" w:color="010000"/>
+          <w:left w:val="single" w:sz="12" w:space="0" w:color="010000"/>
+          <w:bottom w:val="single" w:sz="12" w:space="0" w:color="010000"/>
+          <w:right w:val="single" w:sz="12" w:space="0" w:color="010000"/>
+          <w:insideH w:val="single" w:sz="4" w:space="0" w:color="010000"/>
+          <w:insideV w:val="single" w:sz="4" w:space="0" w:color="010000"/>
+        </w:tblBorders>
+        <w:tblLook w:val="04A0" w:firstRow="1" w:lastRow="0" w:firstColumn="1" w:lastColumn="0" w:noHBand="0" w:noVBand="1"/>
+      </w:tblPr>
+      <w:tblGrid>
+        <w:gridCol w:w="2076"/>
+        <w:gridCol w:w="2076"/>
+        <w:gridCol w:w="2076"/>
+        <w:gridCol w:w="2076"/>
+      </w:tblGrid>
+      <w:tr>
+        <w:trPr>
+          <w:cantSplit/>
+          <w:tblHeader/>
+        </w:trPr>
+        <w:tc>
+          <w:tcPr>
+            <w:tcW w:w="850" w:type="pct"/>
+            <w:tcBorders>
+              <w:top w:val="single" w:sz="12" w:space="0" w:color="010000"/>
+              <w:bottom w:val="single" w:sz="4" w:space="0" w:color="010000"/>
+            </w:tcBorders>
+            <w:vAlign w:val="center"/>
+          </w:tcPr>
+          <w:p>
+            <w:pPr>
+              <w:keepNext/>
+              <w:jc w:val="center"/>
+            </w:pPr>
+            <w:r>
+              <w:rPr>
+                <w:rFonts w:hint="eastAsia"/>
+                <w:b/>
+                <w:sz w:val="21"/>
+              </w:rPr>
+              <w:t>时间</w:t>
+            </w:r>
+          </w:p>
+        </w:tc>
+        <w:tc>
+          <w:tcPr>
+            <w:tcW w:w="800" w:type="pct"/>
+            <w:tcBorders>
+              <w:top w:val="single" w:sz="12" w:space="0" w:color="010000"/>
+              <w:bottom w:val="single" w:sz="4" w:space="0" w:color="010000"/>
+            </w:tcBorders>
+            <w:vAlign w:val="center"/>
+          </w:tcPr>
+          <w:p>
+            <w:pPr>
+              <w:keepNext/>
+              <w:jc w:val="center"/>
+            </w:pPr>
+            <w:r>
+              <w:rPr>
+                <w:rFonts w:hint="eastAsia"/>
+                <w:b/>
+                <w:sz w:val="21"/>
+              </w:rPr>
+              <w:t>投前估值</w:t>
+            </w:r>
+          </w:p>
+        </w:tc>
+        <w:tc>
+          <w:tcPr>
+            <w:tcW w:w="850" w:type="pct"/>
+            <w:tcBorders>
+              <w:top w:val="single" w:sz="12" w:space="0" w:color="010000"/>
+              <w:bottom w:val="single" w:sz="4" w:space="0" w:color="010000"/>
+            </w:tcBorders>
+            <w:vAlign w:val="center"/>
+          </w:tcPr>
+          <w:p>
+            <w:pPr>
+              <w:keepNext/>
+              <w:jc w:val="center"/>
+            </w:pPr>
+            <w:r>
+              <w:rPr>
+                <w:rFonts w:hint="eastAsia"/>
+                <w:b/>
+                <w:sz w:val="21"/>
+              </w:rPr>
+              <w:t>本次融资金额</w:t>
+            </w:r>
+          </w:p>
+        </w:tc>
+        <w:tc>
+          <w:tcPr>
+            <w:tcW w:w="2500" w:type="pct"/>
+            <w:tcBorders>
+              <w:top w:val="single" w:sz="12" w:space="0" w:color="010000"/>
+              <w:bottom w:val="single" w:sz="4" w:space="0" w:color="010000"/>
+            </w:tcBorders>
+            <w:vAlign w:val="center"/>
+          </w:tcPr>
+          <w:p>
+            <w:pPr>
+              <w:keepNext/>
+              <w:jc w:val="center"/>
+            </w:pPr>
+            <w:r>
+              <w:rPr>
+                <w:rFonts w:hint="eastAsia"/>
+                <w:b/>
+                <w:sz w:val="21"/>
+              </w:rPr>
+              <w:t>主要投资方</w:t>
+            </w:r>
+          </w:p>
+        </w:tc>
+      </w:tr>
+      <w:tr>
+        <w:trPr>
+          <w:cantSplit/>
+        </w:trPr>
+        <w:tc>
+          <w:tcPr>
+            <w:tcW w:w="850" w:type="pct"/>
+            <w:vAlign w:val="center"/>
+          </w:tcPr>
+          <w:p>
+            <w:pPr>
+              <w:keepNext/>
+              <w:jc w:val="center"/>
+            </w:pPr>
+            <w:r>
+              <w:rPr>
+                <w:rFonts w:hint="eastAsia"/>
+                <w:b w:val="0"/>
+                <w:sz w:val="21"/>
+              </w:rPr>
+              <w:t>2022年11月天使轮</w:t>
+            </w:r>
+          </w:p>
+        </w:tc>
+        <w:tc>
+          <w:tcPr>
+            <w:tcW w:w="800" w:type="pct"/>
+            <w:vAlign w:val="center"/>
+          </w:tcPr>
+          <w:p>
+            <w:pPr>
+              <w:keepNext/>
+              <w:jc w:val="center"/>
+            </w:pPr>
+            <w:r>
+              <w:rPr>
+                <w:rFonts w:hint="eastAsia"/>
+                <w:b w:val="0"/>
+                <w:sz w:val="21"/>
+              </w:rPr>
+              <w:t>暂无明确信息</w:t>
+            </w:r>
+          </w:p>
+        </w:tc>
+        <w:tc>
+          <w:tcPr>
+            <w:tcW w:w="850" w:type="pct"/>
+            <w:vAlign w:val="center"/>
+          </w:tcPr>
+          <w:p>
+            <w:pPr>
+              <w:keepNext/>
+              <w:jc w:val="center"/>
+            </w:pPr>
+            <w:r>
+              <w:rPr>
+                <w:rFonts w:hint="eastAsia"/>
+                <w:b w:val="0"/>
+                <w:sz w:val="21"/>
+              </w:rPr>
+              <w:t>数千万元</w:t>
+            </w:r>
+          </w:p>
+        </w:tc>
+        <w:tc>
+          <w:tcPr>
+            <w:tcW w:w="2500" w:type="pct"/>
+            <w:vAlign w:val="center"/>
+          </w:tcPr>
+          <w:p>
+            <w:pPr>
+              <w:keepNext/>
+              <w:jc w:val="left"/>
+            </w:pPr>
+            <w:r>
+              <w:rPr>
+                <w:rFonts w:hint="eastAsia"/>
+                <w:b w:val="0"/>
+                <w:sz w:val="21"/>
+              </w:rPr>
+              <w:t>北京元航硬科技创业投资基金、杭州银杏源</w:t>
+            </w:r>
+          </w:p>
+        </w:tc>
+      </w:tr>
+      <w:tr>
+        <w:trPr>
+          <w:cantSplit/>
+        </w:trPr>
+        <w:tc>
+          <w:tcPr>
+            <w:tcW w:w="850" w:type="pct"/>
+            <w:vAlign w:val="center"/>
+          </w:tcPr>
+          <w:p>
+            <w:pPr>
+              <w:keepNext/>
+              <w:jc w:val="center"/>
+            </w:pPr>
+            <w:r>
+              <w:rPr>
+                <w:rFonts w:hint="eastAsia"/>
+                <w:b w:val="0"/>
+                <w:sz w:val="21"/>
+              </w:rPr>
+              <w:t>2024年3月Pre-A轮</w:t>
+            </w:r>
+          </w:p>
+        </w:tc>
+        <w:tc>
+          <w:tcPr>
+            <w:tcW w:w="800" w:type="pct"/>
+            <w:vAlign w:val="center"/>
+          </w:tcPr>
+          <w:p>
+            <w:pPr>
+              <w:keepNext/>
+              <w:jc w:val="center"/>
+            </w:pPr>
+            <w:r>
+              <w:rPr>
+                <w:rFonts w:hint="eastAsia"/>
+                <w:b w:val="0"/>
+                <w:sz w:val="21"/>
+              </w:rPr>
+              <w:t>暂无明确信息</w:t>
+            </w:r>
+          </w:p>
+        </w:tc>
+        <w:tc>
+          <w:tcPr>
+            <w:tcW w:w="850" w:type="pct"/>
+            <w:vAlign w:val="center"/>
+          </w:tcPr>
+          <w:p>
+            <w:pPr>
+              <w:keepNext/>
+              <w:jc w:val="center"/>
+            </w:pPr>
+            <w:r>
+              <w:rPr>
+                <w:rFonts w:hint="eastAsia"/>
+                <w:b w:val="0"/>
+                <w:sz w:val="21"/>
+              </w:rPr>
+              <w:t>数千万元</w:t>
+            </w:r>
+          </w:p>
+        </w:tc>
+        <w:tc>
+          <w:tcPr>
+            <w:tcW w:w="2500" w:type="pct"/>
+            <w:vAlign w:val="center"/>
+          </w:tcPr>
+          <w:p>
+            <w:pPr>
+              <w:keepNext/>
+              <w:jc w:val="left"/>
+            </w:pPr>
+            <w:r>
+              <w:rPr>
+                <w:rFonts w:hint="eastAsia"/>
+                <w:b w:val="0"/>
+                <w:sz w:val="21"/>
+              </w:rPr>
+              <w:t>太仓鑫六号（领投）、太仓智汇科创基金</w:t>
+            </w:r>
+          </w:p>
+        </w:tc>
+      </w:tr>
+      <w:tr>
+        <w:trPr>
+          <w:cantSplit/>
+        </w:trPr>
+        <w:tc>
+          <w:tcPr>
+            <w:tcW w:w="850" w:type="pct"/>
+            <w:tcBorders>
+              <w:bottom w:val="single" w:sz="12" w:space="0" w:color="010000"/>
+            </w:tcBorders>
+            <w:vAlign w:val="center"/>
+          </w:tcPr>
+          <w:p>
+            <w:pPr>
+              <w:keepNext/>
+              <w:jc w:val="center"/>
+            </w:pPr>
+            <w:r>
+              <w:rPr>
+                <w:rFonts w:hint="eastAsia"/>
+                <w:b w:val="0"/>
+                <w:sz w:val="21"/>
+              </w:rPr>
+              <w:t>2024年9月Pre-A+轮</w:t>
+            </w:r>
+          </w:p>
+        </w:tc>
+        <w:tc>
+          <w:tcPr>
+            <w:tcW w:w="800" w:type="pct"/>
+            <w:tcBorders>
+              <w:bottom w:val="single" w:sz="12" w:space="0" w:color="010000"/>
+            </w:tcBorders>
+            <w:vAlign w:val="center"/>
+          </w:tcPr>
+          <w:p>
+            <w:pPr>
+              <w:keepNext/>
+              <w:jc w:val="center"/>
+            </w:pPr>
+            <w:r>
+              <w:rPr>
+                <w:rFonts w:hint="eastAsia"/>
+                <w:b w:val="0"/>
+                <w:sz w:val="21"/>
+              </w:rPr>
+              <w:t>约8.7亿至14.5亿元</w:t>
+            </w:r>
+          </w:p>
+        </w:tc>
+        <w:tc>
+          <w:tcPr>
+            <w:tcW w:w="850" w:type="pct"/>
+            <w:tcBorders>
+              <w:bottom w:val="single" w:sz="12" w:space="0" w:color="010000"/>
+            </w:tcBorders>
+            <w:vAlign w:val="center"/>
+          </w:tcPr>
+          <w:p>
+            <w:pPr>
+              <w:keepNext/>
+              <w:jc w:val="center"/>
+            </w:pPr>
+            <w:r>
+              <w:rPr>
+                <w:rFonts w:hint="eastAsia"/>
+                <w:b w:val="0"/>
+                <w:sz w:val="21"/>
+              </w:rPr>
+              <w:t>数千万元</w:t>
+            </w:r>
+          </w:p>
+        </w:tc>
+        <w:tc>
+          <w:tcPr>
+            <w:tcW w:w="2500" w:type="pct"/>
+            <w:tcBorders>
+              <w:bottom w:val="single" w:sz="12" w:space="0" w:color="010000"/>
+            </w:tcBorders>
+            <w:vAlign w:val="center"/>
+          </w:tcPr>
+          <w:p>
+            <w:pPr>
+              <w:keepNext/>
+              <w:jc w:val="left"/>
+            </w:pPr>
+            <w:r>
+              <w:rPr>
+                <w:rFonts w:hint="eastAsia"/>
+                <w:b w:val="0"/>
+                <w:sz w:val="21"/>
+              </w:rPr>
+              <w:t>深圳市高新投鼎胜创新私募基金、深圳市高新投创业投资</w:t>
+            </w:r>
+          </w:p>
+        </w:tc>
+      </w:tr>
+    </w:tbl>
+    <w:p>
+      <w:pPr>
+        <w:pStyle w:val="005"/>
+      </w:pPr>
+      <w:r>
+        <w:rPr>
+          <w:rFonts w:hint="eastAsia"/>
+          <w:b w:val="0"/>
+        </w:rPr>
+        <w:t>公司累计融资三轮，当前轮次为Pre-A+轮。以该轮新进股东合计持股3.3333%测算，若本次融资金额为3000万元，对应投前估值约8.7亿元；若为5000万元，对应投前估值约14.5亿元。该轮持股比例较低，测算结果对融资金额高度敏感。</w:t>
+      </w:r>
+    </w:p>
+    <w:p>
+      <w:pPr>
+        <w:pStyle w:val="005"/>
+      </w:pPr>
+      <w:r>
+        <w:rPr>
+          <w:rFonts w:hint="eastAsia"/>
+          <w:b w:val="0"/>
+        </w:rPr>
+        <w:t>天使轮与Pre-A轮为增资与老股受让并行，测算所用持股比例取自工商登记的持股变动记录。Pre-A+轮新进股东认缴出资额与当期注册资本增加额一致，持股比例可直接用于估值测算。</w:t>
+      </w:r>
+    </w:p>
+    <w:p>
+      <w:pPr>
+        <w:pStyle w:val="004"/>
+      </w:pPr>
+      <w:r>
+        <w:rPr>
+          <w:rFonts w:hint="eastAsia"/>
+          <w:b/>
+        </w:rPr>
+        <w:t>6、遨天科技（同行业公司，空间动力与在轨服务，B+轮）</w:t>
+      </w:r>
+    </w:p>
+    <w:p>
+      <w:pPr>
+        <w:pStyle w:val="005"/>
+      </w:pPr>
+      <w:r>
+        <w:rPr>
+          <w:rFonts w:hint="eastAsia"/>
+          <w:b w:val="0"/>
+        </w:rPr>
+        <w:t>遨天科技是体系级空间在轨服务宇航公司，核心产品和服务涵盖卫星动力系统的研发、生产和销售，以及空间碎片监测和空间轨道服务，经营主体为遨天科技（北京）有限公司。公司于2025年11月中标中国星网网络系统研究院有限公司、中国星网易联供应链有限公司的低轨星座卫星电推进仿真系统项目，2024年10月中标无锡市梁天溪引航天工业有限公司LX630星座系统项目。公司注册资本4251.0383万元并已全额实缴，2025年报参保人数128人，人员规模在国内同业中居首。</w:t>
+      </w:r>
+    </w:p>
+    <w:p>
+      <w:pPr>
+        <w:pStyle w:val="005"/>
+      </w:pPr>
+      <w:r>
+        <w:rPr>
+          <w:rFonts w:hint="eastAsia"/>
+          <w:b w:val="0"/>
+        </w:rPr>
+        <w:t>遨天科技系无限宇航上游同行业公司，累计完成十一轮融资，当前轮次为B+轮，为国内同业中轮次最靠后的一家，其融资节奏具有一定参考意义，具体情况如下：</w:t>
+      </w:r>
+    </w:p>
+    <w:tbl>
+      <w:tblPr>
+        <w:tblW w:w="5000" w:type="pct"/>
+        <w:jc w:val="center"/>
+        <w:tblBorders>
+          <w:top w:val="single" w:sz="12" w:space="0" w:color="010000"/>
+          <w:left w:val="single" w:sz="12" w:space="0" w:color="010000"/>
+          <w:bottom w:val="single" w:sz="12" w:space="0" w:color="010000"/>
+          <w:right w:val="single" w:sz="12" w:space="0" w:color="010000"/>
+          <w:insideH w:val="single" w:sz="4" w:space="0" w:color="010000"/>
+          <w:insideV w:val="single" w:sz="4" w:space="0" w:color="010000"/>
+        </w:tblBorders>
+        <w:tblLook w:val="04A0" w:firstRow="1" w:lastRow="0" w:firstColumn="1" w:lastColumn="0" w:noHBand="0" w:noVBand="1"/>
+      </w:tblPr>
+      <w:tblGrid>
+        <w:gridCol w:w="2076"/>
+        <w:gridCol w:w="2076"/>
+        <w:gridCol w:w="2076"/>
+        <w:gridCol w:w="2076"/>
+      </w:tblGrid>
+      <w:tr>
+        <w:trPr>
+          <w:cantSplit/>
+          <w:tblHeader/>
+        </w:trPr>
+        <w:tc>
+          <w:tcPr>
+            <w:tcW w:w="850" w:type="pct"/>
+            <w:tcBorders>
+              <w:top w:val="single" w:sz="12" w:space="0" w:color="010000"/>
+              <w:bottom w:val="single" w:sz="4" w:space="0" w:color="010000"/>
+            </w:tcBorders>
+            <w:vAlign w:val="center"/>
+          </w:tcPr>
+          <w:p>
+            <w:pPr>
+              <w:keepNext/>
+              <w:jc w:val="center"/>
+            </w:pPr>
+            <w:r>
+              <w:rPr>
+                <w:rFonts w:hint="eastAsia"/>
+                <w:b/>
+                <w:sz w:val="21"/>
+              </w:rPr>
+              <w:t>时间</w:t>
+            </w:r>
+          </w:p>
+        </w:tc>
+        <w:tc>
+          <w:tcPr>
+            <w:tcW w:w="800" w:type="pct"/>
+            <w:tcBorders>
+              <w:top w:val="single" w:sz="12" w:space="0" w:color="010000"/>
+              <w:bottom w:val="single" w:sz="4" w:space="0" w:color="010000"/>
+            </w:tcBorders>
+            <w:vAlign w:val="center"/>
+          </w:tcPr>
+          <w:p>
+            <w:pPr>
+              <w:keepNext/>
+              <w:jc w:val="center"/>
+            </w:pPr>
+            <w:r>
+              <w:rPr>
+                <w:rFonts w:hint="eastAsia"/>
+                <w:b/>
+                <w:sz w:val="21"/>
+              </w:rPr>
+              <w:t>投前估值</w:t>
+            </w:r>
+          </w:p>
+        </w:tc>
+        <w:tc>
+          <w:tcPr>
+            <w:tcW w:w="850" w:type="pct"/>
+            <w:tcBorders>
+              <w:top w:val="single" w:sz="12" w:space="0" w:color="010000"/>
+              <w:bottom w:val="single" w:sz="4" w:space="0" w:color="010000"/>
+            </w:tcBorders>
+            <w:vAlign w:val="center"/>
+          </w:tcPr>
+          <w:p>
+            <w:pPr>
+              <w:keepNext/>
+              <w:jc w:val="center"/>
+            </w:pPr>
+            <w:r>
+              <w:rPr>
+                <w:rFonts w:hint="eastAsia"/>
+                <w:b/>
+                <w:sz w:val="21"/>
+              </w:rPr>
+              <w:t>本次融资金额</w:t>
+            </w:r>
+          </w:p>
+        </w:tc>
+        <w:tc>
+          <w:tcPr>
+            <w:tcW w:w="2500" w:type="pct"/>
+            <w:tcBorders>
+              <w:top w:val="single" w:sz="12" w:space="0" w:color="010000"/>
+              <w:bottom w:val="single" w:sz="4" w:space="0" w:color="010000"/>
+            </w:tcBorders>
+            <w:vAlign w:val="center"/>
+          </w:tcPr>
+          <w:p>
+            <w:pPr>
+              <w:keepNext/>
+              <w:jc w:val="center"/>
+            </w:pPr>
+            <w:r>
+              <w:rPr>
+                <w:rFonts w:hint="eastAsia"/>
+                <w:b/>
+                <w:sz w:val="21"/>
+              </w:rPr>
+              <w:t>主要投资方</w:t>
+            </w:r>
+          </w:p>
+        </w:tc>
+      </w:tr>
+      <w:tr>
+        <w:trPr>
+          <w:cantSplit/>
+        </w:trPr>
+        <w:tc>
+          <w:tcPr>
+            <w:tcW w:w="850" w:type="pct"/>
+            <w:vAlign w:val="center"/>
+          </w:tcPr>
+          <w:p>
+            <w:pPr>
+              <w:keepNext/>
+              <w:jc w:val="center"/>
+            </w:pPr>
+            <w:r>
+              <w:rPr>
+                <w:rFonts w:hint="eastAsia"/>
+                <w:b w:val="0"/>
+                <w:sz w:val="21"/>
+              </w:rPr>
+              <w:t>2019年至2020年A轮</w:t>
+            </w:r>
+          </w:p>
+        </w:tc>
+        <w:tc>
+          <w:tcPr>
+            <w:tcW w:w="800" w:type="pct"/>
+            <w:vAlign w:val="center"/>
+          </w:tcPr>
+          <w:p>
+            <w:pPr>
+              <w:keepNext/>
+              <w:jc w:val="center"/>
+            </w:pPr>
+            <w:r>
+              <w:rPr>
+                <w:rFonts w:hint="eastAsia"/>
+                <w:b w:val="0"/>
+                <w:sz w:val="21"/>
+              </w:rPr>
+              <w:t>暂无明确信息</w:t>
+            </w:r>
+          </w:p>
+        </w:tc>
+        <w:tc>
+          <w:tcPr>
+            <w:tcW w:w="850" w:type="pct"/>
+            <w:vAlign w:val="center"/>
+          </w:tcPr>
+          <w:p>
+            <w:pPr>
+              <w:keepNext/>
+              <w:jc w:val="center"/>
+            </w:pPr>
+            <w:r>
+              <w:rPr>
+                <w:rFonts w:hint="eastAsia"/>
+                <w:b w:val="0"/>
+                <w:sz w:val="21"/>
+              </w:rPr>
+              <w:t>未披露</w:t>
+            </w:r>
+          </w:p>
+        </w:tc>
+        <w:tc>
+          <w:tcPr>
+            <w:tcW w:w="2500" w:type="pct"/>
+            <w:vAlign w:val="center"/>
+          </w:tcPr>
+          <w:p>
+            <w:pPr>
+              <w:keepNext/>
+              <w:jc w:val="left"/>
+            </w:pPr>
+            <w:r>
+              <w:rPr>
+                <w:rFonts w:hint="eastAsia"/>
+                <w:b w:val="0"/>
+                <w:sz w:val="21"/>
+              </w:rPr>
+              <w:t>中关村发展启航基金、经纬创投、巢生资本</w:t>
+            </w:r>
+          </w:p>
+        </w:tc>
+      </w:tr>
+      <w:tr>
+        <w:trPr>
+          <w:cantSplit/>
+        </w:trPr>
+        <w:tc>
+          <w:tcPr>
+            <w:tcW w:w="850" w:type="pct"/>
+            <w:vAlign w:val="center"/>
+          </w:tcPr>
+          <w:p>
+            <w:pPr>
+              <w:keepNext/>
+              <w:jc w:val="center"/>
+            </w:pPr>
+            <w:r>
+              <w:rPr>
+                <w:rFonts w:hint="eastAsia"/>
+                <w:b w:val="0"/>
+                <w:sz w:val="21"/>
+              </w:rPr>
+              <w:t>2021年12月A+轮</w:t>
+            </w:r>
+          </w:p>
+        </w:tc>
+        <w:tc>
+          <w:tcPr>
+            <w:tcW w:w="800" w:type="pct"/>
+            <w:vAlign w:val="center"/>
+          </w:tcPr>
+          <w:p>
+            <w:pPr>
+              <w:keepNext/>
+              <w:jc w:val="center"/>
+            </w:pPr>
+            <w:r>
+              <w:rPr>
+                <w:rFonts w:hint="eastAsia"/>
+                <w:b w:val="0"/>
+                <w:sz w:val="21"/>
+              </w:rPr>
+              <w:t>暂无明确信息</w:t>
+            </w:r>
+          </w:p>
+        </w:tc>
+        <w:tc>
+          <w:tcPr>
+            <w:tcW w:w="850" w:type="pct"/>
+            <w:vAlign w:val="center"/>
+          </w:tcPr>
+          <w:p>
+            <w:pPr>
+              <w:keepNext/>
+              <w:jc w:val="center"/>
+            </w:pPr>
+            <w:r>
+              <w:rPr>
+                <w:rFonts w:hint="eastAsia"/>
+                <w:b w:val="0"/>
+                <w:sz w:val="21"/>
+              </w:rPr>
+              <w:t>未披露</w:t>
+            </w:r>
+          </w:p>
+        </w:tc>
+        <w:tc>
+          <w:tcPr>
+            <w:tcW w:w="2500" w:type="pct"/>
+            <w:vAlign w:val="center"/>
+          </w:tcPr>
+          <w:p>
+            <w:pPr>
+              <w:keepNext/>
+              <w:jc w:val="left"/>
+            </w:pPr>
+            <w:r>
+              <w:rPr>
+                <w:rFonts w:hint="eastAsia"/>
+                <w:b w:val="0"/>
+                <w:sz w:val="21"/>
+              </w:rPr>
+              <w:t>中关村资本、元禾原点</w:t>
+            </w:r>
+          </w:p>
+        </w:tc>
+      </w:tr>
+      <w:tr>
+        <w:trPr>
+          <w:cantSplit/>
+        </w:trPr>
+        <w:tc>
+          <w:tcPr>
+            <w:tcW w:w="850" w:type="pct"/>
+            <w:vAlign w:val="center"/>
+          </w:tcPr>
+          <w:p>
+            <w:pPr>
+              <w:keepNext/>
+              <w:jc w:val="center"/>
+            </w:pPr>
+            <w:r>
+              <w:rPr>
+                <w:rFonts w:hint="eastAsia"/>
+                <w:b w:val="0"/>
+                <w:sz w:val="21"/>
+              </w:rPr>
+              <w:t>2023年至2024年B轮</w:t>
+            </w:r>
+          </w:p>
+        </w:tc>
+        <w:tc>
+          <w:tcPr>
+            <w:tcW w:w="800" w:type="pct"/>
+            <w:vAlign w:val="center"/>
+          </w:tcPr>
+          <w:p>
+            <w:pPr>
+              <w:keepNext/>
+              <w:jc w:val="center"/>
+            </w:pPr>
+            <w:r>
+              <w:rPr>
+                <w:rFonts w:hint="eastAsia"/>
+                <w:b w:val="0"/>
+                <w:sz w:val="21"/>
+              </w:rPr>
+              <w:t>暂无明确信息</w:t>
+            </w:r>
+          </w:p>
+        </w:tc>
+        <w:tc>
+          <w:tcPr>
+            <w:tcW w:w="850" w:type="pct"/>
+            <w:vAlign w:val="center"/>
+          </w:tcPr>
+          <w:p>
+            <w:pPr>
+              <w:keepNext/>
+              <w:jc w:val="center"/>
+            </w:pPr>
+            <w:r>
+              <w:rPr>
+                <w:rFonts w:hint="eastAsia"/>
+                <w:b w:val="0"/>
+                <w:sz w:val="21"/>
+              </w:rPr>
+              <w:t>未披露</w:t>
+            </w:r>
+          </w:p>
+        </w:tc>
+        <w:tc>
+          <w:tcPr>
+            <w:tcW w:w="2500" w:type="pct"/>
+            <w:vAlign w:val="center"/>
+          </w:tcPr>
+          <w:p>
+            <w:pPr>
+              <w:keepNext/>
+              <w:jc w:val="left"/>
+            </w:pPr>
+            <w:r>
+              <w:rPr>
+                <w:rFonts w:hint="eastAsia"/>
+                <w:b w:val="0"/>
+                <w:sz w:val="21"/>
+              </w:rPr>
+              <w:t>明恒产投、深圳向日葵投资、新经济创投、成都高投、国开科创</w:t>
+            </w:r>
+          </w:p>
+        </w:tc>
+      </w:tr>
+      <w:tr>
+        <w:trPr>
+          <w:cantSplit/>
+        </w:trPr>
+        <w:tc>
+          <w:tcPr>
+            <w:tcW w:w="850" w:type="pct"/>
+            <w:tcBorders>
+              <w:bottom w:val="single" w:sz="12" w:space="0" w:color="010000"/>
+            </w:tcBorders>
+            <w:vAlign w:val="center"/>
+          </w:tcPr>
+          <w:p>
+            <w:pPr>
+              <w:keepNext/>
+              <w:jc w:val="center"/>
+            </w:pPr>
+            <w:r>
+              <w:rPr>
+                <w:rFonts w:hint="eastAsia"/>
+                <w:b w:val="0"/>
+                <w:sz w:val="21"/>
+              </w:rPr>
+              <w:t>2025年B+轮</w:t>
+            </w:r>
+          </w:p>
+        </w:tc>
+        <w:tc>
+          <w:tcPr>
+            <w:tcW w:w="800" w:type="pct"/>
+            <w:tcBorders>
+              <w:bottom w:val="single" w:sz="12" w:space="0" w:color="010000"/>
+            </w:tcBorders>
+            <w:vAlign w:val="center"/>
+          </w:tcPr>
+          <w:p>
+            <w:pPr>
+              <w:keepNext/>
+              <w:jc w:val="center"/>
+            </w:pPr>
+            <w:r>
+              <w:rPr>
+                <w:rFonts w:hint="eastAsia"/>
+                <w:b w:val="0"/>
+                <w:sz w:val="21"/>
+              </w:rPr>
+              <w:t>暂无明确信息</w:t>
+            </w:r>
+          </w:p>
+        </w:tc>
+        <w:tc>
+          <w:tcPr>
+            <w:tcW w:w="850" w:type="pct"/>
+            <w:tcBorders>
+              <w:bottom w:val="single" w:sz="12" w:space="0" w:color="010000"/>
+            </w:tcBorders>
+            <w:vAlign w:val="center"/>
+          </w:tcPr>
+          <w:p>
+            <w:pPr>
+              <w:keepNext/>
+              <w:jc w:val="center"/>
+            </w:pPr>
+            <w:r>
+              <w:rPr>
+                <w:rFonts w:hint="eastAsia"/>
+                <w:b w:val="0"/>
+                <w:sz w:val="21"/>
+              </w:rPr>
+              <w:t>未披露</w:t>
+            </w:r>
+          </w:p>
+        </w:tc>
+        <w:tc>
+          <w:tcPr>
+            <w:tcW w:w="2500" w:type="pct"/>
+            <w:tcBorders>
+              <w:bottom w:val="single" w:sz="12" w:space="0" w:color="010000"/>
+            </w:tcBorders>
+            <w:vAlign w:val="center"/>
+          </w:tcPr>
+          <w:p>
+            <w:pPr>
+              <w:keepNext/>
+              <w:jc w:val="left"/>
+            </w:pPr>
+            <w:r>
+              <w:rPr>
+                <w:rFonts w:hint="eastAsia"/>
+                <w:b w:val="0"/>
+                <w:sz w:val="21"/>
+              </w:rPr>
+              <w:t>英房资本、科晟基金、顺禧基金、北科中发展启航基金、复琢投资</w:t>
+            </w:r>
+          </w:p>
+        </w:tc>
+      </w:tr>
+    </w:tbl>
+    <w:p>
+      <w:pPr>
+        <w:pStyle w:val="005"/>
+      </w:pPr>
+      <w:r>
+        <w:rPr>
+          <w:rFonts w:hint="eastAsia"/>
+          <w:b w:val="0"/>
+        </w:rPr>
+        <w:t>公司各轮融资金额未披露，估值暂无明确信息。</w:t>
+      </w:r>
+    </w:p>
+    <w:p>
+      <w:pPr>
+        <w:pStyle w:val="005"/>
+      </w:pPr>
+      <w:r>
+        <w:rPr>
+          <w:rFonts w:hint="eastAsia"/>
+          <w:b w:val="0"/>
+        </w:rPr>
+        <w:t>公司2023年10月实施资本公积转增，注册资本由185.6651万元增至3567.5675万元，增幅约十八倍。该时点前后每单位注册资本对应的权益不可比。2025年11月一轮为老股转让，注册资本未发生变动。</w:t>
+      </w:r>
+    </w:p>
+    <w:p>
+      <w:pPr>
+        <w:pStyle w:val="004"/>
+      </w:pPr>
+      <w:r>
+        <w:rPr>
+          <w:rFonts w:hint="eastAsia"/>
+          <w:b/>
+        </w:rPr>
+        <w:t>7、鸿擎科技（同行业公司，空间动力系统，Pre-B轮）</w:t>
+      </w:r>
+    </w:p>
+    <w:p>
+      <w:pPr>
+        <w:pStyle w:val="005"/>
+      </w:pPr>
+      <w:r>
+        <w:rPr>
+          <w:rFonts w:hint="eastAsia"/>
+          <w:b w:val="0"/>
+        </w:rPr>
+        <w:t>鸿擎科技是空间动力解决方案供应商，主要面向低轨互联网、物联网星座，满足小卫星轨道提升、在轨位置保持、离轨等多种任务的动力需求，经营主体为北京蓝箭鸿擎科技有限公司。蓝箭航天空间科技股份有限公司持有公司14.9551%股权。公司关联的鸿鹄星座为国内三大低轨星座之一，鸿擎科技对无限宇航兼具同业与潜在客户双重属性。公司注册资本4680.6916万元，实缴3848.079万元，2025年报参保人数61人。</w:t>
+      </w:r>
+    </w:p>
+    <w:p>
+      <w:pPr>
+        <w:pStyle w:val="005"/>
+      </w:pPr>
+      <w:r>
+        <w:rPr>
+          <w:rFonts w:hint="eastAsia"/>
+          <w:b w:val="0"/>
+        </w:rPr>
+        <w:t>鸿擎科技系无限宇航上游同行业公司，累计完成十二轮融资，单轮及累计融资规模在国内同业中居首，其融资节奏及融资估值具有一定参考意义，具体情况如下：</w:t>
+      </w:r>
+    </w:p>
+    <w:tbl>
+      <w:tblPr>
+        <w:tblW w:w="5000" w:type="pct"/>
+        <w:jc w:val="center"/>
+        <w:tblBorders>
+          <w:top w:val="single" w:sz="12" w:space="0" w:color="010000"/>
+          <w:left w:val="single" w:sz="12" w:space="0" w:color="010000"/>
+          <w:bottom w:val="single" w:sz="12" w:space="0" w:color="010000"/>
+          <w:right w:val="single" w:sz="12" w:space="0" w:color="010000"/>
+          <w:insideH w:val="single" w:sz="4" w:space="0" w:color="010000"/>
+          <w:insideV w:val="single" w:sz="4" w:space="0" w:color="010000"/>
+        </w:tblBorders>
+        <w:tblLook w:val="04A0" w:firstRow="1" w:lastRow="0" w:firstColumn="1" w:lastColumn="0" w:noHBand="0" w:noVBand="1"/>
+      </w:tblPr>
+      <w:tblGrid>
+        <w:gridCol w:w="2076"/>
+        <w:gridCol w:w="2076"/>
+        <w:gridCol w:w="2076"/>
+        <w:gridCol w:w="2076"/>
+      </w:tblGrid>
+      <w:tr>
+        <w:trPr>
+          <w:cantSplit/>
+          <w:tblHeader/>
+        </w:trPr>
+        <w:tc>
+          <w:tcPr>
+            <w:tcW w:w="850" w:type="pct"/>
+            <w:tcBorders>
+              <w:top w:val="single" w:sz="12" w:space="0" w:color="010000"/>
+              <w:bottom w:val="single" w:sz="4" w:space="0" w:color="010000"/>
+            </w:tcBorders>
+            <w:vAlign w:val="center"/>
+          </w:tcPr>
+          <w:p>
+            <w:pPr>
+              <w:keepNext/>
+              <w:jc w:val="center"/>
+            </w:pPr>
+            <w:r>
+              <w:rPr>
+                <w:rFonts w:hint="eastAsia"/>
+                <w:b/>
+                <w:sz w:val="21"/>
+              </w:rPr>
+              <w:t>时间</w:t>
+            </w:r>
+          </w:p>
+        </w:tc>
+        <w:tc>
+          <w:tcPr>
+            <w:tcW w:w="800" w:type="pct"/>
+            <w:tcBorders>
+              <w:top w:val="single" w:sz="12" w:space="0" w:color="010000"/>
+              <w:bottom w:val="single" w:sz="4" w:space="0" w:color="010000"/>
+            </w:tcBorders>
+            <w:vAlign w:val="center"/>
+          </w:tcPr>
+          <w:p>
+            <w:pPr>
+              <w:keepNext/>
+              <w:jc w:val="center"/>
+            </w:pPr>
+            <w:r>
+              <w:rPr>
+                <w:rFonts w:hint="eastAsia"/>
+                <w:b/>
+                <w:sz w:val="21"/>
+              </w:rPr>
+              <w:t>投前估值</w:t>
+            </w:r>
+          </w:p>
+        </w:tc>
+        <w:tc>
+          <w:tcPr>
+            <w:tcW w:w="850" w:type="pct"/>
+            <w:tcBorders>
+              <w:top w:val="single" w:sz="12" w:space="0" w:color="010000"/>
+              <w:bottom w:val="single" w:sz="4" w:space="0" w:color="010000"/>
+            </w:tcBorders>
+            <w:vAlign w:val="center"/>
+          </w:tcPr>
+          <w:p>
+            <w:pPr>
+              <w:keepNext/>
+              <w:jc w:val="center"/>
+            </w:pPr>
+            <w:r>
+              <w:rPr>
+                <w:rFonts w:hint="eastAsia"/>
+                <w:b/>
+                <w:sz w:val="21"/>
+              </w:rPr>
+              <w:t>本次融资金额</w:t>
+            </w:r>
+          </w:p>
+        </w:tc>
+        <w:tc>
+          <w:tcPr>
+            <w:tcW w:w="2500" w:type="pct"/>
+            <w:tcBorders>
+              <w:top w:val="single" w:sz="12" w:space="0" w:color="010000"/>
+              <w:bottom w:val="single" w:sz="4" w:space="0" w:color="010000"/>
+            </w:tcBorders>
+            <w:vAlign w:val="center"/>
+          </w:tcPr>
+          <w:p>
+            <w:pPr>
+              <w:keepNext/>
+              <w:jc w:val="center"/>
+            </w:pPr>
+            <w:r>
+              <w:rPr>
+                <w:rFonts w:hint="eastAsia"/>
+                <w:b/>
+                <w:sz w:val="21"/>
+              </w:rPr>
+              <w:t>主要投资方</w:t>
+            </w:r>
+          </w:p>
+        </w:tc>
+      </w:tr>
+      <w:tr>
+        <w:trPr>
+          <w:cantSplit/>
+        </w:trPr>
+        <w:tc>
+          <w:tcPr>
+            <w:tcW w:w="850" w:type="pct"/>
+            <w:vAlign w:val="center"/>
+          </w:tcPr>
+          <w:p>
+            <w:pPr>
+              <w:keepNext/>
+              <w:jc w:val="center"/>
+            </w:pPr>
+            <w:r>
+              <w:rPr>
+                <w:rFonts w:hint="eastAsia"/>
+                <w:b w:val="0"/>
+                <w:sz w:val="21"/>
+              </w:rPr>
+              <w:t>2022年至2023年A轮</w:t>
+            </w:r>
+          </w:p>
+        </w:tc>
+        <w:tc>
+          <w:tcPr>
+            <w:tcW w:w="800" w:type="pct"/>
+            <w:vAlign w:val="center"/>
+          </w:tcPr>
+          <w:p>
+            <w:pPr>
+              <w:keepNext/>
+              <w:jc w:val="center"/>
+            </w:pPr>
+            <w:r>
+              <w:rPr>
+                <w:rFonts w:hint="eastAsia"/>
+                <w:b w:val="0"/>
+                <w:sz w:val="21"/>
+              </w:rPr>
+              <w:t>暂无明确信息</w:t>
+            </w:r>
+          </w:p>
+        </w:tc>
+        <w:tc>
+          <w:tcPr>
+            <w:tcW w:w="850" w:type="pct"/>
+            <w:vAlign w:val="center"/>
+          </w:tcPr>
+          <w:p>
+            <w:pPr>
+              <w:keepNext/>
+              <w:jc w:val="center"/>
+            </w:pPr>
+            <w:r>
+              <w:rPr>
+                <w:rFonts w:hint="eastAsia"/>
+                <w:b w:val="0"/>
+                <w:sz w:val="21"/>
+              </w:rPr>
+              <w:t>未披露</w:t>
+            </w:r>
+          </w:p>
+        </w:tc>
+        <w:tc>
+          <w:tcPr>
+            <w:tcW w:w="2500" w:type="pct"/>
+            <w:vAlign w:val="center"/>
+          </w:tcPr>
+          <w:p>
+            <w:pPr>
+              <w:keepNext/>
+              <w:jc w:val="left"/>
+            </w:pPr>
+            <w:r>
+              <w:rPr>
+                <w:rFonts w:hint="eastAsia"/>
+                <w:b w:val="0"/>
+                <w:sz w:val="21"/>
+              </w:rPr>
+              <w:t>陕西金控资本、华成智讯、基石资本</w:t>
+            </w:r>
+          </w:p>
+        </w:tc>
+      </w:tr>
+      <w:tr>
+        <w:trPr>
+          <w:cantSplit/>
+        </w:trPr>
+        <w:tc>
+          <w:tcPr>
+            <w:tcW w:w="850" w:type="pct"/>
+            <w:vAlign w:val="center"/>
+          </w:tcPr>
+          <w:p>
+            <w:pPr>
+              <w:keepNext/>
+              <w:jc w:val="center"/>
+            </w:pPr>
+            <w:r>
+              <w:rPr>
+                <w:rFonts w:hint="eastAsia"/>
+                <w:b w:val="0"/>
+                <w:sz w:val="21"/>
+              </w:rPr>
+              <w:t>2024年12月A+轮</w:t>
+            </w:r>
+          </w:p>
+        </w:tc>
+        <w:tc>
+          <w:tcPr>
+            <w:tcW w:w="800" w:type="pct"/>
+            <w:vAlign w:val="center"/>
+          </w:tcPr>
+          <w:p>
+            <w:pPr>
+              <w:keepNext/>
+              <w:jc w:val="center"/>
+            </w:pPr>
+            <w:r>
+              <w:rPr>
+                <w:rFonts w:hint="eastAsia"/>
+                <w:b w:val="0"/>
+                <w:sz w:val="21"/>
+              </w:rPr>
+              <w:t>暂无明确信息</w:t>
+            </w:r>
+          </w:p>
+        </w:tc>
+        <w:tc>
+          <w:tcPr>
+            <w:tcW w:w="850" w:type="pct"/>
+            <w:vAlign w:val="center"/>
+          </w:tcPr>
+          <w:p>
+            <w:pPr>
+              <w:keepNext/>
+              <w:jc w:val="center"/>
+            </w:pPr>
+            <w:r>
+              <w:rPr>
+                <w:rFonts w:hint="eastAsia"/>
+                <w:b w:val="0"/>
+                <w:sz w:val="21"/>
+              </w:rPr>
+              <w:t>3.4亿元</w:t>
+            </w:r>
+          </w:p>
+        </w:tc>
+        <w:tc>
+          <w:tcPr>
+            <w:tcW w:w="2500" w:type="pct"/>
+            <w:vAlign w:val="center"/>
+          </w:tcPr>
+          <w:p>
+            <w:pPr>
+              <w:keepNext/>
+              <w:jc w:val="left"/>
+            </w:pPr>
+            <w:r>
+              <w:rPr>
+                <w:rFonts w:hint="eastAsia"/>
+                <w:b w:val="0"/>
+                <w:sz w:val="21"/>
+              </w:rPr>
+              <w:t>通宇通讯、昆仑资本、北京市先进制造和智能装备产业投资基金</w:t>
+            </w:r>
+          </w:p>
+        </w:tc>
+      </w:tr>
+      <w:tr>
+        <w:trPr>
+          <w:cantSplit/>
+        </w:trPr>
+        <w:tc>
+          <w:tcPr>
+            <w:tcW w:w="850" w:type="pct"/>
+            <w:vAlign w:val="center"/>
+          </w:tcPr>
+          <w:p>
+            <w:pPr>
+              <w:keepNext/>
+              <w:jc w:val="center"/>
+            </w:pPr>
+            <w:r>
+              <w:rPr>
+                <w:rFonts w:hint="eastAsia"/>
+                <w:b w:val="0"/>
+                <w:sz w:val="21"/>
+              </w:rPr>
+              <w:t>2025年1月A+轮</w:t>
+            </w:r>
+          </w:p>
+        </w:tc>
+        <w:tc>
+          <w:tcPr>
+            <w:tcW w:w="800" w:type="pct"/>
+            <w:vAlign w:val="center"/>
+          </w:tcPr>
+          <w:p>
+            <w:pPr>
+              <w:keepNext/>
+              <w:jc w:val="center"/>
+            </w:pPr>
+            <w:r>
+              <w:rPr>
+                <w:rFonts w:hint="eastAsia"/>
+                <w:b w:val="0"/>
+                <w:sz w:val="21"/>
+              </w:rPr>
+              <w:t>暂无明确信息</w:t>
+            </w:r>
+          </w:p>
+        </w:tc>
+        <w:tc>
+          <w:tcPr>
+            <w:tcW w:w="850" w:type="pct"/>
+            <w:vAlign w:val="center"/>
+          </w:tcPr>
+          <w:p>
+            <w:pPr>
+              <w:keepNext/>
+              <w:jc w:val="center"/>
+            </w:pPr>
+            <w:r>
+              <w:rPr>
+                <w:rFonts w:hint="eastAsia"/>
+                <w:b w:val="0"/>
+                <w:sz w:val="21"/>
+              </w:rPr>
+              <w:t>3亿元</w:t>
+            </w:r>
+          </w:p>
+        </w:tc>
+        <w:tc>
+          <w:tcPr>
+            <w:tcW w:w="2500" w:type="pct"/>
+            <w:vAlign w:val="center"/>
+          </w:tcPr>
+          <w:p>
+            <w:pPr>
+              <w:keepNext/>
+              <w:jc w:val="left"/>
+            </w:pPr>
+            <w:r>
+              <w:rPr>
+                <w:rFonts w:hint="eastAsia"/>
+                <w:b w:val="0"/>
+                <w:sz w:val="21"/>
+              </w:rPr>
+              <w:t>昆仑资本（领投）、白云基金、广电平云资本、北京京国管</w:t>
+            </w:r>
+          </w:p>
+        </w:tc>
+      </w:tr>
+      <w:tr>
+        <w:trPr>
+          <w:cantSplit/>
+        </w:trPr>
+        <w:tc>
+          <w:tcPr>
+            <w:tcW w:w="850" w:type="pct"/>
+            <w:vAlign w:val="center"/>
+          </w:tcPr>
+          <w:p>
+            <w:pPr>
+              <w:keepNext/>
+              <w:jc w:val="center"/>
+            </w:pPr>
+            <w:r>
+              <w:rPr>
+                <w:rFonts w:hint="eastAsia"/>
+                <w:b w:val="0"/>
+                <w:sz w:val="21"/>
+              </w:rPr>
+              <w:t>2025年2月A+轮</w:t>
+            </w:r>
+          </w:p>
+        </w:tc>
+        <w:tc>
+          <w:tcPr>
+            <w:tcW w:w="800" w:type="pct"/>
+            <w:vAlign w:val="center"/>
+          </w:tcPr>
+          <w:p>
+            <w:pPr>
+              <w:keepNext/>
+              <w:jc w:val="center"/>
+            </w:pPr>
+            <w:r>
+              <w:rPr>
+                <w:rFonts w:hint="eastAsia"/>
+                <w:b w:val="0"/>
+                <w:sz w:val="21"/>
+              </w:rPr>
+              <w:t>约20.7亿元</w:t>
+            </w:r>
+          </w:p>
+        </w:tc>
+        <w:tc>
+          <w:tcPr>
+            <w:tcW w:w="850" w:type="pct"/>
+            <w:vAlign w:val="center"/>
+          </w:tcPr>
+          <w:p>
+            <w:pPr>
+              <w:keepNext/>
+              <w:jc w:val="center"/>
+            </w:pPr>
+            <w:r>
+              <w:rPr>
+                <w:rFonts w:hint="eastAsia"/>
+                <w:b w:val="0"/>
+                <w:sz w:val="21"/>
+              </w:rPr>
+              <w:t>约1亿元</w:t>
+            </w:r>
+          </w:p>
+        </w:tc>
+        <w:tc>
+          <w:tcPr>
+            <w:tcW w:w="2500" w:type="pct"/>
+            <w:vAlign w:val="center"/>
+          </w:tcPr>
+          <w:p>
+            <w:pPr>
+              <w:keepNext/>
+              <w:jc w:val="left"/>
+            </w:pPr>
+            <w:r>
+              <w:rPr>
+                <w:rFonts w:hint="eastAsia"/>
+                <w:b w:val="0"/>
+                <w:sz w:val="21"/>
+              </w:rPr>
+              <w:t>雄安科技创新成长股权投资基金</w:t>
+            </w:r>
+          </w:p>
+        </w:tc>
+      </w:tr>
+      <w:tr>
+        <w:trPr>
+          <w:cantSplit/>
+        </w:trPr>
+        <w:tc>
+          <w:tcPr>
+            <w:tcW w:w="850" w:type="pct"/>
+            <w:vAlign w:val="center"/>
+          </w:tcPr>
+          <w:p>
+            <w:pPr>
+              <w:keepNext/>
+              <w:jc w:val="center"/>
+            </w:pPr>
+            <w:r>
+              <w:rPr>
+                <w:rFonts w:hint="eastAsia"/>
+                <w:b w:val="0"/>
+                <w:sz w:val="21"/>
+              </w:rPr>
+              <w:t>2025年7月A+轮</w:t>
+            </w:r>
+          </w:p>
+        </w:tc>
+        <w:tc>
+          <w:tcPr>
+            <w:tcW w:w="800" w:type="pct"/>
+            <w:vAlign w:val="center"/>
+          </w:tcPr>
+          <w:p>
+            <w:pPr>
+              <w:keepNext/>
+              <w:jc w:val="center"/>
+            </w:pPr>
+            <w:r>
+              <w:rPr>
+                <w:rFonts w:hint="eastAsia"/>
+                <w:b w:val="0"/>
+                <w:sz w:val="21"/>
+              </w:rPr>
+              <w:t>暂无明确信息</w:t>
+            </w:r>
+          </w:p>
+        </w:tc>
+        <w:tc>
+          <w:tcPr>
+            <w:tcW w:w="850" w:type="pct"/>
+            <w:vAlign w:val="center"/>
+          </w:tcPr>
+          <w:p>
+            <w:pPr>
+              <w:keepNext/>
+              <w:jc w:val="center"/>
+            </w:pPr>
+            <w:r>
+              <w:rPr>
+                <w:rFonts w:hint="eastAsia"/>
+                <w:b w:val="0"/>
+                <w:sz w:val="21"/>
+              </w:rPr>
+              <w:t>未披露</w:t>
+            </w:r>
+          </w:p>
+        </w:tc>
+        <w:tc>
+          <w:tcPr>
+            <w:tcW w:w="2500" w:type="pct"/>
+            <w:vAlign w:val="center"/>
+          </w:tcPr>
+          <w:p>
+            <w:pPr>
+              <w:keepNext/>
+              <w:jc w:val="left"/>
+            </w:pPr>
+            <w:r>
+              <w:rPr>
+                <w:rFonts w:hint="eastAsia"/>
+                <w:b w:val="0"/>
+                <w:sz w:val="21"/>
+              </w:rPr>
+              <w:t>湖北长江中信科移动通信技术产业投资基金</w:t>
+            </w:r>
+          </w:p>
+        </w:tc>
+      </w:tr>
+      <w:tr>
+        <w:trPr>
+          <w:cantSplit/>
+        </w:trPr>
+        <w:tc>
+          <w:tcPr>
+            <w:tcW w:w="850" w:type="pct"/>
+            <w:vAlign w:val="center"/>
+          </w:tcPr>
+          <w:p>
+            <w:pPr>
+              <w:keepNext/>
+              <w:jc w:val="center"/>
+            </w:pPr>
+            <w:r>
+              <w:rPr>
+                <w:rFonts w:hint="eastAsia"/>
+                <w:b w:val="0"/>
+                <w:sz w:val="21"/>
+              </w:rPr>
+              <w:t>2025年12月A+轮</w:t>
+            </w:r>
+          </w:p>
+        </w:tc>
+        <w:tc>
+          <w:tcPr>
+            <w:tcW w:w="800" w:type="pct"/>
+            <w:vAlign w:val="center"/>
+          </w:tcPr>
+          <w:p>
+            <w:pPr>
+              <w:keepNext/>
+              <w:jc w:val="center"/>
+            </w:pPr>
+            <w:r>
+              <w:rPr>
+                <w:rFonts w:hint="eastAsia"/>
+                <w:b w:val="0"/>
+                <w:sz w:val="21"/>
+              </w:rPr>
+              <w:t>暂无明确信息</w:t>
+            </w:r>
+          </w:p>
+        </w:tc>
+        <w:tc>
+          <w:tcPr>
+            <w:tcW w:w="850" w:type="pct"/>
+            <w:vAlign w:val="center"/>
+          </w:tcPr>
+          <w:p>
+            <w:pPr>
+              <w:keepNext/>
+              <w:jc w:val="center"/>
+            </w:pPr>
+            <w:r>
+              <w:rPr>
+                <w:rFonts w:hint="eastAsia"/>
+                <w:b w:val="0"/>
+                <w:sz w:val="21"/>
+              </w:rPr>
+              <w:t>未披露</w:t>
+            </w:r>
+          </w:p>
+        </w:tc>
+        <w:tc>
+          <w:tcPr>
+            <w:tcW w:w="2500" w:type="pct"/>
+            <w:vAlign w:val="center"/>
+          </w:tcPr>
+          <w:p>
+            <w:pPr>
+              <w:keepNext/>
+              <w:jc w:val="left"/>
+            </w:pPr>
+            <w:r>
+              <w:rPr>
+                <w:rFonts w:hint="eastAsia"/>
+                <w:b w:val="0"/>
+                <w:sz w:val="21"/>
+              </w:rPr>
+              <w:t>北京经开区产业升级股权投资基金二期、北京汇瀛金丰</w:t>
+            </w:r>
+          </w:p>
+        </w:tc>
+      </w:tr>
+      <w:tr>
+        <w:trPr>
+          <w:cantSplit/>
+        </w:trPr>
+        <w:tc>
+          <w:tcPr>
+            <w:tcW w:w="850" w:type="pct"/>
+            <w:tcBorders>
+              <w:bottom w:val="single" w:sz="12" w:space="0" w:color="010000"/>
+            </w:tcBorders>
+            <w:vAlign w:val="center"/>
+          </w:tcPr>
+          <w:p>
+            <w:pPr>
+              <w:keepNext/>
+              <w:jc w:val="center"/>
+            </w:pPr>
+            <w:r>
+              <w:rPr>
+                <w:rFonts w:hint="eastAsia"/>
+                <w:b w:val="0"/>
+                <w:sz w:val="21"/>
+              </w:rPr>
+              <w:t>2026年7月Pre-B轮</w:t>
+            </w:r>
+          </w:p>
+        </w:tc>
+        <w:tc>
+          <w:tcPr>
+            <w:tcW w:w="800" w:type="pct"/>
+            <w:tcBorders>
+              <w:bottom w:val="single" w:sz="12" w:space="0" w:color="010000"/>
+            </w:tcBorders>
+            <w:vAlign w:val="center"/>
+          </w:tcPr>
+          <w:p>
+            <w:pPr>
+              <w:keepNext/>
+              <w:jc w:val="center"/>
+            </w:pPr>
+            <w:r>
+              <w:rPr>
+                <w:rFonts w:hint="eastAsia"/>
+                <w:b w:val="0"/>
+                <w:sz w:val="21"/>
+              </w:rPr>
+              <w:t>约60.1亿元</w:t>
+            </w:r>
+          </w:p>
+        </w:tc>
+        <w:tc>
+          <w:tcPr>
+            <w:tcW w:w="850" w:type="pct"/>
+            <w:tcBorders>
+              <w:bottom w:val="single" w:sz="12" w:space="0" w:color="010000"/>
+            </w:tcBorders>
+            <w:vAlign w:val="center"/>
+          </w:tcPr>
+          <w:p>
+            <w:pPr>
+              <w:keepNext/>
+              <w:jc w:val="center"/>
+            </w:pPr>
+            <w:r>
+              <w:rPr>
+                <w:rFonts w:hint="eastAsia"/>
+                <w:b w:val="0"/>
+                <w:sz w:val="21"/>
+              </w:rPr>
+              <w:t>超13亿元</w:t>
+            </w:r>
+          </w:p>
+        </w:tc>
+        <w:tc>
+          <w:tcPr>
+            <w:tcW w:w="2500" w:type="pct"/>
+            <w:tcBorders>
+              <w:bottom w:val="single" w:sz="12" w:space="0" w:color="010000"/>
+            </w:tcBorders>
+            <w:vAlign w:val="center"/>
+          </w:tcPr>
+          <w:p>
+            <w:pPr>
+              <w:keepNext/>
+              <w:jc w:val="left"/>
+            </w:pPr>
+            <w:r>
+              <w:rPr>
+                <w:rFonts w:hint="eastAsia"/>
+                <w:b w:val="0"/>
+                <w:sz w:val="21"/>
+              </w:rPr>
+              <w:t>建信投资、工银投资、上海金融科技股权投资基金（联合领投），国泰海通、中银证券等共24家</w:t>
+            </w:r>
+          </w:p>
+        </w:tc>
+      </w:tr>
+    </w:tbl>
+    <w:p>
+      <w:pPr>
+        <w:pStyle w:val="005"/>
+      </w:pPr>
+      <w:r>
+        <w:rPr>
+          <w:rFonts w:hint="eastAsia"/>
+          <w:b w:val="0"/>
+        </w:rPr>
+        <w:t>公司有两个轮次可测算估值。2025年2月一轮，雄安科技创新成长股权投资基金认缴出资额137.4925万元，与当期注册资本增加额一致，占增资后注册资本4.5977%，按本次融资金额约1亿元测算，对应投前估值约20.7亿元。2026年7月Pre-B轮新进股东合计持股17.7883%，按本次融资金额13亿元测算，对应投前估值约60.1亿元。</w:t>
+      </w:r>
+    </w:p>
+    <w:p>
+      <w:pPr>
+        <w:pStyle w:val="005"/>
+      </w:pPr>
+      <w:r>
+        <w:rPr>
+          <w:rFonts w:hint="eastAsia"/>
+          <w:b w:val="0"/>
+        </w:rPr>
+        <w:t>公司部分轮次为增资与老股转让并行，仅以注册资本增加额测算会低估该轮估值。通宇通讯（002792.SZ）为上市公司，其2024年12月投资及2026年2月转让退出均应履行公告义务，可据其公告核对交易对价与持股比例。</w:t>
+      </w:r>
+    </w:p>
+    <w:p>
+      <w:pPr>
+        <w:pStyle w:val="004"/>
+      </w:pPr>
+      <w:r>
+        <w:rPr>
+          <w:rFonts w:hint="eastAsia"/>
+          <w:b/>
+        </w:rPr>
+        <w:t>8、往返九霄（同行业公司，动力系统研制阶段）</w:t>
+      </w:r>
+    </w:p>
+    <w:p>
+      <w:pPr>
+        <w:pStyle w:val="005"/>
+      </w:pPr>
+      <w:r>
+        <w:rPr>
+          <w:rFonts w:hint="eastAsia"/>
+          <w:b w:val="0"/>
+        </w:rPr>
+        <w:t>往返九霄是国内轨道转移飞行器研制企业，以空间发动机自主研发为切入点，整机产品处于研制阶段。北京往返九霄航空航天科技有限公司为苏州往返九霄航空航天科技有限公司的全资子公司，融资在苏州主体层面进行。公司拥有专利20项、软件著作权10项，公开招聘岗位集中于火箭发动机推力室设计、发动机阀门设计、发动机系统设计与火箭发动机工艺设计。</w:t>
+      </w:r>
+    </w:p>
+    <w:p>
+      <w:pPr>
+        <w:pStyle w:val="005"/>
+      </w:pPr>
+      <w:r>
+        <w:rPr>
+          <w:rFonts w:hint="eastAsia"/>
+          <w:b w:val="0"/>
+        </w:rPr>
+        <w:t>往返九霄系无限宇航同行业公司，与无限宇航、未来宇航同为国内三家轨道转移飞行器整机企业，其融资节奏具有一定参考意义，具体情况如下：</w:t>
+      </w:r>
+    </w:p>
+    <w:tbl>
+      <w:tblPr>
+        <w:tblW w:w="5000" w:type="pct"/>
+        <w:jc w:val="center"/>
+        <w:tblBorders>
+          <w:top w:val="single" w:sz="12" w:space="0" w:color="010000"/>
+          <w:left w:val="single" w:sz="12" w:space="0" w:color="010000"/>
+          <w:bottom w:val="single" w:sz="12" w:space="0" w:color="010000"/>
+          <w:right w:val="single" w:sz="12" w:space="0" w:color="010000"/>
+          <w:insideH w:val="single" w:sz="4" w:space="0" w:color="010000"/>
+          <w:insideV w:val="single" w:sz="4" w:space="0" w:color="010000"/>
+        </w:tblBorders>
+        <w:tblLook w:val="04A0" w:firstRow="1" w:lastRow="0" w:firstColumn="1" w:lastColumn="0" w:noHBand="0" w:noVBand="1"/>
+      </w:tblPr>
+      <w:tblGrid>
+        <w:gridCol w:w="2076"/>
+        <w:gridCol w:w="2076"/>
+        <w:gridCol w:w="2076"/>
+        <w:gridCol w:w="2076"/>
+      </w:tblGrid>
+      <w:tr>
+        <w:trPr>
+          <w:cantSplit/>
+          <w:tblHeader/>
+        </w:trPr>
+        <w:tc>
+          <w:tcPr>
+            <w:tcW w:w="850" w:type="pct"/>
+            <w:tcBorders>
+              <w:top w:val="single" w:sz="12" w:space="0" w:color="010000"/>
+              <w:bottom w:val="single" w:sz="4" w:space="0" w:color="010000"/>
+            </w:tcBorders>
+            <w:vAlign w:val="center"/>
+          </w:tcPr>
+          <w:p>
+            <w:pPr>
+              <w:keepNext/>
+              <w:jc w:val="center"/>
+            </w:pPr>
+            <w:r>
+              <w:rPr>
+                <w:rFonts w:hint="eastAsia"/>
+                <w:b/>
+                <w:sz w:val="21"/>
+              </w:rPr>
+              <w:t>时间</w:t>
+            </w:r>
+          </w:p>
+        </w:tc>
+        <w:tc>
+          <w:tcPr>
+            <w:tcW w:w="800" w:type="pct"/>
+            <w:tcBorders>
+              <w:top w:val="single" w:sz="12" w:space="0" w:color="010000"/>
+              <w:bottom w:val="single" w:sz="4" w:space="0" w:color="010000"/>
+            </w:tcBorders>
+            <w:vAlign w:val="center"/>
+          </w:tcPr>
+          <w:p>
+            <w:pPr>
+              <w:keepNext/>
+              <w:jc w:val="center"/>
+            </w:pPr>
+            <w:r>
+              <w:rPr>
+                <w:rFonts w:hint="eastAsia"/>
+                <w:b/>
+                <w:sz w:val="21"/>
+              </w:rPr>
+              <w:t>投前估值</w:t>
+            </w:r>
+          </w:p>
+        </w:tc>
+        <w:tc>
+          <w:tcPr>
+            <w:tcW w:w="850" w:type="pct"/>
+            <w:tcBorders>
+              <w:top w:val="single" w:sz="12" w:space="0" w:color="010000"/>
+              <w:bottom w:val="single" w:sz="4" w:space="0" w:color="010000"/>
+            </w:tcBorders>
+            <w:vAlign w:val="center"/>
+          </w:tcPr>
+          <w:p>
+            <w:pPr>
+              <w:keepNext/>
+              <w:jc w:val="center"/>
+            </w:pPr>
+            <w:r>
+              <w:rPr>
+                <w:rFonts w:hint="eastAsia"/>
+                <w:b/>
+                <w:sz w:val="21"/>
+              </w:rPr>
+              <w:t>本次融资金额</w:t>
+            </w:r>
+          </w:p>
+        </w:tc>
+        <w:tc>
+          <w:tcPr>
+            <w:tcW w:w="2500" w:type="pct"/>
+            <w:tcBorders>
+              <w:top w:val="single" w:sz="12" w:space="0" w:color="010000"/>
+              <w:bottom w:val="single" w:sz="4" w:space="0" w:color="010000"/>
+            </w:tcBorders>
+            <w:vAlign w:val="center"/>
+          </w:tcPr>
+          <w:p>
+            <w:pPr>
+              <w:keepNext/>
+              <w:jc w:val="center"/>
+            </w:pPr>
+            <w:r>
+              <w:rPr>
+                <w:rFonts w:hint="eastAsia"/>
+                <w:b/>
+                <w:sz w:val="21"/>
+              </w:rPr>
+              <w:t>主要投资方</w:t>
+            </w:r>
+          </w:p>
+        </w:tc>
+      </w:tr>
+      <w:tr>
+        <w:trPr>
+          <w:cantSplit/>
+        </w:trPr>
+        <w:tc>
+          <w:tcPr>
+            <w:tcW w:w="850" w:type="pct"/>
+            <w:tcBorders>
+              <w:bottom w:val="single" w:sz="12" w:space="0" w:color="010000"/>
+            </w:tcBorders>
+            <w:vAlign w:val="center"/>
+          </w:tcPr>
+          <w:p>
+            <w:pPr>
+              <w:keepNext/>
+              <w:jc w:val="center"/>
+            </w:pPr>
+            <w:r>
+              <w:rPr>
+                <w:rFonts w:hint="eastAsia"/>
+                <w:b w:val="0"/>
+                <w:sz w:val="21"/>
+              </w:rPr>
+              <w:t>母公司层面融资</w:t>
+            </w:r>
+          </w:p>
+        </w:tc>
+        <w:tc>
+          <w:tcPr>
+            <w:tcW w:w="800" w:type="pct"/>
+            <w:tcBorders>
+              <w:bottom w:val="single" w:sz="12" w:space="0" w:color="010000"/>
+            </w:tcBorders>
+            <w:vAlign w:val="center"/>
+          </w:tcPr>
+          <w:p>
+            <w:pPr>
+              <w:keepNext/>
+              <w:jc w:val="center"/>
+            </w:pPr>
+            <w:r>
+              <w:rPr>
+                <w:rFonts w:hint="eastAsia"/>
+                <w:b w:val="0"/>
+                <w:sz w:val="21"/>
+              </w:rPr>
+              <w:t>暂无明确信息</w:t>
+            </w:r>
+          </w:p>
+        </w:tc>
+        <w:tc>
+          <w:tcPr>
+            <w:tcW w:w="850" w:type="pct"/>
+            <w:tcBorders>
+              <w:bottom w:val="single" w:sz="12" w:space="0" w:color="010000"/>
+            </w:tcBorders>
+            <w:vAlign w:val="center"/>
+          </w:tcPr>
+          <w:p>
+            <w:pPr>
+              <w:keepNext/>
+              <w:jc w:val="center"/>
+            </w:pPr>
+            <w:r>
+              <w:rPr>
+                <w:rFonts w:hint="eastAsia"/>
+                <w:b w:val="0"/>
+                <w:sz w:val="21"/>
+              </w:rPr>
+              <w:t>暂无明确信息</w:t>
+            </w:r>
+          </w:p>
+        </w:tc>
+        <w:tc>
+          <w:tcPr>
+            <w:tcW w:w="2500" w:type="pct"/>
+            <w:tcBorders>
+              <w:bottom w:val="single" w:sz="12" w:space="0" w:color="010000"/>
+            </w:tcBorders>
+            <w:vAlign w:val="center"/>
+          </w:tcPr>
+          <w:p>
+            <w:pPr>
+              <w:keepNext/>
+              <w:jc w:val="left"/>
+            </w:pPr>
+            <w:r>
+              <w:rPr>
+                <w:rFonts w:hint="eastAsia"/>
+                <w:b w:val="0"/>
+                <w:sz w:val="21"/>
+              </w:rPr>
+              <w:t>暂无明确信息</w:t>
+            </w:r>
+          </w:p>
+        </w:tc>
+      </w:tr>
+    </w:tbl>
     <w:p>
       <w:pPr>
         <w:pStyle w:val="004"/>
@@ -5498,7 +5498,7 @@
           <w:rFonts w:hint="eastAsia"/>
           <w:b w:val="0"/>
         </w:rPr>
-        <w:t>公司本轮融资后估值42.6亿美元，扣除本次融资金额5亿美元，对应投前估值约37.6亿美元，为全球轨道转移飞行器企业已披露估值中的最高水平。</w:t>
+        <w:t>公司本轮融资后估值42.6亿美元，扣除本次融资金额5亿美元，对应投前估值约37.6亿美元，为本材料所列企业已披露估值中的最高水平。</w:t>
       </w:r>
     </w:p>
     <w:p>
@@ -6106,7 +6106,7 @@
           <w:rFonts w:hint="eastAsia"/>
           <w:b w:val="0"/>
         </w:rPr>
-        <w:t>天使轮由2024年12月与2025年3月两次增资构成，新进股东合计持股14.5297%；Pre-A轮由2025年10月与2025年11月两次增资构成，新进股东合计持股13.7457%。两轮融资金额均披露为数千万元，按3000万元至5000万元区间测算投前估值。2026年8月A轮融资约亿元，工商变更手续尚在办理中。</w:t>
+        <w:t>天使轮由北京九合深宏与深圳英诺科技创新两笔出资构成，两者合计持股14.5297%；Pre-A轮由2025年10月与2025年11月两次增资构成，新进股东合计持股13.7457%。两轮融资金额均披露为数千万元，故按3000万元至5000万元区间测算投前估值。2026年8月A轮融资约亿元，工商变更手续尚在办理中。</w:t>
       </w:r>
     </w:p>
     <w:p>

--- a/output/无限宇航/无限宇航融资参考案例.docx
+++ b/output/无限宇航/无限宇航融资参考案例.docx
@@ -4657,7 +4657,7 @@
           <w:rFonts w:hint="eastAsia"/>
           <w:b w:val="0"/>
         </w:rPr>
-        <w:t>往返九霄系无限宇航同行业公司，与无限宇航、未来宇航同为国内三家轨道转移飞行器整机企业，其融资节奏具有一定参考意义，具体情况如下：</w:t>
+        <w:t>往返九霄系无限宇航同行业公司，产研洞察2026年8月15日刊文将其与无限宇航、未来宇航并列为国内三家OTV整机企业，其融资节奏具有一定参考意义，具体情况如下：</w:t>
       </w:r>
     </w:p>
     <w:tbl>
